--- a/evaluation/publication_results/manuscript_package_20260719/tirs_final_submission_package_20260720/submission_upload_files_20260720/05_Supplementary_Tables_20260720.docx
+++ b/evaluation/publication_results/manuscript_package_20260719/tirs_final_submission_package_20260720/submission_upload_files_20260720/05_Supplementary_Tables_20260720.docx
@@ -9,11 +9,11 @@
       </w:pPr>
       <w:r>
         <w:rPr>
-          <w:rFonts w:ascii="Arial" w:hAnsi="Arial" w:eastAsia="Arial"/>
+          <w:rFonts w:ascii="Times New Roman" w:hAnsi="Times New Roman" w:eastAsia="Times New Roman" w:cs="Times New Roman"/>
           <w:b w:val="0"/>
           <w:i w:val="0"/>
           <w:color w:val="000000"/>
-          <w:sz w:val="36"/>
+          <w:sz w:val="24"/>
         </w:rPr>
         <w:t>Supplementary Tables</w:t>
       </w:r>
@@ -24,11 +24,11 @@
       </w:pPr>
       <w:r>
         <w:rPr>
-          <w:rFonts w:ascii="Arial" w:hAnsi="Arial" w:eastAsia="Arial"/>
+          <w:rFonts w:ascii="Times New Roman" w:hAnsi="Times New Roman" w:eastAsia="Times New Roman" w:cs="Times New Roman"/>
           <w:b w:val="0"/>
           <w:i w:val="0"/>
           <w:color w:val="000000"/>
-          <w:sz w:val="22"/>
+          <w:sz w:val="24"/>
         </w:rPr>
         <w:t>Title: Bilingual Retrieval-Augmented Access to ANVISA Regulatory Documents</w:t>
       </w:r>
@@ -39,11 +39,11 @@
       </w:pPr>
       <w:r>
         <w:rPr>
-          <w:rFonts w:ascii="Arial" w:hAnsi="Arial" w:eastAsia="Arial"/>
+          <w:rFonts w:ascii="Times New Roman" w:hAnsi="Times New Roman" w:eastAsia="Times New Roman" w:cs="Times New Roman"/>
           <w:b w:val="0"/>
           <w:i w:val="0"/>
           <w:color w:val="000000"/>
-          <w:sz w:val="22"/>
+          <w:sz w:val="24"/>
         </w:rPr>
         <w:t>Prepared: 2026-07-20</w:t>
       </w:r>
@@ -55,11 +55,11 @@
       </w:pPr>
       <w:r>
         <w:rPr>
-          <w:rFonts w:ascii="Arial" w:hAnsi="Arial" w:eastAsia="Arial"/>
+          <w:rFonts w:ascii="Times New Roman" w:hAnsi="Times New Roman" w:eastAsia="Times New Roman" w:cs="Times New Roman"/>
           <w:b w:val="0"/>
           <w:i w:val="0"/>
           <w:color w:val="000000"/>
-          <w:sz w:val="28"/>
+          <w:sz w:val="24"/>
         </w:rPr>
         <w:t>Supplementary Table S1. Expanded development decision table</w:t>
       </w:r>
@@ -100,11 +100,11 @@
             </w:pPr>
             <w:r>
               <w:rPr>
-                <w:rFonts w:ascii="Arial" w:hAnsi="Arial" w:eastAsia="Arial"/>
+                <w:rFonts w:ascii="Times New Roman" w:hAnsi="Times New Roman" w:eastAsia="Times New Roman" w:cs="Times New Roman"/>
                 <w:b/>
                 <w:i w:val="0"/>
                 <w:color w:val="000000"/>
-                <w:sz w:val="16"/>
+                <w:sz w:val="24"/>
               </w:rPr>
               <w:t>Question category or system issue</w:t>
             </w:r>
@@ -127,11 +127,11 @@
             </w:pPr>
             <w:r>
               <w:rPr>
-                <w:rFonts w:ascii="Arial" w:hAnsi="Arial" w:eastAsia="Arial"/>
+                <w:rFonts w:ascii="Times New Roman" w:hAnsi="Times New Roman" w:eastAsia="Times New Roman" w:cs="Times New Roman"/>
                 <w:b/>
                 <w:i w:val="0"/>
                 <w:color w:val="000000"/>
-                <w:sz w:val="16"/>
+                <w:sz w:val="24"/>
               </w:rPr>
               <w:t>What the system did well</w:t>
             </w:r>
@@ -154,11 +154,11 @@
             </w:pPr>
             <w:r>
               <w:rPr>
-                <w:rFonts w:ascii="Arial" w:hAnsi="Arial" w:eastAsia="Arial"/>
+                <w:rFonts w:ascii="Times New Roman" w:hAnsi="Times New Roman" w:eastAsia="Times New Roman" w:cs="Times New Roman"/>
                 <w:b/>
                 <w:i w:val="0"/>
                 <w:color w:val="000000"/>
-                <w:sz w:val="16"/>
+                <w:sz w:val="24"/>
               </w:rPr>
               <w:t>What went wrong</w:t>
             </w:r>
@@ -181,11 +181,11 @@
             </w:pPr>
             <w:r>
               <w:rPr>
-                <w:rFonts w:ascii="Arial" w:hAnsi="Arial" w:eastAsia="Arial"/>
+                <w:rFonts w:ascii="Times New Roman" w:hAnsi="Times New Roman" w:eastAsia="Times New Roman" w:cs="Times New Roman"/>
                 <w:b/>
                 <w:i w:val="0"/>
                 <w:color w:val="000000"/>
-                <w:sz w:val="16"/>
+                <w:sz w:val="24"/>
               </w:rPr>
               <w:t>What was changed</w:t>
             </w:r>
@@ -208,11 +208,11 @@
             </w:pPr>
             <w:r>
               <w:rPr>
-                <w:rFonts w:ascii="Arial" w:hAnsi="Arial" w:eastAsia="Arial"/>
+                <w:rFonts w:ascii="Times New Roman" w:hAnsi="Times New Roman" w:eastAsia="Times New Roman" w:cs="Times New Roman"/>
                 <w:b/>
                 <w:i w:val="0"/>
                 <w:color w:val="000000"/>
-                <w:sz w:val="16"/>
+                <w:sz w:val="24"/>
               </w:rPr>
               <w:t>What this means</w:t>
             </w:r>
@@ -240,11 +240,11 @@
             </w:pPr>
             <w:r>
               <w:rPr>
-                <w:rFonts w:ascii="Arial" w:hAnsi="Arial" w:eastAsia="Arial"/>
+                <w:rFonts w:ascii="Times New Roman" w:hAnsi="Times New Roman" w:eastAsia="Times New Roman" w:cs="Times New Roman"/>
                 <w:b w:val="0"/>
                 <w:i w:val="0"/>
                 <w:color w:val="000000"/>
-                <w:sz w:val="16"/>
+                <w:sz w:val="24"/>
               </w:rPr>
               <w:t>Source cleaning and document identity</w:t>
             </w:r>
@@ -267,11 +267,11 @@
             </w:pPr>
             <w:r>
               <w:rPr>
-                <w:rFonts w:ascii="Arial" w:hAnsi="Arial" w:eastAsia="Arial"/>
+                <w:rFonts w:ascii="Times New Roman" w:hAnsi="Times New Roman" w:eastAsia="Times New Roman" w:cs="Times New Roman"/>
                 <w:b w:val="0"/>
                 <w:i w:val="0"/>
                 <w:color w:val="000000"/>
-                <w:sz w:val="16"/>
+                <w:sz w:val="24"/>
               </w:rPr>
               <w:t>The project identified the intended regulatory corpus.</w:t>
             </w:r>
@@ -294,11 +294,11 @@
             </w:pPr>
             <w:r>
               <w:rPr>
-                <w:rFonts w:ascii="Arial" w:hAnsi="Arial" w:eastAsia="Arial"/>
+                <w:rFonts w:ascii="Times New Roman" w:hAnsi="Times New Roman" w:eastAsia="Times New Roman" w:cs="Times New Roman"/>
                 <w:b w:val="0"/>
                 <w:i w:val="0"/>
                 <w:color w:val="000000"/>
-                <w:sz w:val="16"/>
+                <w:sz w:val="24"/>
               </w:rPr>
               <w:t>Local source files included formatting artifacts and one misleading local file name.</w:t>
             </w:r>
@@ -321,11 +321,11 @@
             </w:pPr>
             <w:r>
               <w:rPr>
-                <w:rFonts w:ascii="Arial" w:hAnsi="Arial" w:eastAsia="Arial"/>
+                <w:rFonts w:ascii="Times New Roman" w:hAnsi="Times New Roman" w:eastAsia="Times New Roman" w:cs="Times New Roman"/>
                 <w:b w:val="0"/>
                 <w:i w:val="0"/>
                 <w:color w:val="000000"/>
-                <w:sz w:val="16"/>
+                <w:sz w:val="24"/>
               </w:rPr>
               <w:t>Source text was cleaned and document identity was checked against official regulation names.</w:t>
             </w:r>
@@ -348,11 +348,11 @@
             </w:pPr>
             <w:r>
               <w:rPr>
-                <w:rFonts w:ascii="Arial" w:hAnsi="Arial" w:eastAsia="Arial"/>
+                <w:rFonts w:ascii="Times New Roman" w:hAnsi="Times New Roman" w:eastAsia="Times New Roman" w:cs="Times New Roman"/>
                 <w:b w:val="0"/>
                 <w:i w:val="0"/>
                 <w:color w:val="000000"/>
-                <w:sz w:val="16"/>
+                <w:sz w:val="24"/>
               </w:rPr>
               <w:t>Regulatory RAG needs a stable and auditable corpus before retrieval metrics are interpretable.</w:t>
             </w:r>
@@ -380,11 +380,11 @@
             </w:pPr>
             <w:r>
               <w:rPr>
-                <w:rFonts w:ascii="Arial" w:hAnsi="Arial" w:eastAsia="Arial"/>
+                <w:rFonts w:ascii="Times New Roman" w:hAnsi="Times New Roman" w:eastAsia="Times New Roman" w:cs="Times New Roman"/>
                 <w:b w:val="0"/>
                 <w:i w:val="0"/>
                 <w:color w:val="000000"/>
-                <w:sz w:val="16"/>
+                <w:sz w:val="24"/>
               </w:rPr>
               <w:t>Direct article questions</w:t>
             </w:r>
@@ -407,11 +407,11 @@
             </w:pPr>
             <w:r>
               <w:rPr>
-                <w:rFonts w:ascii="Arial" w:hAnsi="Arial" w:eastAsia="Arial"/>
+                <w:rFonts w:ascii="Times New Roman" w:hAnsi="Times New Roman" w:eastAsia="Times New Roman" w:cs="Times New Roman"/>
                 <w:b w:val="0"/>
                 <w:i w:val="0"/>
                 <w:color w:val="000000"/>
-                <w:sz w:val="16"/>
+                <w:sz w:val="24"/>
               </w:rPr>
               <w:t>Retrieved and cited the correct article for compact questions.</w:t>
             </w:r>
@@ -434,11 +434,11 @@
             </w:pPr>
             <w:r>
               <w:rPr>
-                <w:rFonts w:ascii="Arial" w:hAnsi="Arial" w:eastAsia="Arial"/>
+                <w:rFonts w:ascii="Times New Roman" w:hAnsi="Times New Roman" w:eastAsia="Times New Roman" w:cs="Times New Roman"/>
                 <w:b w:val="0"/>
                 <w:i w:val="0"/>
                 <w:color w:val="000000"/>
-                <w:sz w:val="16"/>
+                <w:sz w:val="24"/>
               </w:rPr>
               <w:t>Some answers still omitted conditions.</w:t>
             </w:r>
@@ -461,11 +461,11 @@
             </w:pPr>
             <w:r>
               <w:rPr>
-                <w:rFonts w:ascii="Arial" w:hAnsi="Arial" w:eastAsia="Arial"/>
+                <w:rFonts w:ascii="Times New Roman" w:hAnsi="Times New Roman" w:eastAsia="Times New Roman" w:cs="Times New Roman"/>
                 <w:b w:val="0"/>
                 <w:i w:val="0"/>
                 <w:color w:val="000000"/>
-                <w:sz w:val="16"/>
+                <w:sz w:val="24"/>
               </w:rPr>
               <w:t>Article-level indexing and completeness prompting were added.</w:t>
             </w:r>
@@ -488,11 +488,11 @@
             </w:pPr>
             <w:r>
               <w:rPr>
-                <w:rFonts w:ascii="Arial" w:hAnsi="Arial" w:eastAsia="Arial"/>
+                <w:rFonts w:ascii="Times New Roman" w:hAnsi="Times New Roman" w:eastAsia="Times New Roman" w:cs="Times New Roman"/>
                 <w:b w:val="0"/>
                 <w:i w:val="0"/>
                 <w:color w:val="000000"/>
-                <w:sz w:val="16"/>
+                <w:sz w:val="24"/>
               </w:rPr>
               <w:t>Useful for navigation, but citations must be checked.</w:t>
             </w:r>
@@ -520,11 +520,11 @@
             </w:pPr>
             <w:r>
               <w:rPr>
-                <w:rFonts w:ascii="Arial" w:hAnsi="Arial" w:eastAsia="Arial"/>
+                <w:rFonts w:ascii="Times New Roman" w:hAnsi="Times New Roman" w:eastAsia="Times New Roman" w:cs="Times New Roman"/>
                 <w:b w:val="0"/>
                 <w:i w:val="0"/>
                 <w:color w:val="000000"/>
-                <w:sz w:val="16"/>
+                <w:sz w:val="24"/>
               </w:rPr>
               <w:t>English questions over Portuguese sources</w:t>
             </w:r>
@@ -547,11 +547,11 @@
             </w:pPr>
             <w:r>
               <w:rPr>
-                <w:rFonts w:ascii="Arial" w:hAnsi="Arial" w:eastAsia="Arial"/>
+                <w:rFonts w:ascii="Times New Roman" w:hAnsi="Times New Roman" w:eastAsia="Times New Roman" w:cs="Times New Roman"/>
                 <w:b w:val="0"/>
                 <w:i w:val="0"/>
                 <w:color w:val="000000"/>
-                <w:sz w:val="16"/>
+                <w:sz w:val="24"/>
               </w:rPr>
               <w:t>Improved after Portuguese retrieval anchors.</w:t>
             </w:r>
@@ -574,11 +574,11 @@
             </w:pPr>
             <w:r>
               <w:rPr>
-                <w:rFonts w:ascii="Arial" w:hAnsi="Arial" w:eastAsia="Arial"/>
+                <w:rFonts w:ascii="Times New Roman" w:hAnsi="Times New Roman" w:eastAsia="Times New Roman" w:cs="Times New Roman"/>
                 <w:b w:val="0"/>
                 <w:i w:val="0"/>
                 <w:color w:val="000000"/>
-                <w:sz w:val="16"/>
+                <w:sz w:val="24"/>
               </w:rPr>
               <w:t>English completeness was initially weak.</w:t>
             </w:r>
@@ -601,11 +601,11 @@
             </w:pPr>
             <w:r>
               <w:rPr>
-                <w:rFonts w:ascii="Arial" w:hAnsi="Arial" w:eastAsia="Arial"/>
+                <w:rFonts w:ascii="Times New Roman" w:hAnsi="Times New Roman" w:eastAsia="Times New Roman" w:cs="Times New Roman"/>
                 <w:b w:val="0"/>
                 <w:i w:val="0"/>
                 <w:color w:val="000000"/>
-                <w:sz w:val="16"/>
+                <w:sz w:val="24"/>
               </w:rPr>
               <w:t>Conservative bilingual term anchors were added.</w:t>
             </w:r>
@@ -628,11 +628,11 @@
             </w:pPr>
             <w:r>
               <w:rPr>
-                <w:rFonts w:ascii="Arial" w:hAnsi="Arial" w:eastAsia="Arial"/>
+                <w:rFonts w:ascii="Times New Roman" w:hAnsi="Times New Roman" w:eastAsia="Times New Roman" w:cs="Times New Roman"/>
                 <w:b w:val="0"/>
                 <w:i w:val="0"/>
                 <w:color w:val="000000"/>
-                <w:sz w:val="16"/>
+                <w:sz w:val="24"/>
               </w:rPr>
               <w:t>Bilingual search is feasible but needs controlled terminology.</w:t>
             </w:r>
@@ -660,11 +660,11 @@
             </w:pPr>
             <w:r>
               <w:rPr>
-                <w:rFonts w:ascii="Arial" w:hAnsi="Arial" w:eastAsia="Arial"/>
+                <w:rFonts w:ascii="Times New Roman" w:hAnsi="Times New Roman" w:eastAsia="Times New Roman" w:cs="Times New Roman"/>
                 <w:b w:val="0"/>
                 <w:i w:val="0"/>
                 <w:color w:val="000000"/>
-                <w:sz w:val="16"/>
+                <w:sz w:val="24"/>
               </w:rPr>
               <w:t>Rule-plus-exception questions</w:t>
             </w:r>
@@ -687,11 +687,11 @@
             </w:pPr>
             <w:r>
               <w:rPr>
-                <w:rFonts w:ascii="Arial" w:hAnsi="Arial" w:eastAsia="Arial"/>
+                <w:rFonts w:ascii="Times New Roman" w:hAnsi="Times New Roman" w:eastAsia="Times New Roman" w:cs="Times New Roman"/>
                 <w:b w:val="0"/>
                 <w:i w:val="0"/>
                 <w:color w:val="000000"/>
-                <w:sz w:val="16"/>
+                <w:sz w:val="24"/>
               </w:rPr>
               <w:t>Often found the right document.</w:t>
             </w:r>
@@ -714,11 +714,11 @@
             </w:pPr>
             <w:r>
               <w:rPr>
-                <w:rFonts w:ascii="Arial" w:hAnsi="Arial" w:eastAsia="Arial"/>
+                <w:rFonts w:ascii="Times New Roman" w:hAnsi="Times New Roman" w:eastAsia="Times New Roman" w:cs="Times New Roman"/>
                 <w:b w:val="0"/>
                 <w:i w:val="0"/>
                 <w:color w:val="000000"/>
-                <w:sz w:val="16"/>
+                <w:sz w:val="24"/>
               </w:rPr>
               <w:t>Sometimes gave the exception without the general rule.</w:t>
             </w:r>
@@ -741,11 +741,11 @@
             </w:pPr>
             <w:r>
               <w:rPr>
-                <w:rFonts w:ascii="Arial" w:hAnsi="Arial" w:eastAsia="Arial"/>
+                <w:rFonts w:ascii="Times New Roman" w:hAnsi="Times New Roman" w:eastAsia="Times New Roman" w:cs="Times New Roman"/>
                 <w:b w:val="0"/>
                 <w:i w:val="0"/>
                 <w:color w:val="000000"/>
-                <w:sz w:val="16"/>
+                <w:sz w:val="24"/>
               </w:rPr>
               <w:t>Rule-plus-exception failures were tracked separately.</w:t>
             </w:r>
@@ -768,11 +768,11 @@
             </w:pPr>
             <w:r>
               <w:rPr>
-                <w:rFonts w:ascii="Arial" w:hAnsi="Arial" w:eastAsia="Arial"/>
+                <w:rFonts w:ascii="Times New Roman" w:hAnsi="Times New Roman" w:eastAsia="Times New Roman" w:cs="Times New Roman"/>
                 <w:b w:val="0"/>
                 <w:i w:val="0"/>
                 <w:color w:val="000000"/>
-                <w:sz w:val="16"/>
+                <w:sz w:val="24"/>
               </w:rPr>
               <w:t>Regulatory answers must preserve legal structure.</w:t>
             </w:r>
@@ -800,11 +800,11 @@
             </w:pPr>
             <w:r>
               <w:rPr>
-                <w:rFonts w:ascii="Arial" w:hAnsi="Arial" w:eastAsia="Arial"/>
+                <w:rFonts w:ascii="Times New Roman" w:hAnsi="Times New Roman" w:eastAsia="Times New Roman" w:cs="Times New Roman"/>
                 <w:b w:val="0"/>
                 <w:i w:val="0"/>
                 <w:color w:val="000000"/>
-                <w:sz w:val="16"/>
+                <w:sz w:val="24"/>
               </w:rPr>
               <w:t>Long-list questions</w:t>
             </w:r>
@@ -827,11 +827,11 @@
             </w:pPr>
             <w:r>
               <w:rPr>
-                <w:rFonts w:ascii="Arial" w:hAnsi="Arial" w:eastAsia="Arial"/>
+                <w:rFonts w:ascii="Times New Roman" w:hAnsi="Times New Roman" w:eastAsia="Times New Roman" w:cs="Times New Roman"/>
                 <w:b w:val="0"/>
                 <w:i w:val="0"/>
                 <w:color w:val="000000"/>
-                <w:sz w:val="16"/>
+                <w:sz w:val="24"/>
               </w:rPr>
               <w:t>Often found the right article.</w:t>
             </w:r>
@@ -854,11 +854,11 @@
             </w:pPr>
             <w:r>
               <w:rPr>
-                <w:rFonts w:ascii="Arial" w:hAnsi="Arial" w:eastAsia="Arial"/>
+                <w:rFonts w:ascii="Times New Roman" w:hAnsi="Times New Roman" w:eastAsia="Times New Roman" w:cs="Times New Roman"/>
                 <w:b w:val="0"/>
                 <w:i w:val="0"/>
                 <w:color w:val="000000"/>
-                <w:sz w:val="16"/>
+                <w:sz w:val="24"/>
               </w:rPr>
               <w:t>Omitted one element, condition, or deadline.</w:t>
             </w:r>
@@ -881,11 +881,11 @@
             </w:pPr>
             <w:r>
               <w:rPr>
-                <w:rFonts w:ascii="Arial" w:hAnsi="Arial" w:eastAsia="Arial"/>
+                <w:rFonts w:ascii="Times New Roman" w:hAnsi="Times New Roman" w:eastAsia="Times New Roman" w:cs="Times New Roman"/>
                 <w:b w:val="0"/>
                 <w:i w:val="0"/>
                 <w:color w:val="000000"/>
-                <w:sz w:val="16"/>
+                <w:sz w:val="24"/>
               </w:rPr>
               <w:t>Answer-completeness checks were added.</w:t>
             </w:r>
@@ -908,11 +908,11 @@
             </w:pPr>
             <w:r>
               <w:rPr>
-                <w:rFonts w:ascii="Arial" w:hAnsi="Arial" w:eastAsia="Arial"/>
+                <w:rFonts w:ascii="Times New Roman" w:hAnsi="Times New Roman" w:eastAsia="Times New Roman" w:cs="Times New Roman"/>
                 <w:b w:val="0"/>
                 <w:i w:val="0"/>
                 <w:color w:val="000000"/>
-                <w:sz w:val="16"/>
+                <w:sz w:val="24"/>
               </w:rPr>
               <w:t>Average metrics can hide operationally important omissions.</w:t>
             </w:r>
@@ -940,11 +940,11 @@
             </w:pPr>
             <w:r>
               <w:rPr>
-                <w:rFonts w:ascii="Arial" w:hAnsi="Arial" w:eastAsia="Arial"/>
+                <w:rFonts w:ascii="Times New Roman" w:hAnsi="Times New Roman" w:eastAsia="Times New Roman" w:cs="Times New Roman"/>
                 <w:b w:val="0"/>
                 <w:i w:val="0"/>
                 <w:color w:val="000000"/>
-                <w:sz w:val="16"/>
+                <w:sz w:val="24"/>
               </w:rPr>
               <w:t>False-premise questions</w:t>
             </w:r>
@@ -967,11 +967,11 @@
             </w:pPr>
             <w:r>
               <w:rPr>
-                <w:rFonts w:ascii="Arial" w:hAnsi="Arial" w:eastAsia="Arial"/>
+                <w:rFonts w:ascii="Times New Roman" w:hAnsi="Times New Roman" w:eastAsia="Times New Roman" w:cs="Times New Roman"/>
                 <w:b w:val="0"/>
                 <w:i w:val="0"/>
                 <w:color w:val="000000"/>
-                <w:sz w:val="16"/>
+                <w:sz w:val="24"/>
               </w:rPr>
               <w:t>Could correct the premise and cite evidence.</w:t>
             </w:r>
@@ -994,11 +994,11 @@
             </w:pPr>
             <w:r>
               <w:rPr>
-                <w:rFonts w:ascii="Arial" w:hAnsi="Arial" w:eastAsia="Arial"/>
+                <w:rFonts w:ascii="Times New Roman" w:hAnsi="Times New Roman" w:eastAsia="Times New Roman" w:cs="Times New Roman"/>
                 <w:b w:val="0"/>
                 <w:i w:val="0"/>
                 <w:color w:val="000000"/>
-                <w:sz w:val="16"/>
+                <w:sz w:val="24"/>
               </w:rPr>
               <w:t>Automated labels could confuse false premise with refusal.</w:t>
             </w:r>
@@ -1021,11 +1021,11 @@
             </w:pPr>
             <w:r>
               <w:rPr>
-                <w:rFonts w:ascii="Arial" w:hAnsi="Arial" w:eastAsia="Arial"/>
+                <w:rFonts w:ascii="Times New Roman" w:hAnsi="Times New Roman" w:eastAsia="Times New Roman" w:cs="Times New Roman"/>
                 <w:b w:val="0"/>
                 <w:i w:val="0"/>
                 <w:color w:val="000000"/>
-                <w:sz w:val="16"/>
+                <w:sz w:val="24"/>
               </w:rPr>
               <w:t>False-premise questions were kept as a separate category.</w:t>
             </w:r>
@@ -1048,11 +1048,11 @@
             </w:pPr>
             <w:r>
               <w:rPr>
-                <w:rFonts w:ascii="Arial" w:hAnsi="Arial" w:eastAsia="Arial"/>
+                <w:rFonts w:ascii="Times New Roman" w:hAnsi="Times New Roman" w:eastAsia="Times New Roman" w:cs="Times New Roman"/>
                 <w:b w:val="0"/>
                 <w:i w:val="0"/>
                 <w:color w:val="000000"/>
-                <w:sz w:val="16"/>
+                <w:sz w:val="24"/>
               </w:rPr>
               <w:t>These questions should not be merged with ordinary unanswerable questions.</w:t>
             </w:r>
@@ -1080,11 +1080,11 @@
             </w:pPr>
             <w:r>
               <w:rPr>
-                <w:rFonts w:ascii="Arial" w:hAnsi="Arial" w:eastAsia="Arial"/>
+                <w:rFonts w:ascii="Times New Roman" w:hAnsi="Times New Roman" w:eastAsia="Times New Roman" w:cs="Times New Roman"/>
                 <w:b w:val="0"/>
                 <w:i w:val="0"/>
                 <w:color w:val="000000"/>
-                <w:sz w:val="16"/>
+                <w:sz w:val="24"/>
               </w:rPr>
               <w:t>Current or operational facts outside corpus</w:t>
             </w:r>
@@ -1107,11 +1107,11 @@
             </w:pPr>
             <w:r>
               <w:rPr>
-                <w:rFonts w:ascii="Arial" w:hAnsi="Arial" w:eastAsia="Arial"/>
+                <w:rFonts w:ascii="Times New Roman" w:hAnsi="Times New Roman" w:eastAsia="Times New Roman" w:cs="Times New Roman"/>
                 <w:b w:val="0"/>
                 <w:i w:val="0"/>
                 <w:color w:val="000000"/>
-                <w:sz w:val="16"/>
+                <w:sz w:val="24"/>
               </w:rPr>
               <w:t>Refused after calibration.</w:t>
             </w:r>
@@ -1134,11 +1134,11 @@
             </w:pPr>
             <w:r>
               <w:rPr>
-                <w:rFonts w:ascii="Arial" w:hAnsi="Arial" w:eastAsia="Arial"/>
+                <w:rFonts w:ascii="Times New Roman" w:hAnsi="Times New Roman" w:eastAsia="Times New Roman" w:cs="Times New Roman"/>
                 <w:b w:val="0"/>
                 <w:i w:val="0"/>
                 <w:color w:val="000000"/>
-                <w:sz w:val="16"/>
+                <w:sz w:val="24"/>
               </w:rPr>
               <w:t>Earlier system answered from nearby general text.</w:t>
             </w:r>
@@ -1161,11 +1161,11 @@
             </w:pPr>
             <w:r>
               <w:rPr>
-                <w:rFonts w:ascii="Arial" w:hAnsi="Arial" w:eastAsia="Arial"/>
+                <w:rFonts w:ascii="Times New Roman" w:hAnsi="Times New Roman" w:eastAsia="Times New Roman" w:cs="Times New Roman"/>
                 <w:b w:val="0"/>
                 <w:i w:val="0"/>
                 <w:color w:val="000000"/>
-                <w:sz w:val="16"/>
+                <w:sz w:val="24"/>
               </w:rPr>
               <w:t>A stricter refusal rule and separate refusal test were added.</w:t>
             </w:r>
@@ -1188,11 +1188,11 @@
             </w:pPr>
             <w:r>
               <w:rPr>
-                <w:rFonts w:ascii="Arial" w:hAnsi="Arial" w:eastAsia="Arial"/>
+                <w:rFonts w:ascii="Times New Roman" w:hAnsi="Times New Roman" w:eastAsia="Times New Roman" w:cs="Times New Roman"/>
                 <w:b w:val="0"/>
                 <w:i w:val="0"/>
                 <w:color w:val="000000"/>
-                <w:sz w:val="16"/>
+                <w:sz w:val="24"/>
               </w:rPr>
               <w:t>Refusal calibration is central for regulatory safety.</w:t>
             </w:r>
@@ -1220,11 +1220,11 @@
             </w:pPr>
             <w:r>
               <w:rPr>
-                <w:rFonts w:ascii="Arial" w:hAnsi="Arial" w:eastAsia="Arial"/>
+                <w:rFonts w:ascii="Times New Roman" w:hAnsi="Times New Roman" w:eastAsia="Times New Roman" w:cs="Times New Roman"/>
                 <w:b w:val="0"/>
                 <w:i w:val="0"/>
                 <w:color w:val="000000"/>
-                <w:sz w:val="16"/>
+                <w:sz w:val="24"/>
               </w:rPr>
               <w:t>External stress-test questions</w:t>
             </w:r>
@@ -1247,11 +1247,11 @@
             </w:pPr>
             <w:r>
               <w:rPr>
-                <w:rFonts w:ascii="Arial" w:hAnsi="Arial" w:eastAsia="Arial"/>
+                <w:rFonts w:ascii="Times New Roman" w:hAnsi="Times New Roman" w:eastAsia="Times New Roman" w:cs="Times New Roman"/>
                 <w:b w:val="0"/>
                 <w:i w:val="0"/>
                 <w:color w:val="000000"/>
-                <w:sz w:val="16"/>
+                <w:sz w:val="24"/>
               </w:rPr>
               <w:t>Confirmed strong answerable-question behavior.</w:t>
             </w:r>
@@ -1274,11 +1274,11 @@
             </w:pPr>
             <w:r>
               <w:rPr>
-                <w:rFonts w:ascii="Arial" w:hAnsi="Arial" w:eastAsia="Arial"/>
+                <w:rFonts w:ascii="Times New Roman" w:hAnsi="Times New Roman" w:eastAsia="Times New Roman" w:cs="Times New Roman"/>
                 <w:b w:val="0"/>
                 <w:i w:val="0"/>
                 <w:color w:val="000000"/>
-                <w:sz w:val="16"/>
+                <w:sz w:val="24"/>
               </w:rPr>
               <w:t>Refusal correctness dropped to 0.700.</w:t>
             </w:r>
@@ -1301,11 +1301,11 @@
             </w:pPr>
             <w:r>
               <w:rPr>
-                <w:rFonts w:ascii="Arial" w:hAnsi="Arial" w:eastAsia="Arial"/>
+                <w:rFonts w:ascii="Times New Roman" w:hAnsi="Times New Roman" w:eastAsia="Times New Roman" w:cs="Times New Roman"/>
                 <w:b w:val="0"/>
                 <w:i w:val="0"/>
                 <w:color w:val="000000"/>
-                <w:sz w:val="16"/>
+                <w:sz w:val="24"/>
               </w:rPr>
               <w:t>Refusal was repaired using separate development data.</w:t>
             </w:r>
@@ -1328,11 +1328,11 @@
             </w:pPr>
             <w:r>
               <w:rPr>
-                <w:rFonts w:ascii="Arial" w:hAnsi="Arial" w:eastAsia="Arial"/>
+                <w:rFonts w:ascii="Times New Roman" w:hAnsi="Times New Roman" w:eastAsia="Times New Roman" w:cs="Times New Roman"/>
                 <w:b w:val="0"/>
                 <w:i w:val="0"/>
                 <w:color w:val="000000"/>
-                <w:sz w:val="16"/>
+                <w:sz w:val="24"/>
               </w:rPr>
               <w:t>External testing changed the project story.</w:t>
             </w:r>
@@ -1348,11 +1348,11 @@
       </w:pPr>
       <w:r>
         <w:rPr>
-          <w:rFonts w:ascii="Arial" w:hAnsi="Arial" w:eastAsia="Arial"/>
+          <w:rFonts w:ascii="Times New Roman" w:hAnsi="Times New Roman" w:eastAsia="Times New Roman" w:cs="Times New Roman"/>
           <w:b w:val="0"/>
           <w:i w:val="0"/>
           <w:color w:val="000000"/>
-          <w:sz w:val="28"/>
+          <w:sz w:val="24"/>
         </w:rPr>
         <w:t>Supplementary Table S2. Expanded representative answer outcomes</w:t>
       </w:r>
@@ -1392,11 +1392,11 @@
             </w:pPr>
             <w:r>
               <w:rPr>
-                <w:rFonts w:ascii="Arial" w:hAnsi="Arial" w:eastAsia="Arial"/>
+                <w:rFonts w:ascii="Times New Roman" w:hAnsi="Times New Roman" w:eastAsia="Times New Roman" w:cs="Times New Roman"/>
                 <w:b/>
                 <w:i w:val="0"/>
                 <w:color w:val="000000"/>
-                <w:sz w:val="16"/>
+                <w:sz w:val="24"/>
               </w:rPr>
               <w:t>Question type</w:t>
             </w:r>
@@ -1419,11 +1419,11 @@
             </w:pPr>
             <w:r>
               <w:rPr>
-                <w:rFonts w:ascii="Arial" w:hAnsi="Arial" w:eastAsia="Arial"/>
+                <w:rFonts w:ascii="Times New Roman" w:hAnsi="Times New Roman" w:eastAsia="Times New Roman" w:cs="Times New Roman"/>
                 <w:b/>
                 <w:i w:val="0"/>
                 <w:color w:val="000000"/>
-                <w:sz w:val="16"/>
+                <w:sz w:val="24"/>
               </w:rPr>
               <w:t>Example question</w:t>
             </w:r>
@@ -1446,11 +1446,11 @@
             </w:pPr>
             <w:r>
               <w:rPr>
-                <w:rFonts w:ascii="Arial" w:hAnsi="Arial" w:eastAsia="Arial"/>
+                <w:rFonts w:ascii="Times New Roman" w:hAnsi="Times New Roman" w:eastAsia="Times New Roman" w:cs="Times New Roman"/>
                 <w:b/>
                 <w:i w:val="0"/>
                 <w:color w:val="000000"/>
-                <w:sz w:val="16"/>
+                <w:sz w:val="24"/>
               </w:rPr>
               <w:t>System behavior</w:t>
             </w:r>
@@ -1473,11 +1473,11 @@
             </w:pPr>
             <w:r>
               <w:rPr>
-                <w:rFonts w:ascii="Arial" w:hAnsi="Arial" w:eastAsia="Arial"/>
+                <w:rFonts w:ascii="Times New Roman" w:hAnsi="Times New Roman" w:eastAsia="Times New Roman" w:cs="Times New Roman"/>
                 <w:b/>
                 <w:i w:val="0"/>
                 <w:color w:val="000000"/>
-                <w:sz w:val="16"/>
+                <w:sz w:val="24"/>
               </w:rPr>
               <w:t>Interpretation</w:t>
             </w:r>
@@ -1505,11 +1505,11 @@
             </w:pPr>
             <w:r>
               <w:rPr>
-                <w:rFonts w:ascii="Arial" w:hAnsi="Arial" w:eastAsia="Arial"/>
+                <w:rFonts w:ascii="Times New Roman" w:hAnsi="Times New Roman" w:eastAsia="Times New Roman" w:cs="Times New Roman"/>
                 <w:b w:val="0"/>
                 <w:i w:val="0"/>
                 <w:color w:val="000000"/>
-                <w:sz w:val="16"/>
+                <w:sz w:val="24"/>
               </w:rPr>
               <w:t>Correct answer, pharmacovigilance</w:t>
             </w:r>
@@ -1532,11 +1532,11 @@
             </w:pPr>
             <w:r>
               <w:rPr>
-                <w:rFonts w:ascii="Arial" w:hAnsi="Arial" w:eastAsia="Arial"/>
+                <w:rFonts w:ascii="Times New Roman" w:hAnsi="Times New Roman" w:eastAsia="Times New Roman" w:cs="Times New Roman"/>
                 <w:b w:val="0"/>
                 <w:i w:val="0"/>
                 <w:color w:val="000000"/>
-                <w:sz w:val="16"/>
+                <w:sz w:val="24"/>
               </w:rPr>
               <w:t>Which minimum information makes a notification valid and reportable?</w:t>
             </w:r>
@@ -1559,11 +1559,11 @@
             </w:pPr>
             <w:r>
               <w:rPr>
-                <w:rFonts w:ascii="Arial" w:hAnsi="Arial" w:eastAsia="Arial"/>
+                <w:rFonts w:ascii="Times New Roman" w:hAnsi="Times New Roman" w:eastAsia="Times New Roman" w:cs="Times New Roman"/>
                 <w:b w:val="0"/>
                 <w:i w:val="0"/>
                 <w:color w:val="000000"/>
-                <w:sz w:val="16"/>
+                <w:sz w:val="24"/>
               </w:rPr>
               <w:t>Retrieved RDC 406/2020, Art. 32 and listed the minimum elements.</w:t>
             </w:r>
@@ -1586,11 +1586,11 @@
             </w:pPr>
             <w:r>
               <w:rPr>
-                <w:rFonts w:ascii="Arial" w:hAnsi="Arial" w:eastAsia="Arial"/>
+                <w:rFonts w:ascii="Times New Roman" w:hAnsi="Times New Roman" w:eastAsia="Times New Roman" w:cs="Times New Roman"/>
                 <w:b w:val="0"/>
                 <w:i w:val="0"/>
                 <w:color w:val="000000"/>
-                <w:sz w:val="16"/>
+                <w:sz w:val="24"/>
               </w:rPr>
               <w:t>Correct source and correct main answer.</w:t>
             </w:r>
@@ -1618,11 +1618,11 @@
             </w:pPr>
             <w:r>
               <w:rPr>
-                <w:rFonts w:ascii="Arial" w:hAnsi="Arial" w:eastAsia="Arial"/>
+                <w:rFonts w:ascii="Times New Roman" w:hAnsi="Times New Roman" w:eastAsia="Times New Roman" w:cs="Times New Roman"/>
                 <w:b w:val="0"/>
                 <w:i w:val="0"/>
                 <w:color w:val="000000"/>
-                <w:sz w:val="16"/>
+                <w:sz w:val="24"/>
               </w:rPr>
               <w:t>Correct false-premise handling</w:t>
             </w:r>
@@ -1645,11 +1645,11 @@
             </w:pPr>
             <w:r>
               <w:rPr>
-                <w:rFonts w:ascii="Arial" w:hAnsi="Arial" w:eastAsia="Arial"/>
+                <w:rFonts w:ascii="Times New Roman" w:hAnsi="Times New Roman" w:eastAsia="Times New Roman" w:cs="Times New Roman"/>
                 <w:b w:val="0"/>
                 <w:i w:val="0"/>
                 <w:color w:val="000000"/>
-                <w:sz w:val="16"/>
+                <w:sz w:val="24"/>
               </w:rPr>
               <w:t>Is a notification valid without patient identification if the suspected medicine is named?</w:t>
             </w:r>
@@ -1672,11 +1672,11 @@
             </w:pPr>
             <w:r>
               <w:rPr>
-                <w:rFonts w:ascii="Arial" w:hAnsi="Arial" w:eastAsia="Arial"/>
+                <w:rFonts w:ascii="Times New Roman" w:hAnsi="Times New Roman" w:eastAsia="Times New Roman" w:cs="Times New Roman"/>
                 <w:b w:val="0"/>
                 <w:i w:val="0"/>
                 <w:color w:val="000000"/>
-                <w:sz w:val="16"/>
+                <w:sz w:val="24"/>
               </w:rPr>
               <w:t>Answered no and cited RDC 406/2020, Art. 32.</w:t>
             </w:r>
@@ -1699,11 +1699,11 @@
             </w:pPr>
             <w:r>
               <w:rPr>
-                <w:rFonts w:ascii="Arial" w:hAnsi="Arial" w:eastAsia="Arial"/>
+                <w:rFonts w:ascii="Times New Roman" w:hAnsi="Times New Roman" w:eastAsia="Times New Roman" w:cs="Times New Roman"/>
                 <w:b w:val="0"/>
                 <w:i w:val="0"/>
                 <w:color w:val="000000"/>
-                <w:sz w:val="16"/>
+                <w:sz w:val="24"/>
               </w:rPr>
               <w:t>Useful because it corrected the premise.</w:t>
             </w:r>
@@ -1731,11 +1731,11 @@
             </w:pPr>
             <w:r>
               <w:rPr>
-                <w:rFonts w:ascii="Arial" w:hAnsi="Arial" w:eastAsia="Arial"/>
+                <w:rFonts w:ascii="Times New Roman" w:hAnsi="Times New Roman" w:eastAsia="Times New Roman" w:cs="Times New Roman"/>
                 <w:b w:val="0"/>
                 <w:i w:val="0"/>
                 <w:color w:val="000000"/>
-                <w:sz w:val="16"/>
+                <w:sz w:val="24"/>
               </w:rPr>
               <w:t>Correct clinical-trial safety answer</w:t>
             </w:r>
@@ -1758,11 +1758,11 @@
             </w:pPr>
             <w:r>
               <w:rPr>
-                <w:rFonts w:ascii="Arial" w:hAnsi="Arial" w:eastAsia="Arial"/>
+                <w:rFonts w:ascii="Times New Roman" w:hAnsi="Times New Roman" w:eastAsia="Times New Roman" w:cs="Times New Roman"/>
                 <w:b w:val="0"/>
                 <w:i w:val="0"/>
                 <w:color w:val="000000"/>
-                <w:sz w:val="16"/>
+                <w:sz w:val="24"/>
               </w:rPr>
               <w:t>Does possible SUSAR reporting allow unblinding all participants?</w:t>
             </w:r>
@@ -1785,11 +1785,11 @@
             </w:pPr>
             <w:r>
               <w:rPr>
-                <w:rFonts w:ascii="Arial" w:hAnsi="Arial" w:eastAsia="Arial"/>
+                <w:rFonts w:ascii="Times New Roman" w:hAnsi="Times New Roman" w:eastAsia="Times New Roman" w:cs="Times New Roman"/>
                 <w:b w:val="0"/>
                 <w:i w:val="0"/>
                 <w:color w:val="000000"/>
-                <w:sz w:val="16"/>
+                <w:sz w:val="24"/>
               </w:rPr>
               <w:t>Answered no; unblinding is limited to the affected participant and cited RDC 945/2024, Art. 67.</w:t>
             </w:r>
@@ -1812,11 +1812,11 @@
             </w:pPr>
             <w:r>
               <w:rPr>
-                <w:rFonts w:ascii="Arial" w:hAnsi="Arial" w:eastAsia="Arial"/>
+                <w:rFonts w:ascii="Times New Roman" w:hAnsi="Times New Roman" w:eastAsia="Times New Roman" w:cs="Times New Roman"/>
                 <w:b w:val="0"/>
                 <w:i w:val="0"/>
                 <w:color w:val="000000"/>
-                <w:sz w:val="16"/>
+                <w:sz w:val="24"/>
               </w:rPr>
               <w:t>Correct and relevant to trial conduct.</w:t>
             </w:r>
@@ -1844,11 +1844,11 @@
             </w:pPr>
             <w:r>
               <w:rPr>
-                <w:rFonts w:ascii="Arial" w:hAnsi="Arial" w:eastAsia="Arial"/>
+                <w:rFonts w:ascii="Times New Roman" w:hAnsi="Times New Roman" w:eastAsia="Times New Roman" w:cs="Times New Roman"/>
                 <w:b w:val="0"/>
                 <w:i w:val="0"/>
                 <w:color w:val="000000"/>
-                <w:sz w:val="16"/>
+                <w:sz w:val="24"/>
               </w:rPr>
               <w:t>Correct refusal</w:t>
             </w:r>
@@ -1871,11 +1871,11 @@
             </w:pPr>
             <w:r>
               <w:rPr>
-                <w:rFonts w:ascii="Arial" w:hAnsi="Arial" w:eastAsia="Arial"/>
+                <w:rFonts w:ascii="Times New Roman" w:hAnsi="Times New Roman" w:eastAsia="Times New Roman" w:cs="Times New Roman"/>
                 <w:b w:val="0"/>
                 <w:i w:val="0"/>
                 <w:color w:val="000000"/>
-                <w:sz w:val="16"/>
+                <w:sz w:val="24"/>
               </w:rPr>
               <w:t>What is the current MedDRA version required today?</w:t>
             </w:r>
@@ -1898,11 +1898,11 @@
             </w:pPr>
             <w:r>
               <w:rPr>
-                <w:rFonts w:ascii="Arial" w:hAnsi="Arial" w:eastAsia="Arial"/>
+                <w:rFonts w:ascii="Times New Roman" w:hAnsi="Times New Roman" w:eastAsia="Times New Roman" w:cs="Times New Roman"/>
                 <w:b w:val="0"/>
                 <w:i w:val="0"/>
                 <w:color w:val="000000"/>
-                <w:sz w:val="16"/>
+                <w:sz w:val="24"/>
               </w:rPr>
               <w:t>Refused because the indexed documents mention MedDRA but not the current required version.</w:t>
             </w:r>
@@ -1925,11 +1925,11 @@
             </w:pPr>
             <w:r>
               <w:rPr>
-                <w:rFonts w:ascii="Arial" w:hAnsi="Arial" w:eastAsia="Arial"/>
+                <w:rFonts w:ascii="Times New Roman" w:hAnsi="Times New Roman" w:eastAsia="Times New Roman" w:cs="Times New Roman"/>
                 <w:b w:val="0"/>
                 <w:i w:val="0"/>
                 <w:color w:val="000000"/>
-                <w:sz w:val="16"/>
+                <w:sz w:val="24"/>
               </w:rPr>
               <w:t>Appropriate refusal for current operational information.</w:t>
             </w:r>
@@ -1957,11 +1957,11 @@
             </w:pPr>
             <w:r>
               <w:rPr>
-                <w:rFonts w:ascii="Arial" w:hAnsi="Arial" w:eastAsia="Arial"/>
+                <w:rFonts w:ascii="Times New Roman" w:hAnsi="Times New Roman" w:eastAsia="Times New Roman" w:cs="Times New Roman"/>
                 <w:b w:val="0"/>
                 <w:i w:val="0"/>
                 <w:color w:val="000000"/>
-                <w:sz w:val="16"/>
+                <w:sz w:val="24"/>
               </w:rPr>
               <w:t>Correct refusal</w:t>
             </w:r>
@@ -1984,11 +1984,11 @@
             </w:pPr>
             <w:r>
               <w:rPr>
-                <w:rFonts w:ascii="Arial" w:hAnsi="Arial" w:eastAsia="Arial"/>
+                <w:rFonts w:ascii="Times New Roman" w:hAnsi="Times New Roman" w:eastAsia="Times New Roman" w:cs="Times New Roman"/>
                 <w:b w:val="0"/>
                 <w:i w:val="0"/>
                 <w:color w:val="000000"/>
-                <w:sz w:val="16"/>
+                <w:sz w:val="24"/>
               </w:rPr>
               <w:t>What is the current phone number for Anvisa support for the adverse-event notification system?</w:t>
             </w:r>
@@ -2011,11 +2011,11 @@
             </w:pPr>
             <w:r>
               <w:rPr>
-                <w:rFonts w:ascii="Arial" w:hAnsi="Arial" w:eastAsia="Arial"/>
+                <w:rFonts w:ascii="Times New Roman" w:hAnsi="Times New Roman" w:eastAsia="Times New Roman" w:cs="Times New Roman"/>
                 <w:b w:val="0"/>
                 <w:i w:val="0"/>
                 <w:color w:val="000000"/>
-                <w:sz w:val="16"/>
+                <w:sz w:val="24"/>
               </w:rPr>
               <w:t>Refused because the corpus does not contain current support contact information.</w:t>
             </w:r>
@@ -2038,11 +2038,11 @@
             </w:pPr>
             <w:r>
               <w:rPr>
-                <w:rFonts w:ascii="Arial" w:hAnsi="Arial" w:eastAsia="Arial"/>
+                <w:rFonts w:ascii="Times New Roman" w:hAnsi="Times New Roman" w:eastAsia="Times New Roman" w:cs="Times New Roman"/>
                 <w:b w:val="0"/>
                 <w:i w:val="0"/>
                 <w:color w:val="000000"/>
-                <w:sz w:val="16"/>
+                <w:sz w:val="24"/>
               </w:rPr>
               <w:t>Appropriate evidence boundary.</w:t>
             </w:r>
@@ -2070,11 +2070,11 @@
             </w:pPr>
             <w:r>
               <w:rPr>
-                <w:rFonts w:ascii="Arial" w:hAnsi="Arial" w:eastAsia="Arial"/>
+                <w:rFonts w:ascii="Times New Roman" w:hAnsi="Times New Roman" w:eastAsia="Times New Roman" w:cs="Times New Roman"/>
                 <w:b w:val="0"/>
                 <w:i w:val="0"/>
                 <w:color w:val="000000"/>
-                <w:sz w:val="16"/>
+                <w:sz w:val="24"/>
               </w:rPr>
               <w:t>Incomplete answer</w:t>
             </w:r>
@@ -2097,11 +2097,11 @@
             </w:pPr>
             <w:r>
               <w:rPr>
-                <w:rFonts w:ascii="Arial" w:hAnsi="Arial" w:eastAsia="Arial"/>
+                <w:rFonts w:ascii="Times New Roman" w:hAnsi="Times New Roman" w:eastAsia="Times New Roman" w:cs="Times New Roman"/>
                 <w:b w:val="0"/>
                 <w:i w:val="0"/>
                 <w:color w:val="000000"/>
-                <w:sz w:val="16"/>
+                <w:sz w:val="24"/>
               </w:rPr>
               <w:t>What information must appear for non-printed instructions for use?</w:t>
             </w:r>
@@ -2124,11 +2124,11 @@
             </w:pPr>
             <w:r>
               <w:rPr>
-                <w:rFonts w:ascii="Arial" w:hAnsi="Arial" w:eastAsia="Arial"/>
+                <w:rFonts w:ascii="Times New Roman" w:hAnsi="Times New Roman" w:eastAsia="Times New Roman" w:cs="Times New Roman"/>
                 <w:b w:val="0"/>
                 <w:i w:val="0"/>
                 <w:color w:val="000000"/>
-                <w:sz w:val="16"/>
+                <w:sz w:val="24"/>
               </w:rPr>
               <w:t>Retrieved RDC 751/2022, Art. 51 but omitted that instructions must remain available while the product is on the market.</w:t>
             </w:r>
@@ -2151,11 +2151,11 @@
             </w:pPr>
             <w:r>
               <w:rPr>
-                <w:rFonts w:ascii="Arial" w:hAnsi="Arial" w:eastAsia="Arial"/>
+                <w:rFonts w:ascii="Times New Roman" w:hAnsi="Times New Roman" w:eastAsia="Times New Roman" w:cs="Times New Roman"/>
                 <w:b w:val="0"/>
                 <w:i w:val="0"/>
                 <w:color w:val="000000"/>
-                <w:sz w:val="16"/>
+                <w:sz w:val="24"/>
               </w:rPr>
               <w:t>Correct article, incomplete answer.</w:t>
             </w:r>
@@ -2183,11 +2183,11 @@
             </w:pPr>
             <w:r>
               <w:rPr>
-                <w:rFonts w:ascii="Arial" w:hAnsi="Arial" w:eastAsia="Arial"/>
+                <w:rFonts w:ascii="Times New Roman" w:hAnsi="Times New Roman" w:eastAsia="Times New Roman" w:cs="Times New Roman"/>
                 <w:b w:val="0"/>
                 <w:i w:val="0"/>
                 <w:color w:val="000000"/>
-                <w:sz w:val="16"/>
+                <w:sz w:val="24"/>
               </w:rPr>
               <w:t>Incomplete answer</w:t>
             </w:r>
@@ -2210,11 +2210,11 @@
             </w:pPr>
             <w:r>
               <w:rPr>
-                <w:rFonts w:ascii="Arial" w:hAnsi="Arial" w:eastAsia="Arial"/>
+                <w:rFonts w:ascii="Times New Roman" w:hAnsi="Times New Roman" w:eastAsia="Times New Roman" w:cs="Times New Roman"/>
                 <w:b w:val="0"/>
                 <w:i w:val="0"/>
                 <w:color w:val="000000"/>
-                <w:sz w:val="16"/>
+                <w:sz w:val="24"/>
               </w:rPr>
               <w:t>Can a foreign-manufactured biological product be registered without registration in the manufacturing country?</w:t>
             </w:r>
@@ -2237,11 +2237,11 @@
             </w:pPr>
             <w:r>
               <w:rPr>
-                <w:rFonts w:ascii="Arial" w:hAnsi="Arial" w:eastAsia="Arial"/>
+                <w:rFonts w:ascii="Times New Roman" w:hAnsi="Times New Roman" w:eastAsia="Times New Roman" w:cs="Times New Roman"/>
                 <w:b w:val="0"/>
                 <w:i w:val="0"/>
                 <w:color w:val="000000"/>
-                <w:sz w:val="16"/>
+                <w:sz w:val="24"/>
               </w:rPr>
               <w:t>Gave the exception but did not clearly state the general rule.</w:t>
             </w:r>
@@ -2264,11 +2264,11 @@
             </w:pPr>
             <w:r>
               <w:rPr>
-                <w:rFonts w:ascii="Arial" w:hAnsi="Arial" w:eastAsia="Arial"/>
+                <w:rFonts w:ascii="Times New Roman" w:hAnsi="Times New Roman" w:eastAsia="Times New Roman" w:cs="Times New Roman"/>
                 <w:b w:val="0"/>
                 <w:i w:val="0"/>
                 <w:color w:val="000000"/>
-                <w:sz w:val="16"/>
+                <w:sz w:val="24"/>
               </w:rPr>
               <w:t>Risk of treating an exception as the whole rule.</w:t>
             </w:r>
@@ -2296,11 +2296,11 @@
             </w:pPr>
             <w:r>
               <w:rPr>
-                <w:rFonts w:ascii="Arial" w:hAnsi="Arial" w:eastAsia="Arial"/>
+                <w:rFonts w:ascii="Times New Roman" w:hAnsi="Times New Roman" w:eastAsia="Times New Roman" w:cs="Times New Roman"/>
                 <w:b w:val="0"/>
                 <w:i w:val="0"/>
                 <w:color w:val="000000"/>
-                <w:sz w:val="16"/>
+                <w:sz w:val="24"/>
               </w:rPr>
               <w:t>False refusal</w:t>
             </w:r>
@@ -2323,11 +2323,11 @@
             </w:pPr>
             <w:r>
               <w:rPr>
-                <w:rFonts w:ascii="Arial" w:hAnsi="Arial" w:eastAsia="Arial"/>
+                <w:rFonts w:ascii="Times New Roman" w:hAnsi="Times New Roman" w:eastAsia="Times New Roman" w:cs="Times New Roman"/>
                 <w:b w:val="0"/>
                 <w:i w:val="0"/>
                 <w:color w:val="000000"/>
-                <w:sz w:val="16"/>
+                <w:sz w:val="24"/>
               </w:rPr>
               <w:t>Under RDC 945/2024, until when must DSURs be sent to Anvisa and what is the annual reference date?</w:t>
             </w:r>
@@ -2350,11 +2350,11 @@
             </w:pPr>
             <w:r>
               <w:rPr>
-                <w:rFonts w:ascii="Arial" w:hAnsi="Arial" w:eastAsia="Arial"/>
+                <w:rFonts w:ascii="Times New Roman" w:hAnsi="Times New Roman" w:eastAsia="Times New Roman" w:cs="Times New Roman"/>
                 <w:b w:val="0"/>
                 <w:i w:val="0"/>
                 <w:color w:val="000000"/>
-                <w:sz w:val="16"/>
+                <w:sz w:val="24"/>
               </w:rPr>
               <w:t>Refused in one English external-test row although the corpus contained the answer.</w:t>
             </w:r>
@@ -2377,11 +2377,11 @@
             </w:pPr>
             <w:r>
               <w:rPr>
-                <w:rFonts w:ascii="Arial" w:hAnsi="Arial" w:eastAsia="Arial"/>
+                <w:rFonts w:ascii="Times New Roman" w:hAnsi="Times New Roman" w:eastAsia="Times New Roman" w:cs="Times New Roman"/>
                 <w:b w:val="0"/>
                 <w:i w:val="0"/>
                 <w:color w:val="000000"/>
-                <w:sz w:val="16"/>
+                <w:sz w:val="24"/>
               </w:rPr>
               <w:t>Retrieval or answer threshold failure.</w:t>
             </w:r>
@@ -2409,11 +2409,11 @@
             </w:pPr>
             <w:r>
               <w:rPr>
-                <w:rFonts w:ascii="Arial" w:hAnsi="Arial" w:eastAsia="Arial"/>
+                <w:rFonts w:ascii="Times New Roman" w:hAnsi="Times New Roman" w:eastAsia="Times New Roman" w:cs="Times New Roman"/>
                 <w:b w:val="0"/>
                 <w:i w:val="0"/>
                 <w:color w:val="000000"/>
-                <w:sz w:val="16"/>
+                <w:sz w:val="24"/>
               </w:rPr>
               <w:t>Refusal failure before calibration</w:t>
             </w:r>
@@ -2436,11 +2436,11 @@
             </w:pPr>
             <w:r>
               <w:rPr>
-                <w:rFonts w:ascii="Arial" w:hAnsi="Arial" w:eastAsia="Arial"/>
+                <w:rFonts w:ascii="Times New Roman" w:hAnsi="Times New Roman" w:eastAsia="Times New Roman" w:cs="Times New Roman"/>
                 <w:b w:val="0"/>
                 <w:i w:val="0"/>
                 <w:color w:val="000000"/>
-                <w:sz w:val="16"/>
+                <w:sz w:val="24"/>
               </w:rPr>
               <w:t>What is the current electronic form model for notifying SUSARs to Anvisa?</w:t>
             </w:r>
@@ -2463,11 +2463,11 @@
             </w:pPr>
             <w:r>
               <w:rPr>
-                <w:rFonts w:ascii="Arial" w:hAnsi="Arial" w:eastAsia="Arial"/>
+                <w:rFonts w:ascii="Times New Roman" w:hAnsi="Times New Roman" w:eastAsia="Times New Roman" w:cs="Times New Roman"/>
                 <w:b w:val="0"/>
                 <w:i w:val="0"/>
                 <w:color w:val="000000"/>
-                <w:sz w:val="16"/>
+                <w:sz w:val="24"/>
               </w:rPr>
               <w:t>Earlier external testing sometimes answered with the general electronic-notification requirement.</w:t>
             </w:r>
@@ -2490,11 +2490,11 @@
             </w:pPr>
             <w:r>
               <w:rPr>
-                <w:rFonts w:ascii="Arial" w:hAnsi="Arial" w:eastAsia="Arial"/>
+                <w:rFonts w:ascii="Times New Roman" w:hAnsi="Times New Roman" w:eastAsia="Times New Roman" w:cs="Times New Roman"/>
                 <w:b w:val="0"/>
                 <w:i w:val="0"/>
                 <w:color w:val="000000"/>
-                <w:sz w:val="16"/>
+                <w:sz w:val="24"/>
               </w:rPr>
               <w:t>Related context was mistaken for sufficient evidence.</w:t>
             </w:r>
@@ -2510,11 +2510,11 @@
       </w:pPr>
       <w:r>
         <w:rPr>
-          <w:rFonts w:ascii="Arial" w:hAnsi="Arial" w:eastAsia="Arial"/>
+          <w:rFonts w:ascii="Times New Roman" w:hAnsi="Times New Roman" w:eastAsia="Times New Roman" w:cs="Times New Roman"/>
           <w:b w:val="0"/>
           <w:i w:val="0"/>
           <w:color w:val="000000"/>
-          <w:sz w:val="28"/>
+          <w:sz w:val="24"/>
         </w:rPr>
         <w:t>Supplementary Table S3. Evaluation-stage summary</w:t>
       </w:r>
@@ -2553,11 +2553,11 @@
             </w:pPr>
             <w:r>
               <w:rPr>
-                <w:rFonts w:ascii="Arial" w:hAnsi="Arial" w:eastAsia="Arial"/>
+                <w:rFonts w:ascii="Times New Roman" w:hAnsi="Times New Roman" w:eastAsia="Times New Roman" w:cs="Times New Roman"/>
                 <w:b/>
                 <w:i w:val="0"/>
                 <w:color w:val="000000"/>
-                <w:sz w:val="18"/>
+                <w:sz w:val="24"/>
               </w:rPr>
               <w:t>Stage</w:t>
             </w:r>
@@ -2580,11 +2580,11 @@
             </w:pPr>
             <w:r>
               <w:rPr>
-                <w:rFonts w:ascii="Arial" w:hAnsi="Arial" w:eastAsia="Arial"/>
+                <w:rFonts w:ascii="Times New Roman" w:hAnsi="Times New Roman" w:eastAsia="Times New Roman" w:cs="Times New Roman"/>
                 <w:b/>
                 <w:i w:val="0"/>
                 <w:color w:val="000000"/>
-                <w:sz w:val="18"/>
+                <w:sz w:val="24"/>
               </w:rPr>
               <w:t>Main finding</w:t>
             </w:r>
@@ -2607,11 +2607,11 @@
             </w:pPr>
             <w:r>
               <w:rPr>
-                <w:rFonts w:ascii="Arial" w:hAnsi="Arial" w:eastAsia="Arial"/>
+                <w:rFonts w:ascii="Times New Roman" w:hAnsi="Times New Roman" w:eastAsia="Times New Roman" w:cs="Times New Roman"/>
                 <w:b/>
                 <w:i w:val="0"/>
                 <w:color w:val="000000"/>
-                <w:sz w:val="18"/>
+                <w:sz w:val="24"/>
               </w:rPr>
               <w:t>Use in interpretation</w:t>
             </w:r>
@@ -2639,11 +2639,11 @@
             </w:pPr>
             <w:r>
               <w:rPr>
-                <w:rFonts w:ascii="Arial" w:hAnsi="Arial" w:eastAsia="Arial"/>
+                <w:rFonts w:ascii="Times New Roman" w:hAnsi="Times New Roman" w:eastAsia="Times New Roman" w:cs="Times New Roman"/>
                 <w:b w:val="0"/>
                 <w:i w:val="0"/>
                 <w:color w:val="000000"/>
-                <w:sz w:val="18"/>
+                <w:sz w:val="24"/>
               </w:rPr>
               <w:t>Initial held-out evaluation</w:t>
             </w:r>
@@ -2666,11 +2666,11 @@
             </w:pPr>
             <w:r>
               <w:rPr>
-                <w:rFonts w:ascii="Arial" w:hAnsi="Arial" w:eastAsia="Arial"/>
+                <w:rFonts w:ascii="Times New Roman" w:hAnsi="Times New Roman" w:eastAsia="Times New Roman" w:cs="Times New Roman"/>
                 <w:b w:val="0"/>
                 <w:i w:val="0"/>
                 <w:color w:val="000000"/>
-                <w:sz w:val="18"/>
+                <w:sz w:val="24"/>
               </w:rPr>
               <w:t>English completeness was the weak point; some answers omitted list items, conditions, or exceptions.</w:t>
             </w:r>
@@ -2693,11 +2693,11 @@
             </w:pPr>
             <w:r>
               <w:rPr>
-                <w:rFonts w:ascii="Arial" w:hAnsi="Arial" w:eastAsia="Arial"/>
+                <w:rFonts w:ascii="Times New Roman" w:hAnsi="Times New Roman" w:eastAsia="Times New Roman" w:cs="Times New Roman"/>
                 <w:b w:val="0"/>
                 <w:i w:val="0"/>
                 <w:color w:val="000000"/>
-                <w:sz w:val="18"/>
+                <w:sz w:val="24"/>
               </w:rPr>
               <w:t>Development diagnosis.</w:t>
             </w:r>
@@ -2725,11 +2725,11 @@
             </w:pPr>
             <w:r>
               <w:rPr>
-                <w:rFonts w:ascii="Arial" w:hAnsi="Arial" w:eastAsia="Arial"/>
+                <w:rFonts w:ascii="Times New Roman" w:hAnsi="Times New Roman" w:eastAsia="Times New Roman" w:cs="Times New Roman"/>
                 <w:b w:val="0"/>
                 <w:i w:val="0"/>
                 <w:color w:val="000000"/>
-                <w:sz w:val="18"/>
+                <w:sz w:val="24"/>
               </w:rPr>
               <w:t>Post-repair internal evaluation</w:t>
             </w:r>
@@ -2752,11 +2752,11 @@
             </w:pPr>
             <w:r>
               <w:rPr>
-                <w:rFonts w:ascii="Arial" w:hAnsi="Arial" w:eastAsia="Arial"/>
+                <w:rFonts w:ascii="Times New Roman" w:hAnsi="Times New Roman" w:eastAsia="Times New Roman" w:cs="Times New Roman"/>
                 <w:b w:val="0"/>
                 <w:i w:val="0"/>
                 <w:color w:val="000000"/>
-                <w:sz w:val="18"/>
+                <w:sz w:val="24"/>
               </w:rPr>
               <w:t>High internal scores showed that the repaired system passed the curated benchmark.</w:t>
             </w:r>
@@ -2779,11 +2779,11 @@
             </w:pPr>
             <w:r>
               <w:rPr>
-                <w:rFonts w:ascii="Arial" w:hAnsi="Arial" w:eastAsia="Arial"/>
+                <w:rFonts w:ascii="Times New Roman" w:hAnsi="Times New Roman" w:eastAsia="Times New Roman" w:cs="Times New Roman"/>
                 <w:b w:val="0"/>
                 <w:i w:val="0"/>
                 <w:color w:val="000000"/>
-                <w:sz w:val="18"/>
+                <w:sz w:val="24"/>
               </w:rPr>
               <w:t>Internal technical check, not independent validation.</w:t>
             </w:r>
@@ -2811,11 +2811,11 @@
             </w:pPr>
             <w:r>
               <w:rPr>
-                <w:rFonts w:ascii="Arial" w:hAnsi="Arial" w:eastAsia="Arial"/>
+                <w:rFonts w:ascii="Times New Roman" w:hAnsi="Times New Roman" w:eastAsia="Times New Roman" w:cs="Times New Roman"/>
                 <w:b w:val="0"/>
                 <w:i w:val="0"/>
                 <w:color w:val="000000"/>
-                <w:sz w:val="18"/>
+                <w:sz w:val="24"/>
               </w:rPr>
               <w:t>External stress test</w:t>
             </w:r>
@@ -2838,11 +2838,11 @@
             </w:pPr>
             <w:r>
               <w:rPr>
-                <w:rFonts w:ascii="Arial" w:hAnsi="Arial" w:eastAsia="Arial"/>
+                <w:rFonts w:ascii="Times New Roman" w:hAnsi="Times New Roman" w:eastAsia="Times New Roman" w:cs="Times New Roman"/>
                 <w:b w:val="0"/>
                 <w:i w:val="0"/>
                 <w:color w:val="000000"/>
-                <w:sz w:val="18"/>
+                <w:sz w:val="24"/>
               </w:rPr>
               <w:t>Answerable questions were mostly supported, but refusal behavior was weak.</w:t>
             </w:r>
@@ -2865,11 +2865,11 @@
             </w:pPr>
             <w:r>
               <w:rPr>
-                <w:rFonts w:ascii="Arial" w:hAnsi="Arial" w:eastAsia="Arial"/>
+                <w:rFonts w:ascii="Times New Roman" w:hAnsi="Times New Roman" w:eastAsia="Times New Roman" w:cs="Times New Roman"/>
                 <w:b w:val="0"/>
                 <w:i w:val="0"/>
                 <w:color w:val="000000"/>
-                <w:sz w:val="18"/>
+                <w:sz w:val="24"/>
               </w:rPr>
               <w:t>Diagnostic external evidence that changed the project focus.</w:t>
             </w:r>
@@ -2897,11 +2897,11 @@
             </w:pPr>
             <w:r>
               <w:rPr>
-                <w:rFonts w:ascii="Arial" w:hAnsi="Arial" w:eastAsia="Arial"/>
+                <w:rFonts w:ascii="Times New Roman" w:hAnsi="Times New Roman" w:eastAsia="Times New Roman" w:cs="Times New Roman"/>
                 <w:b w:val="0"/>
                 <w:i w:val="0"/>
                 <w:color w:val="000000"/>
-                <w:sz w:val="18"/>
+                <w:sz w:val="24"/>
               </w:rPr>
               <w:t>Refusal-focused external test</w:t>
             </w:r>
@@ -2924,11 +2924,11 @@
             </w:pPr>
             <w:r>
               <w:rPr>
-                <w:rFonts w:ascii="Arial" w:hAnsi="Arial" w:eastAsia="Arial"/>
+                <w:rFonts w:ascii="Times New Roman" w:hAnsi="Times New Roman" w:eastAsia="Times New Roman" w:cs="Times New Roman"/>
                 <w:b w:val="0"/>
                 <w:i w:val="0"/>
                 <w:color w:val="000000"/>
-                <w:sz w:val="18"/>
+                <w:sz w:val="24"/>
               </w:rPr>
               <w:t>Refusal improved after separate calibration, with no over-refusal on answerable controls.</w:t>
             </w:r>
@@ -2951,11 +2951,11 @@
             </w:pPr>
             <w:r>
               <w:rPr>
-                <w:rFonts w:ascii="Arial" w:hAnsi="Arial" w:eastAsia="Arial"/>
+                <w:rFonts w:ascii="Times New Roman" w:hAnsi="Times New Roman" w:eastAsia="Times New Roman" w:cs="Times New Roman"/>
                 <w:b w:val="0"/>
                 <w:i w:val="0"/>
                 <w:color w:val="000000"/>
-                <w:sz w:val="18"/>
+                <w:sz w:val="24"/>
               </w:rPr>
               <w:t>Focused external check of refusal calibration.</w:t>
             </w:r>
@@ -2971,11 +2971,11 @@
       </w:pPr>
       <w:r>
         <w:rPr>
-          <w:rFonts w:ascii="Arial" w:hAnsi="Arial" w:eastAsia="Arial"/>
+          <w:rFonts w:ascii="Times New Roman" w:hAnsi="Times New Roman" w:eastAsia="Times New Roman" w:cs="Times New Roman"/>
           <w:b w:val="0"/>
           <w:i w:val="0"/>
           <w:color w:val="000000"/>
-          <w:sz w:val="28"/>
+          <w:sz w:val="24"/>
         </w:rPr>
         <w:t>Supplementary Table S4. Main-table disposition after revision</w:t>
       </w:r>
@@ -3014,11 +3014,11 @@
             </w:pPr>
             <w:r>
               <w:rPr>
-                <w:rFonts w:ascii="Arial" w:hAnsi="Arial" w:eastAsia="Arial"/>
+                <w:rFonts w:ascii="Times New Roman" w:hAnsi="Times New Roman" w:eastAsia="Times New Roman" w:cs="Times New Roman"/>
                 <w:b/>
                 <w:i w:val="0"/>
                 <w:color w:val="000000"/>
-                <w:sz w:val="18"/>
+                <w:sz w:val="24"/>
               </w:rPr>
               <w:t>Original table</w:t>
             </w:r>
@@ -3041,11 +3041,11 @@
             </w:pPr>
             <w:r>
               <w:rPr>
-                <w:rFonts w:ascii="Arial" w:hAnsi="Arial" w:eastAsia="Arial"/>
+                <w:rFonts w:ascii="Times New Roman" w:hAnsi="Times New Roman" w:eastAsia="Times New Roman" w:cs="Times New Roman"/>
                 <w:b/>
                 <w:i w:val="0"/>
                 <w:color w:val="000000"/>
-                <w:sz w:val="18"/>
+                <w:sz w:val="24"/>
               </w:rPr>
               <w:t>Revision decision</w:t>
             </w:r>
@@ -3068,11 +3068,11 @@
             </w:pPr>
             <w:r>
               <w:rPr>
-                <w:rFonts w:ascii="Arial" w:hAnsi="Arial" w:eastAsia="Arial"/>
+                <w:rFonts w:ascii="Times New Roman" w:hAnsi="Times New Roman" w:eastAsia="Times New Roman" w:cs="Times New Roman"/>
                 <w:b/>
                 <w:i w:val="0"/>
                 <w:color w:val="000000"/>
-                <w:sz w:val="18"/>
+                <w:sz w:val="24"/>
               </w:rPr>
               <w:t>Reason</w:t>
             </w:r>
@@ -3100,11 +3100,11 @@
             </w:pPr>
             <w:r>
               <w:rPr>
-                <w:rFonts w:ascii="Arial" w:hAnsi="Arial" w:eastAsia="Arial"/>
+                <w:rFonts w:ascii="Times New Roman" w:hAnsi="Times New Roman" w:eastAsia="Times New Roman" w:cs="Times New Roman"/>
                 <w:b w:val="0"/>
                 <w:i w:val="0"/>
                 <w:color w:val="000000"/>
-                <w:sz w:val="18"/>
+                <w:sz w:val="24"/>
               </w:rPr>
               <w:t>Table 1. Regulatory domains represented in the corpus</w:t>
             </w:r>
@@ -3127,11 +3127,11 @@
             </w:pPr>
             <w:r>
               <w:rPr>
-                <w:rFonts w:ascii="Arial" w:hAnsi="Arial" w:eastAsia="Arial"/>
+                <w:rFonts w:ascii="Times New Roman" w:hAnsi="Times New Roman" w:eastAsia="Times New Roman" w:cs="Times New Roman"/>
                 <w:b w:val="0"/>
                 <w:i w:val="0"/>
                 <w:color w:val="000000"/>
-                <w:sz w:val="18"/>
+                <w:sz w:val="24"/>
               </w:rPr>
               <w:t>Replaced with a shorter corpus-and-use-case table.</w:t>
             </w:r>
@@ -3154,11 +3154,11 @@
             </w:pPr>
             <w:r>
               <w:rPr>
-                <w:rFonts w:ascii="Arial" w:hAnsi="Arial" w:eastAsia="Arial"/>
+                <w:rFonts w:ascii="Times New Roman" w:hAnsi="Times New Roman" w:eastAsia="Times New Roman" w:cs="Times New Roman"/>
                 <w:b w:val="0"/>
                 <w:i w:val="0"/>
                 <w:color w:val="000000"/>
-                <w:sz w:val="18"/>
+                <w:sz w:val="24"/>
               </w:rPr>
               <w:t>Reduces page splitting and overlaps less with Figure 2.</w:t>
             </w:r>
@@ -3186,11 +3186,11 @@
             </w:pPr>
             <w:r>
               <w:rPr>
-                <w:rFonts w:ascii="Arial" w:hAnsi="Arial" w:eastAsia="Arial"/>
+                <w:rFonts w:ascii="Times New Roman" w:hAnsi="Times New Roman" w:eastAsia="Times New Roman" w:cs="Times New Roman"/>
                 <w:b w:val="0"/>
                 <w:i w:val="0"/>
                 <w:color w:val="000000"/>
-                <w:sz w:val="18"/>
+                <w:sz w:val="24"/>
               </w:rPr>
               <w:t>Table 2. Question categories and corrective actions</w:t>
             </w:r>
@@ -3213,11 +3213,11 @@
             </w:pPr>
             <w:r>
               <w:rPr>
-                <w:rFonts w:ascii="Arial" w:hAnsi="Arial" w:eastAsia="Arial"/>
+                <w:rFonts w:ascii="Times New Roman" w:hAnsi="Times New Roman" w:eastAsia="Times New Roman" w:cs="Times New Roman"/>
                 <w:b w:val="0"/>
                 <w:i w:val="0"/>
                 <w:color w:val="000000"/>
-                <w:sz w:val="18"/>
+                <w:sz w:val="24"/>
               </w:rPr>
               <w:t>Condensed in the main text and expanded as Supplementary Table S1.</w:t>
             </w:r>
@@ -3240,11 +3240,11 @@
             </w:pPr>
             <w:r>
               <w:rPr>
-                <w:rFonts w:ascii="Arial" w:hAnsi="Arial" w:eastAsia="Arial"/>
+                <w:rFonts w:ascii="Times New Roman" w:hAnsi="Times New Roman" w:eastAsia="Times New Roman" w:cs="Times New Roman"/>
                 <w:b w:val="0"/>
                 <w:i w:val="0"/>
                 <w:color w:val="000000"/>
-                <w:sz w:val="18"/>
+                <w:sz w:val="24"/>
               </w:rPr>
               <w:t>Full version was too dense for the main manuscript.</w:t>
             </w:r>
@@ -3272,11 +3272,11 @@
             </w:pPr>
             <w:r>
               <w:rPr>
-                <w:rFonts w:ascii="Arial" w:hAnsi="Arial" w:eastAsia="Arial"/>
+                <w:rFonts w:ascii="Times New Roman" w:hAnsi="Times New Roman" w:eastAsia="Times New Roman" w:cs="Times New Roman"/>
                 <w:b w:val="0"/>
                 <w:i w:val="0"/>
                 <w:color w:val="000000"/>
-                <w:sz w:val="18"/>
+                <w:sz w:val="24"/>
               </w:rPr>
               <w:t>Table 3. Representative examples</w:t>
             </w:r>
@@ -3299,11 +3299,11 @@
             </w:pPr>
             <w:r>
               <w:rPr>
-                <w:rFonts w:ascii="Arial" w:hAnsi="Arial" w:eastAsia="Arial"/>
+                <w:rFonts w:ascii="Times New Roman" w:hAnsi="Times New Roman" w:eastAsia="Times New Roman" w:cs="Times New Roman"/>
                 <w:b w:val="0"/>
                 <w:i w:val="0"/>
                 <w:color w:val="000000"/>
-                <w:sz w:val="18"/>
+                <w:sz w:val="24"/>
               </w:rPr>
               <w:t>Condensed in the main text and expanded as Supplementary Table S2.</w:t>
             </w:r>
@@ -3326,11 +3326,11 @@
             </w:pPr>
             <w:r>
               <w:rPr>
-                <w:rFonts w:ascii="Arial" w:hAnsi="Arial" w:eastAsia="Arial"/>
+                <w:rFonts w:ascii="Times New Roman" w:hAnsi="Times New Roman" w:eastAsia="Times New Roman" w:cs="Times New Roman"/>
                 <w:b w:val="0"/>
                 <w:i w:val="0"/>
                 <w:color w:val="000000"/>
-                <w:sz w:val="18"/>
+                <w:sz w:val="24"/>
               </w:rPr>
               <w:t>Keeps the story visible while moving audit-level detail to the supplement.</w:t>
             </w:r>
@@ -3358,11 +3358,11 @@
             </w:pPr>
             <w:r>
               <w:rPr>
-                <w:rFonts w:ascii="Arial" w:hAnsi="Arial" w:eastAsia="Arial"/>
+                <w:rFonts w:ascii="Times New Roman" w:hAnsi="Times New Roman" w:eastAsia="Times New Roman" w:cs="Times New Roman"/>
                 <w:b w:val="0"/>
                 <w:i w:val="0"/>
                 <w:color w:val="000000"/>
-                <w:sz w:val="18"/>
+                <w:sz w:val="24"/>
               </w:rPr>
               <w:t>Table 4. Summary of evaluation stages</w:t>
             </w:r>
@@ -3385,11 +3385,11 @@
             </w:pPr>
             <w:r>
               <w:rPr>
-                <w:rFonts w:ascii="Arial" w:hAnsi="Arial" w:eastAsia="Arial"/>
+                <w:rFonts w:ascii="Times New Roman" w:hAnsi="Times New Roman" w:eastAsia="Times New Roman" w:cs="Times New Roman"/>
                 <w:b w:val="0"/>
                 <w:i w:val="0"/>
                 <w:color w:val="000000"/>
-                <w:sz w:val="18"/>
+                <w:sz w:val="24"/>
               </w:rPr>
               <w:t>Removed from the main text and moved to Supplementary Table S3.</w:t>
             </w:r>
@@ -3412,11 +3412,11 @@
             </w:pPr>
             <w:r>
               <w:rPr>
-                <w:rFonts w:ascii="Arial" w:hAnsi="Arial" w:eastAsia="Arial"/>
+                <w:rFonts w:ascii="Times New Roman" w:hAnsi="Times New Roman" w:eastAsia="Times New Roman" w:cs="Times New Roman"/>
                 <w:b w:val="0"/>
                 <w:i w:val="0"/>
                 <w:color w:val="000000"/>
-                <w:sz w:val="18"/>
+                <w:sz w:val="24"/>
               </w:rPr>
               <w:t>Redundant with Figure 3A and Figure 3B.</w:t>
             </w:r>
@@ -3426,6 +3426,8 @@
     </w:tbl>
     <w:p/>
     <w:sectPr>
+      <w:headerReference w:type="default" r:id="rId9"/>
+      <w:footerReference w:type="default" r:id="rId10"/>
       <w:pgSz w:w="12240" w:h="15840"/>
       <w:pgMar w:top="1440" w:right="1440" w:bottom="1440" w:left="1440" w:header="720" w:footer="720" w:gutter="0"/>
       <w:cols w:space="720"/>
@@ -3433,6 +3435,26 @@
     </w:sectPr>
   </w:body>
 </w:document>
+</file>
+
+<file path=word/footer1.xml><?xml version="1.0" encoding="utf-8"?>
+<w:ftr xmlns:m="http://schemas.openxmlformats.org/officeDocument/2006/math" xmlns:mc="http://schemas.openxmlformats.org/markup-compatibility/2006" xmlns:mo="http://schemas.microsoft.com/office/mac/office/2008/main" xmlns:mv="urn:schemas-microsoft-com:mac:vml" xmlns:o="urn:schemas-microsoft-com:office:office" xmlns:r="http://schemas.openxmlformats.org/officeDocument/2006/relationships" xmlns:v="urn:schemas-microsoft-com:vml" xmlns:w10="urn:schemas-microsoft-com:office:word" xmlns:w14="http://schemas.microsoft.com/office/word/2010/wordml" xmlns:w="http://schemas.openxmlformats.org/wordprocessingml/2006/main" xmlns:wne="http://schemas.microsoft.com/office/word/2006/wordml" xmlns:wp14="http://schemas.microsoft.com/office/word/2010/wordprocessingDrawing" xmlns:wp="http://schemas.openxmlformats.org/drawingml/2006/wordprocessingDrawing" xmlns:wpc="http://schemas.microsoft.com/office/word/2010/wordprocessingCanvas" xmlns:wpg="http://schemas.microsoft.com/office/word/2010/wordprocessingGroup" xmlns:wpi="http://schemas.microsoft.com/office/word/2010/wordprocessingInk" xmlns:wps="http://schemas.microsoft.com/office/word/2010/wordprocessingShape" mc:Ignorable="w14 wp14">
+  <w:p>
+    <w:pPr>
+      <w:pStyle w:val="Footer"/>
+    </w:pPr>
+  </w:p>
+</w:ftr>
+</file>
+
+<file path=word/header1.xml><?xml version="1.0" encoding="utf-8"?>
+<w:hdr xmlns:m="http://schemas.openxmlformats.org/officeDocument/2006/math" xmlns:mc="http://schemas.openxmlformats.org/markup-compatibility/2006" xmlns:mo="http://schemas.microsoft.com/office/mac/office/2008/main" xmlns:mv="urn:schemas-microsoft-com:mac:vml" xmlns:o="urn:schemas-microsoft-com:office:office" xmlns:r="http://schemas.openxmlformats.org/officeDocument/2006/relationships" xmlns:v="urn:schemas-microsoft-com:vml" xmlns:w10="urn:schemas-microsoft-com:office:word" xmlns:w14="http://schemas.microsoft.com/office/word/2010/wordml" xmlns:w="http://schemas.openxmlformats.org/wordprocessingml/2006/main" xmlns:wne="http://schemas.microsoft.com/office/word/2006/wordml" xmlns:wp14="http://schemas.microsoft.com/office/word/2010/wordprocessingDrawing" xmlns:wp="http://schemas.openxmlformats.org/drawingml/2006/wordprocessingDrawing" xmlns:wpc="http://schemas.microsoft.com/office/word/2010/wordprocessingCanvas" xmlns:wpg="http://schemas.microsoft.com/office/word/2010/wordprocessingGroup" xmlns:wpi="http://schemas.microsoft.com/office/word/2010/wordprocessingInk" xmlns:wps="http://schemas.microsoft.com/office/word/2010/wordprocessingShape" mc:Ignorable="w14 wp14">
+  <w:p>
+    <w:pPr>
+      <w:pStyle w:val="Header"/>
+    </w:pPr>
+  </w:p>
+</w:hdr>
 </file>
 
 <file path=word/numbering.xml><?xml version="1.0" encoding="utf-8"?>
@@ -3799,9 +3821,9 @@
     <w:qFormat/>
     <w:rsid w:val="00FC693F"/>
     <w:rPr>
-      <w:rFonts w:ascii="Arial" w:hAnsi="Arial" w:eastAsia="Arial"/>
+      <w:rFonts w:ascii="Times New Roman" w:hAnsi="Times New Roman" w:eastAsia="Times New Roman" w:cs="Times New Roman"/>
       <w:color w:val="000000"/>
-      <w:sz w:val="22"/>
+      <w:sz w:val="24"/>
     </w:rPr>
   </w:style>
   <w:style w:type="paragraph" w:styleId="Header">
@@ -3818,6 +3840,11 @@
       </w:tabs>
       <w:spacing w:after="0" w:line="240" w:lineRule="auto"/>
     </w:pPr>
+    <w:rPr>
+      <w:rFonts w:ascii="Times New Roman" w:hAnsi="Times New Roman" w:eastAsia="Times New Roman" w:cs="Times New Roman"/>
+      <w:color w:val="000000"/>
+      <w:sz w:val="24"/>
+    </w:rPr>
   </w:style>
   <w:style w:type="character" w:customStyle="1" w:styleId="HeaderChar">
     <w:name w:val="Header Char"/>
@@ -3825,6 +3852,11 @@
     <w:link w:val="Header"/>
     <w:uiPriority w:val="99"/>
     <w:rsid w:val="00E618BF"/>
+    <w:rPr>
+      <w:rFonts w:ascii="Times New Roman" w:hAnsi="Times New Roman" w:eastAsia="Times New Roman" w:cs="Times New Roman"/>
+      <w:color w:val="000000"/>
+      <w:sz w:val="24"/>
+    </w:rPr>
   </w:style>
   <w:style w:type="paragraph" w:styleId="Footer">
     <w:name w:val="footer"/>
@@ -3840,6 +3872,11 @@
       </w:tabs>
       <w:spacing w:after="0" w:line="240" w:lineRule="auto"/>
     </w:pPr>
+    <w:rPr>
+      <w:rFonts w:ascii="Times New Roman" w:hAnsi="Times New Roman" w:eastAsia="Times New Roman" w:cs="Times New Roman"/>
+      <w:color w:val="000000"/>
+      <w:sz w:val="24"/>
+    </w:rPr>
   </w:style>
   <w:style w:type="character" w:customStyle="1" w:styleId="FooterChar">
     <w:name w:val="Footer Char"/>
@@ -3847,6 +3884,11 @@
     <w:link w:val="Footer"/>
     <w:uiPriority w:val="99"/>
     <w:rsid w:val="00E618BF"/>
+    <w:rPr>
+      <w:rFonts w:ascii="Times New Roman" w:hAnsi="Times New Roman" w:eastAsia="Times New Roman" w:cs="Times New Roman"/>
+      <w:color w:val="000000"/>
+      <w:sz w:val="24"/>
+    </w:rPr>
   </w:style>
   <w:style w:type="paragraph" w:styleId="Heading1">
     <w:name w:val="heading 1"/>
@@ -3863,11 +3905,11 @@
       <w:outlineLvl w:val="0"/>
     </w:pPr>
     <w:rPr>
-      <w:rFonts w:asciiTheme="majorHAnsi" w:eastAsiaTheme="majorEastAsia" w:hAnsiTheme="majorHAnsi" w:cstheme="majorBidi" w:ascii="Arial" w:hAnsi="Arial" w:eastAsia="Arial"/>
+      <w:rFonts w:asciiTheme="majorHAnsi" w:eastAsiaTheme="majorEastAsia" w:hAnsiTheme="majorHAnsi" w:cstheme="majorBidi" w:ascii="Times New Roman" w:hAnsi="Times New Roman" w:eastAsia="Times New Roman" w:cs="Times New Roman"/>
       <w:b w:val="0"/>
       <w:bCs/>
       <w:color w:val="000000"/>
-      <w:sz w:val="36"/>
+      <w:sz w:val="24"/>
       <w:szCs w:val="28"/>
     </w:rPr>
   </w:style>
@@ -3887,11 +3929,11 @@
       <w:outlineLvl w:val="1"/>
     </w:pPr>
     <w:rPr>
-      <w:rFonts w:asciiTheme="majorHAnsi" w:eastAsiaTheme="majorEastAsia" w:hAnsiTheme="majorHAnsi" w:cstheme="majorBidi" w:ascii="Arial" w:hAnsi="Arial" w:eastAsia="Arial"/>
+      <w:rFonts w:asciiTheme="majorHAnsi" w:eastAsiaTheme="majorEastAsia" w:hAnsiTheme="majorHAnsi" w:cstheme="majorBidi" w:ascii="Times New Roman" w:hAnsi="Times New Roman" w:eastAsia="Times New Roman" w:cs="Times New Roman"/>
       <w:b w:val="0"/>
       <w:bCs/>
       <w:color w:val="000000"/>
-      <w:sz w:val="28"/>
+      <w:sz w:val="24"/>
       <w:szCs w:val="26"/>
     </w:rPr>
   </w:style>
@@ -3911,7 +3953,7 @@
       <w:outlineLvl w:val="2"/>
     </w:pPr>
     <w:rPr>
-      <w:rFonts w:asciiTheme="majorHAnsi" w:eastAsiaTheme="majorEastAsia" w:hAnsiTheme="majorHAnsi" w:cstheme="majorBidi" w:ascii="Arial" w:hAnsi="Arial" w:eastAsia="Arial"/>
+      <w:rFonts w:asciiTheme="majorHAnsi" w:eastAsiaTheme="majorEastAsia" w:hAnsiTheme="majorHAnsi" w:cstheme="majorBidi" w:ascii="Times New Roman" w:hAnsi="Times New Roman" w:eastAsia="Times New Roman" w:cs="Times New Roman"/>
       <w:b w:val="0"/>
       <w:bCs/>
       <w:color w:val="000000"/>
@@ -3935,12 +3977,13 @@
       <w:outlineLvl w:val="3"/>
     </w:pPr>
     <w:rPr>
-      <w:rFonts w:asciiTheme="majorHAnsi" w:eastAsiaTheme="majorEastAsia" w:hAnsiTheme="majorHAnsi" w:cstheme="majorBidi"/>
+      <w:rFonts w:asciiTheme="majorHAnsi" w:eastAsiaTheme="majorEastAsia" w:hAnsiTheme="majorHAnsi" w:cstheme="majorBidi" w:ascii="Times New Roman" w:hAnsi="Times New Roman" w:eastAsia="Times New Roman" w:cs="Times New Roman"/>
       <w:b/>
       <w:bCs/>
       <w:i/>
       <w:iCs/>
-      <w:color w:val="4F81BD" w:themeColor="accent1"/>
+      <w:color w:val="000000"/>
+      <w:sz w:val="24"/>
     </w:rPr>
   </w:style>
   <w:style w:type="paragraph" w:styleId="Heading5">
@@ -3960,8 +4003,9 @@
       <w:outlineLvl w:val="4"/>
     </w:pPr>
     <w:rPr>
-      <w:rFonts w:asciiTheme="majorHAnsi" w:eastAsiaTheme="majorEastAsia" w:hAnsiTheme="majorHAnsi" w:cstheme="majorBidi"/>
-      <w:color w:val="243F60" w:themeColor="accent1" w:themeShade="7F"/>
+      <w:rFonts w:asciiTheme="majorHAnsi" w:eastAsiaTheme="majorEastAsia" w:hAnsiTheme="majorHAnsi" w:cstheme="majorBidi" w:ascii="Times New Roman" w:hAnsi="Times New Roman" w:eastAsia="Times New Roman" w:cs="Times New Roman"/>
+      <w:color w:val="000000"/>
+      <w:sz w:val="24"/>
     </w:rPr>
   </w:style>
   <w:style w:type="paragraph" w:styleId="Heading6">
@@ -3981,10 +4025,11 @@
       <w:outlineLvl w:val="5"/>
     </w:pPr>
     <w:rPr>
-      <w:rFonts w:asciiTheme="majorHAnsi" w:eastAsiaTheme="majorEastAsia" w:hAnsiTheme="majorHAnsi" w:cstheme="majorBidi"/>
+      <w:rFonts w:asciiTheme="majorHAnsi" w:eastAsiaTheme="majorEastAsia" w:hAnsiTheme="majorHAnsi" w:cstheme="majorBidi" w:ascii="Times New Roman" w:hAnsi="Times New Roman" w:eastAsia="Times New Roman" w:cs="Times New Roman"/>
       <w:i/>
       <w:iCs/>
-      <w:color w:val="243F60" w:themeColor="accent1" w:themeShade="7F"/>
+      <w:color w:val="000000"/>
+      <w:sz w:val="24"/>
     </w:rPr>
   </w:style>
   <w:style w:type="paragraph" w:styleId="Heading7">
@@ -4004,10 +4049,11 @@
       <w:outlineLvl w:val="6"/>
     </w:pPr>
     <w:rPr>
-      <w:rFonts w:asciiTheme="majorHAnsi" w:eastAsiaTheme="majorEastAsia" w:hAnsiTheme="majorHAnsi" w:cstheme="majorBidi"/>
+      <w:rFonts w:asciiTheme="majorHAnsi" w:eastAsiaTheme="majorEastAsia" w:hAnsiTheme="majorHAnsi" w:cstheme="majorBidi" w:ascii="Times New Roman" w:hAnsi="Times New Roman" w:eastAsia="Times New Roman" w:cs="Times New Roman"/>
       <w:i/>
       <w:iCs/>
-      <w:color w:val="404040" w:themeColor="text1" w:themeTint="BF"/>
+      <w:color w:val="000000"/>
+      <w:sz w:val="24"/>
     </w:rPr>
   </w:style>
   <w:style w:type="paragraph" w:styleId="Heading8">
@@ -4027,9 +4073,9 @@
       <w:outlineLvl w:val="7"/>
     </w:pPr>
     <w:rPr>
-      <w:rFonts w:asciiTheme="majorHAnsi" w:eastAsiaTheme="majorEastAsia" w:hAnsiTheme="majorHAnsi" w:cstheme="majorBidi"/>
-      <w:color w:val="4F81BD" w:themeColor="accent1"/>
-      <w:sz w:val="20"/>
+      <w:rFonts w:asciiTheme="majorHAnsi" w:eastAsiaTheme="majorEastAsia" w:hAnsiTheme="majorHAnsi" w:cstheme="majorBidi" w:ascii="Times New Roman" w:hAnsi="Times New Roman" w:eastAsia="Times New Roman" w:cs="Times New Roman"/>
+      <w:color w:val="000000"/>
+      <w:sz w:val="24"/>
       <w:szCs w:val="20"/>
     </w:rPr>
   </w:style>
@@ -4050,11 +4096,11 @@
       <w:outlineLvl w:val="8"/>
     </w:pPr>
     <w:rPr>
-      <w:rFonts w:asciiTheme="majorHAnsi" w:eastAsiaTheme="majorEastAsia" w:hAnsiTheme="majorHAnsi" w:cstheme="majorBidi"/>
+      <w:rFonts w:asciiTheme="majorHAnsi" w:eastAsiaTheme="majorEastAsia" w:hAnsiTheme="majorHAnsi" w:cstheme="majorBidi" w:ascii="Times New Roman" w:hAnsi="Times New Roman" w:eastAsia="Times New Roman" w:cs="Times New Roman"/>
       <w:i/>
       <w:iCs/>
-      <w:color w:val="404040" w:themeColor="text1" w:themeTint="BF"/>
-      <w:sz w:val="20"/>
+      <w:color w:val="000000"/>
+      <w:sz w:val="24"/>
       <w:szCs w:val="20"/>
     </w:rPr>
   </w:style>
@@ -4063,6 +4109,11 @@
     <w:uiPriority w:val="1"/>
     <w:semiHidden/>
     <w:unhideWhenUsed/>
+    <w:rPr>
+      <w:rFonts w:ascii="Times New Roman" w:hAnsi="Times New Roman" w:eastAsia="Times New Roman" w:cs="Times New Roman"/>
+      <w:color w:val="000000"/>
+      <w:sz w:val="24"/>
+    </w:rPr>
   </w:style>
   <w:style w:type="table" w:default="1" w:styleId="TableNormal">
     <w:name w:val="Normal Table"/>
@@ -4093,6 +4144,11 @@
     <w:pPr>
       <w:spacing w:after="0" w:line="240" w:lineRule="auto"/>
     </w:pPr>
+    <w:rPr>
+      <w:rFonts w:ascii="Times New Roman" w:hAnsi="Times New Roman" w:eastAsia="Times New Roman" w:cs="Times New Roman"/>
+      <w:color w:val="000000"/>
+      <w:sz w:val="24"/>
+    </w:rPr>
   </w:style>
   <w:style w:type="character" w:customStyle="1" w:styleId="Heading1Char">
     <w:name w:val="Heading 1 Char"/>
@@ -4101,11 +4157,11 @@
     <w:uiPriority w:val="9"/>
     <w:rsid w:val="00FC693F"/>
     <w:rPr>
-      <w:rFonts w:asciiTheme="majorHAnsi" w:eastAsiaTheme="majorEastAsia" w:hAnsiTheme="majorHAnsi" w:cstheme="majorBidi"/>
+      <w:rFonts w:asciiTheme="majorHAnsi" w:eastAsiaTheme="majorEastAsia" w:hAnsiTheme="majorHAnsi" w:cstheme="majorBidi" w:ascii="Times New Roman" w:hAnsi="Times New Roman" w:eastAsia="Times New Roman" w:cs="Times New Roman"/>
       <w:b/>
       <w:bCs/>
-      <w:color w:val="365F91" w:themeColor="accent1" w:themeShade="BF"/>
-      <w:sz w:val="28"/>
+      <w:color w:val="000000"/>
+      <w:sz w:val="24"/>
       <w:szCs w:val="28"/>
     </w:rPr>
   </w:style>
@@ -4116,11 +4172,11 @@
     <w:uiPriority w:val="9"/>
     <w:rsid w:val="00FC693F"/>
     <w:rPr>
-      <w:rFonts w:asciiTheme="majorHAnsi" w:eastAsiaTheme="majorEastAsia" w:hAnsiTheme="majorHAnsi" w:cstheme="majorBidi"/>
+      <w:rFonts w:asciiTheme="majorHAnsi" w:eastAsiaTheme="majorEastAsia" w:hAnsiTheme="majorHAnsi" w:cstheme="majorBidi" w:ascii="Times New Roman" w:hAnsi="Times New Roman" w:eastAsia="Times New Roman" w:cs="Times New Roman"/>
       <w:b/>
       <w:bCs/>
-      <w:color w:val="4F81BD" w:themeColor="accent1"/>
-      <w:sz w:val="26"/>
+      <w:color w:val="000000"/>
+      <w:sz w:val="24"/>
       <w:szCs w:val="26"/>
     </w:rPr>
   </w:style>
@@ -4131,10 +4187,11 @@
     <w:uiPriority w:val="9"/>
     <w:rsid w:val="00FC693F"/>
     <w:rPr>
-      <w:rFonts w:asciiTheme="majorHAnsi" w:eastAsiaTheme="majorEastAsia" w:hAnsiTheme="majorHAnsi" w:cstheme="majorBidi"/>
+      <w:rFonts w:asciiTheme="majorHAnsi" w:eastAsiaTheme="majorEastAsia" w:hAnsiTheme="majorHAnsi" w:cstheme="majorBidi" w:ascii="Times New Roman" w:hAnsi="Times New Roman" w:eastAsia="Times New Roman" w:cs="Times New Roman"/>
       <w:b/>
       <w:bCs/>
-      <w:color w:val="4F81BD" w:themeColor="accent1"/>
+      <w:color w:val="000000"/>
+      <w:sz w:val="24"/>
     </w:rPr>
   </w:style>
   <w:style w:type="paragraph" w:styleId="Title">
@@ -4153,11 +4210,11 @@
       <w:contextualSpacing/>
     </w:pPr>
     <w:rPr>
-      <w:rFonts w:asciiTheme="majorHAnsi" w:eastAsiaTheme="majorEastAsia" w:hAnsiTheme="majorHAnsi" w:cstheme="majorBidi"/>
-      <w:color w:val="17365D" w:themeColor="text2" w:themeShade="BF"/>
+      <w:rFonts w:asciiTheme="majorHAnsi" w:eastAsiaTheme="majorEastAsia" w:hAnsiTheme="majorHAnsi" w:cstheme="majorBidi" w:ascii="Times New Roman" w:hAnsi="Times New Roman" w:eastAsia="Times New Roman" w:cs="Times New Roman"/>
+      <w:color w:val="000000"/>
       <w:spacing w:val="5"/>
       <w:kern w:val="28"/>
-      <w:sz w:val="52"/>
+      <w:sz w:val="24"/>
       <w:szCs w:val="52"/>
     </w:rPr>
   </w:style>
@@ -4168,11 +4225,11 @@
     <w:uiPriority w:val="10"/>
     <w:rsid w:val="00FC693F"/>
     <w:rPr>
-      <w:rFonts w:asciiTheme="majorHAnsi" w:eastAsiaTheme="majorEastAsia" w:hAnsiTheme="majorHAnsi" w:cstheme="majorBidi"/>
-      <w:color w:val="17365D" w:themeColor="text2" w:themeShade="BF"/>
+      <w:rFonts w:asciiTheme="majorHAnsi" w:eastAsiaTheme="majorEastAsia" w:hAnsiTheme="majorHAnsi" w:cstheme="majorBidi" w:ascii="Times New Roman" w:hAnsi="Times New Roman" w:eastAsia="Times New Roman" w:cs="Times New Roman"/>
+      <w:color w:val="000000"/>
       <w:spacing w:val="5"/>
       <w:kern w:val="28"/>
-      <w:sz w:val="52"/>
+      <w:sz w:val="24"/>
       <w:szCs w:val="52"/>
     </w:rPr>
   </w:style>
@@ -4190,10 +4247,10 @@
       </w:numPr>
     </w:pPr>
     <w:rPr>
-      <w:rFonts w:asciiTheme="majorHAnsi" w:eastAsiaTheme="majorEastAsia" w:hAnsiTheme="majorHAnsi" w:cstheme="majorBidi"/>
+      <w:rFonts w:asciiTheme="majorHAnsi" w:eastAsiaTheme="majorEastAsia" w:hAnsiTheme="majorHAnsi" w:cstheme="majorBidi" w:ascii="Times New Roman" w:hAnsi="Times New Roman" w:eastAsia="Times New Roman" w:cs="Times New Roman"/>
       <w:i/>
       <w:iCs/>
-      <w:color w:val="4F81BD" w:themeColor="accent1"/>
+      <w:color w:val="000000"/>
       <w:spacing w:val="15"/>
       <w:sz w:val="24"/>
       <w:szCs w:val="24"/>
@@ -4206,10 +4263,10 @@
     <w:uiPriority w:val="11"/>
     <w:rsid w:val="00FC693F"/>
     <w:rPr>
-      <w:rFonts w:asciiTheme="majorHAnsi" w:eastAsiaTheme="majorEastAsia" w:hAnsiTheme="majorHAnsi" w:cstheme="majorBidi"/>
+      <w:rFonts w:asciiTheme="majorHAnsi" w:eastAsiaTheme="majorEastAsia" w:hAnsiTheme="majorHAnsi" w:cstheme="majorBidi" w:ascii="Times New Roman" w:hAnsi="Times New Roman" w:eastAsia="Times New Roman" w:cs="Times New Roman"/>
       <w:i/>
       <w:iCs/>
-      <w:color w:val="4F81BD" w:themeColor="accent1"/>
+      <w:color w:val="000000"/>
       <w:spacing w:val="15"/>
       <w:sz w:val="24"/>
       <w:szCs w:val="24"/>
@@ -4225,6 +4282,11 @@
       <w:ind w:left="720"/>
       <w:contextualSpacing/>
     </w:pPr>
+    <w:rPr>
+      <w:rFonts w:ascii="Times New Roman" w:hAnsi="Times New Roman" w:eastAsia="Times New Roman" w:cs="Times New Roman"/>
+      <w:color w:val="000000"/>
+      <w:sz w:val="24"/>
+    </w:rPr>
   </w:style>
   <w:style w:type="paragraph" w:styleId="BodyText">
     <w:name w:val="Body Text"/>
@@ -4236,6 +4298,11 @@
     <w:pPr>
       <w:spacing w:after="120"/>
     </w:pPr>
+    <w:rPr>
+      <w:rFonts w:ascii="Times New Roman" w:hAnsi="Times New Roman" w:eastAsia="Times New Roman" w:cs="Times New Roman"/>
+      <w:color w:val="000000"/>
+      <w:sz w:val="24"/>
+    </w:rPr>
   </w:style>
   <w:style w:type="character" w:customStyle="1" w:styleId="BodyTextChar">
     <w:name w:val="Body Text Char"/>
@@ -4243,6 +4310,11 @@
     <w:link w:val="BodyText"/>
     <w:uiPriority w:val="99"/>
     <w:rsid w:val="00AA1D8D"/>
+    <w:rPr>
+      <w:rFonts w:ascii="Times New Roman" w:hAnsi="Times New Roman" w:eastAsia="Times New Roman" w:cs="Times New Roman"/>
+      <w:color w:val="000000"/>
+      <w:sz w:val="24"/>
+    </w:rPr>
   </w:style>
   <w:style w:type="paragraph" w:styleId="BodyText2">
     <w:name w:val="Body Text 2"/>
@@ -4254,6 +4326,11 @@
     <w:pPr>
       <w:spacing w:after="120" w:line="480" w:lineRule="auto"/>
     </w:pPr>
+    <w:rPr>
+      <w:rFonts w:ascii="Times New Roman" w:hAnsi="Times New Roman" w:eastAsia="Times New Roman" w:cs="Times New Roman"/>
+      <w:color w:val="000000"/>
+      <w:sz w:val="24"/>
+    </w:rPr>
   </w:style>
   <w:style w:type="character" w:customStyle="1" w:styleId="BodyText2Char">
     <w:name w:val="Body Text 2 Char"/>
@@ -4261,6 +4338,11 @@
     <w:link w:val="BodyText2"/>
     <w:uiPriority w:val="99"/>
     <w:rsid w:val="00AA1D8D"/>
+    <w:rPr>
+      <w:rFonts w:ascii="Times New Roman" w:hAnsi="Times New Roman" w:eastAsia="Times New Roman" w:cs="Times New Roman"/>
+      <w:color w:val="000000"/>
+      <w:sz w:val="24"/>
+    </w:rPr>
   </w:style>
   <w:style w:type="paragraph" w:styleId="BodyText3">
     <w:name w:val="Body Text 3"/>
@@ -4273,7 +4355,9 @@
       <w:spacing w:after="120"/>
     </w:pPr>
     <w:rPr>
-      <w:sz w:val="16"/>
+      <w:rFonts w:ascii="Times New Roman" w:hAnsi="Times New Roman" w:eastAsia="Times New Roman" w:cs="Times New Roman"/>
+      <w:color w:val="000000"/>
+      <w:sz w:val="24"/>
       <w:szCs w:val="16"/>
     </w:rPr>
   </w:style>
@@ -4284,7 +4368,9 @@
     <w:uiPriority w:val="99"/>
     <w:rsid w:val="00AA1D8D"/>
     <w:rPr>
-      <w:sz w:val="16"/>
+      <w:rFonts w:ascii="Times New Roman" w:hAnsi="Times New Roman" w:eastAsia="Times New Roman" w:cs="Times New Roman"/>
+      <w:color w:val="000000"/>
+      <w:sz w:val="24"/>
       <w:szCs w:val="16"/>
     </w:rPr>
   </w:style>
@@ -4298,6 +4384,11 @@
       <w:ind w:left="360" w:hanging="360"/>
       <w:contextualSpacing/>
     </w:pPr>
+    <w:rPr>
+      <w:rFonts w:ascii="Times New Roman" w:hAnsi="Times New Roman" w:eastAsia="Times New Roman" w:cs="Times New Roman"/>
+      <w:color w:val="000000"/>
+      <w:sz w:val="24"/>
+    </w:rPr>
   </w:style>
   <w:style w:type="paragraph" w:styleId="List2">
     <w:name w:val="List 2"/>
@@ -4309,6 +4400,11 @@
       <w:ind w:left="720" w:hanging="360"/>
       <w:contextualSpacing/>
     </w:pPr>
+    <w:rPr>
+      <w:rFonts w:ascii="Times New Roman" w:hAnsi="Times New Roman" w:eastAsia="Times New Roman" w:cs="Times New Roman"/>
+      <w:color w:val="000000"/>
+      <w:sz w:val="24"/>
+    </w:rPr>
   </w:style>
   <w:style w:type="paragraph" w:styleId="List3">
     <w:name w:val="List 3"/>
@@ -4320,6 +4416,11 @@
       <w:ind w:left="1080" w:hanging="360"/>
       <w:contextualSpacing/>
     </w:pPr>
+    <w:rPr>
+      <w:rFonts w:ascii="Times New Roman" w:hAnsi="Times New Roman" w:eastAsia="Times New Roman" w:cs="Times New Roman"/>
+      <w:color w:val="000000"/>
+      <w:sz w:val="24"/>
+    </w:rPr>
   </w:style>
   <w:style w:type="paragraph" w:styleId="ListBullet">
     <w:name w:val="List Bullet"/>
@@ -4333,6 +4434,11 @@
       </w:numPr>
       <w:contextualSpacing/>
     </w:pPr>
+    <w:rPr>
+      <w:rFonts w:ascii="Times New Roman" w:hAnsi="Times New Roman" w:eastAsia="Times New Roman" w:cs="Times New Roman"/>
+      <w:color w:val="000000"/>
+      <w:sz w:val="24"/>
+    </w:rPr>
   </w:style>
   <w:style w:type="paragraph" w:styleId="ListBullet2">
     <w:name w:val="List Bullet 2"/>
@@ -4346,6 +4452,11 @@
       </w:numPr>
       <w:contextualSpacing/>
     </w:pPr>
+    <w:rPr>
+      <w:rFonts w:ascii="Times New Roman" w:hAnsi="Times New Roman" w:eastAsia="Times New Roman" w:cs="Times New Roman"/>
+      <w:color w:val="000000"/>
+      <w:sz w:val="24"/>
+    </w:rPr>
   </w:style>
   <w:style w:type="paragraph" w:styleId="ListBullet3">
     <w:name w:val="List Bullet 3"/>
@@ -4359,6 +4470,11 @@
       </w:numPr>
       <w:contextualSpacing/>
     </w:pPr>
+    <w:rPr>
+      <w:rFonts w:ascii="Times New Roman" w:hAnsi="Times New Roman" w:eastAsia="Times New Roman" w:cs="Times New Roman"/>
+      <w:color w:val="000000"/>
+      <w:sz w:val="24"/>
+    </w:rPr>
   </w:style>
   <w:style w:type="paragraph" w:styleId="ListNumber">
     <w:name w:val="List Number"/>
@@ -4372,6 +4488,11 @@
       </w:numPr>
       <w:contextualSpacing/>
     </w:pPr>
+    <w:rPr>
+      <w:rFonts w:ascii="Times New Roman" w:hAnsi="Times New Roman" w:eastAsia="Times New Roman" w:cs="Times New Roman"/>
+      <w:color w:val="000000"/>
+      <w:sz w:val="24"/>
+    </w:rPr>
   </w:style>
   <w:style w:type="paragraph" w:styleId="ListNumber2">
     <w:name w:val="List Number 2"/>
@@ -4385,6 +4506,11 @@
       </w:numPr>
       <w:contextualSpacing/>
     </w:pPr>
+    <w:rPr>
+      <w:rFonts w:ascii="Times New Roman" w:hAnsi="Times New Roman" w:eastAsia="Times New Roman" w:cs="Times New Roman"/>
+      <w:color w:val="000000"/>
+      <w:sz w:val="24"/>
+    </w:rPr>
   </w:style>
   <w:style w:type="paragraph" w:styleId="ListNumber3">
     <w:name w:val="List Number 3"/>
@@ -4398,6 +4524,11 @@
       </w:numPr>
       <w:contextualSpacing/>
     </w:pPr>
+    <w:rPr>
+      <w:rFonts w:ascii="Times New Roman" w:hAnsi="Times New Roman" w:eastAsia="Times New Roman" w:cs="Times New Roman"/>
+      <w:color w:val="000000"/>
+      <w:sz w:val="24"/>
+    </w:rPr>
   </w:style>
   <w:style w:type="paragraph" w:styleId="ListContinue">
     <w:name w:val="List Continue"/>
@@ -4410,6 +4541,11 @@
       <w:ind w:left="360"/>
       <w:contextualSpacing/>
     </w:pPr>
+    <w:rPr>
+      <w:rFonts w:ascii="Times New Roman" w:hAnsi="Times New Roman" w:eastAsia="Times New Roman" w:cs="Times New Roman"/>
+      <w:color w:val="000000"/>
+      <w:sz w:val="24"/>
+    </w:rPr>
   </w:style>
   <w:style w:type="paragraph" w:styleId="ListContinue2">
     <w:name w:val="List Continue 2"/>
@@ -4422,6 +4558,11 @@
       <w:ind w:left="720"/>
       <w:contextualSpacing/>
     </w:pPr>
+    <w:rPr>
+      <w:rFonts w:ascii="Times New Roman" w:hAnsi="Times New Roman" w:eastAsia="Times New Roman" w:cs="Times New Roman"/>
+      <w:color w:val="000000"/>
+      <w:sz w:val="24"/>
+    </w:rPr>
   </w:style>
   <w:style w:type="paragraph" w:styleId="ListContinue3">
     <w:name w:val="List Continue 3"/>
@@ -4434,6 +4575,11 @@
       <w:ind w:left="1080"/>
       <w:contextualSpacing/>
     </w:pPr>
+    <w:rPr>
+      <w:rFonts w:ascii="Times New Roman" w:hAnsi="Times New Roman" w:eastAsia="Times New Roman" w:cs="Times New Roman"/>
+      <w:color w:val="000000"/>
+      <w:sz w:val="24"/>
+    </w:rPr>
   </w:style>
   <w:style w:type="paragraph" w:styleId="MacroText">
     <w:name w:val="macro"/>
@@ -4453,8 +4599,9 @@
       </w:tabs>
     </w:pPr>
     <w:rPr>
-      <w:rFonts w:ascii="Courier" w:hAnsi="Courier"/>
-      <w:sz w:val="20"/>
+      <w:rFonts w:ascii="Times New Roman" w:hAnsi="Times New Roman" w:eastAsia="Times New Roman" w:cs="Times New Roman"/>
+      <w:color w:val="000000"/>
+      <w:sz w:val="24"/>
       <w:szCs w:val="20"/>
     </w:rPr>
   </w:style>
@@ -4465,8 +4612,9 @@
     <w:uiPriority w:val="99"/>
     <w:rsid w:val="0029639D"/>
     <w:rPr>
-      <w:rFonts w:ascii="Courier" w:hAnsi="Courier"/>
-      <w:sz w:val="20"/>
+      <w:rFonts w:ascii="Times New Roman" w:hAnsi="Times New Roman" w:eastAsia="Times New Roman" w:cs="Times New Roman"/>
+      <w:color w:val="000000"/>
+      <w:sz w:val="24"/>
       <w:szCs w:val="20"/>
     </w:rPr>
   </w:style>
@@ -4479,9 +4627,11 @@
     <w:qFormat/>
     <w:rsid w:val="00FC693F"/>
     <w:rPr>
+      <w:rFonts w:ascii="Times New Roman" w:hAnsi="Times New Roman" w:eastAsia="Times New Roman" w:cs="Times New Roman"/>
       <w:i/>
       <w:iCs/>
-      <w:color w:val="000000" w:themeColor="text1"/>
+      <w:color w:val="000000"/>
+      <w:sz w:val="24"/>
     </w:rPr>
   </w:style>
   <w:style w:type="character" w:customStyle="1" w:styleId="QuoteChar">
@@ -4491,9 +4641,11 @@
     <w:uiPriority w:val="29"/>
     <w:rsid w:val="00FC693F"/>
     <w:rPr>
+      <w:rFonts w:ascii="Times New Roman" w:hAnsi="Times New Roman" w:eastAsia="Times New Roman" w:cs="Times New Roman"/>
       <w:i/>
       <w:iCs/>
-      <w:color w:val="000000" w:themeColor="text1"/>
+      <w:color w:val="000000"/>
+      <w:sz w:val="24"/>
     </w:rPr>
   </w:style>
   <w:style w:type="character" w:customStyle="1" w:styleId="Heading4Char">
@@ -4504,12 +4656,13 @@
     <w:semiHidden/>
     <w:rsid w:val="00FC693F"/>
     <w:rPr>
-      <w:rFonts w:asciiTheme="majorHAnsi" w:eastAsiaTheme="majorEastAsia" w:hAnsiTheme="majorHAnsi" w:cstheme="majorBidi"/>
+      <w:rFonts w:asciiTheme="majorHAnsi" w:eastAsiaTheme="majorEastAsia" w:hAnsiTheme="majorHAnsi" w:cstheme="majorBidi" w:ascii="Times New Roman" w:hAnsi="Times New Roman" w:eastAsia="Times New Roman" w:cs="Times New Roman"/>
       <w:b/>
       <w:bCs/>
       <w:i/>
       <w:iCs/>
-      <w:color w:val="4F81BD" w:themeColor="accent1"/>
+      <w:color w:val="000000"/>
+      <w:sz w:val="24"/>
     </w:rPr>
   </w:style>
   <w:style w:type="character" w:customStyle="1" w:styleId="Heading5Char">
@@ -4520,8 +4673,9 @@
     <w:semiHidden/>
     <w:rsid w:val="00FC693F"/>
     <w:rPr>
-      <w:rFonts w:asciiTheme="majorHAnsi" w:eastAsiaTheme="majorEastAsia" w:hAnsiTheme="majorHAnsi" w:cstheme="majorBidi"/>
-      <w:color w:val="243F60" w:themeColor="accent1" w:themeShade="7F"/>
+      <w:rFonts w:asciiTheme="majorHAnsi" w:eastAsiaTheme="majorEastAsia" w:hAnsiTheme="majorHAnsi" w:cstheme="majorBidi" w:ascii="Times New Roman" w:hAnsi="Times New Roman" w:eastAsia="Times New Roman" w:cs="Times New Roman"/>
+      <w:color w:val="000000"/>
+      <w:sz w:val="24"/>
     </w:rPr>
   </w:style>
   <w:style w:type="character" w:customStyle="1" w:styleId="Heading6Char">
@@ -4532,10 +4686,11 @@
     <w:semiHidden/>
     <w:rsid w:val="00FC693F"/>
     <w:rPr>
-      <w:rFonts w:asciiTheme="majorHAnsi" w:eastAsiaTheme="majorEastAsia" w:hAnsiTheme="majorHAnsi" w:cstheme="majorBidi"/>
+      <w:rFonts w:asciiTheme="majorHAnsi" w:eastAsiaTheme="majorEastAsia" w:hAnsiTheme="majorHAnsi" w:cstheme="majorBidi" w:ascii="Times New Roman" w:hAnsi="Times New Roman" w:eastAsia="Times New Roman" w:cs="Times New Roman"/>
       <w:i/>
       <w:iCs/>
-      <w:color w:val="243F60" w:themeColor="accent1" w:themeShade="7F"/>
+      <w:color w:val="000000"/>
+      <w:sz w:val="24"/>
     </w:rPr>
   </w:style>
   <w:style w:type="character" w:customStyle="1" w:styleId="Heading7Char">
@@ -4546,10 +4701,11 @@
     <w:semiHidden/>
     <w:rsid w:val="00FC693F"/>
     <w:rPr>
-      <w:rFonts w:asciiTheme="majorHAnsi" w:eastAsiaTheme="majorEastAsia" w:hAnsiTheme="majorHAnsi" w:cstheme="majorBidi"/>
+      <w:rFonts w:asciiTheme="majorHAnsi" w:eastAsiaTheme="majorEastAsia" w:hAnsiTheme="majorHAnsi" w:cstheme="majorBidi" w:ascii="Times New Roman" w:hAnsi="Times New Roman" w:eastAsia="Times New Roman" w:cs="Times New Roman"/>
       <w:i/>
       <w:iCs/>
-      <w:color w:val="404040" w:themeColor="text1" w:themeTint="BF"/>
+      <w:color w:val="000000"/>
+      <w:sz w:val="24"/>
     </w:rPr>
   </w:style>
   <w:style w:type="character" w:customStyle="1" w:styleId="Heading8Char">
@@ -4560,9 +4716,9 @@
     <w:semiHidden/>
     <w:rsid w:val="00FC693F"/>
     <w:rPr>
-      <w:rFonts w:asciiTheme="majorHAnsi" w:eastAsiaTheme="majorEastAsia" w:hAnsiTheme="majorHAnsi" w:cstheme="majorBidi"/>
-      <w:color w:val="4F81BD" w:themeColor="accent1"/>
-      <w:sz w:val="20"/>
+      <w:rFonts w:asciiTheme="majorHAnsi" w:eastAsiaTheme="majorEastAsia" w:hAnsiTheme="majorHAnsi" w:cstheme="majorBidi" w:ascii="Times New Roman" w:hAnsi="Times New Roman" w:eastAsia="Times New Roman" w:cs="Times New Roman"/>
+      <w:color w:val="000000"/>
+      <w:sz w:val="24"/>
       <w:szCs w:val="20"/>
     </w:rPr>
   </w:style>
@@ -4574,11 +4730,11 @@
     <w:semiHidden/>
     <w:rsid w:val="00FC693F"/>
     <w:rPr>
-      <w:rFonts w:asciiTheme="majorHAnsi" w:eastAsiaTheme="majorEastAsia" w:hAnsiTheme="majorHAnsi" w:cstheme="majorBidi"/>
+      <w:rFonts w:asciiTheme="majorHAnsi" w:eastAsiaTheme="majorEastAsia" w:hAnsiTheme="majorHAnsi" w:cstheme="majorBidi" w:ascii="Times New Roman" w:hAnsi="Times New Roman" w:eastAsia="Times New Roman" w:cs="Times New Roman"/>
       <w:i/>
       <w:iCs/>
-      <w:color w:val="404040" w:themeColor="text1" w:themeTint="BF"/>
-      <w:sz w:val="20"/>
+      <w:color w:val="000000"/>
+      <w:sz w:val="24"/>
       <w:szCs w:val="20"/>
     </w:rPr>
   </w:style>
@@ -4595,10 +4751,11 @@
       <w:spacing w:line="240" w:lineRule="auto"/>
     </w:pPr>
     <w:rPr>
+      <w:rFonts w:ascii="Times New Roman" w:hAnsi="Times New Roman" w:eastAsia="Times New Roman" w:cs="Times New Roman"/>
       <w:b/>
       <w:bCs/>
-      <w:color w:val="4F81BD" w:themeColor="accent1"/>
-      <w:sz w:val="18"/>
+      <w:color w:val="000000"/>
+      <w:sz w:val="24"/>
       <w:szCs w:val="18"/>
     </w:rPr>
   </w:style>
@@ -4609,8 +4766,11 @@
     <w:qFormat/>
     <w:rsid w:val="00FC693F"/>
     <w:rPr>
+      <w:rFonts w:ascii="Times New Roman" w:hAnsi="Times New Roman" w:eastAsia="Times New Roman" w:cs="Times New Roman"/>
       <w:b/>
       <w:bCs/>
+      <w:color w:val="000000"/>
+      <w:sz w:val="24"/>
     </w:rPr>
   </w:style>
   <w:style w:type="character" w:styleId="Emphasis">
@@ -4620,8 +4780,11 @@
     <w:qFormat/>
     <w:rsid w:val="00FC693F"/>
     <w:rPr>
+      <w:rFonts w:ascii="Times New Roman" w:hAnsi="Times New Roman" w:eastAsia="Times New Roman" w:cs="Times New Roman"/>
       <w:i/>
       <w:iCs/>
+      <w:color w:val="000000"/>
+      <w:sz w:val="24"/>
     </w:rPr>
   </w:style>
   <w:style w:type="paragraph" w:styleId="IntenseQuote">
@@ -4640,11 +4803,13 @@
       <w:ind w:left="936" w:right="936"/>
     </w:pPr>
     <w:rPr>
+      <w:rFonts w:ascii="Times New Roman" w:hAnsi="Times New Roman" w:eastAsia="Times New Roman" w:cs="Times New Roman"/>
       <w:b/>
       <w:bCs/>
       <w:i/>
       <w:iCs/>
-      <w:color w:val="4F81BD" w:themeColor="accent1"/>
+      <w:color w:val="000000"/>
+      <w:sz w:val="24"/>
     </w:rPr>
   </w:style>
   <w:style w:type="character" w:customStyle="1" w:styleId="IntenseQuoteChar">
@@ -4654,11 +4819,13 @@
     <w:uiPriority w:val="30"/>
     <w:rsid w:val="00FC693F"/>
     <w:rPr>
+      <w:rFonts w:ascii="Times New Roman" w:hAnsi="Times New Roman" w:eastAsia="Times New Roman" w:cs="Times New Roman"/>
       <w:b/>
       <w:bCs/>
       <w:i/>
       <w:iCs/>
-      <w:color w:val="4F81BD" w:themeColor="accent1"/>
+      <w:color w:val="000000"/>
+      <w:sz w:val="24"/>
     </w:rPr>
   </w:style>
   <w:style w:type="character" w:styleId="SubtleEmphasis">
@@ -4668,9 +4835,11 @@
     <w:qFormat/>
     <w:rsid w:val="00FC693F"/>
     <w:rPr>
+      <w:rFonts w:ascii="Times New Roman" w:hAnsi="Times New Roman" w:eastAsia="Times New Roman" w:cs="Times New Roman"/>
       <w:i/>
       <w:iCs/>
-      <w:color w:val="808080" w:themeColor="text1" w:themeTint="7F"/>
+      <w:color w:val="000000"/>
+      <w:sz w:val="24"/>
     </w:rPr>
   </w:style>
   <w:style w:type="character" w:styleId="IntenseEmphasis">
@@ -4680,11 +4849,13 @@
     <w:qFormat/>
     <w:rsid w:val="00FC693F"/>
     <w:rPr>
+      <w:rFonts w:ascii="Times New Roman" w:hAnsi="Times New Roman" w:eastAsia="Times New Roman" w:cs="Times New Roman"/>
       <w:b/>
       <w:bCs/>
       <w:i/>
       <w:iCs/>
-      <w:color w:val="4F81BD" w:themeColor="accent1"/>
+      <w:color w:val="000000"/>
+      <w:sz w:val="24"/>
     </w:rPr>
   </w:style>
   <w:style w:type="character" w:styleId="SubtleReference">
@@ -4694,8 +4865,10 @@
     <w:qFormat/>
     <w:rsid w:val="00FC693F"/>
     <w:rPr>
+      <w:rFonts w:ascii="Times New Roman" w:hAnsi="Times New Roman" w:eastAsia="Times New Roman" w:cs="Times New Roman"/>
       <w:smallCaps/>
-      <w:color w:val="C0504D" w:themeColor="accent2"/>
+      <w:color w:val="000000"/>
+      <w:sz w:val="24"/>
       <w:u w:val="single"/>
     </w:rPr>
   </w:style>
@@ -4706,11 +4879,13 @@
     <w:qFormat/>
     <w:rsid w:val="00FC693F"/>
     <w:rPr>
+      <w:rFonts w:ascii="Times New Roman" w:hAnsi="Times New Roman" w:eastAsia="Times New Roman" w:cs="Times New Roman"/>
       <w:b/>
       <w:bCs/>
       <w:smallCaps/>
-      <w:color w:val="C0504D" w:themeColor="accent2"/>
+      <w:color w:val="000000"/>
       <w:spacing w:val="5"/>
+      <w:sz w:val="24"/>
       <w:u w:val="single"/>
     </w:rPr>
   </w:style>
@@ -4721,10 +4896,13 @@
     <w:qFormat/>
     <w:rsid w:val="00FC693F"/>
     <w:rPr>
+      <w:rFonts w:ascii="Times New Roman" w:hAnsi="Times New Roman" w:eastAsia="Times New Roman" w:cs="Times New Roman"/>
       <w:b/>
       <w:bCs/>
       <w:smallCaps/>
+      <w:color w:val="000000"/>
       <w:spacing w:val="5"/>
+      <w:sz w:val="24"/>
     </w:rPr>
   </w:style>
   <w:style w:type="paragraph" w:styleId="TOCHeading">
@@ -4739,6 +4917,11 @@
     <w:pPr>
       <w:outlineLvl w:val="9"/>
     </w:pPr>
+    <w:rPr>
+      <w:rFonts w:ascii="Times New Roman" w:hAnsi="Times New Roman" w:eastAsia="Times New Roman" w:cs="Times New Roman"/>
+      <w:color w:val="000000"/>
+      <w:sz w:val="24"/>
+    </w:rPr>
   </w:style>
   <w:style w:type="table" w:styleId="TableGrid">
     <w:name w:val="Table Grid"/>

--- a/evaluation/publication_results/manuscript_package_20260719/tirs_final_submission_package_20260720/submission_upload_files_20260720/05_Supplementary_Tables_20260720.docx
+++ b/evaluation/publication_results/manuscript_package_20260719/tirs_final_submission_package_20260720/submission_upload_files_20260720/05_Supplementary_Tables_20260720.docx
@@ -1226,7 +1226,7 @@
                 <w:color w:val="000000"/>
                 <w:sz w:val="24"/>
               </w:rPr>
-              <w:t>External stress-test questions</w:t>
+              <w:t>AI-authored prospective-test questions</w:t>
             </w:r>
           </w:p>
         </w:tc>
@@ -1334,7 +1334,7 @@
                 <w:color w:val="000000"/>
                 <w:sz w:val="24"/>
               </w:rPr>
-              <w:t>External testing changed the project story.</w:t>
+              <w:t>AI-authored prospective testing changed the project story.</w:t>
             </w:r>
           </w:p>
         </w:tc>
@@ -2356,7 +2356,7 @@
                 <w:color w:val="000000"/>
                 <w:sz w:val="24"/>
               </w:rPr>
-              <w:t>Refused in one English external-test row although the corpus contained the answer.</w:t>
+              <w:t>Refused in one English prospective-test row although the corpus contained the answer.</w:t>
             </w:r>
           </w:p>
         </w:tc>
@@ -2469,7 +2469,7 @@
                 <w:color w:val="000000"/>
                 <w:sz w:val="24"/>
               </w:rPr>
-              <w:t>Earlier external testing sometimes answered with the general electronic-notification requirement.</w:t>
+              <w:t>Earlier AI-authored prospective testing sometimes answered with the general electronic-notification requirement.</w:t>
             </w:r>
           </w:p>
         </w:tc>
@@ -2817,7 +2817,7 @@
                 <w:color w:val="000000"/>
                 <w:sz w:val="24"/>
               </w:rPr>
-              <w:t>External stress test</w:t>
+              <w:t>AI-authored prospective stress test</w:t>
             </w:r>
           </w:p>
         </w:tc>
@@ -2871,7 +2871,7 @@
                 <w:color w:val="000000"/>
                 <w:sz w:val="24"/>
               </w:rPr>
-              <w:t>Diagnostic external evidence that changed the project focus.</w:t>
+              <w:t>Diagnostic prospective evidence that changed the project focus.</w:t>
             </w:r>
           </w:p>
         </w:tc>
@@ -2903,7 +2903,7 @@
                 <w:color w:val="000000"/>
                 <w:sz w:val="24"/>
               </w:rPr>
-              <w:t>Refusal-focused external test</w:t>
+              <w:t>Refusal-focused AI-authored test</w:t>
             </w:r>
           </w:p>
         </w:tc>
@@ -2957,7 +2957,7 @@
                 <w:color w:val="000000"/>
                 <w:sz w:val="24"/>
               </w:rPr>
-              <w:t>Focused external check of refusal calibration.</w:t>
+              <w:t>Focused AI-authored check of refusal calibration.</w:t>
             </w:r>
           </w:p>
         </w:tc>

--- a/evaluation/publication_results/manuscript_package_20260719/tirs_final_submission_package_20260720/submission_upload_files_20260720/05_Supplementary_Tables_20260720.docx
+++ b/evaluation/publication_results/manuscript_package_20260719/tirs_final_submission_package_20260720/submission_upload_files_20260720/05_Supplementary_Tables_20260720.docx
@@ -10,7 +10,7 @@
       <w:r>
         <w:rPr>
           <w:rFonts w:ascii="Times New Roman" w:hAnsi="Times New Roman" w:eastAsia="Times New Roman" w:cs="Times New Roman"/>
-          <w:b w:val="0"/>
+          <w:b/>
           <w:i w:val="0"/>
           <w:color w:val="000000"/>
           <w:sz w:val="24"/>
@@ -28,7 +28,7 @@
           <w:b w:val="0"/>
           <w:i w:val="0"/>
           <w:color w:val="000000"/>
-          <w:sz w:val="24"/>
+          <w:sz w:val="22"/>
         </w:rPr>
         <w:t>Title: Bilingual Retrieval-Augmented Access to ANVISA Regulatory Documents</w:t>
       </w:r>
@@ -43,7 +43,7 @@
           <w:b w:val="0"/>
           <w:i w:val="0"/>
           <w:color w:val="000000"/>
-          <w:sz w:val="24"/>
+          <w:sz w:val="22"/>
         </w:rPr>
         <w:t>Prepared: 2026-07-20</w:t>
       </w:r>
@@ -56,7 +56,7 @@
       <w:r>
         <w:rPr>
           <w:rFonts w:ascii="Times New Roman" w:hAnsi="Times New Roman" w:eastAsia="Times New Roman" w:cs="Times New Roman"/>
-          <w:b w:val="0"/>
+          <w:b/>
           <w:i w:val="0"/>
           <w:color w:val="000000"/>
           <w:sz w:val="24"/>
@@ -69,8 +69,8 @@
         <w:tblStyle w:val="TableGrid"/>
         <w:tblW w:type="dxa" w:w="9360"/>
         <w:tblLook w:firstColumn="1" w:firstRow="1" w:lastColumn="0" w:lastRow="0" w:noHBand="0" w:noVBand="1" w:val="04A0"/>
-        <w:jc w:val="left"/>
-        <w:tblLayout w:type="fixed"/>
+        <w:jc w:val="center"/>
+        <w:tblLayout w:type="autofit"/>
       </w:tblPr>
       <w:tblGrid>
         <w:gridCol w:w="1872"/>
@@ -87,16 +87,16 @@
           <w:tcPr>
             <w:tcW w:type="dxa" w:w="1700"/>
             <w:tcMar>
-              <w:top w:w="80" w:type="dxa"/>
-              <w:start w:w="120" w:type="dxa"/>
-              <w:bottom w:w="80" w:type="dxa"/>
-              <w:end w:w="120" w:type="dxa"/>
+              <w:top w:w="90" w:type="dxa"/>
+              <w:start w:w="90" w:type="dxa"/>
+              <w:bottom w:w="90" w:type="dxa"/>
+              <w:end w:w="90" w:type="dxa"/>
             </w:tcMar>
             <w:vAlign w:val="center"/>
           </w:tcPr>
           <w:p>
             <w:pPr>
-              <w:spacing w:after="0" w:line="252" w:lineRule="auto"/>
+              <w:spacing w:after="0" w:line="240" w:lineRule="auto" w:before="0"/>
             </w:pPr>
             <w:r>
               <w:rPr>
@@ -104,7 +104,7 @@
                 <w:b/>
                 <w:i w:val="0"/>
                 <w:color w:val="000000"/>
-                <w:sz w:val="24"/>
+                <w:sz w:val="16"/>
               </w:rPr>
               <w:t>Question category or system issue</w:t>
             </w:r>
@@ -114,16 +114,16 @@
           <w:tcPr>
             <w:tcW w:type="dxa" w:w="2300"/>
             <w:tcMar>
-              <w:top w:w="80" w:type="dxa"/>
-              <w:start w:w="120" w:type="dxa"/>
-              <w:bottom w:w="80" w:type="dxa"/>
-              <w:end w:w="120" w:type="dxa"/>
+              <w:top w:w="90" w:type="dxa"/>
+              <w:start w:w="90" w:type="dxa"/>
+              <w:bottom w:w="90" w:type="dxa"/>
+              <w:end w:w="90" w:type="dxa"/>
             </w:tcMar>
             <w:vAlign w:val="center"/>
           </w:tcPr>
           <w:p>
             <w:pPr>
-              <w:spacing w:after="0" w:line="252" w:lineRule="auto"/>
+              <w:spacing w:after="0" w:line="240" w:lineRule="auto" w:before="0"/>
             </w:pPr>
             <w:r>
               <w:rPr>
@@ -131,7 +131,7 @@
                 <w:b/>
                 <w:i w:val="0"/>
                 <w:color w:val="000000"/>
-                <w:sz w:val="24"/>
+                <w:sz w:val="16"/>
               </w:rPr>
               <w:t>What the system did well</w:t>
             </w:r>
@@ -141,16 +141,16 @@
           <w:tcPr>
             <w:tcW w:type="dxa" w:w="2100"/>
             <w:tcMar>
-              <w:top w:w="80" w:type="dxa"/>
-              <w:start w:w="120" w:type="dxa"/>
-              <w:bottom w:w="80" w:type="dxa"/>
-              <w:end w:w="120" w:type="dxa"/>
+              <w:top w:w="90" w:type="dxa"/>
+              <w:start w:w="90" w:type="dxa"/>
+              <w:bottom w:w="90" w:type="dxa"/>
+              <w:end w:w="90" w:type="dxa"/>
             </w:tcMar>
             <w:vAlign w:val="center"/>
           </w:tcPr>
           <w:p>
             <w:pPr>
-              <w:spacing w:after="0" w:line="252" w:lineRule="auto"/>
+              <w:spacing w:after="0" w:line="240" w:lineRule="auto" w:before="0"/>
             </w:pPr>
             <w:r>
               <w:rPr>
@@ -158,7 +158,7 @@
                 <w:b/>
                 <w:i w:val="0"/>
                 <w:color w:val="000000"/>
-                <w:sz w:val="24"/>
+                <w:sz w:val="16"/>
               </w:rPr>
               <w:t>What went wrong</w:t>
             </w:r>
@@ -168,16 +168,16 @@
           <w:tcPr>
             <w:tcW w:type="dxa" w:w="1900"/>
             <w:tcMar>
-              <w:top w:w="80" w:type="dxa"/>
-              <w:start w:w="120" w:type="dxa"/>
-              <w:bottom w:w="80" w:type="dxa"/>
-              <w:end w:w="120" w:type="dxa"/>
+              <w:top w:w="90" w:type="dxa"/>
+              <w:start w:w="90" w:type="dxa"/>
+              <w:bottom w:w="90" w:type="dxa"/>
+              <w:end w:w="90" w:type="dxa"/>
             </w:tcMar>
             <w:vAlign w:val="center"/>
           </w:tcPr>
           <w:p>
             <w:pPr>
-              <w:spacing w:after="0" w:line="252" w:lineRule="auto"/>
+              <w:spacing w:after="0" w:line="240" w:lineRule="auto" w:before="0"/>
             </w:pPr>
             <w:r>
               <w:rPr>
@@ -185,7 +185,7 @@
                 <w:b/>
                 <w:i w:val="0"/>
                 <w:color w:val="000000"/>
-                <w:sz w:val="24"/>
+                <w:sz w:val="16"/>
               </w:rPr>
               <w:t>What was changed</w:t>
             </w:r>
@@ -195,16 +195,16 @@
           <w:tcPr>
             <w:tcW w:type="dxa" w:w="1360"/>
             <w:tcMar>
-              <w:top w:w="80" w:type="dxa"/>
-              <w:start w:w="120" w:type="dxa"/>
-              <w:bottom w:w="80" w:type="dxa"/>
-              <w:end w:w="120" w:type="dxa"/>
+              <w:top w:w="90" w:type="dxa"/>
+              <w:start w:w="90" w:type="dxa"/>
+              <w:bottom w:w="90" w:type="dxa"/>
+              <w:end w:w="90" w:type="dxa"/>
             </w:tcMar>
             <w:vAlign w:val="center"/>
           </w:tcPr>
           <w:p>
             <w:pPr>
-              <w:spacing w:after="0" w:line="252" w:lineRule="auto"/>
+              <w:spacing w:after="0" w:line="240" w:lineRule="auto" w:before="0"/>
             </w:pPr>
             <w:r>
               <w:rPr>
@@ -212,7 +212,7 @@
                 <w:b/>
                 <w:i w:val="0"/>
                 <w:color w:val="000000"/>
-                <w:sz w:val="24"/>
+                <w:sz w:val="16"/>
               </w:rPr>
               <w:t>What this means</w:t>
             </w:r>
@@ -227,16 +227,16 @@
           <w:tcPr>
             <w:tcW w:type="dxa" w:w="1700"/>
             <w:tcMar>
-              <w:top w:w="80" w:type="dxa"/>
-              <w:start w:w="120" w:type="dxa"/>
-              <w:bottom w:w="80" w:type="dxa"/>
-              <w:end w:w="120" w:type="dxa"/>
+              <w:top w:w="90" w:type="dxa"/>
+              <w:start w:w="90" w:type="dxa"/>
+              <w:bottom w:w="90" w:type="dxa"/>
+              <w:end w:w="90" w:type="dxa"/>
             </w:tcMar>
             <w:vAlign w:val="center"/>
           </w:tcPr>
           <w:p>
             <w:pPr>
-              <w:spacing w:after="0" w:line="252" w:lineRule="auto"/>
+              <w:spacing w:after="0" w:line="240" w:lineRule="auto" w:before="0"/>
             </w:pPr>
             <w:r>
               <w:rPr>
@@ -244,7 +244,7 @@
                 <w:b w:val="0"/>
                 <w:i w:val="0"/>
                 <w:color w:val="000000"/>
-                <w:sz w:val="24"/>
+                <w:sz w:val="16"/>
               </w:rPr>
               <w:t>Source cleaning and document identity</w:t>
             </w:r>
@@ -254,16 +254,16 @@
           <w:tcPr>
             <w:tcW w:type="dxa" w:w="2300"/>
             <w:tcMar>
-              <w:top w:w="80" w:type="dxa"/>
-              <w:start w:w="120" w:type="dxa"/>
-              <w:bottom w:w="80" w:type="dxa"/>
-              <w:end w:w="120" w:type="dxa"/>
+              <w:top w:w="90" w:type="dxa"/>
+              <w:start w:w="90" w:type="dxa"/>
+              <w:bottom w:w="90" w:type="dxa"/>
+              <w:end w:w="90" w:type="dxa"/>
             </w:tcMar>
             <w:vAlign w:val="center"/>
           </w:tcPr>
           <w:p>
             <w:pPr>
-              <w:spacing w:after="0" w:line="252" w:lineRule="auto"/>
+              <w:spacing w:after="0" w:line="240" w:lineRule="auto" w:before="0"/>
             </w:pPr>
             <w:r>
               <w:rPr>
@@ -271,7 +271,7 @@
                 <w:b w:val="0"/>
                 <w:i w:val="0"/>
                 <w:color w:val="000000"/>
-                <w:sz w:val="24"/>
+                <w:sz w:val="16"/>
               </w:rPr>
               <w:t>The project identified the intended regulatory corpus.</w:t>
             </w:r>
@@ -281,16 +281,16 @@
           <w:tcPr>
             <w:tcW w:type="dxa" w:w="2100"/>
             <w:tcMar>
-              <w:top w:w="80" w:type="dxa"/>
-              <w:start w:w="120" w:type="dxa"/>
-              <w:bottom w:w="80" w:type="dxa"/>
-              <w:end w:w="120" w:type="dxa"/>
+              <w:top w:w="90" w:type="dxa"/>
+              <w:start w:w="90" w:type="dxa"/>
+              <w:bottom w:w="90" w:type="dxa"/>
+              <w:end w:w="90" w:type="dxa"/>
             </w:tcMar>
             <w:vAlign w:val="center"/>
           </w:tcPr>
           <w:p>
             <w:pPr>
-              <w:spacing w:after="0" w:line="252" w:lineRule="auto"/>
+              <w:spacing w:after="0" w:line="240" w:lineRule="auto" w:before="0"/>
             </w:pPr>
             <w:r>
               <w:rPr>
@@ -298,7 +298,7 @@
                 <w:b w:val="0"/>
                 <w:i w:val="0"/>
                 <w:color w:val="000000"/>
-                <w:sz w:val="24"/>
+                <w:sz w:val="16"/>
               </w:rPr>
               <w:t>Local source files included formatting artifacts and one misleading local file name.</w:t>
             </w:r>
@@ -308,16 +308,16 @@
           <w:tcPr>
             <w:tcW w:type="dxa" w:w="1900"/>
             <w:tcMar>
-              <w:top w:w="80" w:type="dxa"/>
-              <w:start w:w="120" w:type="dxa"/>
-              <w:bottom w:w="80" w:type="dxa"/>
-              <w:end w:w="120" w:type="dxa"/>
+              <w:top w:w="90" w:type="dxa"/>
+              <w:start w:w="90" w:type="dxa"/>
+              <w:bottom w:w="90" w:type="dxa"/>
+              <w:end w:w="90" w:type="dxa"/>
             </w:tcMar>
             <w:vAlign w:val="center"/>
           </w:tcPr>
           <w:p>
             <w:pPr>
-              <w:spacing w:after="0" w:line="252" w:lineRule="auto"/>
+              <w:spacing w:after="0" w:line="240" w:lineRule="auto" w:before="0"/>
             </w:pPr>
             <w:r>
               <w:rPr>
@@ -325,7 +325,7 @@
                 <w:b w:val="0"/>
                 <w:i w:val="0"/>
                 <w:color w:val="000000"/>
-                <w:sz w:val="24"/>
+                <w:sz w:val="16"/>
               </w:rPr>
               <w:t>Source text was cleaned and document identity was checked against official regulation names.</w:t>
             </w:r>
@@ -335,16 +335,16 @@
           <w:tcPr>
             <w:tcW w:type="dxa" w:w="1360"/>
             <w:tcMar>
-              <w:top w:w="80" w:type="dxa"/>
-              <w:start w:w="120" w:type="dxa"/>
-              <w:bottom w:w="80" w:type="dxa"/>
-              <w:end w:w="120" w:type="dxa"/>
+              <w:top w:w="90" w:type="dxa"/>
+              <w:start w:w="90" w:type="dxa"/>
+              <w:bottom w:w="90" w:type="dxa"/>
+              <w:end w:w="90" w:type="dxa"/>
             </w:tcMar>
             <w:vAlign w:val="center"/>
           </w:tcPr>
           <w:p>
             <w:pPr>
-              <w:spacing w:after="0" w:line="252" w:lineRule="auto"/>
+              <w:spacing w:after="0" w:line="240" w:lineRule="auto" w:before="0"/>
             </w:pPr>
             <w:r>
               <w:rPr>
@@ -352,7 +352,7 @@
                 <w:b w:val="0"/>
                 <w:i w:val="0"/>
                 <w:color w:val="000000"/>
-                <w:sz w:val="24"/>
+                <w:sz w:val="16"/>
               </w:rPr>
               <w:t>Regulatory RAG needs a stable and auditable corpus before retrieval metrics are interpretable.</w:t>
             </w:r>
@@ -367,16 +367,16 @@
           <w:tcPr>
             <w:tcW w:type="dxa" w:w="1700"/>
             <w:tcMar>
-              <w:top w:w="80" w:type="dxa"/>
-              <w:start w:w="120" w:type="dxa"/>
-              <w:bottom w:w="80" w:type="dxa"/>
-              <w:end w:w="120" w:type="dxa"/>
+              <w:top w:w="90" w:type="dxa"/>
+              <w:start w:w="90" w:type="dxa"/>
+              <w:bottom w:w="90" w:type="dxa"/>
+              <w:end w:w="90" w:type="dxa"/>
             </w:tcMar>
             <w:vAlign w:val="center"/>
           </w:tcPr>
           <w:p>
             <w:pPr>
-              <w:spacing w:after="0" w:line="252" w:lineRule="auto"/>
+              <w:spacing w:after="0" w:line="240" w:lineRule="auto" w:before="0"/>
             </w:pPr>
             <w:r>
               <w:rPr>
@@ -384,7 +384,7 @@
                 <w:b w:val="0"/>
                 <w:i w:val="0"/>
                 <w:color w:val="000000"/>
-                <w:sz w:val="24"/>
+                <w:sz w:val="16"/>
               </w:rPr>
               <w:t>Direct article questions</w:t>
             </w:r>
@@ -394,16 +394,16 @@
           <w:tcPr>
             <w:tcW w:type="dxa" w:w="2300"/>
             <w:tcMar>
-              <w:top w:w="80" w:type="dxa"/>
-              <w:start w:w="120" w:type="dxa"/>
-              <w:bottom w:w="80" w:type="dxa"/>
-              <w:end w:w="120" w:type="dxa"/>
+              <w:top w:w="90" w:type="dxa"/>
+              <w:start w:w="90" w:type="dxa"/>
+              <w:bottom w:w="90" w:type="dxa"/>
+              <w:end w:w="90" w:type="dxa"/>
             </w:tcMar>
             <w:vAlign w:val="center"/>
           </w:tcPr>
           <w:p>
             <w:pPr>
-              <w:spacing w:after="0" w:line="252" w:lineRule="auto"/>
+              <w:spacing w:after="0" w:line="240" w:lineRule="auto" w:before="0"/>
             </w:pPr>
             <w:r>
               <w:rPr>
@@ -411,7 +411,7 @@
                 <w:b w:val="0"/>
                 <w:i w:val="0"/>
                 <w:color w:val="000000"/>
-                <w:sz w:val="24"/>
+                <w:sz w:val="16"/>
               </w:rPr>
               <w:t>Retrieved and cited the correct article for compact questions.</w:t>
             </w:r>
@@ -421,16 +421,16 @@
           <w:tcPr>
             <w:tcW w:type="dxa" w:w="2100"/>
             <w:tcMar>
-              <w:top w:w="80" w:type="dxa"/>
-              <w:start w:w="120" w:type="dxa"/>
-              <w:bottom w:w="80" w:type="dxa"/>
-              <w:end w:w="120" w:type="dxa"/>
+              <w:top w:w="90" w:type="dxa"/>
+              <w:start w:w="90" w:type="dxa"/>
+              <w:bottom w:w="90" w:type="dxa"/>
+              <w:end w:w="90" w:type="dxa"/>
             </w:tcMar>
             <w:vAlign w:val="center"/>
           </w:tcPr>
           <w:p>
             <w:pPr>
-              <w:spacing w:after="0" w:line="252" w:lineRule="auto"/>
+              <w:spacing w:after="0" w:line="240" w:lineRule="auto" w:before="0"/>
             </w:pPr>
             <w:r>
               <w:rPr>
@@ -438,7 +438,7 @@
                 <w:b w:val="0"/>
                 <w:i w:val="0"/>
                 <w:color w:val="000000"/>
-                <w:sz w:val="24"/>
+                <w:sz w:val="16"/>
               </w:rPr>
               <w:t>Some answers still omitted conditions.</w:t>
             </w:r>
@@ -448,16 +448,16 @@
           <w:tcPr>
             <w:tcW w:type="dxa" w:w="1900"/>
             <w:tcMar>
-              <w:top w:w="80" w:type="dxa"/>
-              <w:start w:w="120" w:type="dxa"/>
-              <w:bottom w:w="80" w:type="dxa"/>
-              <w:end w:w="120" w:type="dxa"/>
+              <w:top w:w="90" w:type="dxa"/>
+              <w:start w:w="90" w:type="dxa"/>
+              <w:bottom w:w="90" w:type="dxa"/>
+              <w:end w:w="90" w:type="dxa"/>
             </w:tcMar>
             <w:vAlign w:val="center"/>
           </w:tcPr>
           <w:p>
             <w:pPr>
-              <w:spacing w:after="0" w:line="252" w:lineRule="auto"/>
+              <w:spacing w:after="0" w:line="240" w:lineRule="auto" w:before="0"/>
             </w:pPr>
             <w:r>
               <w:rPr>
@@ -465,7 +465,7 @@
                 <w:b w:val="0"/>
                 <w:i w:val="0"/>
                 <w:color w:val="000000"/>
-                <w:sz w:val="24"/>
+                <w:sz w:val="16"/>
               </w:rPr>
               <w:t>Article-level indexing and completeness prompting were added.</w:t>
             </w:r>
@@ -475,16 +475,16 @@
           <w:tcPr>
             <w:tcW w:type="dxa" w:w="1360"/>
             <w:tcMar>
-              <w:top w:w="80" w:type="dxa"/>
-              <w:start w:w="120" w:type="dxa"/>
-              <w:bottom w:w="80" w:type="dxa"/>
-              <w:end w:w="120" w:type="dxa"/>
+              <w:top w:w="90" w:type="dxa"/>
+              <w:start w:w="90" w:type="dxa"/>
+              <w:bottom w:w="90" w:type="dxa"/>
+              <w:end w:w="90" w:type="dxa"/>
             </w:tcMar>
             <w:vAlign w:val="center"/>
           </w:tcPr>
           <w:p>
             <w:pPr>
-              <w:spacing w:after="0" w:line="252" w:lineRule="auto"/>
+              <w:spacing w:after="0" w:line="240" w:lineRule="auto" w:before="0"/>
             </w:pPr>
             <w:r>
               <w:rPr>
@@ -492,7 +492,7 @@
                 <w:b w:val="0"/>
                 <w:i w:val="0"/>
                 <w:color w:val="000000"/>
-                <w:sz w:val="24"/>
+                <w:sz w:val="16"/>
               </w:rPr>
               <w:t>Useful for navigation, but citations must be checked.</w:t>
             </w:r>
@@ -507,16 +507,16 @@
           <w:tcPr>
             <w:tcW w:type="dxa" w:w="1700"/>
             <w:tcMar>
-              <w:top w:w="80" w:type="dxa"/>
-              <w:start w:w="120" w:type="dxa"/>
-              <w:bottom w:w="80" w:type="dxa"/>
-              <w:end w:w="120" w:type="dxa"/>
+              <w:top w:w="90" w:type="dxa"/>
+              <w:start w:w="90" w:type="dxa"/>
+              <w:bottom w:w="90" w:type="dxa"/>
+              <w:end w:w="90" w:type="dxa"/>
             </w:tcMar>
             <w:vAlign w:val="center"/>
           </w:tcPr>
           <w:p>
             <w:pPr>
-              <w:spacing w:after="0" w:line="252" w:lineRule="auto"/>
+              <w:spacing w:after="0" w:line="240" w:lineRule="auto" w:before="0"/>
             </w:pPr>
             <w:r>
               <w:rPr>
@@ -524,7 +524,7 @@
                 <w:b w:val="0"/>
                 <w:i w:val="0"/>
                 <w:color w:val="000000"/>
-                <w:sz w:val="24"/>
+                <w:sz w:val="16"/>
               </w:rPr>
               <w:t>English questions over Portuguese sources</w:t>
             </w:r>
@@ -534,16 +534,16 @@
           <w:tcPr>
             <w:tcW w:type="dxa" w:w="2300"/>
             <w:tcMar>
-              <w:top w:w="80" w:type="dxa"/>
-              <w:start w:w="120" w:type="dxa"/>
-              <w:bottom w:w="80" w:type="dxa"/>
-              <w:end w:w="120" w:type="dxa"/>
+              <w:top w:w="90" w:type="dxa"/>
+              <w:start w:w="90" w:type="dxa"/>
+              <w:bottom w:w="90" w:type="dxa"/>
+              <w:end w:w="90" w:type="dxa"/>
             </w:tcMar>
             <w:vAlign w:val="center"/>
           </w:tcPr>
           <w:p>
             <w:pPr>
-              <w:spacing w:after="0" w:line="252" w:lineRule="auto"/>
+              <w:spacing w:after="0" w:line="240" w:lineRule="auto" w:before="0"/>
             </w:pPr>
             <w:r>
               <w:rPr>
@@ -551,7 +551,7 @@
                 <w:b w:val="0"/>
                 <w:i w:val="0"/>
                 <w:color w:val="000000"/>
-                <w:sz w:val="24"/>
+                <w:sz w:val="16"/>
               </w:rPr>
               <w:t>Improved after Portuguese retrieval anchors.</w:t>
             </w:r>
@@ -561,16 +561,16 @@
           <w:tcPr>
             <w:tcW w:type="dxa" w:w="2100"/>
             <w:tcMar>
-              <w:top w:w="80" w:type="dxa"/>
-              <w:start w:w="120" w:type="dxa"/>
-              <w:bottom w:w="80" w:type="dxa"/>
-              <w:end w:w="120" w:type="dxa"/>
+              <w:top w:w="90" w:type="dxa"/>
+              <w:start w:w="90" w:type="dxa"/>
+              <w:bottom w:w="90" w:type="dxa"/>
+              <w:end w:w="90" w:type="dxa"/>
             </w:tcMar>
             <w:vAlign w:val="center"/>
           </w:tcPr>
           <w:p>
             <w:pPr>
-              <w:spacing w:after="0" w:line="252" w:lineRule="auto"/>
+              <w:spacing w:after="0" w:line="240" w:lineRule="auto" w:before="0"/>
             </w:pPr>
             <w:r>
               <w:rPr>
@@ -578,7 +578,7 @@
                 <w:b w:val="0"/>
                 <w:i w:val="0"/>
                 <w:color w:val="000000"/>
-                <w:sz w:val="24"/>
+                <w:sz w:val="16"/>
               </w:rPr>
               <w:t>English completeness was initially weak.</w:t>
             </w:r>
@@ -588,16 +588,16 @@
           <w:tcPr>
             <w:tcW w:type="dxa" w:w="1900"/>
             <w:tcMar>
-              <w:top w:w="80" w:type="dxa"/>
-              <w:start w:w="120" w:type="dxa"/>
-              <w:bottom w:w="80" w:type="dxa"/>
-              <w:end w:w="120" w:type="dxa"/>
+              <w:top w:w="90" w:type="dxa"/>
+              <w:start w:w="90" w:type="dxa"/>
+              <w:bottom w:w="90" w:type="dxa"/>
+              <w:end w:w="90" w:type="dxa"/>
             </w:tcMar>
             <w:vAlign w:val="center"/>
           </w:tcPr>
           <w:p>
             <w:pPr>
-              <w:spacing w:after="0" w:line="252" w:lineRule="auto"/>
+              <w:spacing w:after="0" w:line="240" w:lineRule="auto" w:before="0"/>
             </w:pPr>
             <w:r>
               <w:rPr>
@@ -605,7 +605,7 @@
                 <w:b w:val="0"/>
                 <w:i w:val="0"/>
                 <w:color w:val="000000"/>
-                <w:sz w:val="24"/>
+                <w:sz w:val="16"/>
               </w:rPr>
               <w:t>Conservative bilingual term anchors were added.</w:t>
             </w:r>
@@ -615,16 +615,16 @@
           <w:tcPr>
             <w:tcW w:type="dxa" w:w="1360"/>
             <w:tcMar>
-              <w:top w:w="80" w:type="dxa"/>
-              <w:start w:w="120" w:type="dxa"/>
-              <w:bottom w:w="80" w:type="dxa"/>
-              <w:end w:w="120" w:type="dxa"/>
+              <w:top w:w="90" w:type="dxa"/>
+              <w:start w:w="90" w:type="dxa"/>
+              <w:bottom w:w="90" w:type="dxa"/>
+              <w:end w:w="90" w:type="dxa"/>
             </w:tcMar>
             <w:vAlign w:val="center"/>
           </w:tcPr>
           <w:p>
             <w:pPr>
-              <w:spacing w:after="0" w:line="252" w:lineRule="auto"/>
+              <w:spacing w:after="0" w:line="240" w:lineRule="auto" w:before="0"/>
             </w:pPr>
             <w:r>
               <w:rPr>
@@ -632,7 +632,7 @@
                 <w:b w:val="0"/>
                 <w:i w:val="0"/>
                 <w:color w:val="000000"/>
-                <w:sz w:val="24"/>
+                <w:sz w:val="16"/>
               </w:rPr>
               <w:t>Bilingual search is feasible but needs controlled terminology.</w:t>
             </w:r>
@@ -647,16 +647,16 @@
           <w:tcPr>
             <w:tcW w:type="dxa" w:w="1700"/>
             <w:tcMar>
-              <w:top w:w="80" w:type="dxa"/>
-              <w:start w:w="120" w:type="dxa"/>
-              <w:bottom w:w="80" w:type="dxa"/>
-              <w:end w:w="120" w:type="dxa"/>
+              <w:top w:w="90" w:type="dxa"/>
+              <w:start w:w="90" w:type="dxa"/>
+              <w:bottom w:w="90" w:type="dxa"/>
+              <w:end w:w="90" w:type="dxa"/>
             </w:tcMar>
             <w:vAlign w:val="center"/>
           </w:tcPr>
           <w:p>
             <w:pPr>
-              <w:spacing w:after="0" w:line="252" w:lineRule="auto"/>
+              <w:spacing w:after="0" w:line="240" w:lineRule="auto" w:before="0"/>
             </w:pPr>
             <w:r>
               <w:rPr>
@@ -664,7 +664,7 @@
                 <w:b w:val="0"/>
                 <w:i w:val="0"/>
                 <w:color w:val="000000"/>
-                <w:sz w:val="24"/>
+                <w:sz w:val="16"/>
               </w:rPr>
               <w:t>Rule-plus-exception questions</w:t>
             </w:r>
@@ -674,16 +674,16 @@
           <w:tcPr>
             <w:tcW w:type="dxa" w:w="2300"/>
             <w:tcMar>
-              <w:top w:w="80" w:type="dxa"/>
-              <w:start w:w="120" w:type="dxa"/>
-              <w:bottom w:w="80" w:type="dxa"/>
-              <w:end w:w="120" w:type="dxa"/>
+              <w:top w:w="90" w:type="dxa"/>
+              <w:start w:w="90" w:type="dxa"/>
+              <w:bottom w:w="90" w:type="dxa"/>
+              <w:end w:w="90" w:type="dxa"/>
             </w:tcMar>
             <w:vAlign w:val="center"/>
           </w:tcPr>
           <w:p>
             <w:pPr>
-              <w:spacing w:after="0" w:line="252" w:lineRule="auto"/>
+              <w:spacing w:after="0" w:line="240" w:lineRule="auto" w:before="0"/>
             </w:pPr>
             <w:r>
               <w:rPr>
@@ -691,7 +691,7 @@
                 <w:b w:val="0"/>
                 <w:i w:val="0"/>
                 <w:color w:val="000000"/>
-                <w:sz w:val="24"/>
+                <w:sz w:val="16"/>
               </w:rPr>
               <w:t>Often found the right document.</w:t>
             </w:r>
@@ -701,16 +701,16 @@
           <w:tcPr>
             <w:tcW w:type="dxa" w:w="2100"/>
             <w:tcMar>
-              <w:top w:w="80" w:type="dxa"/>
-              <w:start w:w="120" w:type="dxa"/>
-              <w:bottom w:w="80" w:type="dxa"/>
-              <w:end w:w="120" w:type="dxa"/>
+              <w:top w:w="90" w:type="dxa"/>
+              <w:start w:w="90" w:type="dxa"/>
+              <w:bottom w:w="90" w:type="dxa"/>
+              <w:end w:w="90" w:type="dxa"/>
             </w:tcMar>
             <w:vAlign w:val="center"/>
           </w:tcPr>
           <w:p>
             <w:pPr>
-              <w:spacing w:after="0" w:line="252" w:lineRule="auto"/>
+              <w:spacing w:after="0" w:line="240" w:lineRule="auto" w:before="0"/>
             </w:pPr>
             <w:r>
               <w:rPr>
@@ -718,7 +718,7 @@
                 <w:b w:val="0"/>
                 <w:i w:val="0"/>
                 <w:color w:val="000000"/>
-                <w:sz w:val="24"/>
+                <w:sz w:val="16"/>
               </w:rPr>
               <w:t>Sometimes gave the exception without the general rule.</w:t>
             </w:r>
@@ -728,16 +728,16 @@
           <w:tcPr>
             <w:tcW w:type="dxa" w:w="1900"/>
             <w:tcMar>
-              <w:top w:w="80" w:type="dxa"/>
-              <w:start w:w="120" w:type="dxa"/>
-              <w:bottom w:w="80" w:type="dxa"/>
-              <w:end w:w="120" w:type="dxa"/>
+              <w:top w:w="90" w:type="dxa"/>
+              <w:start w:w="90" w:type="dxa"/>
+              <w:bottom w:w="90" w:type="dxa"/>
+              <w:end w:w="90" w:type="dxa"/>
             </w:tcMar>
             <w:vAlign w:val="center"/>
           </w:tcPr>
           <w:p>
             <w:pPr>
-              <w:spacing w:after="0" w:line="252" w:lineRule="auto"/>
+              <w:spacing w:after="0" w:line="240" w:lineRule="auto" w:before="0"/>
             </w:pPr>
             <w:r>
               <w:rPr>
@@ -745,7 +745,7 @@
                 <w:b w:val="0"/>
                 <w:i w:val="0"/>
                 <w:color w:val="000000"/>
-                <w:sz w:val="24"/>
+                <w:sz w:val="16"/>
               </w:rPr>
               <w:t>Rule-plus-exception failures were tracked separately.</w:t>
             </w:r>
@@ -755,16 +755,16 @@
           <w:tcPr>
             <w:tcW w:type="dxa" w:w="1360"/>
             <w:tcMar>
-              <w:top w:w="80" w:type="dxa"/>
-              <w:start w:w="120" w:type="dxa"/>
-              <w:bottom w:w="80" w:type="dxa"/>
-              <w:end w:w="120" w:type="dxa"/>
+              <w:top w:w="90" w:type="dxa"/>
+              <w:start w:w="90" w:type="dxa"/>
+              <w:bottom w:w="90" w:type="dxa"/>
+              <w:end w:w="90" w:type="dxa"/>
             </w:tcMar>
             <w:vAlign w:val="center"/>
           </w:tcPr>
           <w:p>
             <w:pPr>
-              <w:spacing w:after="0" w:line="252" w:lineRule="auto"/>
+              <w:spacing w:after="0" w:line="240" w:lineRule="auto" w:before="0"/>
             </w:pPr>
             <w:r>
               <w:rPr>
@@ -772,7 +772,7 @@
                 <w:b w:val="0"/>
                 <w:i w:val="0"/>
                 <w:color w:val="000000"/>
-                <w:sz w:val="24"/>
+                <w:sz w:val="16"/>
               </w:rPr>
               <w:t>Regulatory answers must preserve legal structure.</w:t>
             </w:r>
@@ -787,16 +787,16 @@
           <w:tcPr>
             <w:tcW w:type="dxa" w:w="1700"/>
             <w:tcMar>
-              <w:top w:w="80" w:type="dxa"/>
-              <w:start w:w="120" w:type="dxa"/>
-              <w:bottom w:w="80" w:type="dxa"/>
-              <w:end w:w="120" w:type="dxa"/>
+              <w:top w:w="90" w:type="dxa"/>
+              <w:start w:w="90" w:type="dxa"/>
+              <w:bottom w:w="90" w:type="dxa"/>
+              <w:end w:w="90" w:type="dxa"/>
             </w:tcMar>
             <w:vAlign w:val="center"/>
           </w:tcPr>
           <w:p>
             <w:pPr>
-              <w:spacing w:after="0" w:line="252" w:lineRule="auto"/>
+              <w:spacing w:after="0" w:line="240" w:lineRule="auto" w:before="0"/>
             </w:pPr>
             <w:r>
               <w:rPr>
@@ -804,7 +804,7 @@
                 <w:b w:val="0"/>
                 <w:i w:val="0"/>
                 <w:color w:val="000000"/>
-                <w:sz w:val="24"/>
+                <w:sz w:val="16"/>
               </w:rPr>
               <w:t>Long-list questions</w:t>
             </w:r>
@@ -814,16 +814,16 @@
           <w:tcPr>
             <w:tcW w:type="dxa" w:w="2300"/>
             <w:tcMar>
-              <w:top w:w="80" w:type="dxa"/>
-              <w:start w:w="120" w:type="dxa"/>
-              <w:bottom w:w="80" w:type="dxa"/>
-              <w:end w:w="120" w:type="dxa"/>
+              <w:top w:w="90" w:type="dxa"/>
+              <w:start w:w="90" w:type="dxa"/>
+              <w:bottom w:w="90" w:type="dxa"/>
+              <w:end w:w="90" w:type="dxa"/>
             </w:tcMar>
             <w:vAlign w:val="center"/>
           </w:tcPr>
           <w:p>
             <w:pPr>
-              <w:spacing w:after="0" w:line="252" w:lineRule="auto"/>
+              <w:spacing w:after="0" w:line="240" w:lineRule="auto" w:before="0"/>
             </w:pPr>
             <w:r>
               <w:rPr>
@@ -831,7 +831,7 @@
                 <w:b w:val="0"/>
                 <w:i w:val="0"/>
                 <w:color w:val="000000"/>
-                <w:sz w:val="24"/>
+                <w:sz w:val="16"/>
               </w:rPr>
               <w:t>Often found the right article.</w:t>
             </w:r>
@@ -841,16 +841,16 @@
           <w:tcPr>
             <w:tcW w:type="dxa" w:w="2100"/>
             <w:tcMar>
-              <w:top w:w="80" w:type="dxa"/>
-              <w:start w:w="120" w:type="dxa"/>
-              <w:bottom w:w="80" w:type="dxa"/>
-              <w:end w:w="120" w:type="dxa"/>
+              <w:top w:w="90" w:type="dxa"/>
+              <w:start w:w="90" w:type="dxa"/>
+              <w:bottom w:w="90" w:type="dxa"/>
+              <w:end w:w="90" w:type="dxa"/>
             </w:tcMar>
             <w:vAlign w:val="center"/>
           </w:tcPr>
           <w:p>
             <w:pPr>
-              <w:spacing w:after="0" w:line="252" w:lineRule="auto"/>
+              <w:spacing w:after="0" w:line="240" w:lineRule="auto" w:before="0"/>
             </w:pPr>
             <w:r>
               <w:rPr>
@@ -858,7 +858,7 @@
                 <w:b w:val="0"/>
                 <w:i w:val="0"/>
                 <w:color w:val="000000"/>
-                <w:sz w:val="24"/>
+                <w:sz w:val="16"/>
               </w:rPr>
               <w:t>Omitted one element, condition, or deadline.</w:t>
             </w:r>
@@ -868,16 +868,16 @@
           <w:tcPr>
             <w:tcW w:type="dxa" w:w="1900"/>
             <w:tcMar>
-              <w:top w:w="80" w:type="dxa"/>
-              <w:start w:w="120" w:type="dxa"/>
-              <w:bottom w:w="80" w:type="dxa"/>
-              <w:end w:w="120" w:type="dxa"/>
+              <w:top w:w="90" w:type="dxa"/>
+              <w:start w:w="90" w:type="dxa"/>
+              <w:bottom w:w="90" w:type="dxa"/>
+              <w:end w:w="90" w:type="dxa"/>
             </w:tcMar>
             <w:vAlign w:val="center"/>
           </w:tcPr>
           <w:p>
             <w:pPr>
-              <w:spacing w:after="0" w:line="252" w:lineRule="auto"/>
+              <w:spacing w:after="0" w:line="240" w:lineRule="auto" w:before="0"/>
             </w:pPr>
             <w:r>
               <w:rPr>
@@ -885,7 +885,7 @@
                 <w:b w:val="0"/>
                 <w:i w:val="0"/>
                 <w:color w:val="000000"/>
-                <w:sz w:val="24"/>
+                <w:sz w:val="16"/>
               </w:rPr>
               <w:t>Answer-completeness checks were added.</w:t>
             </w:r>
@@ -895,16 +895,16 @@
           <w:tcPr>
             <w:tcW w:type="dxa" w:w="1360"/>
             <w:tcMar>
-              <w:top w:w="80" w:type="dxa"/>
-              <w:start w:w="120" w:type="dxa"/>
-              <w:bottom w:w="80" w:type="dxa"/>
-              <w:end w:w="120" w:type="dxa"/>
+              <w:top w:w="90" w:type="dxa"/>
+              <w:start w:w="90" w:type="dxa"/>
+              <w:bottom w:w="90" w:type="dxa"/>
+              <w:end w:w="90" w:type="dxa"/>
             </w:tcMar>
             <w:vAlign w:val="center"/>
           </w:tcPr>
           <w:p>
             <w:pPr>
-              <w:spacing w:after="0" w:line="252" w:lineRule="auto"/>
+              <w:spacing w:after="0" w:line="240" w:lineRule="auto" w:before="0"/>
             </w:pPr>
             <w:r>
               <w:rPr>
@@ -912,7 +912,7 @@
                 <w:b w:val="0"/>
                 <w:i w:val="0"/>
                 <w:color w:val="000000"/>
-                <w:sz w:val="24"/>
+                <w:sz w:val="16"/>
               </w:rPr>
               <w:t>Average metrics can hide operationally important omissions.</w:t>
             </w:r>
@@ -927,16 +927,16 @@
           <w:tcPr>
             <w:tcW w:type="dxa" w:w="1700"/>
             <w:tcMar>
-              <w:top w:w="80" w:type="dxa"/>
-              <w:start w:w="120" w:type="dxa"/>
-              <w:bottom w:w="80" w:type="dxa"/>
-              <w:end w:w="120" w:type="dxa"/>
+              <w:top w:w="90" w:type="dxa"/>
+              <w:start w:w="90" w:type="dxa"/>
+              <w:bottom w:w="90" w:type="dxa"/>
+              <w:end w:w="90" w:type="dxa"/>
             </w:tcMar>
             <w:vAlign w:val="center"/>
           </w:tcPr>
           <w:p>
             <w:pPr>
-              <w:spacing w:after="0" w:line="252" w:lineRule="auto"/>
+              <w:spacing w:after="0" w:line="240" w:lineRule="auto" w:before="0"/>
             </w:pPr>
             <w:r>
               <w:rPr>
@@ -944,7 +944,7 @@
                 <w:b w:val="0"/>
                 <w:i w:val="0"/>
                 <w:color w:val="000000"/>
-                <w:sz w:val="24"/>
+                <w:sz w:val="16"/>
               </w:rPr>
               <w:t>False-premise questions</w:t>
             </w:r>
@@ -954,16 +954,16 @@
           <w:tcPr>
             <w:tcW w:type="dxa" w:w="2300"/>
             <w:tcMar>
-              <w:top w:w="80" w:type="dxa"/>
-              <w:start w:w="120" w:type="dxa"/>
-              <w:bottom w:w="80" w:type="dxa"/>
-              <w:end w:w="120" w:type="dxa"/>
+              <w:top w:w="90" w:type="dxa"/>
+              <w:start w:w="90" w:type="dxa"/>
+              <w:bottom w:w="90" w:type="dxa"/>
+              <w:end w:w="90" w:type="dxa"/>
             </w:tcMar>
             <w:vAlign w:val="center"/>
           </w:tcPr>
           <w:p>
             <w:pPr>
-              <w:spacing w:after="0" w:line="252" w:lineRule="auto"/>
+              <w:spacing w:after="0" w:line="240" w:lineRule="auto" w:before="0"/>
             </w:pPr>
             <w:r>
               <w:rPr>
@@ -971,7 +971,7 @@
                 <w:b w:val="0"/>
                 <w:i w:val="0"/>
                 <w:color w:val="000000"/>
-                <w:sz w:val="24"/>
+                <w:sz w:val="16"/>
               </w:rPr>
               <w:t>Could correct the premise and cite evidence.</w:t>
             </w:r>
@@ -981,16 +981,16 @@
           <w:tcPr>
             <w:tcW w:type="dxa" w:w="2100"/>
             <w:tcMar>
-              <w:top w:w="80" w:type="dxa"/>
-              <w:start w:w="120" w:type="dxa"/>
-              <w:bottom w:w="80" w:type="dxa"/>
-              <w:end w:w="120" w:type="dxa"/>
+              <w:top w:w="90" w:type="dxa"/>
+              <w:start w:w="90" w:type="dxa"/>
+              <w:bottom w:w="90" w:type="dxa"/>
+              <w:end w:w="90" w:type="dxa"/>
             </w:tcMar>
             <w:vAlign w:val="center"/>
           </w:tcPr>
           <w:p>
             <w:pPr>
-              <w:spacing w:after="0" w:line="252" w:lineRule="auto"/>
+              <w:spacing w:after="0" w:line="240" w:lineRule="auto" w:before="0"/>
             </w:pPr>
             <w:r>
               <w:rPr>
@@ -998,7 +998,7 @@
                 <w:b w:val="0"/>
                 <w:i w:val="0"/>
                 <w:color w:val="000000"/>
-                <w:sz w:val="24"/>
+                <w:sz w:val="16"/>
               </w:rPr>
               <w:t>Automated labels could confuse false premise with refusal.</w:t>
             </w:r>
@@ -1008,16 +1008,16 @@
           <w:tcPr>
             <w:tcW w:type="dxa" w:w="1900"/>
             <w:tcMar>
-              <w:top w:w="80" w:type="dxa"/>
-              <w:start w:w="120" w:type="dxa"/>
-              <w:bottom w:w="80" w:type="dxa"/>
-              <w:end w:w="120" w:type="dxa"/>
+              <w:top w:w="90" w:type="dxa"/>
+              <w:start w:w="90" w:type="dxa"/>
+              <w:bottom w:w="90" w:type="dxa"/>
+              <w:end w:w="90" w:type="dxa"/>
             </w:tcMar>
             <w:vAlign w:val="center"/>
           </w:tcPr>
           <w:p>
             <w:pPr>
-              <w:spacing w:after="0" w:line="252" w:lineRule="auto"/>
+              <w:spacing w:after="0" w:line="240" w:lineRule="auto" w:before="0"/>
             </w:pPr>
             <w:r>
               <w:rPr>
@@ -1025,7 +1025,7 @@
                 <w:b w:val="0"/>
                 <w:i w:val="0"/>
                 <w:color w:val="000000"/>
-                <w:sz w:val="24"/>
+                <w:sz w:val="16"/>
               </w:rPr>
               <w:t>False-premise questions were kept as a separate category.</w:t>
             </w:r>
@@ -1035,16 +1035,16 @@
           <w:tcPr>
             <w:tcW w:type="dxa" w:w="1360"/>
             <w:tcMar>
-              <w:top w:w="80" w:type="dxa"/>
-              <w:start w:w="120" w:type="dxa"/>
-              <w:bottom w:w="80" w:type="dxa"/>
-              <w:end w:w="120" w:type="dxa"/>
+              <w:top w:w="90" w:type="dxa"/>
+              <w:start w:w="90" w:type="dxa"/>
+              <w:bottom w:w="90" w:type="dxa"/>
+              <w:end w:w="90" w:type="dxa"/>
             </w:tcMar>
             <w:vAlign w:val="center"/>
           </w:tcPr>
           <w:p>
             <w:pPr>
-              <w:spacing w:after="0" w:line="252" w:lineRule="auto"/>
+              <w:spacing w:after="0" w:line="240" w:lineRule="auto" w:before="0"/>
             </w:pPr>
             <w:r>
               <w:rPr>
@@ -1052,7 +1052,7 @@
                 <w:b w:val="0"/>
                 <w:i w:val="0"/>
                 <w:color w:val="000000"/>
-                <w:sz w:val="24"/>
+                <w:sz w:val="16"/>
               </w:rPr>
               <w:t>These questions should not be merged with ordinary unanswerable questions.</w:t>
             </w:r>
@@ -1067,16 +1067,16 @@
           <w:tcPr>
             <w:tcW w:type="dxa" w:w="1700"/>
             <w:tcMar>
-              <w:top w:w="80" w:type="dxa"/>
-              <w:start w:w="120" w:type="dxa"/>
-              <w:bottom w:w="80" w:type="dxa"/>
-              <w:end w:w="120" w:type="dxa"/>
+              <w:top w:w="90" w:type="dxa"/>
+              <w:start w:w="90" w:type="dxa"/>
+              <w:bottom w:w="90" w:type="dxa"/>
+              <w:end w:w="90" w:type="dxa"/>
             </w:tcMar>
             <w:vAlign w:val="center"/>
           </w:tcPr>
           <w:p>
             <w:pPr>
-              <w:spacing w:after="0" w:line="252" w:lineRule="auto"/>
+              <w:spacing w:after="0" w:line="240" w:lineRule="auto" w:before="0"/>
             </w:pPr>
             <w:r>
               <w:rPr>
@@ -1084,7 +1084,7 @@
                 <w:b w:val="0"/>
                 <w:i w:val="0"/>
                 <w:color w:val="000000"/>
-                <w:sz w:val="24"/>
+                <w:sz w:val="16"/>
               </w:rPr>
               <w:t>Current or operational facts outside corpus</w:t>
             </w:r>
@@ -1094,16 +1094,16 @@
           <w:tcPr>
             <w:tcW w:type="dxa" w:w="2300"/>
             <w:tcMar>
-              <w:top w:w="80" w:type="dxa"/>
-              <w:start w:w="120" w:type="dxa"/>
-              <w:bottom w:w="80" w:type="dxa"/>
-              <w:end w:w="120" w:type="dxa"/>
+              <w:top w:w="90" w:type="dxa"/>
+              <w:start w:w="90" w:type="dxa"/>
+              <w:bottom w:w="90" w:type="dxa"/>
+              <w:end w:w="90" w:type="dxa"/>
             </w:tcMar>
             <w:vAlign w:val="center"/>
           </w:tcPr>
           <w:p>
             <w:pPr>
-              <w:spacing w:after="0" w:line="252" w:lineRule="auto"/>
+              <w:spacing w:after="0" w:line="240" w:lineRule="auto" w:before="0"/>
             </w:pPr>
             <w:r>
               <w:rPr>
@@ -1111,7 +1111,7 @@
                 <w:b w:val="0"/>
                 <w:i w:val="0"/>
                 <w:color w:val="000000"/>
-                <w:sz w:val="24"/>
+                <w:sz w:val="16"/>
               </w:rPr>
               <w:t>Refused after calibration.</w:t>
             </w:r>
@@ -1121,16 +1121,16 @@
           <w:tcPr>
             <w:tcW w:type="dxa" w:w="2100"/>
             <w:tcMar>
-              <w:top w:w="80" w:type="dxa"/>
-              <w:start w:w="120" w:type="dxa"/>
-              <w:bottom w:w="80" w:type="dxa"/>
-              <w:end w:w="120" w:type="dxa"/>
+              <w:top w:w="90" w:type="dxa"/>
+              <w:start w:w="90" w:type="dxa"/>
+              <w:bottom w:w="90" w:type="dxa"/>
+              <w:end w:w="90" w:type="dxa"/>
             </w:tcMar>
             <w:vAlign w:val="center"/>
           </w:tcPr>
           <w:p>
             <w:pPr>
-              <w:spacing w:after="0" w:line="252" w:lineRule="auto"/>
+              <w:spacing w:after="0" w:line="240" w:lineRule="auto" w:before="0"/>
             </w:pPr>
             <w:r>
               <w:rPr>
@@ -1138,7 +1138,7 @@
                 <w:b w:val="0"/>
                 <w:i w:val="0"/>
                 <w:color w:val="000000"/>
-                <w:sz w:val="24"/>
+                <w:sz w:val="16"/>
               </w:rPr>
               <w:t>Earlier system answered from nearby general text.</w:t>
             </w:r>
@@ -1148,16 +1148,16 @@
           <w:tcPr>
             <w:tcW w:type="dxa" w:w="1900"/>
             <w:tcMar>
-              <w:top w:w="80" w:type="dxa"/>
-              <w:start w:w="120" w:type="dxa"/>
-              <w:bottom w:w="80" w:type="dxa"/>
-              <w:end w:w="120" w:type="dxa"/>
+              <w:top w:w="90" w:type="dxa"/>
+              <w:start w:w="90" w:type="dxa"/>
+              <w:bottom w:w="90" w:type="dxa"/>
+              <w:end w:w="90" w:type="dxa"/>
             </w:tcMar>
             <w:vAlign w:val="center"/>
           </w:tcPr>
           <w:p>
             <w:pPr>
-              <w:spacing w:after="0" w:line="252" w:lineRule="auto"/>
+              <w:spacing w:after="0" w:line="240" w:lineRule="auto" w:before="0"/>
             </w:pPr>
             <w:r>
               <w:rPr>
@@ -1165,7 +1165,7 @@
                 <w:b w:val="0"/>
                 <w:i w:val="0"/>
                 <w:color w:val="000000"/>
-                <w:sz w:val="24"/>
+                <w:sz w:val="16"/>
               </w:rPr>
               <w:t>A stricter refusal rule and separate refusal test were added.</w:t>
             </w:r>
@@ -1175,16 +1175,16 @@
           <w:tcPr>
             <w:tcW w:type="dxa" w:w="1360"/>
             <w:tcMar>
-              <w:top w:w="80" w:type="dxa"/>
-              <w:start w:w="120" w:type="dxa"/>
-              <w:bottom w:w="80" w:type="dxa"/>
-              <w:end w:w="120" w:type="dxa"/>
+              <w:top w:w="90" w:type="dxa"/>
+              <w:start w:w="90" w:type="dxa"/>
+              <w:bottom w:w="90" w:type="dxa"/>
+              <w:end w:w="90" w:type="dxa"/>
             </w:tcMar>
             <w:vAlign w:val="center"/>
           </w:tcPr>
           <w:p>
             <w:pPr>
-              <w:spacing w:after="0" w:line="252" w:lineRule="auto"/>
+              <w:spacing w:after="0" w:line="240" w:lineRule="auto" w:before="0"/>
             </w:pPr>
             <w:r>
               <w:rPr>
@@ -1192,7 +1192,7 @@
                 <w:b w:val="0"/>
                 <w:i w:val="0"/>
                 <w:color w:val="000000"/>
-                <w:sz w:val="24"/>
+                <w:sz w:val="16"/>
               </w:rPr>
               <w:t>Refusal calibration is central for regulatory safety.</w:t>
             </w:r>
@@ -1207,16 +1207,16 @@
           <w:tcPr>
             <w:tcW w:type="dxa" w:w="1700"/>
             <w:tcMar>
-              <w:top w:w="80" w:type="dxa"/>
-              <w:start w:w="120" w:type="dxa"/>
-              <w:bottom w:w="80" w:type="dxa"/>
-              <w:end w:w="120" w:type="dxa"/>
+              <w:top w:w="90" w:type="dxa"/>
+              <w:start w:w="90" w:type="dxa"/>
+              <w:bottom w:w="90" w:type="dxa"/>
+              <w:end w:w="90" w:type="dxa"/>
             </w:tcMar>
             <w:vAlign w:val="center"/>
           </w:tcPr>
           <w:p>
             <w:pPr>
-              <w:spacing w:after="0" w:line="252" w:lineRule="auto"/>
+              <w:spacing w:after="0" w:line="240" w:lineRule="auto" w:before="0"/>
             </w:pPr>
             <w:r>
               <w:rPr>
@@ -1224,7 +1224,7 @@
                 <w:b w:val="0"/>
                 <w:i w:val="0"/>
                 <w:color w:val="000000"/>
-                <w:sz w:val="24"/>
+                <w:sz w:val="16"/>
               </w:rPr>
               <w:t>AI-authored prospective-test questions</w:t>
             </w:r>
@@ -1234,16 +1234,16 @@
           <w:tcPr>
             <w:tcW w:type="dxa" w:w="2300"/>
             <w:tcMar>
-              <w:top w:w="80" w:type="dxa"/>
-              <w:start w:w="120" w:type="dxa"/>
-              <w:bottom w:w="80" w:type="dxa"/>
-              <w:end w:w="120" w:type="dxa"/>
+              <w:top w:w="90" w:type="dxa"/>
+              <w:start w:w="90" w:type="dxa"/>
+              <w:bottom w:w="90" w:type="dxa"/>
+              <w:end w:w="90" w:type="dxa"/>
             </w:tcMar>
             <w:vAlign w:val="center"/>
           </w:tcPr>
           <w:p>
             <w:pPr>
-              <w:spacing w:after="0" w:line="252" w:lineRule="auto"/>
+              <w:spacing w:after="0" w:line="240" w:lineRule="auto" w:before="0"/>
             </w:pPr>
             <w:r>
               <w:rPr>
@@ -1251,7 +1251,7 @@
                 <w:b w:val="0"/>
                 <w:i w:val="0"/>
                 <w:color w:val="000000"/>
-                <w:sz w:val="24"/>
+                <w:sz w:val="16"/>
               </w:rPr>
               <w:t>Confirmed strong answerable-question behavior.</w:t>
             </w:r>
@@ -1261,16 +1261,16 @@
           <w:tcPr>
             <w:tcW w:type="dxa" w:w="2100"/>
             <w:tcMar>
-              <w:top w:w="80" w:type="dxa"/>
-              <w:start w:w="120" w:type="dxa"/>
-              <w:bottom w:w="80" w:type="dxa"/>
-              <w:end w:w="120" w:type="dxa"/>
+              <w:top w:w="90" w:type="dxa"/>
+              <w:start w:w="90" w:type="dxa"/>
+              <w:bottom w:w="90" w:type="dxa"/>
+              <w:end w:w="90" w:type="dxa"/>
             </w:tcMar>
             <w:vAlign w:val="center"/>
           </w:tcPr>
           <w:p>
             <w:pPr>
-              <w:spacing w:after="0" w:line="252" w:lineRule="auto"/>
+              <w:spacing w:after="0" w:line="240" w:lineRule="auto" w:before="0"/>
             </w:pPr>
             <w:r>
               <w:rPr>
@@ -1278,7 +1278,7 @@
                 <w:b w:val="0"/>
                 <w:i w:val="0"/>
                 <w:color w:val="000000"/>
-                <w:sz w:val="24"/>
+                <w:sz w:val="16"/>
               </w:rPr>
               <w:t>Refusal correctness dropped to 0.700.</w:t>
             </w:r>
@@ -1288,16 +1288,16 @@
           <w:tcPr>
             <w:tcW w:type="dxa" w:w="1900"/>
             <w:tcMar>
-              <w:top w:w="80" w:type="dxa"/>
-              <w:start w:w="120" w:type="dxa"/>
-              <w:bottom w:w="80" w:type="dxa"/>
-              <w:end w:w="120" w:type="dxa"/>
+              <w:top w:w="90" w:type="dxa"/>
+              <w:start w:w="90" w:type="dxa"/>
+              <w:bottom w:w="90" w:type="dxa"/>
+              <w:end w:w="90" w:type="dxa"/>
             </w:tcMar>
             <w:vAlign w:val="center"/>
           </w:tcPr>
           <w:p>
             <w:pPr>
-              <w:spacing w:after="0" w:line="252" w:lineRule="auto"/>
+              <w:spacing w:after="0" w:line="240" w:lineRule="auto" w:before="0"/>
             </w:pPr>
             <w:r>
               <w:rPr>
@@ -1305,7 +1305,7 @@
                 <w:b w:val="0"/>
                 <w:i w:val="0"/>
                 <w:color w:val="000000"/>
-                <w:sz w:val="24"/>
+                <w:sz w:val="16"/>
               </w:rPr>
               <w:t>Refusal was repaired using separate development data.</w:t>
             </w:r>
@@ -1315,16 +1315,16 @@
           <w:tcPr>
             <w:tcW w:type="dxa" w:w="1360"/>
             <w:tcMar>
-              <w:top w:w="80" w:type="dxa"/>
-              <w:start w:w="120" w:type="dxa"/>
-              <w:bottom w:w="80" w:type="dxa"/>
-              <w:end w:w="120" w:type="dxa"/>
+              <w:top w:w="90" w:type="dxa"/>
+              <w:start w:w="90" w:type="dxa"/>
+              <w:bottom w:w="90" w:type="dxa"/>
+              <w:end w:w="90" w:type="dxa"/>
             </w:tcMar>
             <w:vAlign w:val="center"/>
           </w:tcPr>
           <w:p>
             <w:pPr>
-              <w:spacing w:after="0" w:line="252" w:lineRule="auto"/>
+              <w:spacing w:after="0" w:line="240" w:lineRule="auto" w:before="0"/>
             </w:pPr>
             <w:r>
               <w:rPr>
@@ -1332,7 +1332,7 @@
                 <w:b w:val="0"/>
                 <w:i w:val="0"/>
                 <w:color w:val="000000"/>
-                <w:sz w:val="24"/>
+                <w:sz w:val="16"/>
               </w:rPr>
               <w:t>AI-authored prospective testing changed the project story.</w:t>
             </w:r>
@@ -1349,7 +1349,7 @@
       <w:r>
         <w:rPr>
           <w:rFonts w:ascii="Times New Roman" w:hAnsi="Times New Roman" w:eastAsia="Times New Roman" w:cs="Times New Roman"/>
-          <w:b w:val="0"/>
+          <w:b/>
           <w:i w:val="0"/>
           <w:color w:val="000000"/>
           <w:sz w:val="24"/>
@@ -1362,8 +1362,8 @@
         <w:tblStyle w:val="TableGrid"/>
         <w:tblW w:type="dxa" w:w="9360"/>
         <w:tblLook w:firstColumn="1" w:firstRow="1" w:lastColumn="0" w:lastRow="0" w:noHBand="0" w:noVBand="1" w:val="04A0"/>
-        <w:jc w:val="left"/>
-        <w:tblLayout w:type="fixed"/>
+        <w:jc w:val="center"/>
+        <w:tblLayout w:type="autofit"/>
       </w:tblPr>
       <w:tblGrid>
         <w:gridCol w:w="2340"/>
@@ -1379,16 +1379,16 @@
           <w:tcPr>
             <w:tcW w:type="dxa" w:w="1800"/>
             <w:tcMar>
-              <w:top w:w="80" w:type="dxa"/>
-              <w:start w:w="120" w:type="dxa"/>
-              <w:bottom w:w="80" w:type="dxa"/>
-              <w:end w:w="120" w:type="dxa"/>
+              <w:top w:w="90" w:type="dxa"/>
+              <w:start w:w="90" w:type="dxa"/>
+              <w:bottom w:w="90" w:type="dxa"/>
+              <w:end w:w="90" w:type="dxa"/>
             </w:tcMar>
             <w:vAlign w:val="center"/>
           </w:tcPr>
           <w:p>
             <w:pPr>
-              <w:spacing w:after="0" w:line="252" w:lineRule="auto"/>
+              <w:spacing w:after="0" w:line="240" w:lineRule="auto" w:before="0"/>
             </w:pPr>
             <w:r>
               <w:rPr>
@@ -1396,7 +1396,7 @@
                 <w:b/>
                 <w:i w:val="0"/>
                 <w:color w:val="000000"/>
-                <w:sz w:val="24"/>
+                <w:sz w:val="16"/>
               </w:rPr>
               <w:t>Question type</w:t>
             </w:r>
@@ -1406,16 +1406,16 @@
           <w:tcPr>
             <w:tcW w:type="dxa" w:w="2700"/>
             <w:tcMar>
-              <w:top w:w="80" w:type="dxa"/>
-              <w:start w:w="120" w:type="dxa"/>
-              <w:bottom w:w="80" w:type="dxa"/>
-              <w:end w:w="120" w:type="dxa"/>
+              <w:top w:w="90" w:type="dxa"/>
+              <w:start w:w="90" w:type="dxa"/>
+              <w:bottom w:w="90" w:type="dxa"/>
+              <w:end w:w="90" w:type="dxa"/>
             </w:tcMar>
             <w:vAlign w:val="center"/>
           </w:tcPr>
           <w:p>
             <w:pPr>
-              <w:spacing w:after="0" w:line="252" w:lineRule="auto"/>
+              <w:spacing w:after="0" w:line="240" w:lineRule="auto" w:before="0"/>
             </w:pPr>
             <w:r>
               <w:rPr>
@@ -1423,7 +1423,7 @@
                 <w:b/>
                 <w:i w:val="0"/>
                 <w:color w:val="000000"/>
-                <w:sz w:val="24"/>
+                <w:sz w:val="16"/>
               </w:rPr>
               <w:t>Example question</w:t>
             </w:r>
@@ -1433,16 +1433,16 @@
           <w:tcPr>
             <w:tcW w:type="dxa" w:w="2700"/>
             <w:tcMar>
-              <w:top w:w="80" w:type="dxa"/>
-              <w:start w:w="120" w:type="dxa"/>
-              <w:bottom w:w="80" w:type="dxa"/>
-              <w:end w:w="120" w:type="dxa"/>
+              <w:top w:w="90" w:type="dxa"/>
+              <w:start w:w="90" w:type="dxa"/>
+              <w:bottom w:w="90" w:type="dxa"/>
+              <w:end w:w="90" w:type="dxa"/>
             </w:tcMar>
             <w:vAlign w:val="center"/>
           </w:tcPr>
           <w:p>
             <w:pPr>
-              <w:spacing w:after="0" w:line="252" w:lineRule="auto"/>
+              <w:spacing w:after="0" w:line="240" w:lineRule="auto" w:before="0"/>
             </w:pPr>
             <w:r>
               <w:rPr>
@@ -1450,7 +1450,7 @@
                 <w:b/>
                 <w:i w:val="0"/>
                 <w:color w:val="000000"/>
-                <w:sz w:val="24"/>
+                <w:sz w:val="16"/>
               </w:rPr>
               <w:t>System behavior</w:t>
             </w:r>
@@ -1460,16 +1460,16 @@
           <w:tcPr>
             <w:tcW w:type="dxa" w:w="2160"/>
             <w:tcMar>
-              <w:top w:w="80" w:type="dxa"/>
-              <w:start w:w="120" w:type="dxa"/>
-              <w:bottom w:w="80" w:type="dxa"/>
-              <w:end w:w="120" w:type="dxa"/>
+              <w:top w:w="90" w:type="dxa"/>
+              <w:start w:w="90" w:type="dxa"/>
+              <w:bottom w:w="90" w:type="dxa"/>
+              <w:end w:w="90" w:type="dxa"/>
             </w:tcMar>
             <w:vAlign w:val="center"/>
           </w:tcPr>
           <w:p>
             <w:pPr>
-              <w:spacing w:after="0" w:line="252" w:lineRule="auto"/>
+              <w:spacing w:after="0" w:line="240" w:lineRule="auto" w:before="0"/>
             </w:pPr>
             <w:r>
               <w:rPr>
@@ -1477,7 +1477,7 @@
                 <w:b/>
                 <w:i w:val="0"/>
                 <w:color w:val="000000"/>
-                <w:sz w:val="24"/>
+                <w:sz w:val="16"/>
               </w:rPr>
               <w:t>Interpretation</w:t>
             </w:r>
@@ -1492,16 +1492,16 @@
           <w:tcPr>
             <w:tcW w:type="dxa" w:w="1800"/>
             <w:tcMar>
-              <w:top w:w="80" w:type="dxa"/>
-              <w:start w:w="120" w:type="dxa"/>
-              <w:bottom w:w="80" w:type="dxa"/>
-              <w:end w:w="120" w:type="dxa"/>
+              <w:top w:w="90" w:type="dxa"/>
+              <w:start w:w="90" w:type="dxa"/>
+              <w:bottom w:w="90" w:type="dxa"/>
+              <w:end w:w="90" w:type="dxa"/>
             </w:tcMar>
             <w:vAlign w:val="center"/>
           </w:tcPr>
           <w:p>
             <w:pPr>
-              <w:spacing w:after="0" w:line="252" w:lineRule="auto"/>
+              <w:spacing w:after="0" w:line="240" w:lineRule="auto" w:before="0"/>
             </w:pPr>
             <w:r>
               <w:rPr>
@@ -1509,7 +1509,7 @@
                 <w:b w:val="0"/>
                 <w:i w:val="0"/>
                 <w:color w:val="000000"/>
-                <w:sz w:val="24"/>
+                <w:sz w:val="16"/>
               </w:rPr>
               <w:t>Correct answer, pharmacovigilance</w:t>
             </w:r>
@@ -1519,16 +1519,16 @@
           <w:tcPr>
             <w:tcW w:type="dxa" w:w="2700"/>
             <w:tcMar>
-              <w:top w:w="80" w:type="dxa"/>
-              <w:start w:w="120" w:type="dxa"/>
-              <w:bottom w:w="80" w:type="dxa"/>
-              <w:end w:w="120" w:type="dxa"/>
+              <w:top w:w="90" w:type="dxa"/>
+              <w:start w:w="90" w:type="dxa"/>
+              <w:bottom w:w="90" w:type="dxa"/>
+              <w:end w:w="90" w:type="dxa"/>
             </w:tcMar>
             <w:vAlign w:val="center"/>
           </w:tcPr>
           <w:p>
             <w:pPr>
-              <w:spacing w:after="0" w:line="252" w:lineRule="auto"/>
+              <w:spacing w:after="0" w:line="240" w:lineRule="auto" w:before="0"/>
             </w:pPr>
             <w:r>
               <w:rPr>
@@ -1536,7 +1536,7 @@
                 <w:b w:val="0"/>
                 <w:i w:val="0"/>
                 <w:color w:val="000000"/>
-                <w:sz w:val="24"/>
+                <w:sz w:val="16"/>
               </w:rPr>
               <w:t>Which minimum information makes a notification valid and reportable?</w:t>
             </w:r>
@@ -1546,16 +1546,16 @@
           <w:tcPr>
             <w:tcW w:type="dxa" w:w="2700"/>
             <w:tcMar>
-              <w:top w:w="80" w:type="dxa"/>
-              <w:start w:w="120" w:type="dxa"/>
-              <w:bottom w:w="80" w:type="dxa"/>
-              <w:end w:w="120" w:type="dxa"/>
+              <w:top w:w="90" w:type="dxa"/>
+              <w:start w:w="90" w:type="dxa"/>
+              <w:bottom w:w="90" w:type="dxa"/>
+              <w:end w:w="90" w:type="dxa"/>
             </w:tcMar>
             <w:vAlign w:val="center"/>
           </w:tcPr>
           <w:p>
             <w:pPr>
-              <w:spacing w:after="0" w:line="252" w:lineRule="auto"/>
+              <w:spacing w:after="0" w:line="240" w:lineRule="auto" w:before="0"/>
             </w:pPr>
             <w:r>
               <w:rPr>
@@ -1563,7 +1563,7 @@
                 <w:b w:val="0"/>
                 <w:i w:val="0"/>
                 <w:color w:val="000000"/>
-                <w:sz w:val="24"/>
+                <w:sz w:val="16"/>
               </w:rPr>
               <w:t>Retrieved RDC 406/2020, Art. 32 and listed the minimum elements.</w:t>
             </w:r>
@@ -1573,16 +1573,16 @@
           <w:tcPr>
             <w:tcW w:type="dxa" w:w="2160"/>
             <w:tcMar>
-              <w:top w:w="80" w:type="dxa"/>
-              <w:start w:w="120" w:type="dxa"/>
-              <w:bottom w:w="80" w:type="dxa"/>
-              <w:end w:w="120" w:type="dxa"/>
+              <w:top w:w="90" w:type="dxa"/>
+              <w:start w:w="90" w:type="dxa"/>
+              <w:bottom w:w="90" w:type="dxa"/>
+              <w:end w:w="90" w:type="dxa"/>
             </w:tcMar>
             <w:vAlign w:val="center"/>
           </w:tcPr>
           <w:p>
             <w:pPr>
-              <w:spacing w:after="0" w:line="252" w:lineRule="auto"/>
+              <w:spacing w:after="0" w:line="240" w:lineRule="auto" w:before="0"/>
             </w:pPr>
             <w:r>
               <w:rPr>
@@ -1590,7 +1590,7 @@
                 <w:b w:val="0"/>
                 <w:i w:val="0"/>
                 <w:color w:val="000000"/>
-                <w:sz w:val="24"/>
+                <w:sz w:val="16"/>
               </w:rPr>
               <w:t>Correct source and correct main answer.</w:t>
             </w:r>
@@ -1605,16 +1605,16 @@
           <w:tcPr>
             <w:tcW w:type="dxa" w:w="1800"/>
             <w:tcMar>
-              <w:top w:w="80" w:type="dxa"/>
-              <w:start w:w="120" w:type="dxa"/>
-              <w:bottom w:w="80" w:type="dxa"/>
-              <w:end w:w="120" w:type="dxa"/>
+              <w:top w:w="90" w:type="dxa"/>
+              <w:start w:w="90" w:type="dxa"/>
+              <w:bottom w:w="90" w:type="dxa"/>
+              <w:end w:w="90" w:type="dxa"/>
             </w:tcMar>
             <w:vAlign w:val="center"/>
           </w:tcPr>
           <w:p>
             <w:pPr>
-              <w:spacing w:after="0" w:line="252" w:lineRule="auto"/>
+              <w:spacing w:after="0" w:line="240" w:lineRule="auto" w:before="0"/>
             </w:pPr>
             <w:r>
               <w:rPr>
@@ -1622,7 +1622,7 @@
                 <w:b w:val="0"/>
                 <w:i w:val="0"/>
                 <w:color w:val="000000"/>
-                <w:sz w:val="24"/>
+                <w:sz w:val="16"/>
               </w:rPr>
               <w:t>Correct false-premise handling</w:t>
             </w:r>
@@ -1632,16 +1632,16 @@
           <w:tcPr>
             <w:tcW w:type="dxa" w:w="2700"/>
             <w:tcMar>
-              <w:top w:w="80" w:type="dxa"/>
-              <w:start w:w="120" w:type="dxa"/>
-              <w:bottom w:w="80" w:type="dxa"/>
-              <w:end w:w="120" w:type="dxa"/>
+              <w:top w:w="90" w:type="dxa"/>
+              <w:start w:w="90" w:type="dxa"/>
+              <w:bottom w:w="90" w:type="dxa"/>
+              <w:end w:w="90" w:type="dxa"/>
             </w:tcMar>
             <w:vAlign w:val="center"/>
           </w:tcPr>
           <w:p>
             <w:pPr>
-              <w:spacing w:after="0" w:line="252" w:lineRule="auto"/>
+              <w:spacing w:after="0" w:line="240" w:lineRule="auto" w:before="0"/>
             </w:pPr>
             <w:r>
               <w:rPr>
@@ -1649,7 +1649,7 @@
                 <w:b w:val="0"/>
                 <w:i w:val="0"/>
                 <w:color w:val="000000"/>
-                <w:sz w:val="24"/>
+                <w:sz w:val="16"/>
               </w:rPr>
               <w:t>Is a notification valid without patient identification if the suspected medicine is named?</w:t>
             </w:r>
@@ -1659,16 +1659,16 @@
           <w:tcPr>
             <w:tcW w:type="dxa" w:w="2700"/>
             <w:tcMar>
-              <w:top w:w="80" w:type="dxa"/>
-              <w:start w:w="120" w:type="dxa"/>
-              <w:bottom w:w="80" w:type="dxa"/>
-              <w:end w:w="120" w:type="dxa"/>
+              <w:top w:w="90" w:type="dxa"/>
+              <w:start w:w="90" w:type="dxa"/>
+              <w:bottom w:w="90" w:type="dxa"/>
+              <w:end w:w="90" w:type="dxa"/>
             </w:tcMar>
             <w:vAlign w:val="center"/>
           </w:tcPr>
           <w:p>
             <w:pPr>
-              <w:spacing w:after="0" w:line="252" w:lineRule="auto"/>
+              <w:spacing w:after="0" w:line="240" w:lineRule="auto" w:before="0"/>
             </w:pPr>
             <w:r>
               <w:rPr>
@@ -1676,7 +1676,7 @@
                 <w:b w:val="0"/>
                 <w:i w:val="0"/>
                 <w:color w:val="000000"/>
-                <w:sz w:val="24"/>
+                <w:sz w:val="16"/>
               </w:rPr>
               <w:t>Answered no and cited RDC 406/2020, Art. 32.</w:t>
             </w:r>
@@ -1686,16 +1686,16 @@
           <w:tcPr>
             <w:tcW w:type="dxa" w:w="2160"/>
             <w:tcMar>
-              <w:top w:w="80" w:type="dxa"/>
-              <w:start w:w="120" w:type="dxa"/>
-              <w:bottom w:w="80" w:type="dxa"/>
-              <w:end w:w="120" w:type="dxa"/>
+              <w:top w:w="90" w:type="dxa"/>
+              <w:start w:w="90" w:type="dxa"/>
+              <w:bottom w:w="90" w:type="dxa"/>
+              <w:end w:w="90" w:type="dxa"/>
             </w:tcMar>
             <w:vAlign w:val="center"/>
           </w:tcPr>
           <w:p>
             <w:pPr>
-              <w:spacing w:after="0" w:line="252" w:lineRule="auto"/>
+              <w:spacing w:after="0" w:line="240" w:lineRule="auto" w:before="0"/>
             </w:pPr>
             <w:r>
               <w:rPr>
@@ -1703,7 +1703,7 @@
                 <w:b w:val="0"/>
                 <w:i w:val="0"/>
                 <w:color w:val="000000"/>
-                <w:sz w:val="24"/>
+                <w:sz w:val="16"/>
               </w:rPr>
               <w:t>Useful because it corrected the premise.</w:t>
             </w:r>
@@ -1718,16 +1718,16 @@
           <w:tcPr>
             <w:tcW w:type="dxa" w:w="1800"/>
             <w:tcMar>
-              <w:top w:w="80" w:type="dxa"/>
-              <w:start w:w="120" w:type="dxa"/>
-              <w:bottom w:w="80" w:type="dxa"/>
-              <w:end w:w="120" w:type="dxa"/>
+              <w:top w:w="90" w:type="dxa"/>
+              <w:start w:w="90" w:type="dxa"/>
+              <w:bottom w:w="90" w:type="dxa"/>
+              <w:end w:w="90" w:type="dxa"/>
             </w:tcMar>
             <w:vAlign w:val="center"/>
           </w:tcPr>
           <w:p>
             <w:pPr>
-              <w:spacing w:after="0" w:line="252" w:lineRule="auto"/>
+              <w:spacing w:after="0" w:line="240" w:lineRule="auto" w:before="0"/>
             </w:pPr>
             <w:r>
               <w:rPr>
@@ -1735,7 +1735,7 @@
                 <w:b w:val="0"/>
                 <w:i w:val="0"/>
                 <w:color w:val="000000"/>
-                <w:sz w:val="24"/>
+                <w:sz w:val="16"/>
               </w:rPr>
               <w:t>Correct clinical-trial safety answer</w:t>
             </w:r>
@@ -1745,16 +1745,16 @@
           <w:tcPr>
             <w:tcW w:type="dxa" w:w="2700"/>
             <w:tcMar>
-              <w:top w:w="80" w:type="dxa"/>
-              <w:start w:w="120" w:type="dxa"/>
-              <w:bottom w:w="80" w:type="dxa"/>
-              <w:end w:w="120" w:type="dxa"/>
+              <w:top w:w="90" w:type="dxa"/>
+              <w:start w:w="90" w:type="dxa"/>
+              <w:bottom w:w="90" w:type="dxa"/>
+              <w:end w:w="90" w:type="dxa"/>
             </w:tcMar>
             <w:vAlign w:val="center"/>
           </w:tcPr>
           <w:p>
             <w:pPr>
-              <w:spacing w:after="0" w:line="252" w:lineRule="auto"/>
+              <w:spacing w:after="0" w:line="240" w:lineRule="auto" w:before="0"/>
             </w:pPr>
             <w:r>
               <w:rPr>
@@ -1762,7 +1762,7 @@
                 <w:b w:val="0"/>
                 <w:i w:val="0"/>
                 <w:color w:val="000000"/>
-                <w:sz w:val="24"/>
+                <w:sz w:val="16"/>
               </w:rPr>
               <w:t>Does possible SUSAR reporting allow unblinding all participants?</w:t>
             </w:r>
@@ -1772,16 +1772,16 @@
           <w:tcPr>
             <w:tcW w:type="dxa" w:w="2700"/>
             <w:tcMar>
-              <w:top w:w="80" w:type="dxa"/>
-              <w:start w:w="120" w:type="dxa"/>
-              <w:bottom w:w="80" w:type="dxa"/>
-              <w:end w:w="120" w:type="dxa"/>
+              <w:top w:w="90" w:type="dxa"/>
+              <w:start w:w="90" w:type="dxa"/>
+              <w:bottom w:w="90" w:type="dxa"/>
+              <w:end w:w="90" w:type="dxa"/>
             </w:tcMar>
             <w:vAlign w:val="center"/>
           </w:tcPr>
           <w:p>
             <w:pPr>
-              <w:spacing w:after="0" w:line="252" w:lineRule="auto"/>
+              <w:spacing w:after="0" w:line="240" w:lineRule="auto" w:before="0"/>
             </w:pPr>
             <w:r>
               <w:rPr>
@@ -1789,7 +1789,7 @@
                 <w:b w:val="0"/>
                 <w:i w:val="0"/>
                 <w:color w:val="000000"/>
-                <w:sz w:val="24"/>
+                <w:sz w:val="16"/>
               </w:rPr>
               <w:t>Answered no; unblinding is limited to the affected participant and cited RDC 945/2024, Art. 67.</w:t>
             </w:r>
@@ -1799,16 +1799,16 @@
           <w:tcPr>
             <w:tcW w:type="dxa" w:w="2160"/>
             <w:tcMar>
-              <w:top w:w="80" w:type="dxa"/>
-              <w:start w:w="120" w:type="dxa"/>
-              <w:bottom w:w="80" w:type="dxa"/>
-              <w:end w:w="120" w:type="dxa"/>
+              <w:top w:w="90" w:type="dxa"/>
+              <w:start w:w="90" w:type="dxa"/>
+              <w:bottom w:w="90" w:type="dxa"/>
+              <w:end w:w="90" w:type="dxa"/>
             </w:tcMar>
             <w:vAlign w:val="center"/>
           </w:tcPr>
           <w:p>
             <w:pPr>
-              <w:spacing w:after="0" w:line="252" w:lineRule="auto"/>
+              <w:spacing w:after="0" w:line="240" w:lineRule="auto" w:before="0"/>
             </w:pPr>
             <w:r>
               <w:rPr>
@@ -1816,7 +1816,7 @@
                 <w:b w:val="0"/>
                 <w:i w:val="0"/>
                 <w:color w:val="000000"/>
-                <w:sz w:val="24"/>
+                <w:sz w:val="16"/>
               </w:rPr>
               <w:t>Correct and relevant to trial conduct.</w:t>
             </w:r>
@@ -1831,16 +1831,16 @@
           <w:tcPr>
             <w:tcW w:type="dxa" w:w="1800"/>
             <w:tcMar>
-              <w:top w:w="80" w:type="dxa"/>
-              <w:start w:w="120" w:type="dxa"/>
-              <w:bottom w:w="80" w:type="dxa"/>
-              <w:end w:w="120" w:type="dxa"/>
+              <w:top w:w="90" w:type="dxa"/>
+              <w:start w:w="90" w:type="dxa"/>
+              <w:bottom w:w="90" w:type="dxa"/>
+              <w:end w:w="90" w:type="dxa"/>
             </w:tcMar>
             <w:vAlign w:val="center"/>
           </w:tcPr>
           <w:p>
             <w:pPr>
-              <w:spacing w:after="0" w:line="252" w:lineRule="auto"/>
+              <w:spacing w:after="0" w:line="240" w:lineRule="auto" w:before="0"/>
             </w:pPr>
             <w:r>
               <w:rPr>
@@ -1848,7 +1848,7 @@
                 <w:b w:val="0"/>
                 <w:i w:val="0"/>
                 <w:color w:val="000000"/>
-                <w:sz w:val="24"/>
+                <w:sz w:val="16"/>
               </w:rPr>
               <w:t>Correct refusal</w:t>
             </w:r>
@@ -1858,16 +1858,16 @@
           <w:tcPr>
             <w:tcW w:type="dxa" w:w="2700"/>
             <w:tcMar>
-              <w:top w:w="80" w:type="dxa"/>
-              <w:start w:w="120" w:type="dxa"/>
-              <w:bottom w:w="80" w:type="dxa"/>
-              <w:end w:w="120" w:type="dxa"/>
+              <w:top w:w="90" w:type="dxa"/>
+              <w:start w:w="90" w:type="dxa"/>
+              <w:bottom w:w="90" w:type="dxa"/>
+              <w:end w:w="90" w:type="dxa"/>
             </w:tcMar>
             <w:vAlign w:val="center"/>
           </w:tcPr>
           <w:p>
             <w:pPr>
-              <w:spacing w:after="0" w:line="252" w:lineRule="auto"/>
+              <w:spacing w:after="0" w:line="240" w:lineRule="auto" w:before="0"/>
             </w:pPr>
             <w:r>
               <w:rPr>
@@ -1875,7 +1875,7 @@
                 <w:b w:val="0"/>
                 <w:i w:val="0"/>
                 <w:color w:val="000000"/>
-                <w:sz w:val="24"/>
+                <w:sz w:val="16"/>
               </w:rPr>
               <w:t>What is the current MedDRA version required today?</w:t>
             </w:r>
@@ -1885,16 +1885,16 @@
           <w:tcPr>
             <w:tcW w:type="dxa" w:w="2700"/>
             <w:tcMar>
-              <w:top w:w="80" w:type="dxa"/>
-              <w:start w:w="120" w:type="dxa"/>
-              <w:bottom w:w="80" w:type="dxa"/>
-              <w:end w:w="120" w:type="dxa"/>
+              <w:top w:w="90" w:type="dxa"/>
+              <w:start w:w="90" w:type="dxa"/>
+              <w:bottom w:w="90" w:type="dxa"/>
+              <w:end w:w="90" w:type="dxa"/>
             </w:tcMar>
             <w:vAlign w:val="center"/>
           </w:tcPr>
           <w:p>
             <w:pPr>
-              <w:spacing w:after="0" w:line="252" w:lineRule="auto"/>
+              <w:spacing w:after="0" w:line="240" w:lineRule="auto" w:before="0"/>
             </w:pPr>
             <w:r>
               <w:rPr>
@@ -1902,7 +1902,7 @@
                 <w:b w:val="0"/>
                 <w:i w:val="0"/>
                 <w:color w:val="000000"/>
-                <w:sz w:val="24"/>
+                <w:sz w:val="16"/>
               </w:rPr>
               <w:t>Refused because the indexed documents mention MedDRA but not the current required version.</w:t>
             </w:r>
@@ -1912,16 +1912,16 @@
           <w:tcPr>
             <w:tcW w:type="dxa" w:w="2160"/>
             <w:tcMar>
-              <w:top w:w="80" w:type="dxa"/>
-              <w:start w:w="120" w:type="dxa"/>
-              <w:bottom w:w="80" w:type="dxa"/>
-              <w:end w:w="120" w:type="dxa"/>
+              <w:top w:w="90" w:type="dxa"/>
+              <w:start w:w="90" w:type="dxa"/>
+              <w:bottom w:w="90" w:type="dxa"/>
+              <w:end w:w="90" w:type="dxa"/>
             </w:tcMar>
             <w:vAlign w:val="center"/>
           </w:tcPr>
           <w:p>
             <w:pPr>
-              <w:spacing w:after="0" w:line="252" w:lineRule="auto"/>
+              <w:spacing w:after="0" w:line="240" w:lineRule="auto" w:before="0"/>
             </w:pPr>
             <w:r>
               <w:rPr>
@@ -1929,7 +1929,7 @@
                 <w:b w:val="0"/>
                 <w:i w:val="0"/>
                 <w:color w:val="000000"/>
-                <w:sz w:val="24"/>
+                <w:sz w:val="16"/>
               </w:rPr>
               <w:t>Appropriate refusal for current operational information.</w:t>
             </w:r>
@@ -1944,16 +1944,16 @@
           <w:tcPr>
             <w:tcW w:type="dxa" w:w="1800"/>
             <w:tcMar>
-              <w:top w:w="80" w:type="dxa"/>
-              <w:start w:w="120" w:type="dxa"/>
-              <w:bottom w:w="80" w:type="dxa"/>
-              <w:end w:w="120" w:type="dxa"/>
+              <w:top w:w="90" w:type="dxa"/>
+              <w:start w:w="90" w:type="dxa"/>
+              <w:bottom w:w="90" w:type="dxa"/>
+              <w:end w:w="90" w:type="dxa"/>
             </w:tcMar>
             <w:vAlign w:val="center"/>
           </w:tcPr>
           <w:p>
             <w:pPr>
-              <w:spacing w:after="0" w:line="252" w:lineRule="auto"/>
+              <w:spacing w:after="0" w:line="240" w:lineRule="auto" w:before="0"/>
             </w:pPr>
             <w:r>
               <w:rPr>
@@ -1961,7 +1961,7 @@
                 <w:b w:val="0"/>
                 <w:i w:val="0"/>
                 <w:color w:val="000000"/>
-                <w:sz w:val="24"/>
+                <w:sz w:val="16"/>
               </w:rPr>
               <w:t>Correct refusal</w:t>
             </w:r>
@@ -1971,16 +1971,16 @@
           <w:tcPr>
             <w:tcW w:type="dxa" w:w="2700"/>
             <w:tcMar>
-              <w:top w:w="80" w:type="dxa"/>
-              <w:start w:w="120" w:type="dxa"/>
-              <w:bottom w:w="80" w:type="dxa"/>
-              <w:end w:w="120" w:type="dxa"/>
+              <w:top w:w="90" w:type="dxa"/>
+              <w:start w:w="90" w:type="dxa"/>
+              <w:bottom w:w="90" w:type="dxa"/>
+              <w:end w:w="90" w:type="dxa"/>
             </w:tcMar>
             <w:vAlign w:val="center"/>
           </w:tcPr>
           <w:p>
             <w:pPr>
-              <w:spacing w:after="0" w:line="252" w:lineRule="auto"/>
+              <w:spacing w:after="0" w:line="240" w:lineRule="auto" w:before="0"/>
             </w:pPr>
             <w:r>
               <w:rPr>
@@ -1988,7 +1988,7 @@
                 <w:b w:val="0"/>
                 <w:i w:val="0"/>
                 <w:color w:val="000000"/>
-                <w:sz w:val="24"/>
+                <w:sz w:val="16"/>
               </w:rPr>
               <w:t>What is the current phone number for Anvisa support for the adverse-event notification system?</w:t>
             </w:r>
@@ -1998,16 +1998,16 @@
           <w:tcPr>
             <w:tcW w:type="dxa" w:w="2700"/>
             <w:tcMar>
-              <w:top w:w="80" w:type="dxa"/>
-              <w:start w:w="120" w:type="dxa"/>
-              <w:bottom w:w="80" w:type="dxa"/>
-              <w:end w:w="120" w:type="dxa"/>
+              <w:top w:w="90" w:type="dxa"/>
+              <w:start w:w="90" w:type="dxa"/>
+              <w:bottom w:w="90" w:type="dxa"/>
+              <w:end w:w="90" w:type="dxa"/>
             </w:tcMar>
             <w:vAlign w:val="center"/>
           </w:tcPr>
           <w:p>
             <w:pPr>
-              <w:spacing w:after="0" w:line="252" w:lineRule="auto"/>
+              <w:spacing w:after="0" w:line="240" w:lineRule="auto" w:before="0"/>
             </w:pPr>
             <w:r>
               <w:rPr>
@@ -2015,7 +2015,7 @@
                 <w:b w:val="0"/>
                 <w:i w:val="0"/>
                 <w:color w:val="000000"/>
-                <w:sz w:val="24"/>
+                <w:sz w:val="16"/>
               </w:rPr>
               <w:t>Refused because the corpus does not contain current support contact information.</w:t>
             </w:r>
@@ -2025,16 +2025,16 @@
           <w:tcPr>
             <w:tcW w:type="dxa" w:w="2160"/>
             <w:tcMar>
-              <w:top w:w="80" w:type="dxa"/>
-              <w:start w:w="120" w:type="dxa"/>
-              <w:bottom w:w="80" w:type="dxa"/>
-              <w:end w:w="120" w:type="dxa"/>
+              <w:top w:w="90" w:type="dxa"/>
+              <w:start w:w="90" w:type="dxa"/>
+              <w:bottom w:w="90" w:type="dxa"/>
+              <w:end w:w="90" w:type="dxa"/>
             </w:tcMar>
             <w:vAlign w:val="center"/>
           </w:tcPr>
           <w:p>
             <w:pPr>
-              <w:spacing w:after="0" w:line="252" w:lineRule="auto"/>
+              <w:spacing w:after="0" w:line="240" w:lineRule="auto" w:before="0"/>
             </w:pPr>
             <w:r>
               <w:rPr>
@@ -2042,7 +2042,7 @@
                 <w:b w:val="0"/>
                 <w:i w:val="0"/>
                 <w:color w:val="000000"/>
-                <w:sz w:val="24"/>
+                <w:sz w:val="16"/>
               </w:rPr>
               <w:t>Appropriate evidence boundary.</w:t>
             </w:r>
@@ -2057,16 +2057,16 @@
           <w:tcPr>
             <w:tcW w:type="dxa" w:w="1800"/>
             <w:tcMar>
-              <w:top w:w="80" w:type="dxa"/>
-              <w:start w:w="120" w:type="dxa"/>
-              <w:bottom w:w="80" w:type="dxa"/>
-              <w:end w:w="120" w:type="dxa"/>
+              <w:top w:w="90" w:type="dxa"/>
+              <w:start w:w="90" w:type="dxa"/>
+              <w:bottom w:w="90" w:type="dxa"/>
+              <w:end w:w="90" w:type="dxa"/>
             </w:tcMar>
             <w:vAlign w:val="center"/>
           </w:tcPr>
           <w:p>
             <w:pPr>
-              <w:spacing w:after="0" w:line="252" w:lineRule="auto"/>
+              <w:spacing w:after="0" w:line="240" w:lineRule="auto" w:before="0"/>
             </w:pPr>
             <w:r>
               <w:rPr>
@@ -2074,7 +2074,7 @@
                 <w:b w:val="0"/>
                 <w:i w:val="0"/>
                 <w:color w:val="000000"/>
-                <w:sz w:val="24"/>
+                <w:sz w:val="16"/>
               </w:rPr>
               <w:t>Incomplete answer</w:t>
             </w:r>
@@ -2084,16 +2084,16 @@
           <w:tcPr>
             <w:tcW w:type="dxa" w:w="2700"/>
             <w:tcMar>
-              <w:top w:w="80" w:type="dxa"/>
-              <w:start w:w="120" w:type="dxa"/>
-              <w:bottom w:w="80" w:type="dxa"/>
-              <w:end w:w="120" w:type="dxa"/>
+              <w:top w:w="90" w:type="dxa"/>
+              <w:start w:w="90" w:type="dxa"/>
+              <w:bottom w:w="90" w:type="dxa"/>
+              <w:end w:w="90" w:type="dxa"/>
             </w:tcMar>
             <w:vAlign w:val="center"/>
           </w:tcPr>
           <w:p>
             <w:pPr>
-              <w:spacing w:after="0" w:line="252" w:lineRule="auto"/>
+              <w:spacing w:after="0" w:line="240" w:lineRule="auto" w:before="0"/>
             </w:pPr>
             <w:r>
               <w:rPr>
@@ -2101,7 +2101,7 @@
                 <w:b w:val="0"/>
                 <w:i w:val="0"/>
                 <w:color w:val="000000"/>
-                <w:sz w:val="24"/>
+                <w:sz w:val="16"/>
               </w:rPr>
               <w:t>What information must appear for non-printed instructions for use?</w:t>
             </w:r>
@@ -2111,16 +2111,16 @@
           <w:tcPr>
             <w:tcW w:type="dxa" w:w="2700"/>
             <w:tcMar>
-              <w:top w:w="80" w:type="dxa"/>
-              <w:start w:w="120" w:type="dxa"/>
-              <w:bottom w:w="80" w:type="dxa"/>
-              <w:end w:w="120" w:type="dxa"/>
+              <w:top w:w="90" w:type="dxa"/>
+              <w:start w:w="90" w:type="dxa"/>
+              <w:bottom w:w="90" w:type="dxa"/>
+              <w:end w:w="90" w:type="dxa"/>
             </w:tcMar>
             <w:vAlign w:val="center"/>
           </w:tcPr>
           <w:p>
             <w:pPr>
-              <w:spacing w:after="0" w:line="252" w:lineRule="auto"/>
+              <w:spacing w:after="0" w:line="240" w:lineRule="auto" w:before="0"/>
             </w:pPr>
             <w:r>
               <w:rPr>
@@ -2128,7 +2128,7 @@
                 <w:b w:val="0"/>
                 <w:i w:val="0"/>
                 <w:color w:val="000000"/>
-                <w:sz w:val="24"/>
+                <w:sz w:val="16"/>
               </w:rPr>
               <w:t>Retrieved RDC 751/2022, Art. 51 but omitted that instructions must remain available while the product is on the market.</w:t>
             </w:r>
@@ -2138,16 +2138,16 @@
           <w:tcPr>
             <w:tcW w:type="dxa" w:w="2160"/>
             <w:tcMar>
-              <w:top w:w="80" w:type="dxa"/>
-              <w:start w:w="120" w:type="dxa"/>
-              <w:bottom w:w="80" w:type="dxa"/>
-              <w:end w:w="120" w:type="dxa"/>
+              <w:top w:w="90" w:type="dxa"/>
+              <w:start w:w="90" w:type="dxa"/>
+              <w:bottom w:w="90" w:type="dxa"/>
+              <w:end w:w="90" w:type="dxa"/>
             </w:tcMar>
             <w:vAlign w:val="center"/>
           </w:tcPr>
           <w:p>
             <w:pPr>
-              <w:spacing w:after="0" w:line="252" w:lineRule="auto"/>
+              <w:spacing w:after="0" w:line="240" w:lineRule="auto" w:before="0"/>
             </w:pPr>
             <w:r>
               <w:rPr>
@@ -2155,7 +2155,7 @@
                 <w:b w:val="0"/>
                 <w:i w:val="0"/>
                 <w:color w:val="000000"/>
-                <w:sz w:val="24"/>
+                <w:sz w:val="16"/>
               </w:rPr>
               <w:t>Correct article, incomplete answer.</w:t>
             </w:r>
@@ -2170,16 +2170,16 @@
           <w:tcPr>
             <w:tcW w:type="dxa" w:w="1800"/>
             <w:tcMar>
-              <w:top w:w="80" w:type="dxa"/>
-              <w:start w:w="120" w:type="dxa"/>
-              <w:bottom w:w="80" w:type="dxa"/>
-              <w:end w:w="120" w:type="dxa"/>
+              <w:top w:w="90" w:type="dxa"/>
+              <w:start w:w="90" w:type="dxa"/>
+              <w:bottom w:w="90" w:type="dxa"/>
+              <w:end w:w="90" w:type="dxa"/>
             </w:tcMar>
             <w:vAlign w:val="center"/>
           </w:tcPr>
           <w:p>
             <w:pPr>
-              <w:spacing w:after="0" w:line="252" w:lineRule="auto"/>
+              <w:spacing w:after="0" w:line="240" w:lineRule="auto" w:before="0"/>
             </w:pPr>
             <w:r>
               <w:rPr>
@@ -2187,7 +2187,7 @@
                 <w:b w:val="0"/>
                 <w:i w:val="0"/>
                 <w:color w:val="000000"/>
-                <w:sz w:val="24"/>
+                <w:sz w:val="16"/>
               </w:rPr>
               <w:t>Incomplete answer</w:t>
             </w:r>
@@ -2197,16 +2197,16 @@
           <w:tcPr>
             <w:tcW w:type="dxa" w:w="2700"/>
             <w:tcMar>
-              <w:top w:w="80" w:type="dxa"/>
-              <w:start w:w="120" w:type="dxa"/>
-              <w:bottom w:w="80" w:type="dxa"/>
-              <w:end w:w="120" w:type="dxa"/>
+              <w:top w:w="90" w:type="dxa"/>
+              <w:start w:w="90" w:type="dxa"/>
+              <w:bottom w:w="90" w:type="dxa"/>
+              <w:end w:w="90" w:type="dxa"/>
             </w:tcMar>
             <w:vAlign w:val="center"/>
           </w:tcPr>
           <w:p>
             <w:pPr>
-              <w:spacing w:after="0" w:line="252" w:lineRule="auto"/>
+              <w:spacing w:after="0" w:line="240" w:lineRule="auto" w:before="0"/>
             </w:pPr>
             <w:r>
               <w:rPr>
@@ -2214,7 +2214,7 @@
                 <w:b w:val="0"/>
                 <w:i w:val="0"/>
                 <w:color w:val="000000"/>
-                <w:sz w:val="24"/>
+                <w:sz w:val="16"/>
               </w:rPr>
               <w:t>Can a foreign-manufactured biological product be registered without registration in the manufacturing country?</w:t>
             </w:r>
@@ -2224,16 +2224,16 @@
           <w:tcPr>
             <w:tcW w:type="dxa" w:w="2700"/>
             <w:tcMar>
-              <w:top w:w="80" w:type="dxa"/>
-              <w:start w:w="120" w:type="dxa"/>
-              <w:bottom w:w="80" w:type="dxa"/>
-              <w:end w:w="120" w:type="dxa"/>
+              <w:top w:w="90" w:type="dxa"/>
+              <w:start w:w="90" w:type="dxa"/>
+              <w:bottom w:w="90" w:type="dxa"/>
+              <w:end w:w="90" w:type="dxa"/>
             </w:tcMar>
             <w:vAlign w:val="center"/>
           </w:tcPr>
           <w:p>
             <w:pPr>
-              <w:spacing w:after="0" w:line="252" w:lineRule="auto"/>
+              <w:spacing w:after="0" w:line="240" w:lineRule="auto" w:before="0"/>
             </w:pPr>
             <w:r>
               <w:rPr>
@@ -2241,7 +2241,7 @@
                 <w:b w:val="0"/>
                 <w:i w:val="0"/>
                 <w:color w:val="000000"/>
-                <w:sz w:val="24"/>
+                <w:sz w:val="16"/>
               </w:rPr>
               <w:t>Gave the exception but did not clearly state the general rule.</w:t>
             </w:r>
@@ -2251,16 +2251,16 @@
           <w:tcPr>
             <w:tcW w:type="dxa" w:w="2160"/>
             <w:tcMar>
-              <w:top w:w="80" w:type="dxa"/>
-              <w:start w:w="120" w:type="dxa"/>
-              <w:bottom w:w="80" w:type="dxa"/>
-              <w:end w:w="120" w:type="dxa"/>
+              <w:top w:w="90" w:type="dxa"/>
+              <w:start w:w="90" w:type="dxa"/>
+              <w:bottom w:w="90" w:type="dxa"/>
+              <w:end w:w="90" w:type="dxa"/>
             </w:tcMar>
             <w:vAlign w:val="center"/>
           </w:tcPr>
           <w:p>
             <w:pPr>
-              <w:spacing w:after="0" w:line="252" w:lineRule="auto"/>
+              <w:spacing w:after="0" w:line="240" w:lineRule="auto" w:before="0"/>
             </w:pPr>
             <w:r>
               <w:rPr>
@@ -2268,7 +2268,7 @@
                 <w:b w:val="0"/>
                 <w:i w:val="0"/>
                 <w:color w:val="000000"/>
-                <w:sz w:val="24"/>
+                <w:sz w:val="16"/>
               </w:rPr>
               <w:t>Risk of treating an exception as the whole rule.</w:t>
             </w:r>
@@ -2283,16 +2283,16 @@
           <w:tcPr>
             <w:tcW w:type="dxa" w:w="1800"/>
             <w:tcMar>
-              <w:top w:w="80" w:type="dxa"/>
-              <w:start w:w="120" w:type="dxa"/>
-              <w:bottom w:w="80" w:type="dxa"/>
-              <w:end w:w="120" w:type="dxa"/>
+              <w:top w:w="90" w:type="dxa"/>
+              <w:start w:w="90" w:type="dxa"/>
+              <w:bottom w:w="90" w:type="dxa"/>
+              <w:end w:w="90" w:type="dxa"/>
             </w:tcMar>
             <w:vAlign w:val="center"/>
           </w:tcPr>
           <w:p>
             <w:pPr>
-              <w:spacing w:after="0" w:line="252" w:lineRule="auto"/>
+              <w:spacing w:after="0" w:line="240" w:lineRule="auto" w:before="0"/>
             </w:pPr>
             <w:r>
               <w:rPr>
@@ -2300,7 +2300,7 @@
                 <w:b w:val="0"/>
                 <w:i w:val="0"/>
                 <w:color w:val="000000"/>
-                <w:sz w:val="24"/>
+                <w:sz w:val="16"/>
               </w:rPr>
               <w:t>False refusal</w:t>
             </w:r>
@@ -2310,16 +2310,16 @@
           <w:tcPr>
             <w:tcW w:type="dxa" w:w="2700"/>
             <w:tcMar>
-              <w:top w:w="80" w:type="dxa"/>
-              <w:start w:w="120" w:type="dxa"/>
-              <w:bottom w:w="80" w:type="dxa"/>
-              <w:end w:w="120" w:type="dxa"/>
+              <w:top w:w="90" w:type="dxa"/>
+              <w:start w:w="90" w:type="dxa"/>
+              <w:bottom w:w="90" w:type="dxa"/>
+              <w:end w:w="90" w:type="dxa"/>
             </w:tcMar>
             <w:vAlign w:val="center"/>
           </w:tcPr>
           <w:p>
             <w:pPr>
-              <w:spacing w:after="0" w:line="252" w:lineRule="auto"/>
+              <w:spacing w:after="0" w:line="240" w:lineRule="auto" w:before="0"/>
             </w:pPr>
             <w:r>
               <w:rPr>
@@ -2327,7 +2327,7 @@
                 <w:b w:val="0"/>
                 <w:i w:val="0"/>
                 <w:color w:val="000000"/>
-                <w:sz w:val="24"/>
+                <w:sz w:val="16"/>
               </w:rPr>
               <w:t>Under RDC 945/2024, until when must DSURs be sent to Anvisa and what is the annual reference date?</w:t>
             </w:r>
@@ -2337,16 +2337,16 @@
           <w:tcPr>
             <w:tcW w:type="dxa" w:w="2700"/>
             <w:tcMar>
-              <w:top w:w="80" w:type="dxa"/>
-              <w:start w:w="120" w:type="dxa"/>
-              <w:bottom w:w="80" w:type="dxa"/>
-              <w:end w:w="120" w:type="dxa"/>
+              <w:top w:w="90" w:type="dxa"/>
+              <w:start w:w="90" w:type="dxa"/>
+              <w:bottom w:w="90" w:type="dxa"/>
+              <w:end w:w="90" w:type="dxa"/>
             </w:tcMar>
             <w:vAlign w:val="center"/>
           </w:tcPr>
           <w:p>
             <w:pPr>
-              <w:spacing w:after="0" w:line="252" w:lineRule="auto"/>
+              <w:spacing w:after="0" w:line="240" w:lineRule="auto" w:before="0"/>
             </w:pPr>
             <w:r>
               <w:rPr>
@@ -2354,7 +2354,7 @@
                 <w:b w:val="0"/>
                 <w:i w:val="0"/>
                 <w:color w:val="000000"/>
-                <w:sz w:val="24"/>
+                <w:sz w:val="16"/>
               </w:rPr>
               <w:t>Refused in one English prospective-test row although the corpus contained the answer.</w:t>
             </w:r>
@@ -2364,16 +2364,16 @@
           <w:tcPr>
             <w:tcW w:type="dxa" w:w="2160"/>
             <w:tcMar>
-              <w:top w:w="80" w:type="dxa"/>
-              <w:start w:w="120" w:type="dxa"/>
-              <w:bottom w:w="80" w:type="dxa"/>
-              <w:end w:w="120" w:type="dxa"/>
+              <w:top w:w="90" w:type="dxa"/>
+              <w:start w:w="90" w:type="dxa"/>
+              <w:bottom w:w="90" w:type="dxa"/>
+              <w:end w:w="90" w:type="dxa"/>
             </w:tcMar>
             <w:vAlign w:val="center"/>
           </w:tcPr>
           <w:p>
             <w:pPr>
-              <w:spacing w:after="0" w:line="252" w:lineRule="auto"/>
+              <w:spacing w:after="0" w:line="240" w:lineRule="auto" w:before="0"/>
             </w:pPr>
             <w:r>
               <w:rPr>
@@ -2381,7 +2381,7 @@
                 <w:b w:val="0"/>
                 <w:i w:val="0"/>
                 <w:color w:val="000000"/>
-                <w:sz w:val="24"/>
+                <w:sz w:val="16"/>
               </w:rPr>
               <w:t>Retrieval or answer threshold failure.</w:t>
             </w:r>
@@ -2396,16 +2396,16 @@
           <w:tcPr>
             <w:tcW w:type="dxa" w:w="1800"/>
             <w:tcMar>
-              <w:top w:w="80" w:type="dxa"/>
-              <w:start w:w="120" w:type="dxa"/>
-              <w:bottom w:w="80" w:type="dxa"/>
-              <w:end w:w="120" w:type="dxa"/>
+              <w:top w:w="90" w:type="dxa"/>
+              <w:start w:w="90" w:type="dxa"/>
+              <w:bottom w:w="90" w:type="dxa"/>
+              <w:end w:w="90" w:type="dxa"/>
             </w:tcMar>
             <w:vAlign w:val="center"/>
           </w:tcPr>
           <w:p>
             <w:pPr>
-              <w:spacing w:after="0" w:line="252" w:lineRule="auto"/>
+              <w:spacing w:after="0" w:line="240" w:lineRule="auto" w:before="0"/>
             </w:pPr>
             <w:r>
               <w:rPr>
@@ -2413,7 +2413,7 @@
                 <w:b w:val="0"/>
                 <w:i w:val="0"/>
                 <w:color w:val="000000"/>
-                <w:sz w:val="24"/>
+                <w:sz w:val="16"/>
               </w:rPr>
               <w:t>Refusal failure before calibration</w:t>
             </w:r>
@@ -2423,16 +2423,16 @@
           <w:tcPr>
             <w:tcW w:type="dxa" w:w="2700"/>
             <w:tcMar>
-              <w:top w:w="80" w:type="dxa"/>
-              <w:start w:w="120" w:type="dxa"/>
-              <w:bottom w:w="80" w:type="dxa"/>
-              <w:end w:w="120" w:type="dxa"/>
+              <w:top w:w="90" w:type="dxa"/>
+              <w:start w:w="90" w:type="dxa"/>
+              <w:bottom w:w="90" w:type="dxa"/>
+              <w:end w:w="90" w:type="dxa"/>
             </w:tcMar>
             <w:vAlign w:val="center"/>
           </w:tcPr>
           <w:p>
             <w:pPr>
-              <w:spacing w:after="0" w:line="252" w:lineRule="auto"/>
+              <w:spacing w:after="0" w:line="240" w:lineRule="auto" w:before="0"/>
             </w:pPr>
             <w:r>
               <w:rPr>
@@ -2440,7 +2440,7 @@
                 <w:b w:val="0"/>
                 <w:i w:val="0"/>
                 <w:color w:val="000000"/>
-                <w:sz w:val="24"/>
+                <w:sz w:val="16"/>
               </w:rPr>
               <w:t>What is the current electronic form model for notifying SUSARs to Anvisa?</w:t>
             </w:r>
@@ -2450,16 +2450,16 @@
           <w:tcPr>
             <w:tcW w:type="dxa" w:w="2700"/>
             <w:tcMar>
-              <w:top w:w="80" w:type="dxa"/>
-              <w:start w:w="120" w:type="dxa"/>
-              <w:bottom w:w="80" w:type="dxa"/>
-              <w:end w:w="120" w:type="dxa"/>
+              <w:top w:w="90" w:type="dxa"/>
+              <w:start w:w="90" w:type="dxa"/>
+              <w:bottom w:w="90" w:type="dxa"/>
+              <w:end w:w="90" w:type="dxa"/>
             </w:tcMar>
             <w:vAlign w:val="center"/>
           </w:tcPr>
           <w:p>
             <w:pPr>
-              <w:spacing w:after="0" w:line="252" w:lineRule="auto"/>
+              <w:spacing w:after="0" w:line="240" w:lineRule="auto" w:before="0"/>
             </w:pPr>
             <w:r>
               <w:rPr>
@@ -2467,7 +2467,7 @@
                 <w:b w:val="0"/>
                 <w:i w:val="0"/>
                 <w:color w:val="000000"/>
-                <w:sz w:val="24"/>
+                <w:sz w:val="16"/>
               </w:rPr>
               <w:t>Earlier AI-authored prospective testing sometimes answered with the general electronic-notification requirement.</w:t>
             </w:r>
@@ -2477,16 +2477,16 @@
           <w:tcPr>
             <w:tcW w:type="dxa" w:w="2160"/>
             <w:tcMar>
-              <w:top w:w="80" w:type="dxa"/>
-              <w:start w:w="120" w:type="dxa"/>
-              <w:bottom w:w="80" w:type="dxa"/>
-              <w:end w:w="120" w:type="dxa"/>
+              <w:top w:w="90" w:type="dxa"/>
+              <w:start w:w="90" w:type="dxa"/>
+              <w:bottom w:w="90" w:type="dxa"/>
+              <w:end w:w="90" w:type="dxa"/>
             </w:tcMar>
             <w:vAlign w:val="center"/>
           </w:tcPr>
           <w:p>
             <w:pPr>
-              <w:spacing w:after="0" w:line="252" w:lineRule="auto"/>
+              <w:spacing w:after="0" w:line="240" w:lineRule="auto" w:before="0"/>
             </w:pPr>
             <w:r>
               <w:rPr>
@@ -2494,7 +2494,7 @@
                 <w:b w:val="0"/>
                 <w:i w:val="0"/>
                 <w:color w:val="000000"/>
-                <w:sz w:val="24"/>
+                <w:sz w:val="16"/>
               </w:rPr>
               <w:t>Related context was mistaken for sufficient evidence.</w:t>
             </w:r>
@@ -2511,7 +2511,7 @@
       <w:r>
         <w:rPr>
           <w:rFonts w:ascii="Times New Roman" w:hAnsi="Times New Roman" w:eastAsia="Times New Roman" w:cs="Times New Roman"/>
-          <w:b w:val="0"/>
+          <w:b/>
           <w:i w:val="0"/>
           <w:color w:val="000000"/>
           <w:sz w:val="24"/>
@@ -2524,8 +2524,8 @@
         <w:tblStyle w:val="TableGrid"/>
         <w:tblW w:type="dxa" w:w="9360"/>
         <w:tblLook w:firstColumn="1" w:firstRow="1" w:lastColumn="0" w:lastRow="0" w:noHBand="0" w:noVBand="1" w:val="04A0"/>
-        <w:jc w:val="left"/>
-        <w:tblLayout w:type="fixed"/>
+        <w:jc w:val="center"/>
+        <w:tblLayout w:type="autofit"/>
       </w:tblPr>
       <w:tblGrid>
         <w:gridCol w:w="3120"/>
@@ -2540,16 +2540,16 @@
           <w:tcPr>
             <w:tcW w:type="dxa" w:w="2700"/>
             <w:tcMar>
-              <w:top w:w="80" w:type="dxa"/>
-              <w:start w:w="120" w:type="dxa"/>
-              <w:bottom w:w="80" w:type="dxa"/>
-              <w:end w:w="120" w:type="dxa"/>
+              <w:top w:w="90" w:type="dxa"/>
+              <w:start w:w="90" w:type="dxa"/>
+              <w:bottom w:w="90" w:type="dxa"/>
+              <w:end w:w="90" w:type="dxa"/>
             </w:tcMar>
             <w:vAlign w:val="center"/>
           </w:tcPr>
           <w:p>
             <w:pPr>
-              <w:spacing w:after="0" w:line="252" w:lineRule="auto"/>
+              <w:spacing w:after="0" w:line="240" w:lineRule="auto" w:before="0"/>
             </w:pPr>
             <w:r>
               <w:rPr>
@@ -2557,7 +2557,7 @@
                 <w:b/>
                 <w:i w:val="0"/>
                 <w:color w:val="000000"/>
-                <w:sz w:val="24"/>
+                <w:sz w:val="16"/>
               </w:rPr>
               <w:t>Stage</w:t>
             </w:r>
@@ -2567,16 +2567,16 @@
           <w:tcPr>
             <w:tcW w:type="dxa" w:w="2700"/>
             <w:tcMar>
-              <w:top w:w="80" w:type="dxa"/>
-              <w:start w:w="120" w:type="dxa"/>
-              <w:bottom w:w="80" w:type="dxa"/>
-              <w:end w:w="120" w:type="dxa"/>
+              <w:top w:w="90" w:type="dxa"/>
+              <w:start w:w="90" w:type="dxa"/>
+              <w:bottom w:w="90" w:type="dxa"/>
+              <w:end w:w="90" w:type="dxa"/>
             </w:tcMar>
             <w:vAlign w:val="center"/>
           </w:tcPr>
           <w:p>
             <w:pPr>
-              <w:spacing w:after="0" w:line="252" w:lineRule="auto"/>
+              <w:spacing w:after="0" w:line="240" w:lineRule="auto" w:before="0"/>
             </w:pPr>
             <w:r>
               <w:rPr>
@@ -2584,7 +2584,7 @@
                 <w:b/>
                 <w:i w:val="0"/>
                 <w:color w:val="000000"/>
-                <w:sz w:val="24"/>
+                <w:sz w:val="16"/>
               </w:rPr>
               <w:t>Main finding</w:t>
             </w:r>
@@ -2594,16 +2594,16 @@
           <w:tcPr>
             <w:tcW w:type="dxa" w:w="3960"/>
             <w:tcMar>
-              <w:top w:w="80" w:type="dxa"/>
-              <w:start w:w="120" w:type="dxa"/>
-              <w:bottom w:w="80" w:type="dxa"/>
-              <w:end w:w="120" w:type="dxa"/>
+              <w:top w:w="90" w:type="dxa"/>
+              <w:start w:w="90" w:type="dxa"/>
+              <w:bottom w:w="90" w:type="dxa"/>
+              <w:end w:w="90" w:type="dxa"/>
             </w:tcMar>
             <w:vAlign w:val="center"/>
           </w:tcPr>
           <w:p>
             <w:pPr>
-              <w:spacing w:after="0" w:line="252" w:lineRule="auto"/>
+              <w:spacing w:after="0" w:line="240" w:lineRule="auto" w:before="0"/>
             </w:pPr>
             <w:r>
               <w:rPr>
@@ -2611,7 +2611,7 @@
                 <w:b/>
                 <w:i w:val="0"/>
                 <w:color w:val="000000"/>
-                <w:sz w:val="24"/>
+                <w:sz w:val="16"/>
               </w:rPr>
               <w:t>Use in interpretation</w:t>
             </w:r>
@@ -2626,16 +2626,16 @@
           <w:tcPr>
             <w:tcW w:type="dxa" w:w="2700"/>
             <w:tcMar>
-              <w:top w:w="80" w:type="dxa"/>
-              <w:start w:w="120" w:type="dxa"/>
-              <w:bottom w:w="80" w:type="dxa"/>
-              <w:end w:w="120" w:type="dxa"/>
+              <w:top w:w="90" w:type="dxa"/>
+              <w:start w:w="90" w:type="dxa"/>
+              <w:bottom w:w="90" w:type="dxa"/>
+              <w:end w:w="90" w:type="dxa"/>
             </w:tcMar>
             <w:vAlign w:val="center"/>
           </w:tcPr>
           <w:p>
             <w:pPr>
-              <w:spacing w:after="0" w:line="252" w:lineRule="auto"/>
+              <w:spacing w:after="0" w:line="240" w:lineRule="auto" w:before="0"/>
             </w:pPr>
             <w:r>
               <w:rPr>
@@ -2643,7 +2643,7 @@
                 <w:b w:val="0"/>
                 <w:i w:val="0"/>
                 <w:color w:val="000000"/>
-                <w:sz w:val="24"/>
+                <w:sz w:val="16"/>
               </w:rPr>
               <w:t>Initial held-out evaluation</w:t>
             </w:r>
@@ -2653,16 +2653,16 @@
           <w:tcPr>
             <w:tcW w:type="dxa" w:w="2700"/>
             <w:tcMar>
-              <w:top w:w="80" w:type="dxa"/>
-              <w:start w:w="120" w:type="dxa"/>
-              <w:bottom w:w="80" w:type="dxa"/>
-              <w:end w:w="120" w:type="dxa"/>
+              <w:top w:w="90" w:type="dxa"/>
+              <w:start w:w="90" w:type="dxa"/>
+              <w:bottom w:w="90" w:type="dxa"/>
+              <w:end w:w="90" w:type="dxa"/>
             </w:tcMar>
             <w:vAlign w:val="center"/>
           </w:tcPr>
           <w:p>
             <w:pPr>
-              <w:spacing w:after="0" w:line="252" w:lineRule="auto"/>
+              <w:spacing w:after="0" w:line="240" w:lineRule="auto" w:before="0"/>
             </w:pPr>
             <w:r>
               <w:rPr>
@@ -2670,7 +2670,7 @@
                 <w:b w:val="0"/>
                 <w:i w:val="0"/>
                 <w:color w:val="000000"/>
-                <w:sz w:val="24"/>
+                <w:sz w:val="16"/>
               </w:rPr>
               <w:t>English completeness was the weak point; some answers omitted list items, conditions, or exceptions.</w:t>
             </w:r>
@@ -2680,16 +2680,16 @@
           <w:tcPr>
             <w:tcW w:type="dxa" w:w="3960"/>
             <w:tcMar>
-              <w:top w:w="80" w:type="dxa"/>
-              <w:start w:w="120" w:type="dxa"/>
-              <w:bottom w:w="80" w:type="dxa"/>
-              <w:end w:w="120" w:type="dxa"/>
+              <w:top w:w="90" w:type="dxa"/>
+              <w:start w:w="90" w:type="dxa"/>
+              <w:bottom w:w="90" w:type="dxa"/>
+              <w:end w:w="90" w:type="dxa"/>
             </w:tcMar>
             <w:vAlign w:val="center"/>
           </w:tcPr>
           <w:p>
             <w:pPr>
-              <w:spacing w:after="0" w:line="252" w:lineRule="auto"/>
+              <w:spacing w:after="0" w:line="240" w:lineRule="auto" w:before="0"/>
             </w:pPr>
             <w:r>
               <w:rPr>
@@ -2697,7 +2697,7 @@
                 <w:b w:val="0"/>
                 <w:i w:val="0"/>
                 <w:color w:val="000000"/>
-                <w:sz w:val="24"/>
+                <w:sz w:val="16"/>
               </w:rPr>
               <w:t>Development diagnosis.</w:t>
             </w:r>
@@ -2712,16 +2712,16 @@
           <w:tcPr>
             <w:tcW w:type="dxa" w:w="2700"/>
             <w:tcMar>
-              <w:top w:w="80" w:type="dxa"/>
-              <w:start w:w="120" w:type="dxa"/>
-              <w:bottom w:w="80" w:type="dxa"/>
-              <w:end w:w="120" w:type="dxa"/>
+              <w:top w:w="90" w:type="dxa"/>
+              <w:start w:w="90" w:type="dxa"/>
+              <w:bottom w:w="90" w:type="dxa"/>
+              <w:end w:w="90" w:type="dxa"/>
             </w:tcMar>
             <w:vAlign w:val="center"/>
           </w:tcPr>
           <w:p>
             <w:pPr>
-              <w:spacing w:after="0" w:line="252" w:lineRule="auto"/>
+              <w:spacing w:after="0" w:line="240" w:lineRule="auto" w:before="0"/>
             </w:pPr>
             <w:r>
               <w:rPr>
@@ -2729,7 +2729,7 @@
                 <w:b w:val="0"/>
                 <w:i w:val="0"/>
                 <w:color w:val="000000"/>
-                <w:sz w:val="24"/>
+                <w:sz w:val="16"/>
               </w:rPr>
               <w:t>Post-repair internal evaluation</w:t>
             </w:r>
@@ -2739,16 +2739,16 @@
           <w:tcPr>
             <w:tcW w:type="dxa" w:w="2700"/>
             <w:tcMar>
-              <w:top w:w="80" w:type="dxa"/>
-              <w:start w:w="120" w:type="dxa"/>
-              <w:bottom w:w="80" w:type="dxa"/>
-              <w:end w:w="120" w:type="dxa"/>
+              <w:top w:w="90" w:type="dxa"/>
+              <w:start w:w="90" w:type="dxa"/>
+              <w:bottom w:w="90" w:type="dxa"/>
+              <w:end w:w="90" w:type="dxa"/>
             </w:tcMar>
             <w:vAlign w:val="center"/>
           </w:tcPr>
           <w:p>
             <w:pPr>
-              <w:spacing w:after="0" w:line="252" w:lineRule="auto"/>
+              <w:spacing w:after="0" w:line="240" w:lineRule="auto" w:before="0"/>
             </w:pPr>
             <w:r>
               <w:rPr>
@@ -2756,7 +2756,7 @@
                 <w:b w:val="0"/>
                 <w:i w:val="0"/>
                 <w:color w:val="000000"/>
-                <w:sz w:val="24"/>
+                <w:sz w:val="16"/>
               </w:rPr>
               <w:t>High internal scores showed that the repaired system passed the curated benchmark.</w:t>
             </w:r>
@@ -2766,16 +2766,16 @@
           <w:tcPr>
             <w:tcW w:type="dxa" w:w="3960"/>
             <w:tcMar>
-              <w:top w:w="80" w:type="dxa"/>
-              <w:start w:w="120" w:type="dxa"/>
-              <w:bottom w:w="80" w:type="dxa"/>
-              <w:end w:w="120" w:type="dxa"/>
+              <w:top w:w="90" w:type="dxa"/>
+              <w:start w:w="90" w:type="dxa"/>
+              <w:bottom w:w="90" w:type="dxa"/>
+              <w:end w:w="90" w:type="dxa"/>
             </w:tcMar>
             <w:vAlign w:val="center"/>
           </w:tcPr>
           <w:p>
             <w:pPr>
-              <w:spacing w:after="0" w:line="252" w:lineRule="auto"/>
+              <w:spacing w:after="0" w:line="240" w:lineRule="auto" w:before="0"/>
             </w:pPr>
             <w:r>
               <w:rPr>
@@ -2783,7 +2783,7 @@
                 <w:b w:val="0"/>
                 <w:i w:val="0"/>
                 <w:color w:val="000000"/>
-                <w:sz w:val="24"/>
+                <w:sz w:val="16"/>
               </w:rPr>
               <w:t>Internal technical check, not independent validation.</w:t>
             </w:r>
@@ -2798,16 +2798,16 @@
           <w:tcPr>
             <w:tcW w:type="dxa" w:w="2700"/>
             <w:tcMar>
-              <w:top w:w="80" w:type="dxa"/>
-              <w:start w:w="120" w:type="dxa"/>
-              <w:bottom w:w="80" w:type="dxa"/>
-              <w:end w:w="120" w:type="dxa"/>
+              <w:top w:w="90" w:type="dxa"/>
+              <w:start w:w="90" w:type="dxa"/>
+              <w:bottom w:w="90" w:type="dxa"/>
+              <w:end w:w="90" w:type="dxa"/>
             </w:tcMar>
             <w:vAlign w:val="center"/>
           </w:tcPr>
           <w:p>
             <w:pPr>
-              <w:spacing w:after="0" w:line="252" w:lineRule="auto"/>
+              <w:spacing w:after="0" w:line="240" w:lineRule="auto" w:before="0"/>
             </w:pPr>
             <w:r>
               <w:rPr>
@@ -2815,7 +2815,7 @@
                 <w:b w:val="0"/>
                 <w:i w:val="0"/>
                 <w:color w:val="000000"/>
-                <w:sz w:val="24"/>
+                <w:sz w:val="16"/>
               </w:rPr>
               <w:t>AI-authored prospective stress test</w:t>
             </w:r>
@@ -2825,16 +2825,16 @@
           <w:tcPr>
             <w:tcW w:type="dxa" w:w="2700"/>
             <w:tcMar>
-              <w:top w:w="80" w:type="dxa"/>
-              <w:start w:w="120" w:type="dxa"/>
-              <w:bottom w:w="80" w:type="dxa"/>
-              <w:end w:w="120" w:type="dxa"/>
+              <w:top w:w="90" w:type="dxa"/>
+              <w:start w:w="90" w:type="dxa"/>
+              <w:bottom w:w="90" w:type="dxa"/>
+              <w:end w:w="90" w:type="dxa"/>
             </w:tcMar>
             <w:vAlign w:val="center"/>
           </w:tcPr>
           <w:p>
             <w:pPr>
-              <w:spacing w:after="0" w:line="252" w:lineRule="auto"/>
+              <w:spacing w:after="0" w:line="240" w:lineRule="auto" w:before="0"/>
             </w:pPr>
             <w:r>
               <w:rPr>
@@ -2842,7 +2842,7 @@
                 <w:b w:val="0"/>
                 <w:i w:val="0"/>
                 <w:color w:val="000000"/>
-                <w:sz w:val="24"/>
+                <w:sz w:val="16"/>
               </w:rPr>
               <w:t>Answerable questions were mostly supported, but refusal behavior was weak.</w:t>
             </w:r>
@@ -2852,16 +2852,16 @@
           <w:tcPr>
             <w:tcW w:type="dxa" w:w="3960"/>
             <w:tcMar>
-              <w:top w:w="80" w:type="dxa"/>
-              <w:start w:w="120" w:type="dxa"/>
-              <w:bottom w:w="80" w:type="dxa"/>
-              <w:end w:w="120" w:type="dxa"/>
+              <w:top w:w="90" w:type="dxa"/>
+              <w:start w:w="90" w:type="dxa"/>
+              <w:bottom w:w="90" w:type="dxa"/>
+              <w:end w:w="90" w:type="dxa"/>
             </w:tcMar>
             <w:vAlign w:val="center"/>
           </w:tcPr>
           <w:p>
             <w:pPr>
-              <w:spacing w:after="0" w:line="252" w:lineRule="auto"/>
+              <w:spacing w:after="0" w:line="240" w:lineRule="auto" w:before="0"/>
             </w:pPr>
             <w:r>
               <w:rPr>
@@ -2869,7 +2869,7 @@
                 <w:b w:val="0"/>
                 <w:i w:val="0"/>
                 <w:color w:val="000000"/>
-                <w:sz w:val="24"/>
+                <w:sz w:val="16"/>
               </w:rPr>
               <w:t>Diagnostic prospective evidence that changed the project focus.</w:t>
             </w:r>
@@ -2884,16 +2884,16 @@
           <w:tcPr>
             <w:tcW w:type="dxa" w:w="2700"/>
             <w:tcMar>
-              <w:top w:w="80" w:type="dxa"/>
-              <w:start w:w="120" w:type="dxa"/>
-              <w:bottom w:w="80" w:type="dxa"/>
-              <w:end w:w="120" w:type="dxa"/>
+              <w:top w:w="90" w:type="dxa"/>
+              <w:start w:w="90" w:type="dxa"/>
+              <w:bottom w:w="90" w:type="dxa"/>
+              <w:end w:w="90" w:type="dxa"/>
             </w:tcMar>
             <w:vAlign w:val="center"/>
           </w:tcPr>
           <w:p>
             <w:pPr>
-              <w:spacing w:after="0" w:line="252" w:lineRule="auto"/>
+              <w:spacing w:after="0" w:line="240" w:lineRule="auto" w:before="0"/>
             </w:pPr>
             <w:r>
               <w:rPr>
@@ -2901,7 +2901,7 @@
                 <w:b w:val="0"/>
                 <w:i w:val="0"/>
                 <w:color w:val="000000"/>
-                <w:sz w:val="24"/>
+                <w:sz w:val="16"/>
               </w:rPr>
               <w:t>Refusal-focused AI-authored test</w:t>
             </w:r>
@@ -2911,16 +2911,16 @@
           <w:tcPr>
             <w:tcW w:type="dxa" w:w="2700"/>
             <w:tcMar>
-              <w:top w:w="80" w:type="dxa"/>
-              <w:start w:w="120" w:type="dxa"/>
-              <w:bottom w:w="80" w:type="dxa"/>
-              <w:end w:w="120" w:type="dxa"/>
+              <w:top w:w="90" w:type="dxa"/>
+              <w:start w:w="90" w:type="dxa"/>
+              <w:bottom w:w="90" w:type="dxa"/>
+              <w:end w:w="90" w:type="dxa"/>
             </w:tcMar>
             <w:vAlign w:val="center"/>
           </w:tcPr>
           <w:p>
             <w:pPr>
-              <w:spacing w:after="0" w:line="252" w:lineRule="auto"/>
+              <w:spacing w:after="0" w:line="240" w:lineRule="auto" w:before="0"/>
             </w:pPr>
             <w:r>
               <w:rPr>
@@ -2928,7 +2928,7 @@
                 <w:b w:val="0"/>
                 <w:i w:val="0"/>
                 <w:color w:val="000000"/>
-                <w:sz w:val="24"/>
+                <w:sz w:val="16"/>
               </w:rPr>
               <w:t>Refusal improved after separate calibration, with no over-refusal on answerable controls.</w:t>
             </w:r>
@@ -2938,16 +2938,16 @@
           <w:tcPr>
             <w:tcW w:type="dxa" w:w="3960"/>
             <w:tcMar>
-              <w:top w:w="80" w:type="dxa"/>
-              <w:start w:w="120" w:type="dxa"/>
-              <w:bottom w:w="80" w:type="dxa"/>
-              <w:end w:w="120" w:type="dxa"/>
+              <w:top w:w="90" w:type="dxa"/>
+              <w:start w:w="90" w:type="dxa"/>
+              <w:bottom w:w="90" w:type="dxa"/>
+              <w:end w:w="90" w:type="dxa"/>
             </w:tcMar>
             <w:vAlign w:val="center"/>
           </w:tcPr>
           <w:p>
             <w:pPr>
-              <w:spacing w:after="0" w:line="252" w:lineRule="auto"/>
+              <w:spacing w:after="0" w:line="240" w:lineRule="auto" w:before="0"/>
             </w:pPr>
             <w:r>
               <w:rPr>
@@ -2955,7 +2955,7 @@
                 <w:b w:val="0"/>
                 <w:i w:val="0"/>
                 <w:color w:val="000000"/>
-                <w:sz w:val="24"/>
+                <w:sz w:val="16"/>
               </w:rPr>
               <w:t>Focused AI-authored check of refusal calibration.</w:t>
             </w:r>
@@ -2972,7 +2972,7 @@
       <w:r>
         <w:rPr>
           <w:rFonts w:ascii="Times New Roman" w:hAnsi="Times New Roman" w:eastAsia="Times New Roman" w:cs="Times New Roman"/>
-          <w:b w:val="0"/>
+          <w:b/>
           <w:i w:val="0"/>
           <w:color w:val="000000"/>
           <w:sz w:val="24"/>
@@ -2985,8 +2985,8 @@
         <w:tblStyle w:val="TableGrid"/>
         <w:tblW w:type="dxa" w:w="9360"/>
         <w:tblLook w:firstColumn="1" w:firstRow="1" w:lastColumn="0" w:lastRow="0" w:noHBand="0" w:noVBand="1" w:val="04A0"/>
-        <w:jc w:val="left"/>
-        <w:tblLayout w:type="fixed"/>
+        <w:jc w:val="center"/>
+        <w:tblLayout w:type="autofit"/>
       </w:tblPr>
       <w:tblGrid>
         <w:gridCol w:w="3120"/>
@@ -3001,16 +3001,16 @@
           <w:tcPr>
             <w:tcW w:type="dxa" w:w="2700"/>
             <w:tcMar>
-              <w:top w:w="80" w:type="dxa"/>
-              <w:start w:w="120" w:type="dxa"/>
-              <w:bottom w:w="80" w:type="dxa"/>
-              <w:end w:w="120" w:type="dxa"/>
+              <w:top w:w="90" w:type="dxa"/>
+              <w:start w:w="90" w:type="dxa"/>
+              <w:bottom w:w="90" w:type="dxa"/>
+              <w:end w:w="90" w:type="dxa"/>
             </w:tcMar>
             <w:vAlign w:val="center"/>
           </w:tcPr>
           <w:p>
             <w:pPr>
-              <w:spacing w:after="0" w:line="252" w:lineRule="auto"/>
+              <w:spacing w:after="0" w:line="240" w:lineRule="auto" w:before="0"/>
             </w:pPr>
             <w:r>
               <w:rPr>
@@ -3018,7 +3018,7 @@
                 <w:b/>
                 <w:i w:val="0"/>
                 <w:color w:val="000000"/>
-                <w:sz w:val="24"/>
+                <w:sz w:val="16"/>
               </w:rPr>
               <w:t>Original table</w:t>
             </w:r>
@@ -3028,16 +3028,16 @@
           <w:tcPr>
             <w:tcW w:type="dxa" w:w="2700"/>
             <w:tcMar>
-              <w:top w:w="80" w:type="dxa"/>
-              <w:start w:w="120" w:type="dxa"/>
-              <w:bottom w:w="80" w:type="dxa"/>
-              <w:end w:w="120" w:type="dxa"/>
+              <w:top w:w="90" w:type="dxa"/>
+              <w:start w:w="90" w:type="dxa"/>
+              <w:bottom w:w="90" w:type="dxa"/>
+              <w:end w:w="90" w:type="dxa"/>
             </w:tcMar>
             <w:vAlign w:val="center"/>
           </w:tcPr>
           <w:p>
             <w:pPr>
-              <w:spacing w:after="0" w:line="252" w:lineRule="auto"/>
+              <w:spacing w:after="0" w:line="240" w:lineRule="auto" w:before="0"/>
             </w:pPr>
             <w:r>
               <w:rPr>
@@ -3045,7 +3045,7 @@
                 <w:b/>
                 <w:i w:val="0"/>
                 <w:color w:val="000000"/>
-                <w:sz w:val="24"/>
+                <w:sz w:val="16"/>
               </w:rPr>
               <w:t>Revision decision</w:t>
             </w:r>
@@ -3055,16 +3055,16 @@
           <w:tcPr>
             <w:tcW w:type="dxa" w:w="3960"/>
             <w:tcMar>
-              <w:top w:w="80" w:type="dxa"/>
-              <w:start w:w="120" w:type="dxa"/>
-              <w:bottom w:w="80" w:type="dxa"/>
-              <w:end w:w="120" w:type="dxa"/>
+              <w:top w:w="90" w:type="dxa"/>
+              <w:start w:w="90" w:type="dxa"/>
+              <w:bottom w:w="90" w:type="dxa"/>
+              <w:end w:w="90" w:type="dxa"/>
             </w:tcMar>
             <w:vAlign w:val="center"/>
           </w:tcPr>
           <w:p>
             <w:pPr>
-              <w:spacing w:after="0" w:line="252" w:lineRule="auto"/>
+              <w:spacing w:after="0" w:line="240" w:lineRule="auto" w:before="0"/>
             </w:pPr>
             <w:r>
               <w:rPr>
@@ -3072,7 +3072,7 @@
                 <w:b/>
                 <w:i w:val="0"/>
                 <w:color w:val="000000"/>
-                <w:sz w:val="24"/>
+                <w:sz w:val="16"/>
               </w:rPr>
               <w:t>Reason</w:t>
             </w:r>
@@ -3087,16 +3087,16 @@
           <w:tcPr>
             <w:tcW w:type="dxa" w:w="2700"/>
             <w:tcMar>
-              <w:top w:w="80" w:type="dxa"/>
-              <w:start w:w="120" w:type="dxa"/>
-              <w:bottom w:w="80" w:type="dxa"/>
-              <w:end w:w="120" w:type="dxa"/>
+              <w:top w:w="90" w:type="dxa"/>
+              <w:start w:w="90" w:type="dxa"/>
+              <w:bottom w:w="90" w:type="dxa"/>
+              <w:end w:w="90" w:type="dxa"/>
             </w:tcMar>
             <w:vAlign w:val="center"/>
           </w:tcPr>
           <w:p>
             <w:pPr>
-              <w:spacing w:after="0" w:line="252" w:lineRule="auto"/>
+              <w:spacing w:after="0" w:line="240" w:lineRule="auto" w:before="0"/>
             </w:pPr>
             <w:r>
               <w:rPr>
@@ -3104,7 +3104,7 @@
                 <w:b w:val="0"/>
                 <w:i w:val="0"/>
                 <w:color w:val="000000"/>
-                <w:sz w:val="24"/>
+                <w:sz w:val="16"/>
               </w:rPr>
               <w:t>Table 1. Regulatory domains represented in the corpus</w:t>
             </w:r>
@@ -3114,16 +3114,16 @@
           <w:tcPr>
             <w:tcW w:type="dxa" w:w="2700"/>
             <w:tcMar>
-              <w:top w:w="80" w:type="dxa"/>
-              <w:start w:w="120" w:type="dxa"/>
-              <w:bottom w:w="80" w:type="dxa"/>
-              <w:end w:w="120" w:type="dxa"/>
+              <w:top w:w="90" w:type="dxa"/>
+              <w:start w:w="90" w:type="dxa"/>
+              <w:bottom w:w="90" w:type="dxa"/>
+              <w:end w:w="90" w:type="dxa"/>
             </w:tcMar>
             <w:vAlign w:val="center"/>
           </w:tcPr>
           <w:p>
             <w:pPr>
-              <w:spacing w:after="0" w:line="252" w:lineRule="auto"/>
+              <w:spacing w:after="0" w:line="240" w:lineRule="auto" w:before="0"/>
             </w:pPr>
             <w:r>
               <w:rPr>
@@ -3131,7 +3131,7 @@
                 <w:b w:val="0"/>
                 <w:i w:val="0"/>
                 <w:color w:val="000000"/>
-                <w:sz w:val="24"/>
+                <w:sz w:val="16"/>
               </w:rPr>
               <w:t>Replaced with a shorter corpus-and-use-case table.</w:t>
             </w:r>
@@ -3141,16 +3141,16 @@
           <w:tcPr>
             <w:tcW w:type="dxa" w:w="3960"/>
             <w:tcMar>
-              <w:top w:w="80" w:type="dxa"/>
-              <w:start w:w="120" w:type="dxa"/>
-              <w:bottom w:w="80" w:type="dxa"/>
-              <w:end w:w="120" w:type="dxa"/>
+              <w:top w:w="90" w:type="dxa"/>
+              <w:start w:w="90" w:type="dxa"/>
+              <w:bottom w:w="90" w:type="dxa"/>
+              <w:end w:w="90" w:type="dxa"/>
             </w:tcMar>
             <w:vAlign w:val="center"/>
           </w:tcPr>
           <w:p>
             <w:pPr>
-              <w:spacing w:after="0" w:line="252" w:lineRule="auto"/>
+              <w:spacing w:after="0" w:line="240" w:lineRule="auto" w:before="0"/>
             </w:pPr>
             <w:r>
               <w:rPr>
@@ -3158,7 +3158,7 @@
                 <w:b w:val="0"/>
                 <w:i w:val="0"/>
                 <w:color w:val="000000"/>
-                <w:sz w:val="24"/>
+                <w:sz w:val="16"/>
               </w:rPr>
               <w:t>Reduces page splitting and overlaps less with Figure 2.</w:t>
             </w:r>
@@ -3173,16 +3173,16 @@
           <w:tcPr>
             <w:tcW w:type="dxa" w:w="2700"/>
             <w:tcMar>
-              <w:top w:w="80" w:type="dxa"/>
-              <w:start w:w="120" w:type="dxa"/>
-              <w:bottom w:w="80" w:type="dxa"/>
-              <w:end w:w="120" w:type="dxa"/>
+              <w:top w:w="90" w:type="dxa"/>
+              <w:start w:w="90" w:type="dxa"/>
+              <w:bottom w:w="90" w:type="dxa"/>
+              <w:end w:w="90" w:type="dxa"/>
             </w:tcMar>
             <w:vAlign w:val="center"/>
           </w:tcPr>
           <w:p>
             <w:pPr>
-              <w:spacing w:after="0" w:line="252" w:lineRule="auto"/>
+              <w:spacing w:after="0" w:line="240" w:lineRule="auto" w:before="0"/>
             </w:pPr>
             <w:r>
               <w:rPr>
@@ -3190,7 +3190,7 @@
                 <w:b w:val="0"/>
                 <w:i w:val="0"/>
                 <w:color w:val="000000"/>
-                <w:sz w:val="24"/>
+                <w:sz w:val="16"/>
               </w:rPr>
               <w:t>Table 2. Question categories and corrective actions</w:t>
             </w:r>
@@ -3200,16 +3200,16 @@
           <w:tcPr>
             <w:tcW w:type="dxa" w:w="2700"/>
             <w:tcMar>
-              <w:top w:w="80" w:type="dxa"/>
-              <w:start w:w="120" w:type="dxa"/>
-              <w:bottom w:w="80" w:type="dxa"/>
-              <w:end w:w="120" w:type="dxa"/>
+              <w:top w:w="90" w:type="dxa"/>
+              <w:start w:w="90" w:type="dxa"/>
+              <w:bottom w:w="90" w:type="dxa"/>
+              <w:end w:w="90" w:type="dxa"/>
             </w:tcMar>
             <w:vAlign w:val="center"/>
           </w:tcPr>
           <w:p>
             <w:pPr>
-              <w:spacing w:after="0" w:line="252" w:lineRule="auto"/>
+              <w:spacing w:after="0" w:line="240" w:lineRule="auto" w:before="0"/>
             </w:pPr>
             <w:r>
               <w:rPr>
@@ -3217,7 +3217,7 @@
                 <w:b w:val="0"/>
                 <w:i w:val="0"/>
                 <w:color w:val="000000"/>
-                <w:sz w:val="24"/>
+                <w:sz w:val="16"/>
               </w:rPr>
               <w:t>Condensed in the main text and expanded as Supplementary Table S1.</w:t>
             </w:r>
@@ -3227,16 +3227,16 @@
           <w:tcPr>
             <w:tcW w:type="dxa" w:w="3960"/>
             <w:tcMar>
-              <w:top w:w="80" w:type="dxa"/>
-              <w:start w:w="120" w:type="dxa"/>
-              <w:bottom w:w="80" w:type="dxa"/>
-              <w:end w:w="120" w:type="dxa"/>
+              <w:top w:w="90" w:type="dxa"/>
+              <w:start w:w="90" w:type="dxa"/>
+              <w:bottom w:w="90" w:type="dxa"/>
+              <w:end w:w="90" w:type="dxa"/>
             </w:tcMar>
             <w:vAlign w:val="center"/>
           </w:tcPr>
           <w:p>
             <w:pPr>
-              <w:spacing w:after="0" w:line="252" w:lineRule="auto"/>
+              <w:spacing w:after="0" w:line="240" w:lineRule="auto" w:before="0"/>
             </w:pPr>
             <w:r>
               <w:rPr>
@@ -3244,7 +3244,7 @@
                 <w:b w:val="0"/>
                 <w:i w:val="0"/>
                 <w:color w:val="000000"/>
-                <w:sz w:val="24"/>
+                <w:sz w:val="16"/>
               </w:rPr>
               <w:t>Full version was too dense for the main manuscript.</w:t>
             </w:r>
@@ -3259,16 +3259,16 @@
           <w:tcPr>
             <w:tcW w:type="dxa" w:w="2700"/>
             <w:tcMar>
-              <w:top w:w="80" w:type="dxa"/>
-              <w:start w:w="120" w:type="dxa"/>
-              <w:bottom w:w="80" w:type="dxa"/>
-              <w:end w:w="120" w:type="dxa"/>
+              <w:top w:w="90" w:type="dxa"/>
+              <w:start w:w="90" w:type="dxa"/>
+              <w:bottom w:w="90" w:type="dxa"/>
+              <w:end w:w="90" w:type="dxa"/>
             </w:tcMar>
             <w:vAlign w:val="center"/>
           </w:tcPr>
           <w:p>
             <w:pPr>
-              <w:spacing w:after="0" w:line="252" w:lineRule="auto"/>
+              <w:spacing w:after="0" w:line="240" w:lineRule="auto" w:before="0"/>
             </w:pPr>
             <w:r>
               <w:rPr>
@@ -3276,7 +3276,7 @@
                 <w:b w:val="0"/>
                 <w:i w:val="0"/>
                 <w:color w:val="000000"/>
-                <w:sz w:val="24"/>
+                <w:sz w:val="16"/>
               </w:rPr>
               <w:t>Table 3. Representative examples</w:t>
             </w:r>
@@ -3286,16 +3286,16 @@
           <w:tcPr>
             <w:tcW w:type="dxa" w:w="2700"/>
             <w:tcMar>
-              <w:top w:w="80" w:type="dxa"/>
-              <w:start w:w="120" w:type="dxa"/>
-              <w:bottom w:w="80" w:type="dxa"/>
-              <w:end w:w="120" w:type="dxa"/>
+              <w:top w:w="90" w:type="dxa"/>
+              <w:start w:w="90" w:type="dxa"/>
+              <w:bottom w:w="90" w:type="dxa"/>
+              <w:end w:w="90" w:type="dxa"/>
             </w:tcMar>
             <w:vAlign w:val="center"/>
           </w:tcPr>
           <w:p>
             <w:pPr>
-              <w:spacing w:after="0" w:line="252" w:lineRule="auto"/>
+              <w:spacing w:after="0" w:line="240" w:lineRule="auto" w:before="0"/>
             </w:pPr>
             <w:r>
               <w:rPr>
@@ -3303,7 +3303,7 @@
                 <w:b w:val="0"/>
                 <w:i w:val="0"/>
                 <w:color w:val="000000"/>
-                <w:sz w:val="24"/>
+                <w:sz w:val="16"/>
               </w:rPr>
               <w:t>Condensed in the main text and expanded as Supplementary Table S2.</w:t>
             </w:r>
@@ -3313,16 +3313,16 @@
           <w:tcPr>
             <w:tcW w:type="dxa" w:w="3960"/>
             <w:tcMar>
-              <w:top w:w="80" w:type="dxa"/>
-              <w:start w:w="120" w:type="dxa"/>
-              <w:bottom w:w="80" w:type="dxa"/>
-              <w:end w:w="120" w:type="dxa"/>
+              <w:top w:w="90" w:type="dxa"/>
+              <w:start w:w="90" w:type="dxa"/>
+              <w:bottom w:w="90" w:type="dxa"/>
+              <w:end w:w="90" w:type="dxa"/>
             </w:tcMar>
             <w:vAlign w:val="center"/>
           </w:tcPr>
           <w:p>
             <w:pPr>
-              <w:spacing w:after="0" w:line="252" w:lineRule="auto"/>
+              <w:spacing w:after="0" w:line="240" w:lineRule="auto" w:before="0"/>
             </w:pPr>
             <w:r>
               <w:rPr>
@@ -3330,7 +3330,7 @@
                 <w:b w:val="0"/>
                 <w:i w:val="0"/>
                 <w:color w:val="000000"/>
-                <w:sz w:val="24"/>
+                <w:sz w:val="16"/>
               </w:rPr>
               <w:t>Keeps the story visible while moving audit-level detail to the supplement.</w:t>
             </w:r>
@@ -3345,16 +3345,16 @@
           <w:tcPr>
             <w:tcW w:type="dxa" w:w="2700"/>
             <w:tcMar>
-              <w:top w:w="80" w:type="dxa"/>
-              <w:start w:w="120" w:type="dxa"/>
-              <w:bottom w:w="80" w:type="dxa"/>
-              <w:end w:w="120" w:type="dxa"/>
+              <w:top w:w="90" w:type="dxa"/>
+              <w:start w:w="90" w:type="dxa"/>
+              <w:bottom w:w="90" w:type="dxa"/>
+              <w:end w:w="90" w:type="dxa"/>
             </w:tcMar>
             <w:vAlign w:val="center"/>
           </w:tcPr>
           <w:p>
             <w:pPr>
-              <w:spacing w:after="0" w:line="252" w:lineRule="auto"/>
+              <w:spacing w:after="0" w:line="240" w:lineRule="auto" w:before="0"/>
             </w:pPr>
             <w:r>
               <w:rPr>
@@ -3362,7 +3362,7 @@
                 <w:b w:val="0"/>
                 <w:i w:val="0"/>
                 <w:color w:val="000000"/>
-                <w:sz w:val="24"/>
+                <w:sz w:val="16"/>
               </w:rPr>
               <w:t>Table 4. Summary of evaluation stages</w:t>
             </w:r>
@@ -3372,16 +3372,16 @@
           <w:tcPr>
             <w:tcW w:type="dxa" w:w="2700"/>
             <w:tcMar>
-              <w:top w:w="80" w:type="dxa"/>
-              <w:start w:w="120" w:type="dxa"/>
-              <w:bottom w:w="80" w:type="dxa"/>
-              <w:end w:w="120" w:type="dxa"/>
+              <w:top w:w="90" w:type="dxa"/>
+              <w:start w:w="90" w:type="dxa"/>
+              <w:bottom w:w="90" w:type="dxa"/>
+              <w:end w:w="90" w:type="dxa"/>
             </w:tcMar>
             <w:vAlign w:val="center"/>
           </w:tcPr>
           <w:p>
             <w:pPr>
-              <w:spacing w:after="0" w:line="252" w:lineRule="auto"/>
+              <w:spacing w:after="0" w:line="240" w:lineRule="auto" w:before="0"/>
             </w:pPr>
             <w:r>
               <w:rPr>
@@ -3389,7 +3389,7 @@
                 <w:b w:val="0"/>
                 <w:i w:val="0"/>
                 <w:color w:val="000000"/>
-                <w:sz w:val="24"/>
+                <w:sz w:val="16"/>
               </w:rPr>
               <w:t>Removed from the main text and moved to Supplementary Table S3.</w:t>
             </w:r>
@@ -3399,16 +3399,16 @@
           <w:tcPr>
             <w:tcW w:type="dxa" w:w="3960"/>
             <w:tcMar>
-              <w:top w:w="80" w:type="dxa"/>
-              <w:start w:w="120" w:type="dxa"/>
-              <w:bottom w:w="80" w:type="dxa"/>
-              <w:end w:w="120" w:type="dxa"/>
+              <w:top w:w="90" w:type="dxa"/>
+              <w:start w:w="90" w:type="dxa"/>
+              <w:bottom w:w="90" w:type="dxa"/>
+              <w:end w:w="90" w:type="dxa"/>
             </w:tcMar>
             <w:vAlign w:val="center"/>
           </w:tcPr>
           <w:p>
             <w:pPr>
-              <w:spacing w:after="0" w:line="252" w:lineRule="auto"/>
+              <w:spacing w:after="0" w:line="240" w:lineRule="auto" w:before="0"/>
             </w:pPr>
             <w:r>
               <w:rPr>
@@ -3416,7 +3416,7 @@
                 <w:b w:val="0"/>
                 <w:i w:val="0"/>
                 <w:color w:val="000000"/>
-                <w:sz w:val="24"/>
+                <w:sz w:val="16"/>
               </w:rPr>
               <w:t>Redundant with Figure 3A and Figure 3B.</w:t>
             </w:r>
@@ -3425,11 +3425,1442 @@
       </w:tr>
     </w:tbl>
     <w:p/>
+    <w:p>
+      <w:pPr>
+        <w:pStyle w:val="Heading1"/>
+      </w:pPr>
+      <w:r>
+        <w:rPr>
+          <w:rFonts w:ascii="Times New Roman" w:hAnsi="Times New Roman" w:eastAsia="Times New Roman"/>
+          <w:b/>
+          <w:color w:val="000000"/>
+          <w:sz w:val="24"/>
+        </w:rPr>
+        <w:t>Supplementary Table S5. Decision trace from course notebooks to final ANVISA RAG</w:t>
+      </w:r>
+    </w:p>
+    <w:tbl>
+      <w:tblPr>
+        <w:tblStyle w:val="TableGrid"/>
+        <w:tblW w:type="auto" w:w="0"/>
+        <w:jc w:val="center"/>
+        <w:tblLayout w:type="autofit"/>
+        <w:tblLook w:firstColumn="1" w:firstRow="1" w:lastColumn="0" w:lastRow="0" w:noHBand="0" w:noVBand="1" w:val="04A0"/>
+      </w:tblPr>
+      <w:tblGrid>
+        <w:gridCol w:w="2340"/>
+        <w:gridCol w:w="2340"/>
+        <w:gridCol w:w="2340"/>
+        <w:gridCol w:w="2340"/>
+      </w:tblGrid>
+      <w:tr>
+        <w:trPr>
+          <w:cantSplit/>
+        </w:trPr>
+        <w:tc>
+          <w:tcPr>
+            <w:tcW w:type="dxa" w:w="2340"/>
+            <w:vAlign w:val="center"/>
+            <w:tcMar>
+              <w:top w:w="90" w:type="dxa"/>
+              <w:start w:w="90" w:type="dxa"/>
+              <w:bottom w:w="90" w:type="dxa"/>
+              <w:end w:w="90" w:type="dxa"/>
+            </w:tcMar>
+          </w:tcPr>
+          <w:p>
+            <w:pPr>
+              <w:spacing w:before="0" w:after="0" w:line="240" w:lineRule="auto"/>
+            </w:pPr>
+            <w:r>
+              <w:rPr>
+                <w:rFonts w:ascii="Times New Roman" w:hAnsi="Times New Roman" w:eastAsia="Times New Roman"/>
+                <w:b/>
+                <w:color w:val="000000"/>
+                <w:sz w:val="16"/>
+              </w:rPr>
+              <w:t>Stage</w:t>
+            </w:r>
+          </w:p>
+        </w:tc>
+        <w:tc>
+          <w:tcPr>
+            <w:tcW w:type="dxa" w:w="2340"/>
+            <w:vAlign w:val="center"/>
+            <w:tcMar>
+              <w:top w:w="90" w:type="dxa"/>
+              <w:start w:w="90" w:type="dxa"/>
+              <w:bottom w:w="90" w:type="dxa"/>
+              <w:end w:w="90" w:type="dxa"/>
+            </w:tcMar>
+          </w:tcPr>
+          <w:p>
+            <w:pPr>
+              <w:spacing w:before="0" w:after="0" w:line="240" w:lineRule="auto"/>
+            </w:pPr>
+            <w:r>
+              <w:rPr>
+                <w:rFonts w:ascii="Times New Roman" w:hAnsi="Times New Roman" w:eastAsia="Times New Roman"/>
+                <w:b/>
+                <w:color w:val="000000"/>
+                <w:sz w:val="16"/>
+              </w:rPr>
+              <w:t>Local evidence</w:t>
+            </w:r>
+          </w:p>
+        </w:tc>
+        <w:tc>
+          <w:tcPr>
+            <w:tcW w:type="dxa" w:w="2340"/>
+            <w:vAlign w:val="center"/>
+            <w:tcMar>
+              <w:top w:w="90" w:type="dxa"/>
+              <w:start w:w="90" w:type="dxa"/>
+              <w:bottom w:w="90" w:type="dxa"/>
+              <w:end w:w="90" w:type="dxa"/>
+            </w:tcMar>
+          </w:tcPr>
+          <w:p>
+            <w:pPr>
+              <w:spacing w:before="0" w:after="0" w:line="240" w:lineRule="auto"/>
+            </w:pPr>
+            <w:r>
+              <w:rPr>
+                <w:rFonts w:ascii="Times New Roman" w:hAnsi="Times New Roman" w:eastAsia="Times New Roman"/>
+                <w:b/>
+                <w:color w:val="000000"/>
+                <w:sz w:val="16"/>
+              </w:rPr>
+              <w:t>Main decision</w:t>
+            </w:r>
+          </w:p>
+        </w:tc>
+        <w:tc>
+          <w:tcPr>
+            <w:tcW w:type="dxa" w:w="2340"/>
+            <w:vAlign w:val="center"/>
+            <w:tcMar>
+              <w:top w:w="90" w:type="dxa"/>
+              <w:start w:w="90" w:type="dxa"/>
+              <w:bottom w:w="90" w:type="dxa"/>
+              <w:end w:w="90" w:type="dxa"/>
+            </w:tcMar>
+          </w:tcPr>
+          <w:p>
+            <w:pPr>
+              <w:spacing w:before="0" w:after="0" w:line="240" w:lineRule="auto"/>
+            </w:pPr>
+            <w:r>
+              <w:rPr>
+                <w:rFonts w:ascii="Times New Roman" w:hAnsi="Times New Roman" w:eastAsia="Times New Roman"/>
+                <w:b/>
+                <w:color w:val="000000"/>
+                <w:sz w:val="16"/>
+              </w:rPr>
+              <w:t>Effect on final system</w:t>
+            </w:r>
+          </w:p>
+        </w:tc>
+      </w:tr>
+      <w:tr>
+        <w:trPr>
+          <w:cantSplit/>
+        </w:trPr>
+        <w:tc>
+          <w:tcPr>
+            <w:tcW w:type="dxa" w:w="2340"/>
+            <w:vAlign w:val="center"/>
+            <w:tcMar>
+              <w:top w:w="90" w:type="dxa"/>
+              <w:start w:w="90" w:type="dxa"/>
+              <w:bottom w:w="90" w:type="dxa"/>
+              <w:end w:w="90" w:type="dxa"/>
+            </w:tcMar>
+          </w:tcPr>
+          <w:p>
+            <w:pPr>
+              <w:spacing w:before="0" w:after="0" w:line="240" w:lineRule="auto"/>
+            </w:pPr>
+            <w:r>
+              <w:rPr>
+                <w:rFonts w:ascii="Times New Roman" w:hAnsi="Times New Roman" w:eastAsia="Times New Roman"/>
+                <w:color w:val="000000"/>
+                <w:sz w:val="16"/>
+              </w:rPr>
+              <w:t>Course notebook 1</w:t>
+            </w:r>
+          </w:p>
+        </w:tc>
+        <w:tc>
+          <w:tcPr>
+            <w:tcW w:type="dxa" w:w="2340"/>
+            <w:vAlign w:val="center"/>
+            <w:tcMar>
+              <w:top w:w="90" w:type="dxa"/>
+              <w:start w:w="90" w:type="dxa"/>
+              <w:bottom w:w="90" w:type="dxa"/>
+              <w:end w:w="90" w:type="dxa"/>
+            </w:tcMar>
+          </w:tcPr>
+          <w:p>
+            <w:pPr>
+              <w:spacing w:before="0" w:after="0" w:line="240" w:lineRule="auto"/>
+            </w:pPr>
+            <w:r>
+              <w:rPr>
+                <w:rFonts w:ascii="Times New Roman" w:hAnsi="Times New Roman" w:eastAsia="Times New Roman"/>
+                <w:color w:val="000000"/>
+                <w:sz w:val="16"/>
+              </w:rPr>
+              <w:t>Downloads/1_LLM.ipynb; notebooks/1_LLM.ipynb</w:t>
+            </w:r>
+          </w:p>
+        </w:tc>
+        <w:tc>
+          <w:tcPr>
+            <w:tcW w:type="dxa" w:w="2340"/>
+            <w:vAlign w:val="center"/>
+            <w:tcMar>
+              <w:top w:w="90" w:type="dxa"/>
+              <w:start w:w="90" w:type="dxa"/>
+              <w:bottom w:w="90" w:type="dxa"/>
+              <w:end w:w="90" w:type="dxa"/>
+            </w:tcMar>
+          </w:tcPr>
+          <w:p>
+            <w:pPr>
+              <w:spacing w:before="0" w:after="0" w:line="240" w:lineRule="auto"/>
+            </w:pPr>
+            <w:r>
+              <w:rPr>
+                <w:rFonts w:ascii="Times New Roman" w:hAnsi="Times New Roman" w:eastAsia="Times New Roman"/>
+                <w:color w:val="000000"/>
+                <w:sz w:val="16"/>
+              </w:rPr>
+              <w:t>Use Python project scaffold with environment, config, model loader, engine, and main loop.</w:t>
+            </w:r>
+          </w:p>
+        </w:tc>
+        <w:tc>
+          <w:tcPr>
+            <w:tcW w:type="dxa" w:w="2340"/>
+            <w:vAlign w:val="center"/>
+            <w:tcMar>
+              <w:top w:w="90" w:type="dxa"/>
+              <w:start w:w="90" w:type="dxa"/>
+              <w:bottom w:w="90" w:type="dxa"/>
+              <w:end w:w="90" w:type="dxa"/>
+            </w:tcMar>
+          </w:tcPr>
+          <w:p>
+            <w:pPr>
+              <w:spacing w:before="0" w:after="0" w:line="240" w:lineRule="auto"/>
+            </w:pPr>
+            <w:r>
+              <w:rPr>
+                <w:rFonts w:ascii="Times New Roman" w:hAnsi="Times New Roman" w:eastAsia="Times New Roman"/>
+                <w:color w:val="000000"/>
+                <w:sz w:val="16"/>
+              </w:rPr>
+              <w:t>Final repository kept separated configuration, model loading, engine, and app modules.</w:t>
+            </w:r>
+          </w:p>
+        </w:tc>
+      </w:tr>
+      <w:tr>
+        <w:trPr>
+          <w:cantSplit/>
+        </w:trPr>
+        <w:tc>
+          <w:tcPr>
+            <w:tcW w:type="dxa" w:w="2340"/>
+            <w:vAlign w:val="center"/>
+            <w:tcMar>
+              <w:top w:w="90" w:type="dxa"/>
+              <w:start w:w="90" w:type="dxa"/>
+              <w:bottom w:w="90" w:type="dxa"/>
+              <w:end w:w="90" w:type="dxa"/>
+            </w:tcMar>
+          </w:tcPr>
+          <w:p>
+            <w:pPr>
+              <w:spacing w:before="0" w:after="0" w:line="240" w:lineRule="auto"/>
+            </w:pPr>
+            <w:r>
+              <w:rPr>
+                <w:rFonts w:ascii="Times New Roman" w:hAnsi="Times New Roman" w:eastAsia="Times New Roman"/>
+                <w:color w:val="000000"/>
+                <w:sz w:val="16"/>
+              </w:rPr>
+              <w:t>Course notebook 2</w:t>
+            </w:r>
+          </w:p>
+        </w:tc>
+        <w:tc>
+          <w:tcPr>
+            <w:tcW w:type="dxa" w:w="2340"/>
+            <w:vAlign w:val="center"/>
+            <w:tcMar>
+              <w:top w:w="90" w:type="dxa"/>
+              <w:start w:w="90" w:type="dxa"/>
+              <w:bottom w:w="90" w:type="dxa"/>
+              <w:end w:w="90" w:type="dxa"/>
+            </w:tcMar>
+          </w:tcPr>
+          <w:p>
+            <w:pPr>
+              <w:spacing w:before="0" w:after="0" w:line="240" w:lineRule="auto"/>
+            </w:pPr>
+            <w:r>
+              <w:rPr>
+                <w:rFonts w:ascii="Times New Roman" w:hAnsi="Times New Roman" w:eastAsia="Times New Roman"/>
+                <w:color w:val="000000"/>
+                <w:sz w:val="16"/>
+              </w:rPr>
+              <w:t>Downloads/2_chatbot.ipynb; notebooks/2_chatbot.ipynb</w:t>
+            </w:r>
+          </w:p>
+        </w:tc>
+        <w:tc>
+          <w:tcPr>
+            <w:tcW w:type="dxa" w:w="2340"/>
+            <w:vAlign w:val="center"/>
+            <w:tcMar>
+              <w:top w:w="90" w:type="dxa"/>
+              <w:start w:w="90" w:type="dxa"/>
+              <w:bottom w:w="90" w:type="dxa"/>
+              <w:end w:w="90" w:type="dxa"/>
+            </w:tcMar>
+          </w:tcPr>
+          <w:p>
+            <w:pPr>
+              <w:spacing w:before="0" w:after="0" w:line="240" w:lineRule="auto"/>
+            </w:pPr>
+            <w:r>
+              <w:rPr>
+                <w:rFonts w:ascii="Times New Roman" w:hAnsi="Times New Roman" w:eastAsia="Times New Roman"/>
+                <w:color w:val="000000"/>
+                <w:sz w:val="16"/>
+              </w:rPr>
+              <w:t>Add chatbot behavior and system prompt.</w:t>
+            </w:r>
+          </w:p>
+        </w:tc>
+        <w:tc>
+          <w:tcPr>
+            <w:tcW w:type="dxa" w:w="2340"/>
+            <w:vAlign w:val="center"/>
+            <w:tcMar>
+              <w:top w:w="90" w:type="dxa"/>
+              <w:start w:w="90" w:type="dxa"/>
+              <w:bottom w:w="90" w:type="dxa"/>
+              <w:end w:w="90" w:type="dxa"/>
+            </w:tcMar>
+          </w:tcPr>
+          <w:p>
+            <w:pPr>
+              <w:spacing w:before="0" w:after="0" w:line="240" w:lineRule="auto"/>
+            </w:pPr>
+            <w:r>
+              <w:rPr>
+                <w:rFonts w:ascii="Times New Roman" w:hAnsi="Times New Roman" w:eastAsia="Times New Roman"/>
+                <w:color w:val="000000"/>
+                <w:sz w:val="16"/>
+              </w:rPr>
+              <w:t>Final app kept an interactive question-answer interface.</w:t>
+            </w:r>
+          </w:p>
+        </w:tc>
+      </w:tr>
+      <w:tr>
+        <w:trPr>
+          <w:cantSplit/>
+        </w:trPr>
+        <w:tc>
+          <w:tcPr>
+            <w:tcW w:type="dxa" w:w="2340"/>
+            <w:vAlign w:val="center"/>
+            <w:tcMar>
+              <w:top w:w="90" w:type="dxa"/>
+              <w:start w:w="90" w:type="dxa"/>
+              <w:bottom w:w="90" w:type="dxa"/>
+              <w:end w:w="90" w:type="dxa"/>
+            </w:tcMar>
+          </w:tcPr>
+          <w:p>
+            <w:pPr>
+              <w:spacing w:before="0" w:after="0" w:line="240" w:lineRule="auto"/>
+            </w:pPr>
+            <w:r>
+              <w:rPr>
+                <w:rFonts w:ascii="Times New Roman" w:hAnsi="Times New Roman" w:eastAsia="Times New Roman"/>
+                <w:color w:val="000000"/>
+                <w:sz w:val="16"/>
+              </w:rPr>
+              <w:t>Course notebook 3</w:t>
+            </w:r>
+          </w:p>
+        </w:tc>
+        <w:tc>
+          <w:tcPr>
+            <w:tcW w:type="dxa" w:w="2340"/>
+            <w:vAlign w:val="center"/>
+            <w:tcMar>
+              <w:top w:w="90" w:type="dxa"/>
+              <w:start w:w="90" w:type="dxa"/>
+              <w:bottom w:w="90" w:type="dxa"/>
+              <w:end w:w="90" w:type="dxa"/>
+            </w:tcMar>
+          </w:tcPr>
+          <w:p>
+            <w:pPr>
+              <w:spacing w:before="0" w:after="0" w:line="240" w:lineRule="auto"/>
+            </w:pPr>
+            <w:r>
+              <w:rPr>
+                <w:rFonts w:ascii="Times New Roman" w:hAnsi="Times New Roman" w:eastAsia="Times New Roman"/>
+                <w:color w:val="000000"/>
+                <w:sz w:val="16"/>
+              </w:rPr>
+              <w:t>Downloads/3_rag.ipynb; notebooks/3_rag.ipynb</w:t>
+            </w:r>
+          </w:p>
+        </w:tc>
+        <w:tc>
+          <w:tcPr>
+            <w:tcW w:type="dxa" w:w="2340"/>
+            <w:vAlign w:val="center"/>
+            <w:tcMar>
+              <w:top w:w="90" w:type="dxa"/>
+              <w:start w:w="90" w:type="dxa"/>
+              <w:bottom w:w="90" w:type="dxa"/>
+              <w:end w:w="90" w:type="dxa"/>
+            </w:tcMar>
+          </w:tcPr>
+          <w:p>
+            <w:pPr>
+              <w:spacing w:before="0" w:after="0" w:line="240" w:lineRule="auto"/>
+            </w:pPr>
+            <w:r>
+              <w:rPr>
+                <w:rFonts w:ascii="Times New Roman" w:hAnsi="Times New Roman" w:eastAsia="Times New Roman"/>
+                <w:color w:val="000000"/>
+                <w:sz w:val="16"/>
+              </w:rPr>
+              <w:t>Adapt simple RAG from generic text to selected ANVISA documents.</w:t>
+            </w:r>
+          </w:p>
+        </w:tc>
+        <w:tc>
+          <w:tcPr>
+            <w:tcW w:type="dxa" w:w="2340"/>
+            <w:vAlign w:val="center"/>
+            <w:tcMar>
+              <w:top w:w="90" w:type="dxa"/>
+              <w:start w:w="90" w:type="dxa"/>
+              <w:bottom w:w="90" w:type="dxa"/>
+              <w:end w:w="90" w:type="dxa"/>
+            </w:tcMar>
+          </w:tcPr>
+          <w:p>
+            <w:pPr>
+              <w:spacing w:before="0" w:after="0" w:line="240" w:lineRule="auto"/>
+            </w:pPr>
+            <w:r>
+              <w:rPr>
+                <w:rFonts w:ascii="Times New Roman" w:hAnsi="Times New Roman" w:eastAsia="Times New Roman"/>
+                <w:color w:val="000000"/>
+                <w:sz w:val="16"/>
+              </w:rPr>
+              <w:t>The corpus became closed and regulatory rather than generic.</w:t>
+            </w:r>
+          </w:p>
+        </w:tc>
+      </w:tr>
+      <w:tr>
+        <w:trPr>
+          <w:cantSplit/>
+        </w:trPr>
+        <w:tc>
+          <w:tcPr>
+            <w:tcW w:type="dxa" w:w="2340"/>
+            <w:vAlign w:val="center"/>
+            <w:tcMar>
+              <w:top w:w="90" w:type="dxa"/>
+              <w:start w:w="90" w:type="dxa"/>
+              <w:bottom w:w="90" w:type="dxa"/>
+              <w:end w:w="90" w:type="dxa"/>
+            </w:tcMar>
+          </w:tcPr>
+          <w:p>
+            <w:pPr>
+              <w:spacing w:before="0" w:after="0" w:line="240" w:lineRule="auto"/>
+            </w:pPr>
+            <w:r>
+              <w:rPr>
+                <w:rFonts w:ascii="Times New Roman" w:hAnsi="Times New Roman" w:eastAsia="Times New Roman"/>
+                <w:color w:val="000000"/>
+                <w:sz w:val="16"/>
+              </w:rPr>
+              <w:t>Borrowed Shenia source</w:t>
+            </w:r>
+          </w:p>
+        </w:tc>
+        <w:tc>
+          <w:tcPr>
+            <w:tcW w:type="dxa" w:w="2340"/>
+            <w:vAlign w:val="center"/>
+            <w:tcMar>
+              <w:top w:w="90" w:type="dxa"/>
+              <w:start w:w="90" w:type="dxa"/>
+              <w:bottom w:w="90" w:type="dxa"/>
+              <w:end w:w="90" w:type="dxa"/>
+            </w:tcMar>
+          </w:tcPr>
+          <w:p>
+            <w:pPr>
+              <w:spacing w:before="0" w:after="0" w:line="240" w:lineRule="auto"/>
+            </w:pPr>
+            <w:r>
+              <w:rPr>
+                <w:rFonts w:ascii="Times New Roman" w:hAnsi="Times New Roman" w:eastAsia="Times New Roman"/>
+                <w:color w:val="000000"/>
+                <w:sz w:val="16"/>
+              </w:rPr>
+              <w:t>src_RAG_Shenia/engine.py</w:t>
+            </w:r>
+          </w:p>
+        </w:tc>
+        <w:tc>
+          <w:tcPr>
+            <w:tcW w:type="dxa" w:w="2340"/>
+            <w:vAlign w:val="center"/>
+            <w:tcMar>
+              <w:top w:w="90" w:type="dxa"/>
+              <w:start w:w="90" w:type="dxa"/>
+              <w:bottom w:w="90" w:type="dxa"/>
+              <w:end w:w="90" w:type="dxa"/>
+            </w:tcMar>
+          </w:tcPr>
+          <w:p>
+            <w:pPr>
+              <w:spacing w:before="0" w:after="0" w:line="240" w:lineRule="auto"/>
+            </w:pPr>
+            <w:r>
+              <w:rPr>
+                <w:rFonts w:ascii="Times New Roman" w:hAnsi="Times New Roman" w:eastAsia="Times New Roman"/>
+                <w:color w:val="000000"/>
+                <w:sz w:val="16"/>
+              </w:rPr>
+              <w:t>Evaluate semantic splitting, HyDE, reranking, and chat memory ideas.</w:t>
+            </w:r>
+          </w:p>
+        </w:tc>
+        <w:tc>
+          <w:tcPr>
+            <w:tcW w:type="dxa" w:w="2340"/>
+            <w:vAlign w:val="center"/>
+            <w:tcMar>
+              <w:top w:w="90" w:type="dxa"/>
+              <w:start w:w="90" w:type="dxa"/>
+              <w:bottom w:w="90" w:type="dxa"/>
+              <w:end w:w="90" w:type="dxa"/>
+            </w:tcMar>
+          </w:tcPr>
+          <w:p>
+            <w:pPr>
+              <w:spacing w:before="0" w:after="0" w:line="240" w:lineRule="auto"/>
+            </w:pPr>
+            <w:r>
+              <w:rPr>
+                <w:rFonts w:ascii="Times New Roman" w:hAnsi="Times New Roman" w:eastAsia="Times New Roman"/>
+                <w:color w:val="000000"/>
+                <w:sz w:val="16"/>
+              </w:rPr>
+              <w:t>Reranking was retained conceptually; the final system used article-aware regulatory indexing instead.</w:t>
+            </w:r>
+          </w:p>
+        </w:tc>
+      </w:tr>
+      <w:tr>
+        <w:trPr>
+          <w:cantSplit/>
+        </w:trPr>
+        <w:tc>
+          <w:tcPr>
+            <w:tcW w:type="dxa" w:w="2340"/>
+            <w:vAlign w:val="center"/>
+            <w:tcMar>
+              <w:top w:w="90" w:type="dxa"/>
+              <w:start w:w="90" w:type="dxa"/>
+              <w:bottom w:w="90" w:type="dxa"/>
+              <w:end w:w="90" w:type="dxa"/>
+            </w:tcMar>
+          </w:tcPr>
+          <w:p>
+            <w:pPr>
+              <w:spacing w:before="0" w:after="0" w:line="240" w:lineRule="auto"/>
+            </w:pPr>
+            <w:r>
+              <w:rPr>
+                <w:rFonts w:ascii="Times New Roman" w:hAnsi="Times New Roman" w:eastAsia="Times New Roman"/>
+                <w:color w:val="000000"/>
+                <w:sz w:val="16"/>
+              </w:rPr>
+              <w:t>First ANVISA implementation</w:t>
+            </w:r>
+          </w:p>
+        </w:tc>
+        <w:tc>
+          <w:tcPr>
+            <w:tcW w:type="dxa" w:w="2340"/>
+            <w:vAlign w:val="center"/>
+            <w:tcMar>
+              <w:top w:w="90" w:type="dxa"/>
+              <w:start w:w="90" w:type="dxa"/>
+              <w:bottom w:w="90" w:type="dxa"/>
+              <w:end w:w="90" w:type="dxa"/>
+            </w:tcMar>
+          </w:tcPr>
+          <w:p>
+            <w:pPr>
+              <w:spacing w:before="0" w:after="0" w:line="240" w:lineRule="auto"/>
+            </w:pPr>
+            <w:r>
+              <w:rPr>
+                <w:rFonts w:ascii="Times New Roman" w:hAnsi="Times New Roman" w:eastAsia="Times New Roman"/>
+                <w:color w:val="000000"/>
+                <w:sz w:val="16"/>
+              </w:rPr>
+              <w:t>/Users/cmontefusco/Coding_projects/Rag_project</w:t>
+            </w:r>
+          </w:p>
+        </w:tc>
+        <w:tc>
+          <w:tcPr>
+            <w:tcW w:type="dxa" w:w="2340"/>
+            <w:vAlign w:val="center"/>
+            <w:tcMar>
+              <w:top w:w="90" w:type="dxa"/>
+              <w:start w:w="90" w:type="dxa"/>
+              <w:bottom w:w="90" w:type="dxa"/>
+              <w:end w:w="90" w:type="dxa"/>
+            </w:tcMar>
+          </w:tcPr>
+          <w:p>
+            <w:pPr>
+              <w:spacing w:before="0" w:after="0" w:line="240" w:lineRule="auto"/>
+            </w:pPr>
+            <w:r>
+              <w:rPr>
+                <w:rFonts w:ascii="Times New Roman" w:hAnsi="Times New Roman" w:eastAsia="Times New Roman"/>
+                <w:color w:val="000000"/>
+                <w:sz w:val="16"/>
+              </w:rPr>
+              <w:t>Build ANVISA app and index ANVISA text files.</w:t>
+            </w:r>
+          </w:p>
+        </w:tc>
+        <w:tc>
+          <w:tcPr>
+            <w:tcW w:type="dxa" w:w="2340"/>
+            <w:vAlign w:val="center"/>
+            <w:tcMar>
+              <w:top w:w="90" w:type="dxa"/>
+              <w:start w:w="90" w:type="dxa"/>
+              <w:bottom w:w="90" w:type="dxa"/>
+              <w:end w:w="90" w:type="dxa"/>
+            </w:tcMar>
+          </w:tcPr>
+          <w:p>
+            <w:pPr>
+              <w:spacing w:before="0" w:after="0" w:line="240" w:lineRule="auto"/>
+            </w:pPr>
+            <w:r>
+              <w:rPr>
+                <w:rFonts w:ascii="Times New Roman" w:hAnsi="Times New Roman" w:eastAsia="Times New Roman"/>
+                <w:color w:val="000000"/>
+                <w:sz w:val="16"/>
+              </w:rPr>
+              <w:t>This recovered folder is the best local ancestor of the publication repository.</w:t>
+            </w:r>
+          </w:p>
+        </w:tc>
+      </w:tr>
+      <w:tr>
+        <w:trPr>
+          <w:cantSplit/>
+        </w:trPr>
+        <w:tc>
+          <w:tcPr>
+            <w:tcW w:type="dxa" w:w="2340"/>
+            <w:vAlign w:val="center"/>
+            <w:tcMar>
+              <w:top w:w="90" w:type="dxa"/>
+              <w:start w:w="90" w:type="dxa"/>
+              <w:bottom w:w="90" w:type="dxa"/>
+              <w:end w:w="90" w:type="dxa"/>
+            </w:tcMar>
+          </w:tcPr>
+          <w:p>
+            <w:pPr>
+              <w:spacing w:before="0" w:after="0" w:line="240" w:lineRule="auto"/>
+            </w:pPr>
+            <w:r>
+              <w:rPr>
+                <w:rFonts w:ascii="Times New Roman" w:hAnsi="Times New Roman" w:eastAsia="Times New Roman"/>
+                <w:color w:val="000000"/>
+                <w:sz w:val="16"/>
+              </w:rPr>
+              <w:t>Publication pipeline</w:t>
+            </w:r>
+          </w:p>
+        </w:tc>
+        <w:tc>
+          <w:tcPr>
+            <w:tcW w:type="dxa" w:w="2340"/>
+            <w:vAlign w:val="center"/>
+            <w:tcMar>
+              <w:top w:w="90" w:type="dxa"/>
+              <w:start w:w="90" w:type="dxa"/>
+              <w:bottom w:w="90" w:type="dxa"/>
+              <w:end w:w="90" w:type="dxa"/>
+            </w:tcMar>
+          </w:tcPr>
+          <w:p>
+            <w:pPr>
+              <w:spacing w:before="0" w:after="0" w:line="240" w:lineRule="auto"/>
+            </w:pPr>
+            <w:r>
+              <w:rPr>
+                <w:rFonts w:ascii="Times New Roman" w:hAnsi="Times New Roman" w:eastAsia="Times New Roman"/>
+                <w:color w:val="000000"/>
+                <w:sz w:val="16"/>
+              </w:rPr>
+              <w:t>src/article_chunking.py; src/retrieval.py; src/prompts.py; evaluation/publication_eval.py</w:t>
+            </w:r>
+          </w:p>
+        </w:tc>
+        <w:tc>
+          <w:tcPr>
+            <w:tcW w:type="dxa" w:w="2340"/>
+            <w:vAlign w:val="center"/>
+            <w:tcMar>
+              <w:top w:w="90" w:type="dxa"/>
+              <w:start w:w="90" w:type="dxa"/>
+              <w:bottom w:w="90" w:type="dxa"/>
+              <w:end w:w="90" w:type="dxa"/>
+            </w:tcMar>
+          </w:tcPr>
+          <w:p>
+            <w:pPr>
+              <w:spacing w:before="0" w:after="0" w:line="240" w:lineRule="auto"/>
+            </w:pPr>
+            <w:r>
+              <w:rPr>
+                <w:rFonts w:ascii="Times New Roman" w:hAnsi="Times New Roman" w:eastAsia="Times New Roman"/>
+                <w:color w:val="000000"/>
+                <w:sz w:val="16"/>
+              </w:rPr>
+              <w:t>Add cleaning, article chunks, hybrid retrieval, reranking, bilingual anchors, citation/refusal rules, and AI judging.</w:t>
+            </w:r>
+          </w:p>
+        </w:tc>
+        <w:tc>
+          <w:tcPr>
+            <w:tcW w:type="dxa" w:w="2340"/>
+            <w:vAlign w:val="center"/>
+            <w:tcMar>
+              <w:top w:w="90" w:type="dxa"/>
+              <w:start w:w="90" w:type="dxa"/>
+              <w:bottom w:w="90" w:type="dxa"/>
+              <w:end w:w="90" w:type="dxa"/>
+            </w:tcMar>
+          </w:tcPr>
+          <w:p>
+            <w:pPr>
+              <w:spacing w:before="0" w:after="0" w:line="240" w:lineRule="auto"/>
+            </w:pPr>
+            <w:r>
+              <w:rPr>
+                <w:rFonts w:ascii="Times New Roman" w:hAnsi="Times New Roman" w:eastAsia="Times New Roman"/>
+                <w:color w:val="000000"/>
+                <w:sz w:val="16"/>
+              </w:rPr>
+              <w:t>The final claim became closed-corpus traceable information access, not regulatory advice.</w:t>
+            </w:r>
+          </w:p>
+        </w:tc>
+      </w:tr>
+    </w:tbl>
+    <w:p>
+      <w:pPr>
+        <w:pStyle w:val="Heading1"/>
+      </w:pPr>
+      <w:r>
+        <w:rPr>
+          <w:rFonts w:ascii="Times New Roman" w:hAnsi="Times New Roman" w:eastAsia="Times New Roman"/>
+          <w:b/>
+          <w:color w:val="000000"/>
+          <w:sz w:val="24"/>
+        </w:rPr>
+        <w:t>Supplementary Table S6. Investigation of saturated internal metrics</w:t>
+      </w:r>
+    </w:p>
+    <w:tbl>
+      <w:tblPr>
+        <w:tblStyle w:val="TableGrid"/>
+        <w:tblW w:type="auto" w:w="0"/>
+        <w:jc w:val="center"/>
+        <w:tblLayout w:type="autofit"/>
+        <w:tblLook w:firstColumn="1" w:firstRow="1" w:lastColumn="0" w:lastRow="0" w:noHBand="0" w:noVBand="1" w:val="04A0"/>
+      </w:tblPr>
+      <w:tblGrid>
+        <w:gridCol w:w="2340"/>
+        <w:gridCol w:w="2340"/>
+        <w:gridCol w:w="2340"/>
+        <w:gridCol w:w="2340"/>
+      </w:tblGrid>
+      <w:tr>
+        <w:trPr>
+          <w:cantSplit/>
+        </w:trPr>
+        <w:tc>
+          <w:tcPr>
+            <w:tcW w:type="dxa" w:w="2340"/>
+            <w:vAlign w:val="center"/>
+            <w:tcMar>
+              <w:top w:w="90" w:type="dxa"/>
+              <w:start w:w="90" w:type="dxa"/>
+              <w:bottom w:w="90" w:type="dxa"/>
+              <w:end w:w="90" w:type="dxa"/>
+            </w:tcMar>
+          </w:tcPr>
+          <w:p>
+            <w:pPr>
+              <w:spacing w:before="0" w:after="0" w:line="240" w:lineRule="auto"/>
+            </w:pPr>
+            <w:r>
+              <w:rPr>
+                <w:rFonts w:ascii="Times New Roman" w:hAnsi="Times New Roman" w:eastAsia="Times New Roman"/>
+                <w:b/>
+                <w:color w:val="000000"/>
+                <w:sz w:val="16"/>
+              </w:rPr>
+              <w:t>Observation</w:t>
+            </w:r>
+          </w:p>
+        </w:tc>
+        <w:tc>
+          <w:tcPr>
+            <w:tcW w:type="dxa" w:w="2340"/>
+            <w:vAlign w:val="center"/>
+            <w:tcMar>
+              <w:top w:w="90" w:type="dxa"/>
+              <w:start w:w="90" w:type="dxa"/>
+              <w:bottom w:w="90" w:type="dxa"/>
+              <w:end w:w="90" w:type="dxa"/>
+            </w:tcMar>
+          </w:tcPr>
+          <w:p>
+            <w:pPr>
+              <w:spacing w:before="0" w:after="0" w:line="240" w:lineRule="auto"/>
+            </w:pPr>
+            <w:r>
+              <w:rPr>
+                <w:rFonts w:ascii="Times New Roman" w:hAnsi="Times New Roman" w:eastAsia="Times New Roman"/>
+                <w:b/>
+                <w:color w:val="000000"/>
+                <w:sz w:val="16"/>
+              </w:rPr>
+              <w:t>Why it was suspicious</w:t>
+            </w:r>
+          </w:p>
+        </w:tc>
+        <w:tc>
+          <w:tcPr>
+            <w:tcW w:type="dxa" w:w="2340"/>
+            <w:vAlign w:val="center"/>
+            <w:tcMar>
+              <w:top w:w="90" w:type="dxa"/>
+              <w:start w:w="90" w:type="dxa"/>
+              <w:bottom w:w="90" w:type="dxa"/>
+              <w:end w:w="90" w:type="dxa"/>
+            </w:tcMar>
+          </w:tcPr>
+          <w:p>
+            <w:pPr>
+              <w:spacing w:before="0" w:after="0" w:line="240" w:lineRule="auto"/>
+            </w:pPr>
+            <w:r>
+              <w:rPr>
+                <w:rFonts w:ascii="Times New Roman" w:hAnsi="Times New Roman" w:eastAsia="Times New Roman"/>
+                <w:b/>
+                <w:color w:val="000000"/>
+                <w:sz w:val="16"/>
+              </w:rPr>
+              <w:t>Investigation</w:t>
+            </w:r>
+          </w:p>
+        </w:tc>
+        <w:tc>
+          <w:tcPr>
+            <w:tcW w:type="dxa" w:w="2340"/>
+            <w:vAlign w:val="center"/>
+            <w:tcMar>
+              <w:top w:w="90" w:type="dxa"/>
+              <w:start w:w="90" w:type="dxa"/>
+              <w:bottom w:w="90" w:type="dxa"/>
+              <w:end w:w="90" w:type="dxa"/>
+            </w:tcMar>
+          </w:tcPr>
+          <w:p>
+            <w:pPr>
+              <w:spacing w:before="0" w:after="0" w:line="240" w:lineRule="auto"/>
+            </w:pPr>
+            <w:r>
+              <w:rPr>
+                <w:rFonts w:ascii="Times New Roman" w:hAnsi="Times New Roman" w:eastAsia="Times New Roman"/>
+                <w:b/>
+                <w:color w:val="000000"/>
+                <w:sz w:val="16"/>
+              </w:rPr>
+              <w:t>Reliability interpretation</w:t>
+            </w:r>
+          </w:p>
+        </w:tc>
+      </w:tr>
+      <w:tr>
+        <w:trPr>
+          <w:cantSplit/>
+        </w:trPr>
+        <w:tc>
+          <w:tcPr>
+            <w:tcW w:type="dxa" w:w="2340"/>
+            <w:vAlign w:val="center"/>
+            <w:tcMar>
+              <w:top w:w="90" w:type="dxa"/>
+              <w:start w:w="90" w:type="dxa"/>
+              <w:bottom w:w="90" w:type="dxa"/>
+              <w:end w:w="90" w:type="dxa"/>
+            </w:tcMar>
+          </w:tcPr>
+          <w:p>
+            <w:pPr>
+              <w:spacing w:before="0" w:after="0" w:line="240" w:lineRule="auto"/>
+            </w:pPr>
+            <w:r>
+              <w:rPr>
+                <w:rFonts w:ascii="Times New Roman" w:hAnsi="Times New Roman" w:eastAsia="Times New Roman"/>
+                <w:color w:val="000000"/>
+                <w:sz w:val="16"/>
+              </w:rPr>
+              <w:t>Internal refusal correctness was 1.000.</w:t>
+            </w:r>
+          </w:p>
+        </w:tc>
+        <w:tc>
+          <w:tcPr>
+            <w:tcW w:type="dxa" w:w="2340"/>
+            <w:vAlign w:val="center"/>
+            <w:tcMar>
+              <w:top w:w="90" w:type="dxa"/>
+              <w:start w:w="90" w:type="dxa"/>
+              <w:bottom w:w="90" w:type="dxa"/>
+              <w:end w:w="90" w:type="dxa"/>
+            </w:tcMar>
+          </w:tcPr>
+          <w:p>
+            <w:pPr>
+              <w:spacing w:before="0" w:after="0" w:line="240" w:lineRule="auto"/>
+            </w:pPr>
+            <w:r>
+              <w:rPr>
+                <w:rFonts w:ascii="Times New Roman" w:hAnsi="Times New Roman" w:eastAsia="Times New Roman"/>
+                <w:color w:val="000000"/>
+                <w:sz w:val="16"/>
+              </w:rPr>
+              <w:t>The benchmark and repairs were produced during development.</w:t>
+            </w:r>
+          </w:p>
+        </w:tc>
+        <w:tc>
+          <w:tcPr>
+            <w:tcW w:type="dxa" w:w="2340"/>
+            <w:vAlign w:val="center"/>
+            <w:tcMar>
+              <w:top w:w="90" w:type="dxa"/>
+              <w:start w:w="90" w:type="dxa"/>
+              <w:bottom w:w="90" w:type="dxa"/>
+              <w:end w:w="90" w:type="dxa"/>
+            </w:tcMar>
+          </w:tcPr>
+          <w:p>
+            <w:pPr>
+              <w:spacing w:before="0" w:after="0" w:line="240" w:lineRule="auto"/>
+            </w:pPr>
+            <w:r>
+              <w:rPr>
+                <w:rFonts w:ascii="Times New Roman" w:hAnsi="Times New Roman" w:eastAsia="Times New Roman"/>
+                <w:color w:val="000000"/>
+                <w:sz w:val="16"/>
+              </w:rPr>
+              <w:t>Ran an AI-authored prospective stress test once after freezing.</w:t>
+            </w:r>
+          </w:p>
+        </w:tc>
+        <w:tc>
+          <w:tcPr>
+            <w:tcW w:type="dxa" w:w="2340"/>
+            <w:vAlign w:val="center"/>
+            <w:tcMar>
+              <w:top w:w="90" w:type="dxa"/>
+              <w:start w:w="90" w:type="dxa"/>
+              <w:bottom w:w="90" w:type="dxa"/>
+              <w:end w:w="90" w:type="dxa"/>
+            </w:tcMar>
+          </w:tcPr>
+          <w:p>
+            <w:pPr>
+              <w:spacing w:before="0" w:after="0" w:line="240" w:lineRule="auto"/>
+            </w:pPr>
+            <w:r>
+              <w:rPr>
+                <w:rFonts w:ascii="Times New Roman" w:hAnsi="Times New Roman" w:eastAsia="Times New Roman"/>
+                <w:color w:val="000000"/>
+                <w:sz w:val="16"/>
+              </w:rPr>
+              <w:t>The internal value was not used as proof of general refusal reliability.</w:t>
+            </w:r>
+          </w:p>
+        </w:tc>
+      </w:tr>
+      <w:tr>
+        <w:trPr>
+          <w:cantSplit/>
+        </w:trPr>
+        <w:tc>
+          <w:tcPr>
+            <w:tcW w:type="dxa" w:w="2340"/>
+            <w:vAlign w:val="center"/>
+            <w:tcMar>
+              <w:top w:w="90" w:type="dxa"/>
+              <w:start w:w="90" w:type="dxa"/>
+              <w:bottom w:w="90" w:type="dxa"/>
+              <w:end w:w="90" w:type="dxa"/>
+            </w:tcMar>
+          </w:tcPr>
+          <w:p>
+            <w:pPr>
+              <w:spacing w:before="0" w:after="0" w:line="240" w:lineRule="auto"/>
+            </w:pPr>
+            <w:r>
+              <w:rPr>
+                <w:rFonts w:ascii="Times New Roman" w:hAnsi="Times New Roman" w:eastAsia="Times New Roman"/>
+                <w:color w:val="000000"/>
+                <w:sz w:val="16"/>
+              </w:rPr>
+              <w:t>Post-repair values approached 1.000.</w:t>
+            </w:r>
+          </w:p>
+        </w:tc>
+        <w:tc>
+          <w:tcPr>
+            <w:tcW w:type="dxa" w:w="2340"/>
+            <w:vAlign w:val="center"/>
+            <w:tcMar>
+              <w:top w:w="90" w:type="dxa"/>
+              <w:start w:w="90" w:type="dxa"/>
+              <w:bottom w:w="90" w:type="dxa"/>
+              <w:end w:w="90" w:type="dxa"/>
+            </w:tcMar>
+          </w:tcPr>
+          <w:p>
+            <w:pPr>
+              <w:spacing w:before="0" w:after="0" w:line="240" w:lineRule="auto"/>
+            </w:pPr>
+            <w:r>
+              <w:rPr>
+                <w:rFonts w:ascii="Times New Roman" w:hAnsi="Times New Roman" w:eastAsia="Times New Roman"/>
+                <w:color w:val="000000"/>
+                <w:sz w:val="16"/>
+              </w:rPr>
+              <w:t>Repair sets were not paired repeats and followed error review.</w:t>
+            </w:r>
+          </w:p>
+        </w:tc>
+        <w:tc>
+          <w:tcPr>
+            <w:tcW w:type="dxa" w:w="2340"/>
+            <w:vAlign w:val="center"/>
+            <w:tcMar>
+              <w:top w:w="90" w:type="dxa"/>
+              <w:start w:w="90" w:type="dxa"/>
+              <w:bottom w:w="90" w:type="dxa"/>
+              <w:end w:w="90" w:type="dxa"/>
+            </w:tcMar>
+          </w:tcPr>
+          <w:p>
+            <w:pPr>
+              <w:spacing w:before="0" w:after="0" w:line="240" w:lineRule="auto"/>
+            </w:pPr>
+            <w:r>
+              <w:rPr>
+                <w:rFonts w:ascii="Times New Roman" w:hAnsi="Times New Roman" w:eastAsia="Times New Roman"/>
+                <w:color w:val="000000"/>
+                <w:sz w:val="16"/>
+              </w:rPr>
+              <w:t>Reported Figure 3A as development history.</w:t>
+            </w:r>
+          </w:p>
+        </w:tc>
+        <w:tc>
+          <w:tcPr>
+            <w:tcW w:type="dxa" w:w="2340"/>
+            <w:vAlign w:val="center"/>
+            <w:tcMar>
+              <w:top w:w="90" w:type="dxa"/>
+              <w:start w:w="90" w:type="dxa"/>
+              <w:bottom w:w="90" w:type="dxa"/>
+              <w:end w:w="90" w:type="dxa"/>
+            </w:tcMar>
+          </w:tcPr>
+          <w:p>
+            <w:pPr>
+              <w:spacing w:before="0" w:after="0" w:line="240" w:lineRule="auto"/>
+            </w:pPr>
+            <w:r>
+              <w:rPr>
+                <w:rFonts w:ascii="Times New Roman" w:hAnsi="Times New Roman" w:eastAsia="Times New Roman"/>
+                <w:color w:val="000000"/>
+                <w:sz w:val="16"/>
+              </w:rPr>
+              <w:t>These values show controlled repair of known failure modes.</w:t>
+            </w:r>
+          </w:p>
+        </w:tc>
+      </w:tr>
+      <w:tr>
+        <w:trPr>
+          <w:cantSplit/>
+        </w:trPr>
+        <w:tc>
+          <w:tcPr>
+            <w:tcW w:type="dxa" w:w="2340"/>
+            <w:vAlign w:val="center"/>
+            <w:tcMar>
+              <w:top w:w="90" w:type="dxa"/>
+              <w:start w:w="90" w:type="dxa"/>
+              <w:bottom w:w="90" w:type="dxa"/>
+              <w:end w:w="90" w:type="dxa"/>
+            </w:tcMar>
+          </w:tcPr>
+          <w:p>
+            <w:pPr>
+              <w:spacing w:before="0" w:after="0" w:line="240" w:lineRule="auto"/>
+            </w:pPr>
+            <w:r>
+              <w:rPr>
+                <w:rFonts w:ascii="Times New Roman" w:hAnsi="Times New Roman" w:eastAsia="Times New Roman"/>
+                <w:color w:val="000000"/>
+                <w:sz w:val="16"/>
+              </w:rPr>
+              <w:t>Prospective faithfulness was also 1.000.</w:t>
+            </w:r>
+          </w:p>
+        </w:tc>
+        <w:tc>
+          <w:tcPr>
+            <w:tcW w:type="dxa" w:w="2340"/>
+            <w:vAlign w:val="center"/>
+            <w:tcMar>
+              <w:top w:w="90" w:type="dxa"/>
+              <w:start w:w="90" w:type="dxa"/>
+              <w:bottom w:w="90" w:type="dxa"/>
+              <w:end w:w="90" w:type="dxa"/>
+            </w:tcMar>
+          </w:tcPr>
+          <w:p>
+            <w:pPr>
+              <w:spacing w:before="0" w:after="0" w:line="240" w:lineRule="auto"/>
+            </w:pPr>
+            <w:r>
+              <w:rPr>
+                <w:rFonts w:ascii="Times New Roman" w:hAnsi="Times New Roman" w:eastAsia="Times New Roman"/>
+                <w:color w:val="000000"/>
+                <w:sz w:val="16"/>
+              </w:rPr>
+              <w:t>Faithfulness can saturate for short cited answers.</w:t>
+            </w:r>
+          </w:p>
+        </w:tc>
+        <w:tc>
+          <w:tcPr>
+            <w:tcW w:type="dxa" w:w="2340"/>
+            <w:vAlign w:val="center"/>
+            <w:tcMar>
+              <w:top w:w="90" w:type="dxa"/>
+              <w:start w:w="90" w:type="dxa"/>
+              <w:bottom w:w="90" w:type="dxa"/>
+              <w:end w:w="90" w:type="dxa"/>
+            </w:tcMar>
+          </w:tcPr>
+          <w:p>
+            <w:pPr>
+              <w:spacing w:before="0" w:after="0" w:line="240" w:lineRule="auto"/>
+            </w:pPr>
+            <w:r>
+              <w:rPr>
+                <w:rFonts w:ascii="Times New Roman" w:hAnsi="Times New Roman" w:eastAsia="Times New Roman"/>
+                <w:color w:val="000000"/>
+                <w:sz w:val="16"/>
+              </w:rPr>
+              <w:t>Reported completeness, citation correctness, retrieval, and examples beside faithfulness.</w:t>
+            </w:r>
+          </w:p>
+        </w:tc>
+        <w:tc>
+          <w:tcPr>
+            <w:tcW w:type="dxa" w:w="2340"/>
+            <w:vAlign w:val="center"/>
+            <w:tcMar>
+              <w:top w:w="90" w:type="dxa"/>
+              <w:start w:w="90" w:type="dxa"/>
+              <w:bottom w:w="90" w:type="dxa"/>
+              <w:end w:w="90" w:type="dxa"/>
+            </w:tcMar>
+          </w:tcPr>
+          <w:p>
+            <w:pPr>
+              <w:spacing w:before="0" w:after="0" w:line="240" w:lineRule="auto"/>
+            </w:pPr>
+            <w:r>
+              <w:rPr>
+                <w:rFonts w:ascii="Times New Roman" w:hAnsi="Times New Roman" w:eastAsia="Times New Roman"/>
+                <w:color w:val="000000"/>
+                <w:sz w:val="16"/>
+              </w:rPr>
+              <w:t>Faithfulness alone does not rule out incomplete answers.</w:t>
+            </w:r>
+          </w:p>
+        </w:tc>
+      </w:tr>
+      <w:tr>
+        <w:trPr>
+          <w:cantSplit/>
+        </w:trPr>
+        <w:tc>
+          <w:tcPr>
+            <w:tcW w:type="dxa" w:w="2340"/>
+            <w:vAlign w:val="center"/>
+            <w:tcMar>
+              <w:top w:w="90" w:type="dxa"/>
+              <w:start w:w="90" w:type="dxa"/>
+              <w:bottom w:w="90" w:type="dxa"/>
+              <w:end w:w="90" w:type="dxa"/>
+            </w:tcMar>
+          </w:tcPr>
+          <w:p>
+            <w:pPr>
+              <w:spacing w:before="0" w:after="0" w:line="240" w:lineRule="auto"/>
+            </w:pPr>
+            <w:r>
+              <w:rPr>
+                <w:rFonts w:ascii="Times New Roman" w:hAnsi="Times New Roman" w:eastAsia="Times New Roman"/>
+                <w:color w:val="000000"/>
+                <w:sz w:val="16"/>
+              </w:rPr>
+              <w:t>Prospective refusal correctness was 0.700.</w:t>
+            </w:r>
+          </w:p>
+        </w:tc>
+        <w:tc>
+          <w:tcPr>
+            <w:tcW w:type="dxa" w:w="2340"/>
+            <w:vAlign w:val="center"/>
+            <w:tcMar>
+              <w:top w:w="90" w:type="dxa"/>
+              <w:start w:w="90" w:type="dxa"/>
+              <w:bottom w:w="90" w:type="dxa"/>
+              <w:end w:w="90" w:type="dxa"/>
+            </w:tcMar>
+          </w:tcPr>
+          <w:p>
+            <w:pPr>
+              <w:spacing w:before="0" w:after="0" w:line="240" w:lineRule="auto"/>
+            </w:pPr>
+            <w:r>
+              <w:rPr>
+                <w:rFonts w:ascii="Times New Roman" w:hAnsi="Times New Roman" w:eastAsia="Times New Roman"/>
+                <w:color w:val="000000"/>
+                <w:sz w:val="16"/>
+              </w:rPr>
+              <w:t>This contradicted internal refusal correctness of 1.000.</w:t>
+            </w:r>
+          </w:p>
+        </w:tc>
+        <w:tc>
+          <w:tcPr>
+            <w:tcW w:type="dxa" w:w="2340"/>
+            <w:vAlign w:val="center"/>
+            <w:tcMar>
+              <w:top w:w="90" w:type="dxa"/>
+              <w:start w:w="90" w:type="dxa"/>
+              <w:bottom w:w="90" w:type="dxa"/>
+              <w:end w:w="90" w:type="dxa"/>
+            </w:tcMar>
+          </w:tcPr>
+          <w:p>
+            <w:pPr>
+              <w:spacing w:before="0" w:after="0" w:line="240" w:lineRule="auto"/>
+            </w:pPr>
+            <w:r>
+              <w:rPr>
+                <w:rFonts w:ascii="Times New Roman" w:hAnsi="Times New Roman" w:eastAsia="Times New Roman"/>
+                <w:color w:val="000000"/>
+                <w:sz w:val="16"/>
+              </w:rPr>
+              <w:t>Reviewed failures involving related but insufficient context.</w:t>
+            </w:r>
+          </w:p>
+        </w:tc>
+        <w:tc>
+          <w:tcPr>
+            <w:tcW w:type="dxa" w:w="2340"/>
+            <w:vAlign w:val="center"/>
+            <w:tcMar>
+              <w:top w:w="90" w:type="dxa"/>
+              <w:start w:w="90" w:type="dxa"/>
+              <w:bottom w:w="90" w:type="dxa"/>
+              <w:end w:w="90" w:type="dxa"/>
+            </w:tcMar>
+          </w:tcPr>
+          <w:p>
+            <w:pPr>
+              <w:spacing w:before="0" w:after="0" w:line="240" w:lineRule="auto"/>
+            </w:pPr>
+            <w:r>
+              <w:rPr>
+                <w:rFonts w:ascii="Times New Roman" w:hAnsi="Times New Roman" w:eastAsia="Times New Roman"/>
+                <w:color w:val="000000"/>
+                <w:sz w:val="16"/>
+              </w:rPr>
+              <w:t>This was evidence that internal 1.000 metrics were too narrow.</w:t>
+            </w:r>
+          </w:p>
+        </w:tc>
+      </w:tr>
+      <w:tr>
+        <w:trPr>
+          <w:cantSplit/>
+        </w:trPr>
+        <w:tc>
+          <w:tcPr>
+            <w:tcW w:type="dxa" w:w="2340"/>
+            <w:vAlign w:val="center"/>
+            <w:tcMar>
+              <w:top w:w="90" w:type="dxa"/>
+              <w:start w:w="90" w:type="dxa"/>
+              <w:bottom w:w="90" w:type="dxa"/>
+              <w:end w:w="90" w:type="dxa"/>
+            </w:tcMar>
+          </w:tcPr>
+          <w:p>
+            <w:pPr>
+              <w:spacing w:before="0" w:after="0" w:line="240" w:lineRule="auto"/>
+            </w:pPr>
+            <w:r>
+              <w:rPr>
+                <w:rFonts w:ascii="Times New Roman" w:hAnsi="Times New Roman" w:eastAsia="Times New Roman"/>
+                <w:color w:val="000000"/>
+                <w:sz w:val="16"/>
+              </w:rPr>
+              <w:t>Refusal-focused test reached 0.944.</w:t>
+            </w:r>
+          </w:p>
+        </w:tc>
+        <w:tc>
+          <w:tcPr>
+            <w:tcW w:type="dxa" w:w="2340"/>
+            <w:vAlign w:val="center"/>
+            <w:tcMar>
+              <w:top w:w="90" w:type="dxa"/>
+              <w:start w:w="90" w:type="dxa"/>
+              <w:bottom w:w="90" w:type="dxa"/>
+              <w:end w:w="90" w:type="dxa"/>
+            </w:tcMar>
+          </w:tcPr>
+          <w:p>
+            <w:pPr>
+              <w:spacing w:before="0" w:after="0" w:line="240" w:lineRule="auto"/>
+            </w:pPr>
+            <w:r>
+              <w:rPr>
+                <w:rFonts w:ascii="Times New Roman" w:hAnsi="Times New Roman" w:eastAsia="Times New Roman"/>
+                <w:color w:val="000000"/>
+                <w:sz w:val="16"/>
+              </w:rPr>
+              <w:t>A high post-calibration value can still be overread.</w:t>
+            </w:r>
+          </w:p>
+        </w:tc>
+        <w:tc>
+          <w:tcPr>
+            <w:tcW w:type="dxa" w:w="2340"/>
+            <w:vAlign w:val="center"/>
+            <w:tcMar>
+              <w:top w:w="90" w:type="dxa"/>
+              <w:start w:w="90" w:type="dxa"/>
+              <w:bottom w:w="90" w:type="dxa"/>
+              <w:end w:w="90" w:type="dxa"/>
+            </w:tcMar>
+          </w:tcPr>
+          <w:p>
+            <w:pPr>
+              <w:spacing w:before="0" w:after="0" w:line="240" w:lineRule="auto"/>
+            </w:pPr>
+            <w:r>
+              <w:rPr>
+                <w:rFonts w:ascii="Times New Roman" w:hAnsi="Times New Roman" w:eastAsia="Times New Roman"/>
+                <w:color w:val="000000"/>
+                <w:sz w:val="16"/>
+              </w:rPr>
+              <w:t>Reported answerable-control completeness of 0.908.</w:t>
+            </w:r>
+          </w:p>
+        </w:tc>
+        <w:tc>
+          <w:tcPr>
+            <w:tcW w:type="dxa" w:w="2340"/>
+            <w:vAlign w:val="center"/>
+            <w:tcMar>
+              <w:top w:w="90" w:type="dxa"/>
+              <w:start w:w="90" w:type="dxa"/>
+              <w:bottom w:w="90" w:type="dxa"/>
+              <w:end w:w="90" w:type="dxa"/>
+            </w:tcMar>
+          </w:tcPr>
+          <w:p>
+            <w:pPr>
+              <w:spacing w:before="0" w:after="0" w:line="240" w:lineRule="auto"/>
+            </w:pPr>
+            <w:r>
+              <w:rPr>
+                <w:rFonts w:ascii="Times New Roman" w:hAnsi="Times New Roman" w:eastAsia="Times New Roman"/>
+                <w:color w:val="000000"/>
+                <w:sz w:val="16"/>
+              </w:rPr>
+              <w:t>Refusal improved, but completeness trade-offs remain.</w:t>
+            </w:r>
+          </w:p>
+        </w:tc>
+      </w:tr>
+    </w:tbl>
     <w:sectPr>
       <w:headerReference w:type="default" r:id="rId9"/>
       <w:footerReference w:type="default" r:id="rId10"/>
-      <w:pgSz w:w="12240" w:h="15840"/>
-      <w:pgMar w:top="1440" w:right="1440" w:bottom="1440" w:left="1440" w:header="720" w:footer="720" w:gutter="0"/>
+      <w:pgSz w:w="15840" w:h="12240" w:orient="landscape"/>
+      <w:pgMar w:top="792" w:right="792" w:bottom="792" w:left="792" w:header="720" w:footer="720" w:gutter="0"/>
       <w:cols w:space="720"/>
       <w:docGrid w:linePitch="360"/>
     </w:sectPr>

--- a/evaluation/publication_results/manuscript_package_20260719/tirs_final_submission_package_20260720/submission_upload_files_20260720/05_Supplementary_Tables_20260720.docx
+++ b/evaluation/publication_results/manuscript_package_20260719/tirs_final_submission_package_20260720/submission_upload_files_20260720/05_Supplementary_Tables_20260720.docx
@@ -5,44 +5,29 @@
     <w:p>
       <w:pPr>
         <w:pStyle w:val="Heading1"/>
-        <w:spacing w:before="360" w:after="120"/>
+        <w:jc w:val="left"/>
       </w:pPr>
       <w:r>
-        <w:rPr>
-          <w:rFonts w:ascii="Times New Roman" w:hAnsi="Times New Roman" w:eastAsia="Times New Roman" w:cs="Times New Roman"/>
-          <w:b/>
-          <w:i w:val="0"/>
-          <w:color w:val="000000"/>
-          <w:sz w:val="24"/>
-        </w:rPr>
         <w:t>Supplementary Tables</w:t>
       </w:r>
     </w:p>
     <w:p>
-      <w:pPr>
-        <w:spacing w:before="0" w:after="160" w:line="276" w:lineRule="auto"/>
-      </w:pPr>
       <w:r>
         <w:rPr>
-          <w:rFonts w:ascii="Times New Roman" w:hAnsi="Times New Roman" w:eastAsia="Times New Roman" w:cs="Times New Roman"/>
+          <w:rFonts w:ascii="Arial" w:hAnsi="Arial"/>
           <w:b w:val="0"/>
           <w:i w:val="0"/>
-          <w:color w:val="000000"/>
           <w:sz w:val="22"/>
         </w:rPr>
         <w:t>Title: Bilingual Retrieval-Augmented Access to ANVISA Regulatory Documents</w:t>
       </w:r>
     </w:p>
     <w:p>
-      <w:pPr>
-        <w:spacing w:before="0" w:after="160" w:line="276" w:lineRule="auto"/>
-      </w:pPr>
       <w:r>
         <w:rPr>
-          <w:rFonts w:ascii="Times New Roman" w:hAnsi="Times New Roman" w:eastAsia="Times New Roman" w:cs="Times New Roman"/>
+          <w:rFonts w:ascii="Arial" w:hAnsi="Arial"/>
           <w:b w:val="0"/>
           <w:i w:val="0"/>
-          <w:color w:val="000000"/>
           <w:sz w:val="22"/>
         </w:rPr>
         <w:t>Prepared: 2026-07-20</w:t>
@@ -51,60 +36,39 @@
     <w:p>
       <w:pPr>
         <w:pStyle w:val="Heading2"/>
-        <w:spacing w:before="280" w:after="120"/>
       </w:pPr>
       <w:r>
-        <w:rPr>
-          <w:rFonts w:ascii="Times New Roman" w:hAnsi="Times New Roman" w:eastAsia="Times New Roman" w:cs="Times New Roman"/>
-          <w:b/>
-          <w:i w:val="0"/>
-          <w:color w:val="000000"/>
-          <w:sz w:val="24"/>
-        </w:rPr>
         <w:t>Supplementary Table S1. Expanded development decision table</w:t>
       </w:r>
     </w:p>
     <w:tbl>
       <w:tblPr>
         <w:tblStyle w:val="TableGrid"/>
-        <w:tblW w:type="dxa" w:w="9360"/>
+        <w:tblW w:type="auto" w:w="0"/>
         <w:tblLook w:firstColumn="1" w:firstRow="1" w:lastColumn="0" w:lastRow="0" w:noHBand="0" w:noVBand="1" w:val="04A0"/>
-        <w:jc w:val="center"/>
-        <w:tblLayout w:type="autofit"/>
       </w:tblPr>
       <w:tblGrid>
-        <w:gridCol w:w="1872"/>
-        <w:gridCol w:w="1872"/>
-        <w:gridCol w:w="1872"/>
-        <w:gridCol w:w="1872"/>
-        <w:gridCol w:w="1872"/>
+        <w:gridCol w:w="2765"/>
+        <w:gridCol w:w="2765"/>
+        <w:gridCol w:w="2765"/>
+        <w:gridCol w:w="2765"/>
+        <w:gridCol w:w="2765"/>
       </w:tblGrid>
       <w:tr>
         <w:trPr>
           <w:cantSplit/>
+          <w:tblHeader w:val="true"/>
         </w:trPr>
         <w:tc>
           <w:tcPr>
-            <w:tcW w:type="dxa" w:w="1700"/>
-            <w:tcMar>
-              <w:top w:w="90" w:type="dxa"/>
-              <w:start w:w="90" w:type="dxa"/>
-              <w:bottom w:w="90" w:type="dxa"/>
-              <w:end w:w="90" w:type="dxa"/>
-            </w:tcMar>
-            <w:vAlign w:val="center"/>
+            <w:tcW w:type="dxa" w:w="2765"/>
           </w:tcPr>
           <w:p>
-            <w:pPr>
-              <w:spacing w:after="0" w:line="240" w:lineRule="auto" w:before="0"/>
-            </w:pPr>
             <w:r>
               <w:rPr>
-                <w:rFonts w:ascii="Times New Roman" w:hAnsi="Times New Roman" w:eastAsia="Times New Roman" w:cs="Times New Roman"/>
+                <w:rFonts w:ascii="Arial" w:hAnsi="Arial"/>
                 <w:b/>
-                <w:i w:val="0"/>
-                <w:color w:val="000000"/>
-                <w:sz w:val="16"/>
+                <w:sz w:val="17"/>
               </w:rPr>
               <w:t>Question category or system issue</w:t>
             </w:r>
@@ -112,26 +76,14 @@
         </w:tc>
         <w:tc>
           <w:tcPr>
-            <w:tcW w:type="dxa" w:w="2300"/>
-            <w:tcMar>
-              <w:top w:w="90" w:type="dxa"/>
-              <w:start w:w="90" w:type="dxa"/>
-              <w:bottom w:w="90" w:type="dxa"/>
-              <w:end w:w="90" w:type="dxa"/>
-            </w:tcMar>
-            <w:vAlign w:val="center"/>
+            <w:tcW w:type="dxa" w:w="2765"/>
           </w:tcPr>
           <w:p>
-            <w:pPr>
-              <w:spacing w:after="0" w:line="240" w:lineRule="auto" w:before="0"/>
-            </w:pPr>
             <w:r>
               <w:rPr>
-                <w:rFonts w:ascii="Times New Roman" w:hAnsi="Times New Roman" w:eastAsia="Times New Roman" w:cs="Times New Roman"/>
+                <w:rFonts w:ascii="Arial" w:hAnsi="Arial"/>
                 <w:b/>
-                <w:i w:val="0"/>
-                <w:color w:val="000000"/>
-                <w:sz w:val="16"/>
+                <w:sz w:val="17"/>
               </w:rPr>
               <w:t>What the system did well</w:t>
             </w:r>
@@ -139,26 +91,14 @@
         </w:tc>
         <w:tc>
           <w:tcPr>
-            <w:tcW w:type="dxa" w:w="2100"/>
-            <w:tcMar>
-              <w:top w:w="90" w:type="dxa"/>
-              <w:start w:w="90" w:type="dxa"/>
-              <w:bottom w:w="90" w:type="dxa"/>
-              <w:end w:w="90" w:type="dxa"/>
-            </w:tcMar>
-            <w:vAlign w:val="center"/>
+            <w:tcW w:type="dxa" w:w="2765"/>
           </w:tcPr>
           <w:p>
-            <w:pPr>
-              <w:spacing w:after="0" w:line="240" w:lineRule="auto" w:before="0"/>
-            </w:pPr>
             <w:r>
               <w:rPr>
-                <w:rFonts w:ascii="Times New Roman" w:hAnsi="Times New Roman" w:eastAsia="Times New Roman" w:cs="Times New Roman"/>
+                <w:rFonts w:ascii="Arial" w:hAnsi="Arial"/>
                 <w:b/>
-                <w:i w:val="0"/>
-                <w:color w:val="000000"/>
-                <w:sz w:val="16"/>
+                <w:sz w:val="17"/>
               </w:rPr>
               <w:t>What went wrong</w:t>
             </w:r>
@@ -166,26 +106,14 @@
         </w:tc>
         <w:tc>
           <w:tcPr>
-            <w:tcW w:type="dxa" w:w="1900"/>
-            <w:tcMar>
-              <w:top w:w="90" w:type="dxa"/>
-              <w:start w:w="90" w:type="dxa"/>
-              <w:bottom w:w="90" w:type="dxa"/>
-              <w:end w:w="90" w:type="dxa"/>
-            </w:tcMar>
-            <w:vAlign w:val="center"/>
+            <w:tcW w:type="dxa" w:w="2765"/>
           </w:tcPr>
           <w:p>
-            <w:pPr>
-              <w:spacing w:after="0" w:line="240" w:lineRule="auto" w:before="0"/>
-            </w:pPr>
             <w:r>
               <w:rPr>
-                <w:rFonts w:ascii="Times New Roman" w:hAnsi="Times New Roman" w:eastAsia="Times New Roman" w:cs="Times New Roman"/>
+                <w:rFonts w:ascii="Arial" w:hAnsi="Arial"/>
                 <w:b/>
-                <w:i w:val="0"/>
-                <w:color w:val="000000"/>
-                <w:sz w:val="16"/>
+                <w:sz w:val="17"/>
               </w:rPr>
               <w:t>What was changed</w:t>
             </w:r>
@@ -193,26 +121,14 @@
         </w:tc>
         <w:tc>
           <w:tcPr>
-            <w:tcW w:type="dxa" w:w="1360"/>
-            <w:tcMar>
-              <w:top w:w="90" w:type="dxa"/>
-              <w:start w:w="90" w:type="dxa"/>
-              <w:bottom w:w="90" w:type="dxa"/>
-              <w:end w:w="90" w:type="dxa"/>
-            </w:tcMar>
-            <w:vAlign w:val="center"/>
+            <w:tcW w:type="dxa" w:w="2765"/>
           </w:tcPr>
           <w:p>
-            <w:pPr>
-              <w:spacing w:after="0" w:line="240" w:lineRule="auto" w:before="0"/>
-            </w:pPr>
             <w:r>
               <w:rPr>
-                <w:rFonts w:ascii="Times New Roman" w:hAnsi="Times New Roman" w:eastAsia="Times New Roman" w:cs="Times New Roman"/>
+                <w:rFonts w:ascii="Arial" w:hAnsi="Arial"/>
                 <w:b/>
-                <w:i w:val="0"/>
-                <w:color w:val="000000"/>
-                <w:sz w:val="16"/>
+                <w:sz w:val="17"/>
               </w:rPr>
               <w:t>What this means</w:t>
             </w:r>
@@ -225,26 +141,14 @@
         </w:trPr>
         <w:tc>
           <w:tcPr>
-            <w:tcW w:type="dxa" w:w="1700"/>
-            <w:tcMar>
-              <w:top w:w="90" w:type="dxa"/>
-              <w:start w:w="90" w:type="dxa"/>
-              <w:bottom w:w="90" w:type="dxa"/>
-              <w:end w:w="90" w:type="dxa"/>
-            </w:tcMar>
-            <w:vAlign w:val="center"/>
+            <w:tcW w:type="dxa" w:w="2765"/>
           </w:tcPr>
           <w:p>
-            <w:pPr>
-              <w:spacing w:after="0" w:line="240" w:lineRule="auto" w:before="0"/>
-            </w:pPr>
             <w:r>
               <w:rPr>
-                <w:rFonts w:ascii="Times New Roman" w:hAnsi="Times New Roman" w:eastAsia="Times New Roman" w:cs="Times New Roman"/>
+                <w:rFonts w:ascii="Arial" w:hAnsi="Arial"/>
                 <w:b w:val="0"/>
-                <w:i w:val="0"/>
-                <w:color w:val="000000"/>
-                <w:sz w:val="16"/>
+                <w:sz w:val="17"/>
               </w:rPr>
               <w:t>Source cleaning and document identity</w:t>
             </w:r>
@@ -252,26 +156,14 @@
         </w:tc>
         <w:tc>
           <w:tcPr>
-            <w:tcW w:type="dxa" w:w="2300"/>
-            <w:tcMar>
-              <w:top w:w="90" w:type="dxa"/>
-              <w:start w:w="90" w:type="dxa"/>
-              <w:bottom w:w="90" w:type="dxa"/>
-              <w:end w:w="90" w:type="dxa"/>
-            </w:tcMar>
-            <w:vAlign w:val="center"/>
+            <w:tcW w:type="dxa" w:w="2765"/>
           </w:tcPr>
           <w:p>
-            <w:pPr>
-              <w:spacing w:after="0" w:line="240" w:lineRule="auto" w:before="0"/>
-            </w:pPr>
             <w:r>
               <w:rPr>
-                <w:rFonts w:ascii="Times New Roman" w:hAnsi="Times New Roman" w:eastAsia="Times New Roman" w:cs="Times New Roman"/>
+                <w:rFonts w:ascii="Arial" w:hAnsi="Arial"/>
                 <w:b w:val="0"/>
-                <w:i w:val="0"/>
-                <w:color w:val="000000"/>
-                <w:sz w:val="16"/>
+                <w:sz w:val="17"/>
               </w:rPr>
               <w:t>The project identified the intended regulatory corpus.</w:t>
             </w:r>
@@ -279,26 +171,14 @@
         </w:tc>
         <w:tc>
           <w:tcPr>
-            <w:tcW w:type="dxa" w:w="2100"/>
-            <w:tcMar>
-              <w:top w:w="90" w:type="dxa"/>
-              <w:start w:w="90" w:type="dxa"/>
-              <w:bottom w:w="90" w:type="dxa"/>
-              <w:end w:w="90" w:type="dxa"/>
-            </w:tcMar>
-            <w:vAlign w:val="center"/>
+            <w:tcW w:type="dxa" w:w="2765"/>
           </w:tcPr>
           <w:p>
-            <w:pPr>
-              <w:spacing w:after="0" w:line="240" w:lineRule="auto" w:before="0"/>
-            </w:pPr>
             <w:r>
               <w:rPr>
-                <w:rFonts w:ascii="Times New Roman" w:hAnsi="Times New Roman" w:eastAsia="Times New Roman" w:cs="Times New Roman"/>
+                <w:rFonts w:ascii="Arial" w:hAnsi="Arial"/>
                 <w:b w:val="0"/>
-                <w:i w:val="0"/>
-                <w:color w:val="000000"/>
-                <w:sz w:val="16"/>
+                <w:sz w:val="17"/>
               </w:rPr>
               <w:t>Local source files included formatting artifacts and one misleading local file name.</w:t>
             </w:r>
@@ -306,26 +186,14 @@
         </w:tc>
         <w:tc>
           <w:tcPr>
-            <w:tcW w:type="dxa" w:w="1900"/>
-            <w:tcMar>
-              <w:top w:w="90" w:type="dxa"/>
-              <w:start w:w="90" w:type="dxa"/>
-              <w:bottom w:w="90" w:type="dxa"/>
-              <w:end w:w="90" w:type="dxa"/>
-            </w:tcMar>
-            <w:vAlign w:val="center"/>
+            <w:tcW w:type="dxa" w:w="2765"/>
           </w:tcPr>
           <w:p>
-            <w:pPr>
-              <w:spacing w:after="0" w:line="240" w:lineRule="auto" w:before="0"/>
-            </w:pPr>
             <w:r>
               <w:rPr>
-                <w:rFonts w:ascii="Times New Roman" w:hAnsi="Times New Roman" w:eastAsia="Times New Roman" w:cs="Times New Roman"/>
+                <w:rFonts w:ascii="Arial" w:hAnsi="Arial"/>
                 <w:b w:val="0"/>
-                <w:i w:val="0"/>
-                <w:color w:val="000000"/>
-                <w:sz w:val="16"/>
+                <w:sz w:val="17"/>
               </w:rPr>
               <w:t>Source text was cleaned and document identity was checked against official regulation names.</w:t>
             </w:r>
@@ -333,26 +201,14 @@
         </w:tc>
         <w:tc>
           <w:tcPr>
-            <w:tcW w:type="dxa" w:w="1360"/>
-            <w:tcMar>
-              <w:top w:w="90" w:type="dxa"/>
-              <w:start w:w="90" w:type="dxa"/>
-              <w:bottom w:w="90" w:type="dxa"/>
-              <w:end w:w="90" w:type="dxa"/>
-            </w:tcMar>
-            <w:vAlign w:val="center"/>
+            <w:tcW w:type="dxa" w:w="2765"/>
           </w:tcPr>
           <w:p>
-            <w:pPr>
-              <w:spacing w:after="0" w:line="240" w:lineRule="auto" w:before="0"/>
-            </w:pPr>
             <w:r>
               <w:rPr>
-                <w:rFonts w:ascii="Times New Roman" w:hAnsi="Times New Roman" w:eastAsia="Times New Roman" w:cs="Times New Roman"/>
+                <w:rFonts w:ascii="Arial" w:hAnsi="Arial"/>
                 <w:b w:val="0"/>
-                <w:i w:val="0"/>
-                <w:color w:val="000000"/>
-                <w:sz w:val="16"/>
+                <w:sz w:val="17"/>
               </w:rPr>
               <w:t>Regulatory RAG needs a stable and auditable corpus before retrieval metrics are interpretable.</w:t>
             </w:r>
@@ -365,26 +221,14 @@
         </w:trPr>
         <w:tc>
           <w:tcPr>
-            <w:tcW w:type="dxa" w:w="1700"/>
-            <w:tcMar>
-              <w:top w:w="90" w:type="dxa"/>
-              <w:start w:w="90" w:type="dxa"/>
-              <w:bottom w:w="90" w:type="dxa"/>
-              <w:end w:w="90" w:type="dxa"/>
-            </w:tcMar>
-            <w:vAlign w:val="center"/>
+            <w:tcW w:type="dxa" w:w="2765"/>
           </w:tcPr>
           <w:p>
-            <w:pPr>
-              <w:spacing w:after="0" w:line="240" w:lineRule="auto" w:before="0"/>
-            </w:pPr>
             <w:r>
               <w:rPr>
-                <w:rFonts w:ascii="Times New Roman" w:hAnsi="Times New Roman" w:eastAsia="Times New Roman" w:cs="Times New Roman"/>
+                <w:rFonts w:ascii="Arial" w:hAnsi="Arial"/>
                 <w:b w:val="0"/>
-                <w:i w:val="0"/>
-                <w:color w:val="000000"/>
-                <w:sz w:val="16"/>
+                <w:sz w:val="17"/>
               </w:rPr>
               <w:t>Direct article questions</w:t>
             </w:r>
@@ -392,26 +236,14 @@
         </w:tc>
         <w:tc>
           <w:tcPr>
-            <w:tcW w:type="dxa" w:w="2300"/>
-            <w:tcMar>
-              <w:top w:w="90" w:type="dxa"/>
-              <w:start w:w="90" w:type="dxa"/>
-              <w:bottom w:w="90" w:type="dxa"/>
-              <w:end w:w="90" w:type="dxa"/>
-            </w:tcMar>
-            <w:vAlign w:val="center"/>
+            <w:tcW w:type="dxa" w:w="2765"/>
           </w:tcPr>
           <w:p>
-            <w:pPr>
-              <w:spacing w:after="0" w:line="240" w:lineRule="auto" w:before="0"/>
-            </w:pPr>
             <w:r>
               <w:rPr>
-                <w:rFonts w:ascii="Times New Roman" w:hAnsi="Times New Roman" w:eastAsia="Times New Roman" w:cs="Times New Roman"/>
+                <w:rFonts w:ascii="Arial" w:hAnsi="Arial"/>
                 <w:b w:val="0"/>
-                <w:i w:val="0"/>
-                <w:color w:val="000000"/>
-                <w:sz w:val="16"/>
+                <w:sz w:val="17"/>
               </w:rPr>
               <w:t>Retrieved and cited the correct article for compact questions.</w:t>
             </w:r>
@@ -419,26 +251,14 @@
         </w:tc>
         <w:tc>
           <w:tcPr>
-            <w:tcW w:type="dxa" w:w="2100"/>
-            <w:tcMar>
-              <w:top w:w="90" w:type="dxa"/>
-              <w:start w:w="90" w:type="dxa"/>
-              <w:bottom w:w="90" w:type="dxa"/>
-              <w:end w:w="90" w:type="dxa"/>
-            </w:tcMar>
-            <w:vAlign w:val="center"/>
+            <w:tcW w:type="dxa" w:w="2765"/>
           </w:tcPr>
           <w:p>
-            <w:pPr>
-              <w:spacing w:after="0" w:line="240" w:lineRule="auto" w:before="0"/>
-            </w:pPr>
             <w:r>
               <w:rPr>
-                <w:rFonts w:ascii="Times New Roman" w:hAnsi="Times New Roman" w:eastAsia="Times New Roman" w:cs="Times New Roman"/>
+                <w:rFonts w:ascii="Arial" w:hAnsi="Arial"/>
                 <w:b w:val="0"/>
-                <w:i w:val="0"/>
-                <w:color w:val="000000"/>
-                <w:sz w:val="16"/>
+                <w:sz w:val="17"/>
               </w:rPr>
               <w:t>Some answers still omitted conditions.</w:t>
             </w:r>
@@ -446,26 +266,14 @@
         </w:tc>
         <w:tc>
           <w:tcPr>
-            <w:tcW w:type="dxa" w:w="1900"/>
-            <w:tcMar>
-              <w:top w:w="90" w:type="dxa"/>
-              <w:start w:w="90" w:type="dxa"/>
-              <w:bottom w:w="90" w:type="dxa"/>
-              <w:end w:w="90" w:type="dxa"/>
-            </w:tcMar>
-            <w:vAlign w:val="center"/>
+            <w:tcW w:type="dxa" w:w="2765"/>
           </w:tcPr>
           <w:p>
-            <w:pPr>
-              <w:spacing w:after="0" w:line="240" w:lineRule="auto" w:before="0"/>
-            </w:pPr>
             <w:r>
               <w:rPr>
-                <w:rFonts w:ascii="Times New Roman" w:hAnsi="Times New Roman" w:eastAsia="Times New Roman" w:cs="Times New Roman"/>
+                <w:rFonts w:ascii="Arial" w:hAnsi="Arial"/>
                 <w:b w:val="0"/>
-                <w:i w:val="0"/>
-                <w:color w:val="000000"/>
-                <w:sz w:val="16"/>
+                <w:sz w:val="17"/>
               </w:rPr>
               <w:t>Article-level indexing and completeness prompting were added.</w:t>
             </w:r>
@@ -473,26 +281,14 @@
         </w:tc>
         <w:tc>
           <w:tcPr>
-            <w:tcW w:type="dxa" w:w="1360"/>
-            <w:tcMar>
-              <w:top w:w="90" w:type="dxa"/>
-              <w:start w:w="90" w:type="dxa"/>
-              <w:bottom w:w="90" w:type="dxa"/>
-              <w:end w:w="90" w:type="dxa"/>
-            </w:tcMar>
-            <w:vAlign w:val="center"/>
+            <w:tcW w:type="dxa" w:w="2765"/>
           </w:tcPr>
           <w:p>
-            <w:pPr>
-              <w:spacing w:after="0" w:line="240" w:lineRule="auto" w:before="0"/>
-            </w:pPr>
             <w:r>
               <w:rPr>
-                <w:rFonts w:ascii="Times New Roman" w:hAnsi="Times New Roman" w:eastAsia="Times New Roman" w:cs="Times New Roman"/>
+                <w:rFonts w:ascii="Arial" w:hAnsi="Arial"/>
                 <w:b w:val="0"/>
-                <w:i w:val="0"/>
-                <w:color w:val="000000"/>
-                <w:sz w:val="16"/>
+                <w:sz w:val="17"/>
               </w:rPr>
               <w:t>Useful for navigation, but citations must be checked.</w:t>
             </w:r>
@@ -505,26 +301,14 @@
         </w:trPr>
         <w:tc>
           <w:tcPr>
-            <w:tcW w:type="dxa" w:w="1700"/>
-            <w:tcMar>
-              <w:top w:w="90" w:type="dxa"/>
-              <w:start w:w="90" w:type="dxa"/>
-              <w:bottom w:w="90" w:type="dxa"/>
-              <w:end w:w="90" w:type="dxa"/>
-            </w:tcMar>
-            <w:vAlign w:val="center"/>
+            <w:tcW w:type="dxa" w:w="2765"/>
           </w:tcPr>
           <w:p>
-            <w:pPr>
-              <w:spacing w:after="0" w:line="240" w:lineRule="auto" w:before="0"/>
-            </w:pPr>
             <w:r>
               <w:rPr>
-                <w:rFonts w:ascii="Times New Roman" w:hAnsi="Times New Roman" w:eastAsia="Times New Roman" w:cs="Times New Roman"/>
+                <w:rFonts w:ascii="Arial" w:hAnsi="Arial"/>
                 <w:b w:val="0"/>
-                <w:i w:val="0"/>
-                <w:color w:val="000000"/>
-                <w:sz w:val="16"/>
+                <w:sz w:val="17"/>
               </w:rPr>
               <w:t>English questions over Portuguese sources</w:t>
             </w:r>
@@ -532,26 +316,14 @@
         </w:tc>
         <w:tc>
           <w:tcPr>
-            <w:tcW w:type="dxa" w:w="2300"/>
-            <w:tcMar>
-              <w:top w:w="90" w:type="dxa"/>
-              <w:start w:w="90" w:type="dxa"/>
-              <w:bottom w:w="90" w:type="dxa"/>
-              <w:end w:w="90" w:type="dxa"/>
-            </w:tcMar>
-            <w:vAlign w:val="center"/>
+            <w:tcW w:type="dxa" w:w="2765"/>
           </w:tcPr>
           <w:p>
-            <w:pPr>
-              <w:spacing w:after="0" w:line="240" w:lineRule="auto" w:before="0"/>
-            </w:pPr>
             <w:r>
               <w:rPr>
-                <w:rFonts w:ascii="Times New Roman" w:hAnsi="Times New Roman" w:eastAsia="Times New Roman" w:cs="Times New Roman"/>
+                <w:rFonts w:ascii="Arial" w:hAnsi="Arial"/>
                 <w:b w:val="0"/>
-                <w:i w:val="0"/>
-                <w:color w:val="000000"/>
-                <w:sz w:val="16"/>
+                <w:sz w:val="17"/>
               </w:rPr>
               <w:t>Improved after Portuguese retrieval anchors.</w:t>
             </w:r>
@@ -559,26 +331,14 @@
         </w:tc>
         <w:tc>
           <w:tcPr>
-            <w:tcW w:type="dxa" w:w="2100"/>
-            <w:tcMar>
-              <w:top w:w="90" w:type="dxa"/>
-              <w:start w:w="90" w:type="dxa"/>
-              <w:bottom w:w="90" w:type="dxa"/>
-              <w:end w:w="90" w:type="dxa"/>
-            </w:tcMar>
-            <w:vAlign w:val="center"/>
+            <w:tcW w:type="dxa" w:w="2765"/>
           </w:tcPr>
           <w:p>
-            <w:pPr>
-              <w:spacing w:after="0" w:line="240" w:lineRule="auto" w:before="0"/>
-            </w:pPr>
             <w:r>
               <w:rPr>
-                <w:rFonts w:ascii="Times New Roman" w:hAnsi="Times New Roman" w:eastAsia="Times New Roman" w:cs="Times New Roman"/>
+                <w:rFonts w:ascii="Arial" w:hAnsi="Arial"/>
                 <w:b w:val="0"/>
-                <w:i w:val="0"/>
-                <w:color w:val="000000"/>
-                <w:sz w:val="16"/>
+                <w:sz w:val="17"/>
               </w:rPr>
               <w:t>English completeness was initially weak.</w:t>
             </w:r>
@@ -586,26 +346,14 @@
         </w:tc>
         <w:tc>
           <w:tcPr>
-            <w:tcW w:type="dxa" w:w="1900"/>
-            <w:tcMar>
-              <w:top w:w="90" w:type="dxa"/>
-              <w:start w:w="90" w:type="dxa"/>
-              <w:bottom w:w="90" w:type="dxa"/>
-              <w:end w:w="90" w:type="dxa"/>
-            </w:tcMar>
-            <w:vAlign w:val="center"/>
+            <w:tcW w:type="dxa" w:w="2765"/>
           </w:tcPr>
           <w:p>
-            <w:pPr>
-              <w:spacing w:after="0" w:line="240" w:lineRule="auto" w:before="0"/>
-            </w:pPr>
             <w:r>
               <w:rPr>
-                <w:rFonts w:ascii="Times New Roman" w:hAnsi="Times New Roman" w:eastAsia="Times New Roman" w:cs="Times New Roman"/>
+                <w:rFonts w:ascii="Arial" w:hAnsi="Arial"/>
                 <w:b w:val="0"/>
-                <w:i w:val="0"/>
-                <w:color w:val="000000"/>
-                <w:sz w:val="16"/>
+                <w:sz w:val="17"/>
               </w:rPr>
               <w:t>Conservative bilingual term anchors were added.</w:t>
             </w:r>
@@ -613,26 +361,14 @@
         </w:tc>
         <w:tc>
           <w:tcPr>
-            <w:tcW w:type="dxa" w:w="1360"/>
-            <w:tcMar>
-              <w:top w:w="90" w:type="dxa"/>
-              <w:start w:w="90" w:type="dxa"/>
-              <w:bottom w:w="90" w:type="dxa"/>
-              <w:end w:w="90" w:type="dxa"/>
-            </w:tcMar>
-            <w:vAlign w:val="center"/>
+            <w:tcW w:type="dxa" w:w="2765"/>
           </w:tcPr>
           <w:p>
-            <w:pPr>
-              <w:spacing w:after="0" w:line="240" w:lineRule="auto" w:before="0"/>
-            </w:pPr>
             <w:r>
               <w:rPr>
-                <w:rFonts w:ascii="Times New Roman" w:hAnsi="Times New Roman" w:eastAsia="Times New Roman" w:cs="Times New Roman"/>
+                <w:rFonts w:ascii="Arial" w:hAnsi="Arial"/>
                 <w:b w:val="0"/>
-                <w:i w:val="0"/>
-                <w:color w:val="000000"/>
-                <w:sz w:val="16"/>
+                <w:sz w:val="17"/>
               </w:rPr>
               <w:t>Bilingual search is feasible but needs controlled terminology.</w:t>
             </w:r>
@@ -645,26 +381,14 @@
         </w:trPr>
         <w:tc>
           <w:tcPr>
-            <w:tcW w:type="dxa" w:w="1700"/>
-            <w:tcMar>
-              <w:top w:w="90" w:type="dxa"/>
-              <w:start w:w="90" w:type="dxa"/>
-              <w:bottom w:w="90" w:type="dxa"/>
-              <w:end w:w="90" w:type="dxa"/>
-            </w:tcMar>
-            <w:vAlign w:val="center"/>
+            <w:tcW w:type="dxa" w:w="2765"/>
           </w:tcPr>
           <w:p>
-            <w:pPr>
-              <w:spacing w:after="0" w:line="240" w:lineRule="auto" w:before="0"/>
-            </w:pPr>
             <w:r>
               <w:rPr>
-                <w:rFonts w:ascii="Times New Roman" w:hAnsi="Times New Roman" w:eastAsia="Times New Roman" w:cs="Times New Roman"/>
+                <w:rFonts w:ascii="Arial" w:hAnsi="Arial"/>
                 <w:b w:val="0"/>
-                <w:i w:val="0"/>
-                <w:color w:val="000000"/>
-                <w:sz w:val="16"/>
+                <w:sz w:val="17"/>
               </w:rPr>
               <w:t>Rule-plus-exception questions</w:t>
             </w:r>
@@ -672,26 +396,14 @@
         </w:tc>
         <w:tc>
           <w:tcPr>
-            <w:tcW w:type="dxa" w:w="2300"/>
-            <w:tcMar>
-              <w:top w:w="90" w:type="dxa"/>
-              <w:start w:w="90" w:type="dxa"/>
-              <w:bottom w:w="90" w:type="dxa"/>
-              <w:end w:w="90" w:type="dxa"/>
-            </w:tcMar>
-            <w:vAlign w:val="center"/>
+            <w:tcW w:type="dxa" w:w="2765"/>
           </w:tcPr>
           <w:p>
-            <w:pPr>
-              <w:spacing w:after="0" w:line="240" w:lineRule="auto" w:before="0"/>
-            </w:pPr>
             <w:r>
               <w:rPr>
-                <w:rFonts w:ascii="Times New Roman" w:hAnsi="Times New Roman" w:eastAsia="Times New Roman" w:cs="Times New Roman"/>
+                <w:rFonts w:ascii="Arial" w:hAnsi="Arial"/>
                 <w:b w:val="0"/>
-                <w:i w:val="0"/>
-                <w:color w:val="000000"/>
-                <w:sz w:val="16"/>
+                <w:sz w:val="17"/>
               </w:rPr>
               <w:t>Often found the right document.</w:t>
             </w:r>
@@ -699,26 +411,14 @@
         </w:tc>
         <w:tc>
           <w:tcPr>
-            <w:tcW w:type="dxa" w:w="2100"/>
-            <w:tcMar>
-              <w:top w:w="90" w:type="dxa"/>
-              <w:start w:w="90" w:type="dxa"/>
-              <w:bottom w:w="90" w:type="dxa"/>
-              <w:end w:w="90" w:type="dxa"/>
-            </w:tcMar>
-            <w:vAlign w:val="center"/>
+            <w:tcW w:type="dxa" w:w="2765"/>
           </w:tcPr>
           <w:p>
-            <w:pPr>
-              <w:spacing w:after="0" w:line="240" w:lineRule="auto" w:before="0"/>
-            </w:pPr>
             <w:r>
               <w:rPr>
-                <w:rFonts w:ascii="Times New Roman" w:hAnsi="Times New Roman" w:eastAsia="Times New Roman" w:cs="Times New Roman"/>
+                <w:rFonts w:ascii="Arial" w:hAnsi="Arial"/>
                 <w:b w:val="0"/>
-                <w:i w:val="0"/>
-                <w:color w:val="000000"/>
-                <w:sz w:val="16"/>
+                <w:sz w:val="17"/>
               </w:rPr>
               <w:t>Sometimes gave the exception without the general rule.</w:t>
             </w:r>
@@ -726,26 +426,14 @@
         </w:tc>
         <w:tc>
           <w:tcPr>
-            <w:tcW w:type="dxa" w:w="1900"/>
-            <w:tcMar>
-              <w:top w:w="90" w:type="dxa"/>
-              <w:start w:w="90" w:type="dxa"/>
-              <w:bottom w:w="90" w:type="dxa"/>
-              <w:end w:w="90" w:type="dxa"/>
-            </w:tcMar>
-            <w:vAlign w:val="center"/>
+            <w:tcW w:type="dxa" w:w="2765"/>
           </w:tcPr>
           <w:p>
-            <w:pPr>
-              <w:spacing w:after="0" w:line="240" w:lineRule="auto" w:before="0"/>
-            </w:pPr>
             <w:r>
               <w:rPr>
-                <w:rFonts w:ascii="Times New Roman" w:hAnsi="Times New Roman" w:eastAsia="Times New Roman" w:cs="Times New Roman"/>
+                <w:rFonts w:ascii="Arial" w:hAnsi="Arial"/>
                 <w:b w:val="0"/>
-                <w:i w:val="0"/>
-                <w:color w:val="000000"/>
-                <w:sz w:val="16"/>
+                <w:sz w:val="17"/>
               </w:rPr>
               <w:t>Rule-plus-exception failures were tracked separately.</w:t>
             </w:r>
@@ -753,26 +441,14 @@
         </w:tc>
         <w:tc>
           <w:tcPr>
-            <w:tcW w:type="dxa" w:w="1360"/>
-            <w:tcMar>
-              <w:top w:w="90" w:type="dxa"/>
-              <w:start w:w="90" w:type="dxa"/>
-              <w:bottom w:w="90" w:type="dxa"/>
-              <w:end w:w="90" w:type="dxa"/>
-            </w:tcMar>
-            <w:vAlign w:val="center"/>
+            <w:tcW w:type="dxa" w:w="2765"/>
           </w:tcPr>
           <w:p>
-            <w:pPr>
-              <w:spacing w:after="0" w:line="240" w:lineRule="auto" w:before="0"/>
-            </w:pPr>
             <w:r>
               <w:rPr>
-                <w:rFonts w:ascii="Times New Roman" w:hAnsi="Times New Roman" w:eastAsia="Times New Roman" w:cs="Times New Roman"/>
+                <w:rFonts w:ascii="Arial" w:hAnsi="Arial"/>
                 <w:b w:val="0"/>
-                <w:i w:val="0"/>
-                <w:color w:val="000000"/>
-                <w:sz w:val="16"/>
+                <w:sz w:val="17"/>
               </w:rPr>
               <w:t>Regulatory answers must preserve legal structure.</w:t>
             </w:r>
@@ -785,26 +461,14 @@
         </w:trPr>
         <w:tc>
           <w:tcPr>
-            <w:tcW w:type="dxa" w:w="1700"/>
-            <w:tcMar>
-              <w:top w:w="90" w:type="dxa"/>
-              <w:start w:w="90" w:type="dxa"/>
-              <w:bottom w:w="90" w:type="dxa"/>
-              <w:end w:w="90" w:type="dxa"/>
-            </w:tcMar>
-            <w:vAlign w:val="center"/>
+            <w:tcW w:type="dxa" w:w="2765"/>
           </w:tcPr>
           <w:p>
-            <w:pPr>
-              <w:spacing w:after="0" w:line="240" w:lineRule="auto" w:before="0"/>
-            </w:pPr>
             <w:r>
               <w:rPr>
-                <w:rFonts w:ascii="Times New Roman" w:hAnsi="Times New Roman" w:eastAsia="Times New Roman" w:cs="Times New Roman"/>
+                <w:rFonts w:ascii="Arial" w:hAnsi="Arial"/>
                 <w:b w:val="0"/>
-                <w:i w:val="0"/>
-                <w:color w:val="000000"/>
-                <w:sz w:val="16"/>
+                <w:sz w:val="17"/>
               </w:rPr>
               <w:t>Long-list questions</w:t>
             </w:r>
@@ -812,26 +476,14 @@
         </w:tc>
         <w:tc>
           <w:tcPr>
-            <w:tcW w:type="dxa" w:w="2300"/>
-            <w:tcMar>
-              <w:top w:w="90" w:type="dxa"/>
-              <w:start w:w="90" w:type="dxa"/>
-              <w:bottom w:w="90" w:type="dxa"/>
-              <w:end w:w="90" w:type="dxa"/>
-            </w:tcMar>
-            <w:vAlign w:val="center"/>
+            <w:tcW w:type="dxa" w:w="2765"/>
           </w:tcPr>
           <w:p>
-            <w:pPr>
-              <w:spacing w:after="0" w:line="240" w:lineRule="auto" w:before="0"/>
-            </w:pPr>
             <w:r>
               <w:rPr>
-                <w:rFonts w:ascii="Times New Roman" w:hAnsi="Times New Roman" w:eastAsia="Times New Roman" w:cs="Times New Roman"/>
+                <w:rFonts w:ascii="Arial" w:hAnsi="Arial"/>
                 <w:b w:val="0"/>
-                <w:i w:val="0"/>
-                <w:color w:val="000000"/>
-                <w:sz w:val="16"/>
+                <w:sz w:val="17"/>
               </w:rPr>
               <w:t>Often found the right article.</w:t>
             </w:r>
@@ -839,26 +491,14 @@
         </w:tc>
         <w:tc>
           <w:tcPr>
-            <w:tcW w:type="dxa" w:w="2100"/>
-            <w:tcMar>
-              <w:top w:w="90" w:type="dxa"/>
-              <w:start w:w="90" w:type="dxa"/>
-              <w:bottom w:w="90" w:type="dxa"/>
-              <w:end w:w="90" w:type="dxa"/>
-            </w:tcMar>
-            <w:vAlign w:val="center"/>
+            <w:tcW w:type="dxa" w:w="2765"/>
           </w:tcPr>
           <w:p>
-            <w:pPr>
-              <w:spacing w:after="0" w:line="240" w:lineRule="auto" w:before="0"/>
-            </w:pPr>
             <w:r>
               <w:rPr>
-                <w:rFonts w:ascii="Times New Roman" w:hAnsi="Times New Roman" w:eastAsia="Times New Roman" w:cs="Times New Roman"/>
+                <w:rFonts w:ascii="Arial" w:hAnsi="Arial"/>
                 <w:b w:val="0"/>
-                <w:i w:val="0"/>
-                <w:color w:val="000000"/>
-                <w:sz w:val="16"/>
+                <w:sz w:val="17"/>
               </w:rPr>
               <w:t>Omitted one element, condition, or deadline.</w:t>
             </w:r>
@@ -866,26 +506,14 @@
         </w:tc>
         <w:tc>
           <w:tcPr>
-            <w:tcW w:type="dxa" w:w="1900"/>
-            <w:tcMar>
-              <w:top w:w="90" w:type="dxa"/>
-              <w:start w:w="90" w:type="dxa"/>
-              <w:bottom w:w="90" w:type="dxa"/>
-              <w:end w:w="90" w:type="dxa"/>
-            </w:tcMar>
-            <w:vAlign w:val="center"/>
+            <w:tcW w:type="dxa" w:w="2765"/>
           </w:tcPr>
           <w:p>
-            <w:pPr>
-              <w:spacing w:after="0" w:line="240" w:lineRule="auto" w:before="0"/>
-            </w:pPr>
             <w:r>
               <w:rPr>
-                <w:rFonts w:ascii="Times New Roman" w:hAnsi="Times New Roman" w:eastAsia="Times New Roman" w:cs="Times New Roman"/>
+                <w:rFonts w:ascii="Arial" w:hAnsi="Arial"/>
                 <w:b w:val="0"/>
-                <w:i w:val="0"/>
-                <w:color w:val="000000"/>
-                <w:sz w:val="16"/>
+                <w:sz w:val="17"/>
               </w:rPr>
               <w:t>Answer-completeness checks were added.</w:t>
             </w:r>
@@ -893,26 +521,14 @@
         </w:tc>
         <w:tc>
           <w:tcPr>
-            <w:tcW w:type="dxa" w:w="1360"/>
-            <w:tcMar>
-              <w:top w:w="90" w:type="dxa"/>
-              <w:start w:w="90" w:type="dxa"/>
-              <w:bottom w:w="90" w:type="dxa"/>
-              <w:end w:w="90" w:type="dxa"/>
-            </w:tcMar>
-            <w:vAlign w:val="center"/>
+            <w:tcW w:type="dxa" w:w="2765"/>
           </w:tcPr>
           <w:p>
-            <w:pPr>
-              <w:spacing w:after="0" w:line="240" w:lineRule="auto" w:before="0"/>
-            </w:pPr>
             <w:r>
               <w:rPr>
-                <w:rFonts w:ascii="Times New Roman" w:hAnsi="Times New Roman" w:eastAsia="Times New Roman" w:cs="Times New Roman"/>
+                <w:rFonts w:ascii="Arial" w:hAnsi="Arial"/>
                 <w:b w:val="0"/>
-                <w:i w:val="0"/>
-                <w:color w:val="000000"/>
-                <w:sz w:val="16"/>
+                <w:sz w:val="17"/>
               </w:rPr>
               <w:t>Average metrics can hide operationally important omissions.</w:t>
             </w:r>
@@ -925,26 +541,14 @@
         </w:trPr>
         <w:tc>
           <w:tcPr>
-            <w:tcW w:type="dxa" w:w="1700"/>
-            <w:tcMar>
-              <w:top w:w="90" w:type="dxa"/>
-              <w:start w:w="90" w:type="dxa"/>
-              <w:bottom w:w="90" w:type="dxa"/>
-              <w:end w:w="90" w:type="dxa"/>
-            </w:tcMar>
-            <w:vAlign w:val="center"/>
+            <w:tcW w:type="dxa" w:w="2765"/>
           </w:tcPr>
           <w:p>
-            <w:pPr>
-              <w:spacing w:after="0" w:line="240" w:lineRule="auto" w:before="0"/>
-            </w:pPr>
             <w:r>
               <w:rPr>
-                <w:rFonts w:ascii="Times New Roman" w:hAnsi="Times New Roman" w:eastAsia="Times New Roman" w:cs="Times New Roman"/>
+                <w:rFonts w:ascii="Arial" w:hAnsi="Arial"/>
                 <w:b w:val="0"/>
-                <w:i w:val="0"/>
-                <w:color w:val="000000"/>
-                <w:sz w:val="16"/>
+                <w:sz w:val="17"/>
               </w:rPr>
               <w:t>False-premise questions</w:t>
             </w:r>
@@ -952,26 +556,14 @@
         </w:tc>
         <w:tc>
           <w:tcPr>
-            <w:tcW w:type="dxa" w:w="2300"/>
-            <w:tcMar>
-              <w:top w:w="90" w:type="dxa"/>
-              <w:start w:w="90" w:type="dxa"/>
-              <w:bottom w:w="90" w:type="dxa"/>
-              <w:end w:w="90" w:type="dxa"/>
-            </w:tcMar>
-            <w:vAlign w:val="center"/>
+            <w:tcW w:type="dxa" w:w="2765"/>
           </w:tcPr>
           <w:p>
-            <w:pPr>
-              <w:spacing w:after="0" w:line="240" w:lineRule="auto" w:before="0"/>
-            </w:pPr>
             <w:r>
               <w:rPr>
-                <w:rFonts w:ascii="Times New Roman" w:hAnsi="Times New Roman" w:eastAsia="Times New Roman" w:cs="Times New Roman"/>
+                <w:rFonts w:ascii="Arial" w:hAnsi="Arial"/>
                 <w:b w:val="0"/>
-                <w:i w:val="0"/>
-                <w:color w:val="000000"/>
-                <w:sz w:val="16"/>
+                <w:sz w:val="17"/>
               </w:rPr>
               <w:t>Could correct the premise and cite evidence.</w:t>
             </w:r>
@@ -979,26 +571,14 @@
         </w:tc>
         <w:tc>
           <w:tcPr>
-            <w:tcW w:type="dxa" w:w="2100"/>
-            <w:tcMar>
-              <w:top w:w="90" w:type="dxa"/>
-              <w:start w:w="90" w:type="dxa"/>
-              <w:bottom w:w="90" w:type="dxa"/>
-              <w:end w:w="90" w:type="dxa"/>
-            </w:tcMar>
-            <w:vAlign w:val="center"/>
+            <w:tcW w:type="dxa" w:w="2765"/>
           </w:tcPr>
           <w:p>
-            <w:pPr>
-              <w:spacing w:after="0" w:line="240" w:lineRule="auto" w:before="0"/>
-            </w:pPr>
             <w:r>
               <w:rPr>
-                <w:rFonts w:ascii="Times New Roman" w:hAnsi="Times New Roman" w:eastAsia="Times New Roman" w:cs="Times New Roman"/>
+                <w:rFonts w:ascii="Arial" w:hAnsi="Arial"/>
                 <w:b w:val="0"/>
-                <w:i w:val="0"/>
-                <w:color w:val="000000"/>
-                <w:sz w:val="16"/>
+                <w:sz w:val="17"/>
               </w:rPr>
               <w:t>Automated labels could confuse false premise with refusal.</w:t>
             </w:r>
@@ -1006,26 +586,14 @@
         </w:tc>
         <w:tc>
           <w:tcPr>
-            <w:tcW w:type="dxa" w:w="1900"/>
-            <w:tcMar>
-              <w:top w:w="90" w:type="dxa"/>
-              <w:start w:w="90" w:type="dxa"/>
-              <w:bottom w:w="90" w:type="dxa"/>
-              <w:end w:w="90" w:type="dxa"/>
-            </w:tcMar>
-            <w:vAlign w:val="center"/>
+            <w:tcW w:type="dxa" w:w="2765"/>
           </w:tcPr>
           <w:p>
-            <w:pPr>
-              <w:spacing w:after="0" w:line="240" w:lineRule="auto" w:before="0"/>
-            </w:pPr>
             <w:r>
               <w:rPr>
-                <w:rFonts w:ascii="Times New Roman" w:hAnsi="Times New Roman" w:eastAsia="Times New Roman" w:cs="Times New Roman"/>
+                <w:rFonts w:ascii="Arial" w:hAnsi="Arial"/>
                 <w:b w:val="0"/>
-                <w:i w:val="0"/>
-                <w:color w:val="000000"/>
-                <w:sz w:val="16"/>
+                <w:sz w:val="17"/>
               </w:rPr>
               <w:t>False-premise questions were kept as a separate category.</w:t>
             </w:r>
@@ -1033,26 +601,14 @@
         </w:tc>
         <w:tc>
           <w:tcPr>
-            <w:tcW w:type="dxa" w:w="1360"/>
-            <w:tcMar>
-              <w:top w:w="90" w:type="dxa"/>
-              <w:start w:w="90" w:type="dxa"/>
-              <w:bottom w:w="90" w:type="dxa"/>
-              <w:end w:w="90" w:type="dxa"/>
-            </w:tcMar>
-            <w:vAlign w:val="center"/>
+            <w:tcW w:type="dxa" w:w="2765"/>
           </w:tcPr>
           <w:p>
-            <w:pPr>
-              <w:spacing w:after="0" w:line="240" w:lineRule="auto" w:before="0"/>
-            </w:pPr>
             <w:r>
               <w:rPr>
-                <w:rFonts w:ascii="Times New Roman" w:hAnsi="Times New Roman" w:eastAsia="Times New Roman" w:cs="Times New Roman"/>
+                <w:rFonts w:ascii="Arial" w:hAnsi="Arial"/>
                 <w:b w:val="0"/>
-                <w:i w:val="0"/>
-                <w:color w:val="000000"/>
-                <w:sz w:val="16"/>
+                <w:sz w:val="17"/>
               </w:rPr>
               <w:t>These questions should not be merged with ordinary unanswerable questions.</w:t>
             </w:r>
@@ -1065,26 +621,14 @@
         </w:trPr>
         <w:tc>
           <w:tcPr>
-            <w:tcW w:type="dxa" w:w="1700"/>
-            <w:tcMar>
-              <w:top w:w="90" w:type="dxa"/>
-              <w:start w:w="90" w:type="dxa"/>
-              <w:bottom w:w="90" w:type="dxa"/>
-              <w:end w:w="90" w:type="dxa"/>
-            </w:tcMar>
-            <w:vAlign w:val="center"/>
+            <w:tcW w:type="dxa" w:w="2765"/>
           </w:tcPr>
           <w:p>
-            <w:pPr>
-              <w:spacing w:after="0" w:line="240" w:lineRule="auto" w:before="0"/>
-            </w:pPr>
             <w:r>
               <w:rPr>
-                <w:rFonts w:ascii="Times New Roman" w:hAnsi="Times New Roman" w:eastAsia="Times New Roman" w:cs="Times New Roman"/>
+                <w:rFonts w:ascii="Arial" w:hAnsi="Arial"/>
                 <w:b w:val="0"/>
-                <w:i w:val="0"/>
-                <w:color w:val="000000"/>
-                <w:sz w:val="16"/>
+                <w:sz w:val="17"/>
               </w:rPr>
               <w:t>Current or operational facts outside corpus</w:t>
             </w:r>
@@ -1092,26 +636,14 @@
         </w:tc>
         <w:tc>
           <w:tcPr>
-            <w:tcW w:type="dxa" w:w="2300"/>
-            <w:tcMar>
-              <w:top w:w="90" w:type="dxa"/>
-              <w:start w:w="90" w:type="dxa"/>
-              <w:bottom w:w="90" w:type="dxa"/>
-              <w:end w:w="90" w:type="dxa"/>
-            </w:tcMar>
-            <w:vAlign w:val="center"/>
+            <w:tcW w:type="dxa" w:w="2765"/>
           </w:tcPr>
           <w:p>
-            <w:pPr>
-              <w:spacing w:after="0" w:line="240" w:lineRule="auto" w:before="0"/>
-            </w:pPr>
             <w:r>
               <w:rPr>
-                <w:rFonts w:ascii="Times New Roman" w:hAnsi="Times New Roman" w:eastAsia="Times New Roman" w:cs="Times New Roman"/>
+                <w:rFonts w:ascii="Arial" w:hAnsi="Arial"/>
                 <w:b w:val="0"/>
-                <w:i w:val="0"/>
-                <w:color w:val="000000"/>
-                <w:sz w:val="16"/>
+                <w:sz w:val="17"/>
               </w:rPr>
               <w:t>Refused after calibration.</w:t>
             </w:r>
@@ -1119,26 +651,14 @@
         </w:tc>
         <w:tc>
           <w:tcPr>
-            <w:tcW w:type="dxa" w:w="2100"/>
-            <w:tcMar>
-              <w:top w:w="90" w:type="dxa"/>
-              <w:start w:w="90" w:type="dxa"/>
-              <w:bottom w:w="90" w:type="dxa"/>
-              <w:end w:w="90" w:type="dxa"/>
-            </w:tcMar>
-            <w:vAlign w:val="center"/>
+            <w:tcW w:type="dxa" w:w="2765"/>
           </w:tcPr>
           <w:p>
-            <w:pPr>
-              <w:spacing w:after="0" w:line="240" w:lineRule="auto" w:before="0"/>
-            </w:pPr>
             <w:r>
               <w:rPr>
-                <w:rFonts w:ascii="Times New Roman" w:hAnsi="Times New Roman" w:eastAsia="Times New Roman" w:cs="Times New Roman"/>
+                <w:rFonts w:ascii="Arial" w:hAnsi="Arial"/>
                 <w:b w:val="0"/>
-                <w:i w:val="0"/>
-                <w:color w:val="000000"/>
-                <w:sz w:val="16"/>
+                <w:sz w:val="17"/>
               </w:rPr>
               <w:t>Earlier system answered from nearby general text.</w:t>
             </w:r>
@@ -1146,26 +666,14 @@
         </w:tc>
         <w:tc>
           <w:tcPr>
-            <w:tcW w:type="dxa" w:w="1900"/>
-            <w:tcMar>
-              <w:top w:w="90" w:type="dxa"/>
-              <w:start w:w="90" w:type="dxa"/>
-              <w:bottom w:w="90" w:type="dxa"/>
-              <w:end w:w="90" w:type="dxa"/>
-            </w:tcMar>
-            <w:vAlign w:val="center"/>
+            <w:tcW w:type="dxa" w:w="2765"/>
           </w:tcPr>
           <w:p>
-            <w:pPr>
-              <w:spacing w:after="0" w:line="240" w:lineRule="auto" w:before="0"/>
-            </w:pPr>
             <w:r>
               <w:rPr>
-                <w:rFonts w:ascii="Times New Roman" w:hAnsi="Times New Roman" w:eastAsia="Times New Roman" w:cs="Times New Roman"/>
+                <w:rFonts w:ascii="Arial" w:hAnsi="Arial"/>
                 <w:b w:val="0"/>
-                <w:i w:val="0"/>
-                <w:color w:val="000000"/>
-                <w:sz w:val="16"/>
+                <w:sz w:val="17"/>
               </w:rPr>
               <w:t>A stricter refusal rule and separate refusal test were added.</w:t>
             </w:r>
@@ -1173,26 +681,14 @@
         </w:tc>
         <w:tc>
           <w:tcPr>
-            <w:tcW w:type="dxa" w:w="1360"/>
-            <w:tcMar>
-              <w:top w:w="90" w:type="dxa"/>
-              <w:start w:w="90" w:type="dxa"/>
-              <w:bottom w:w="90" w:type="dxa"/>
-              <w:end w:w="90" w:type="dxa"/>
-            </w:tcMar>
-            <w:vAlign w:val="center"/>
+            <w:tcW w:type="dxa" w:w="2765"/>
           </w:tcPr>
           <w:p>
-            <w:pPr>
-              <w:spacing w:after="0" w:line="240" w:lineRule="auto" w:before="0"/>
-            </w:pPr>
             <w:r>
               <w:rPr>
-                <w:rFonts w:ascii="Times New Roman" w:hAnsi="Times New Roman" w:eastAsia="Times New Roman" w:cs="Times New Roman"/>
+                <w:rFonts w:ascii="Arial" w:hAnsi="Arial"/>
                 <w:b w:val="0"/>
-                <w:i w:val="0"/>
-                <w:color w:val="000000"/>
-                <w:sz w:val="16"/>
+                <w:sz w:val="17"/>
               </w:rPr>
               <w:t>Refusal calibration is central for regulatory safety.</w:t>
             </w:r>
@@ -1205,26 +701,14 @@
         </w:trPr>
         <w:tc>
           <w:tcPr>
-            <w:tcW w:type="dxa" w:w="1700"/>
-            <w:tcMar>
-              <w:top w:w="90" w:type="dxa"/>
-              <w:start w:w="90" w:type="dxa"/>
-              <w:bottom w:w="90" w:type="dxa"/>
-              <w:end w:w="90" w:type="dxa"/>
-            </w:tcMar>
-            <w:vAlign w:val="center"/>
+            <w:tcW w:type="dxa" w:w="2765"/>
           </w:tcPr>
           <w:p>
-            <w:pPr>
-              <w:spacing w:after="0" w:line="240" w:lineRule="auto" w:before="0"/>
-            </w:pPr>
             <w:r>
               <w:rPr>
-                <w:rFonts w:ascii="Times New Roman" w:hAnsi="Times New Roman" w:eastAsia="Times New Roman" w:cs="Times New Roman"/>
+                <w:rFonts w:ascii="Arial" w:hAnsi="Arial"/>
                 <w:b w:val="0"/>
-                <w:i w:val="0"/>
-                <w:color w:val="000000"/>
-                <w:sz w:val="16"/>
+                <w:sz w:val="17"/>
               </w:rPr>
               <w:t>AI-authored prospective-test questions</w:t>
             </w:r>
@@ -1232,26 +716,14 @@
         </w:tc>
         <w:tc>
           <w:tcPr>
-            <w:tcW w:type="dxa" w:w="2300"/>
-            <w:tcMar>
-              <w:top w:w="90" w:type="dxa"/>
-              <w:start w:w="90" w:type="dxa"/>
-              <w:bottom w:w="90" w:type="dxa"/>
-              <w:end w:w="90" w:type="dxa"/>
-            </w:tcMar>
-            <w:vAlign w:val="center"/>
+            <w:tcW w:type="dxa" w:w="2765"/>
           </w:tcPr>
           <w:p>
-            <w:pPr>
-              <w:spacing w:after="0" w:line="240" w:lineRule="auto" w:before="0"/>
-            </w:pPr>
             <w:r>
               <w:rPr>
-                <w:rFonts w:ascii="Times New Roman" w:hAnsi="Times New Roman" w:eastAsia="Times New Roman" w:cs="Times New Roman"/>
+                <w:rFonts w:ascii="Arial" w:hAnsi="Arial"/>
                 <w:b w:val="0"/>
-                <w:i w:val="0"/>
-                <w:color w:val="000000"/>
-                <w:sz w:val="16"/>
+                <w:sz w:val="17"/>
               </w:rPr>
               <w:t>Confirmed strong answerable-question behavior.</w:t>
             </w:r>
@@ -1259,26 +731,14 @@
         </w:tc>
         <w:tc>
           <w:tcPr>
-            <w:tcW w:type="dxa" w:w="2100"/>
-            <w:tcMar>
-              <w:top w:w="90" w:type="dxa"/>
-              <w:start w:w="90" w:type="dxa"/>
-              <w:bottom w:w="90" w:type="dxa"/>
-              <w:end w:w="90" w:type="dxa"/>
-            </w:tcMar>
-            <w:vAlign w:val="center"/>
+            <w:tcW w:type="dxa" w:w="2765"/>
           </w:tcPr>
           <w:p>
-            <w:pPr>
-              <w:spacing w:after="0" w:line="240" w:lineRule="auto" w:before="0"/>
-            </w:pPr>
             <w:r>
               <w:rPr>
-                <w:rFonts w:ascii="Times New Roman" w:hAnsi="Times New Roman" w:eastAsia="Times New Roman" w:cs="Times New Roman"/>
+                <w:rFonts w:ascii="Arial" w:hAnsi="Arial"/>
                 <w:b w:val="0"/>
-                <w:i w:val="0"/>
-                <w:color w:val="000000"/>
-                <w:sz w:val="16"/>
+                <w:sz w:val="17"/>
               </w:rPr>
               <w:t>Refusal correctness dropped to 0.700.</w:t>
             </w:r>
@@ -1286,26 +746,14 @@
         </w:tc>
         <w:tc>
           <w:tcPr>
-            <w:tcW w:type="dxa" w:w="1900"/>
-            <w:tcMar>
-              <w:top w:w="90" w:type="dxa"/>
-              <w:start w:w="90" w:type="dxa"/>
-              <w:bottom w:w="90" w:type="dxa"/>
-              <w:end w:w="90" w:type="dxa"/>
-            </w:tcMar>
-            <w:vAlign w:val="center"/>
+            <w:tcW w:type="dxa" w:w="2765"/>
           </w:tcPr>
           <w:p>
-            <w:pPr>
-              <w:spacing w:after="0" w:line="240" w:lineRule="auto" w:before="0"/>
-            </w:pPr>
             <w:r>
               <w:rPr>
-                <w:rFonts w:ascii="Times New Roman" w:hAnsi="Times New Roman" w:eastAsia="Times New Roman" w:cs="Times New Roman"/>
+                <w:rFonts w:ascii="Arial" w:hAnsi="Arial"/>
                 <w:b w:val="0"/>
-                <w:i w:val="0"/>
-                <w:color w:val="000000"/>
-                <w:sz w:val="16"/>
+                <w:sz w:val="17"/>
               </w:rPr>
               <w:t>Refusal was repaired using separate development data.</w:t>
             </w:r>
@@ -1313,26 +761,14 @@
         </w:tc>
         <w:tc>
           <w:tcPr>
-            <w:tcW w:type="dxa" w:w="1360"/>
-            <w:tcMar>
-              <w:top w:w="90" w:type="dxa"/>
-              <w:start w:w="90" w:type="dxa"/>
-              <w:bottom w:w="90" w:type="dxa"/>
-              <w:end w:w="90" w:type="dxa"/>
-            </w:tcMar>
-            <w:vAlign w:val="center"/>
+            <w:tcW w:type="dxa" w:w="2765"/>
           </w:tcPr>
           <w:p>
-            <w:pPr>
-              <w:spacing w:after="0" w:line="240" w:lineRule="auto" w:before="0"/>
-            </w:pPr>
             <w:r>
               <w:rPr>
-                <w:rFonts w:ascii="Times New Roman" w:hAnsi="Times New Roman" w:eastAsia="Times New Roman" w:cs="Times New Roman"/>
+                <w:rFonts w:ascii="Arial" w:hAnsi="Arial"/>
                 <w:b w:val="0"/>
-                <w:i w:val="0"/>
-                <w:color w:val="000000"/>
-                <w:sz w:val="16"/>
+                <w:sz w:val="17"/>
               </w:rPr>
               <w:t>AI-authored prospective testing changed the project story.</w:t>
             </w:r>
@@ -1344,59 +780,38 @@
     <w:p>
       <w:pPr>
         <w:pStyle w:val="Heading2"/>
-        <w:spacing w:before="280" w:after="120"/>
       </w:pPr>
       <w:r>
-        <w:rPr>
-          <w:rFonts w:ascii="Times New Roman" w:hAnsi="Times New Roman" w:eastAsia="Times New Roman" w:cs="Times New Roman"/>
-          <w:b/>
-          <w:i w:val="0"/>
-          <w:color w:val="000000"/>
-          <w:sz w:val="24"/>
-        </w:rPr>
         <w:t>Supplementary Table S2. Expanded representative answer outcomes</w:t>
       </w:r>
     </w:p>
     <w:tbl>
       <w:tblPr>
         <w:tblStyle w:val="TableGrid"/>
-        <w:tblW w:type="dxa" w:w="9360"/>
+        <w:tblW w:type="auto" w:w="0"/>
         <w:tblLook w:firstColumn="1" w:firstRow="1" w:lastColumn="0" w:lastRow="0" w:noHBand="0" w:noVBand="1" w:val="04A0"/>
-        <w:jc w:val="center"/>
-        <w:tblLayout w:type="autofit"/>
       </w:tblPr>
       <w:tblGrid>
-        <w:gridCol w:w="2340"/>
-        <w:gridCol w:w="2340"/>
-        <w:gridCol w:w="2340"/>
-        <w:gridCol w:w="2340"/>
+        <w:gridCol w:w="3456"/>
+        <w:gridCol w:w="3456"/>
+        <w:gridCol w:w="3456"/>
+        <w:gridCol w:w="3456"/>
       </w:tblGrid>
       <w:tr>
         <w:trPr>
           <w:cantSplit/>
+          <w:tblHeader w:val="true"/>
         </w:trPr>
         <w:tc>
           <w:tcPr>
-            <w:tcW w:type="dxa" w:w="1800"/>
-            <w:tcMar>
-              <w:top w:w="90" w:type="dxa"/>
-              <w:start w:w="90" w:type="dxa"/>
-              <w:bottom w:w="90" w:type="dxa"/>
-              <w:end w:w="90" w:type="dxa"/>
-            </w:tcMar>
-            <w:vAlign w:val="center"/>
+            <w:tcW w:type="dxa" w:w="3456"/>
           </w:tcPr>
           <w:p>
-            <w:pPr>
-              <w:spacing w:after="0" w:line="240" w:lineRule="auto" w:before="0"/>
-            </w:pPr>
             <w:r>
               <w:rPr>
-                <w:rFonts w:ascii="Times New Roman" w:hAnsi="Times New Roman" w:eastAsia="Times New Roman" w:cs="Times New Roman"/>
+                <w:rFonts w:ascii="Arial" w:hAnsi="Arial"/>
                 <w:b/>
-                <w:i w:val="0"/>
-                <w:color w:val="000000"/>
-                <w:sz w:val="16"/>
+                <w:sz w:val="17"/>
               </w:rPr>
               <w:t>Question type</w:t>
             </w:r>
@@ -1404,26 +819,14 @@
         </w:tc>
         <w:tc>
           <w:tcPr>
-            <w:tcW w:type="dxa" w:w="2700"/>
-            <w:tcMar>
-              <w:top w:w="90" w:type="dxa"/>
-              <w:start w:w="90" w:type="dxa"/>
-              <w:bottom w:w="90" w:type="dxa"/>
-              <w:end w:w="90" w:type="dxa"/>
-            </w:tcMar>
-            <w:vAlign w:val="center"/>
+            <w:tcW w:type="dxa" w:w="3456"/>
           </w:tcPr>
           <w:p>
-            <w:pPr>
-              <w:spacing w:after="0" w:line="240" w:lineRule="auto" w:before="0"/>
-            </w:pPr>
             <w:r>
               <w:rPr>
-                <w:rFonts w:ascii="Times New Roman" w:hAnsi="Times New Roman" w:eastAsia="Times New Roman" w:cs="Times New Roman"/>
+                <w:rFonts w:ascii="Arial" w:hAnsi="Arial"/>
                 <w:b/>
-                <w:i w:val="0"/>
-                <w:color w:val="000000"/>
-                <w:sz w:val="16"/>
+                <w:sz w:val="17"/>
               </w:rPr>
               <w:t>Example question</w:t>
             </w:r>
@@ -1431,26 +834,14 @@
         </w:tc>
         <w:tc>
           <w:tcPr>
-            <w:tcW w:type="dxa" w:w="2700"/>
-            <w:tcMar>
-              <w:top w:w="90" w:type="dxa"/>
-              <w:start w:w="90" w:type="dxa"/>
-              <w:bottom w:w="90" w:type="dxa"/>
-              <w:end w:w="90" w:type="dxa"/>
-            </w:tcMar>
-            <w:vAlign w:val="center"/>
+            <w:tcW w:type="dxa" w:w="3456"/>
           </w:tcPr>
           <w:p>
-            <w:pPr>
-              <w:spacing w:after="0" w:line="240" w:lineRule="auto" w:before="0"/>
-            </w:pPr>
             <w:r>
               <w:rPr>
-                <w:rFonts w:ascii="Times New Roman" w:hAnsi="Times New Roman" w:eastAsia="Times New Roman" w:cs="Times New Roman"/>
+                <w:rFonts w:ascii="Arial" w:hAnsi="Arial"/>
                 <w:b/>
-                <w:i w:val="0"/>
-                <w:color w:val="000000"/>
-                <w:sz w:val="16"/>
+                <w:sz w:val="17"/>
               </w:rPr>
               <w:t>System behavior</w:t>
             </w:r>
@@ -1458,26 +849,14 @@
         </w:tc>
         <w:tc>
           <w:tcPr>
-            <w:tcW w:type="dxa" w:w="2160"/>
-            <w:tcMar>
-              <w:top w:w="90" w:type="dxa"/>
-              <w:start w:w="90" w:type="dxa"/>
-              <w:bottom w:w="90" w:type="dxa"/>
-              <w:end w:w="90" w:type="dxa"/>
-            </w:tcMar>
-            <w:vAlign w:val="center"/>
+            <w:tcW w:type="dxa" w:w="3456"/>
           </w:tcPr>
           <w:p>
-            <w:pPr>
-              <w:spacing w:after="0" w:line="240" w:lineRule="auto" w:before="0"/>
-            </w:pPr>
             <w:r>
               <w:rPr>
-                <w:rFonts w:ascii="Times New Roman" w:hAnsi="Times New Roman" w:eastAsia="Times New Roman" w:cs="Times New Roman"/>
+                <w:rFonts w:ascii="Arial" w:hAnsi="Arial"/>
                 <w:b/>
-                <w:i w:val="0"/>
-                <w:color w:val="000000"/>
-                <w:sz w:val="16"/>
+                <w:sz w:val="17"/>
               </w:rPr>
               <w:t>Interpretation</w:t>
             </w:r>
@@ -1490,26 +869,14 @@
         </w:trPr>
         <w:tc>
           <w:tcPr>
-            <w:tcW w:type="dxa" w:w="1800"/>
-            <w:tcMar>
-              <w:top w:w="90" w:type="dxa"/>
-              <w:start w:w="90" w:type="dxa"/>
-              <w:bottom w:w="90" w:type="dxa"/>
-              <w:end w:w="90" w:type="dxa"/>
-            </w:tcMar>
-            <w:vAlign w:val="center"/>
+            <w:tcW w:type="dxa" w:w="3456"/>
           </w:tcPr>
           <w:p>
-            <w:pPr>
-              <w:spacing w:after="0" w:line="240" w:lineRule="auto" w:before="0"/>
-            </w:pPr>
             <w:r>
               <w:rPr>
-                <w:rFonts w:ascii="Times New Roman" w:hAnsi="Times New Roman" w:eastAsia="Times New Roman" w:cs="Times New Roman"/>
+                <w:rFonts w:ascii="Arial" w:hAnsi="Arial"/>
                 <w:b w:val="0"/>
-                <w:i w:val="0"/>
-                <w:color w:val="000000"/>
-                <w:sz w:val="16"/>
+                <w:sz w:val="17"/>
               </w:rPr>
               <w:t>Correct answer, pharmacovigilance</w:t>
             </w:r>
@@ -1517,26 +884,14 @@
         </w:tc>
         <w:tc>
           <w:tcPr>
-            <w:tcW w:type="dxa" w:w="2700"/>
-            <w:tcMar>
-              <w:top w:w="90" w:type="dxa"/>
-              <w:start w:w="90" w:type="dxa"/>
-              <w:bottom w:w="90" w:type="dxa"/>
-              <w:end w:w="90" w:type="dxa"/>
-            </w:tcMar>
-            <w:vAlign w:val="center"/>
+            <w:tcW w:type="dxa" w:w="3456"/>
           </w:tcPr>
           <w:p>
-            <w:pPr>
-              <w:spacing w:after="0" w:line="240" w:lineRule="auto" w:before="0"/>
-            </w:pPr>
             <w:r>
               <w:rPr>
-                <w:rFonts w:ascii="Times New Roman" w:hAnsi="Times New Roman" w:eastAsia="Times New Roman" w:cs="Times New Roman"/>
+                <w:rFonts w:ascii="Arial" w:hAnsi="Arial"/>
                 <w:b w:val="0"/>
-                <w:i w:val="0"/>
-                <w:color w:val="000000"/>
-                <w:sz w:val="16"/>
+                <w:sz w:val="17"/>
               </w:rPr>
               <w:t>Which minimum information makes a notification valid and reportable?</w:t>
             </w:r>
@@ -1544,26 +899,14 @@
         </w:tc>
         <w:tc>
           <w:tcPr>
-            <w:tcW w:type="dxa" w:w="2700"/>
-            <w:tcMar>
-              <w:top w:w="90" w:type="dxa"/>
-              <w:start w:w="90" w:type="dxa"/>
-              <w:bottom w:w="90" w:type="dxa"/>
-              <w:end w:w="90" w:type="dxa"/>
-            </w:tcMar>
-            <w:vAlign w:val="center"/>
+            <w:tcW w:type="dxa" w:w="3456"/>
           </w:tcPr>
           <w:p>
-            <w:pPr>
-              <w:spacing w:after="0" w:line="240" w:lineRule="auto" w:before="0"/>
-            </w:pPr>
             <w:r>
               <w:rPr>
-                <w:rFonts w:ascii="Times New Roman" w:hAnsi="Times New Roman" w:eastAsia="Times New Roman" w:cs="Times New Roman"/>
+                <w:rFonts w:ascii="Arial" w:hAnsi="Arial"/>
                 <w:b w:val="0"/>
-                <w:i w:val="0"/>
-                <w:color w:val="000000"/>
-                <w:sz w:val="16"/>
+                <w:sz w:val="17"/>
               </w:rPr>
               <w:t>Retrieved RDC 406/2020, Art. 32 and listed the minimum elements.</w:t>
             </w:r>
@@ -1571,26 +914,14 @@
         </w:tc>
         <w:tc>
           <w:tcPr>
-            <w:tcW w:type="dxa" w:w="2160"/>
-            <w:tcMar>
-              <w:top w:w="90" w:type="dxa"/>
-              <w:start w:w="90" w:type="dxa"/>
-              <w:bottom w:w="90" w:type="dxa"/>
-              <w:end w:w="90" w:type="dxa"/>
-            </w:tcMar>
-            <w:vAlign w:val="center"/>
+            <w:tcW w:type="dxa" w:w="3456"/>
           </w:tcPr>
           <w:p>
-            <w:pPr>
-              <w:spacing w:after="0" w:line="240" w:lineRule="auto" w:before="0"/>
-            </w:pPr>
             <w:r>
               <w:rPr>
-                <w:rFonts w:ascii="Times New Roman" w:hAnsi="Times New Roman" w:eastAsia="Times New Roman" w:cs="Times New Roman"/>
+                <w:rFonts w:ascii="Arial" w:hAnsi="Arial"/>
                 <w:b w:val="0"/>
-                <w:i w:val="0"/>
-                <w:color w:val="000000"/>
-                <w:sz w:val="16"/>
+                <w:sz w:val="17"/>
               </w:rPr>
               <w:t>Correct source and correct main answer.</w:t>
             </w:r>
@@ -1603,26 +934,14 @@
         </w:trPr>
         <w:tc>
           <w:tcPr>
-            <w:tcW w:type="dxa" w:w="1800"/>
-            <w:tcMar>
-              <w:top w:w="90" w:type="dxa"/>
-              <w:start w:w="90" w:type="dxa"/>
-              <w:bottom w:w="90" w:type="dxa"/>
-              <w:end w:w="90" w:type="dxa"/>
-            </w:tcMar>
-            <w:vAlign w:val="center"/>
+            <w:tcW w:type="dxa" w:w="3456"/>
           </w:tcPr>
           <w:p>
-            <w:pPr>
-              <w:spacing w:after="0" w:line="240" w:lineRule="auto" w:before="0"/>
-            </w:pPr>
             <w:r>
               <w:rPr>
-                <w:rFonts w:ascii="Times New Roman" w:hAnsi="Times New Roman" w:eastAsia="Times New Roman" w:cs="Times New Roman"/>
+                <w:rFonts w:ascii="Arial" w:hAnsi="Arial"/>
                 <w:b w:val="0"/>
-                <w:i w:val="0"/>
-                <w:color w:val="000000"/>
-                <w:sz w:val="16"/>
+                <w:sz w:val="17"/>
               </w:rPr>
               <w:t>Correct false-premise handling</w:t>
             </w:r>
@@ -1630,26 +949,14 @@
         </w:tc>
         <w:tc>
           <w:tcPr>
-            <w:tcW w:type="dxa" w:w="2700"/>
-            <w:tcMar>
-              <w:top w:w="90" w:type="dxa"/>
-              <w:start w:w="90" w:type="dxa"/>
-              <w:bottom w:w="90" w:type="dxa"/>
-              <w:end w:w="90" w:type="dxa"/>
-            </w:tcMar>
-            <w:vAlign w:val="center"/>
+            <w:tcW w:type="dxa" w:w="3456"/>
           </w:tcPr>
           <w:p>
-            <w:pPr>
-              <w:spacing w:after="0" w:line="240" w:lineRule="auto" w:before="0"/>
-            </w:pPr>
             <w:r>
               <w:rPr>
-                <w:rFonts w:ascii="Times New Roman" w:hAnsi="Times New Roman" w:eastAsia="Times New Roman" w:cs="Times New Roman"/>
+                <w:rFonts w:ascii="Arial" w:hAnsi="Arial"/>
                 <w:b w:val="0"/>
-                <w:i w:val="0"/>
-                <w:color w:val="000000"/>
-                <w:sz w:val="16"/>
+                <w:sz w:val="17"/>
               </w:rPr>
               <w:t>Is a notification valid without patient identification if the suspected medicine is named?</w:t>
             </w:r>
@@ -1657,26 +964,14 @@
         </w:tc>
         <w:tc>
           <w:tcPr>
-            <w:tcW w:type="dxa" w:w="2700"/>
-            <w:tcMar>
-              <w:top w:w="90" w:type="dxa"/>
-              <w:start w:w="90" w:type="dxa"/>
-              <w:bottom w:w="90" w:type="dxa"/>
-              <w:end w:w="90" w:type="dxa"/>
-            </w:tcMar>
-            <w:vAlign w:val="center"/>
+            <w:tcW w:type="dxa" w:w="3456"/>
           </w:tcPr>
           <w:p>
-            <w:pPr>
-              <w:spacing w:after="0" w:line="240" w:lineRule="auto" w:before="0"/>
-            </w:pPr>
             <w:r>
               <w:rPr>
-                <w:rFonts w:ascii="Times New Roman" w:hAnsi="Times New Roman" w:eastAsia="Times New Roman" w:cs="Times New Roman"/>
+                <w:rFonts w:ascii="Arial" w:hAnsi="Arial"/>
                 <w:b w:val="0"/>
-                <w:i w:val="0"/>
-                <w:color w:val="000000"/>
-                <w:sz w:val="16"/>
+                <w:sz w:val="17"/>
               </w:rPr>
               <w:t>Answered no and cited RDC 406/2020, Art. 32.</w:t>
             </w:r>
@@ -1684,26 +979,14 @@
         </w:tc>
         <w:tc>
           <w:tcPr>
-            <w:tcW w:type="dxa" w:w="2160"/>
-            <w:tcMar>
-              <w:top w:w="90" w:type="dxa"/>
-              <w:start w:w="90" w:type="dxa"/>
-              <w:bottom w:w="90" w:type="dxa"/>
-              <w:end w:w="90" w:type="dxa"/>
-            </w:tcMar>
-            <w:vAlign w:val="center"/>
+            <w:tcW w:type="dxa" w:w="3456"/>
           </w:tcPr>
           <w:p>
-            <w:pPr>
-              <w:spacing w:after="0" w:line="240" w:lineRule="auto" w:before="0"/>
-            </w:pPr>
             <w:r>
               <w:rPr>
-                <w:rFonts w:ascii="Times New Roman" w:hAnsi="Times New Roman" w:eastAsia="Times New Roman" w:cs="Times New Roman"/>
+                <w:rFonts w:ascii="Arial" w:hAnsi="Arial"/>
                 <w:b w:val="0"/>
-                <w:i w:val="0"/>
-                <w:color w:val="000000"/>
-                <w:sz w:val="16"/>
+                <w:sz w:val="17"/>
               </w:rPr>
               <w:t>Useful because it corrected the premise.</w:t>
             </w:r>
@@ -1716,26 +999,14 @@
         </w:trPr>
         <w:tc>
           <w:tcPr>
-            <w:tcW w:type="dxa" w:w="1800"/>
-            <w:tcMar>
-              <w:top w:w="90" w:type="dxa"/>
-              <w:start w:w="90" w:type="dxa"/>
-              <w:bottom w:w="90" w:type="dxa"/>
-              <w:end w:w="90" w:type="dxa"/>
-            </w:tcMar>
-            <w:vAlign w:val="center"/>
+            <w:tcW w:type="dxa" w:w="3456"/>
           </w:tcPr>
           <w:p>
-            <w:pPr>
-              <w:spacing w:after="0" w:line="240" w:lineRule="auto" w:before="0"/>
-            </w:pPr>
             <w:r>
               <w:rPr>
-                <w:rFonts w:ascii="Times New Roman" w:hAnsi="Times New Roman" w:eastAsia="Times New Roman" w:cs="Times New Roman"/>
+                <w:rFonts w:ascii="Arial" w:hAnsi="Arial"/>
                 <w:b w:val="0"/>
-                <w:i w:val="0"/>
-                <w:color w:val="000000"/>
-                <w:sz w:val="16"/>
+                <w:sz w:val="17"/>
               </w:rPr>
               <w:t>Correct clinical-trial safety answer</w:t>
             </w:r>
@@ -1743,26 +1014,14 @@
         </w:tc>
         <w:tc>
           <w:tcPr>
-            <w:tcW w:type="dxa" w:w="2700"/>
-            <w:tcMar>
-              <w:top w:w="90" w:type="dxa"/>
-              <w:start w:w="90" w:type="dxa"/>
-              <w:bottom w:w="90" w:type="dxa"/>
-              <w:end w:w="90" w:type="dxa"/>
-            </w:tcMar>
-            <w:vAlign w:val="center"/>
+            <w:tcW w:type="dxa" w:w="3456"/>
           </w:tcPr>
           <w:p>
-            <w:pPr>
-              <w:spacing w:after="0" w:line="240" w:lineRule="auto" w:before="0"/>
-            </w:pPr>
             <w:r>
               <w:rPr>
-                <w:rFonts w:ascii="Times New Roman" w:hAnsi="Times New Roman" w:eastAsia="Times New Roman" w:cs="Times New Roman"/>
+                <w:rFonts w:ascii="Arial" w:hAnsi="Arial"/>
                 <w:b w:val="0"/>
-                <w:i w:val="0"/>
-                <w:color w:val="000000"/>
-                <w:sz w:val="16"/>
+                <w:sz w:val="17"/>
               </w:rPr>
               <w:t>Does possible SUSAR reporting allow unblinding all participants?</w:t>
             </w:r>
@@ -1770,26 +1029,14 @@
         </w:tc>
         <w:tc>
           <w:tcPr>
-            <w:tcW w:type="dxa" w:w="2700"/>
-            <w:tcMar>
-              <w:top w:w="90" w:type="dxa"/>
-              <w:start w:w="90" w:type="dxa"/>
-              <w:bottom w:w="90" w:type="dxa"/>
-              <w:end w:w="90" w:type="dxa"/>
-            </w:tcMar>
-            <w:vAlign w:val="center"/>
+            <w:tcW w:type="dxa" w:w="3456"/>
           </w:tcPr>
           <w:p>
-            <w:pPr>
-              <w:spacing w:after="0" w:line="240" w:lineRule="auto" w:before="0"/>
-            </w:pPr>
             <w:r>
               <w:rPr>
-                <w:rFonts w:ascii="Times New Roman" w:hAnsi="Times New Roman" w:eastAsia="Times New Roman" w:cs="Times New Roman"/>
+                <w:rFonts w:ascii="Arial" w:hAnsi="Arial"/>
                 <w:b w:val="0"/>
-                <w:i w:val="0"/>
-                <w:color w:val="000000"/>
-                <w:sz w:val="16"/>
+                <w:sz w:val="17"/>
               </w:rPr>
               <w:t>Answered no; unblinding is limited to the affected participant and cited RDC 945/2024, Art. 67.</w:t>
             </w:r>
@@ -1797,26 +1044,14 @@
         </w:tc>
         <w:tc>
           <w:tcPr>
-            <w:tcW w:type="dxa" w:w="2160"/>
-            <w:tcMar>
-              <w:top w:w="90" w:type="dxa"/>
-              <w:start w:w="90" w:type="dxa"/>
-              <w:bottom w:w="90" w:type="dxa"/>
-              <w:end w:w="90" w:type="dxa"/>
-            </w:tcMar>
-            <w:vAlign w:val="center"/>
+            <w:tcW w:type="dxa" w:w="3456"/>
           </w:tcPr>
           <w:p>
-            <w:pPr>
-              <w:spacing w:after="0" w:line="240" w:lineRule="auto" w:before="0"/>
-            </w:pPr>
             <w:r>
               <w:rPr>
-                <w:rFonts w:ascii="Times New Roman" w:hAnsi="Times New Roman" w:eastAsia="Times New Roman" w:cs="Times New Roman"/>
+                <w:rFonts w:ascii="Arial" w:hAnsi="Arial"/>
                 <w:b w:val="0"/>
-                <w:i w:val="0"/>
-                <w:color w:val="000000"/>
-                <w:sz w:val="16"/>
+                <w:sz w:val="17"/>
               </w:rPr>
               <w:t>Correct and relevant to trial conduct.</w:t>
             </w:r>
@@ -1829,26 +1064,14 @@
         </w:trPr>
         <w:tc>
           <w:tcPr>
-            <w:tcW w:type="dxa" w:w="1800"/>
-            <w:tcMar>
-              <w:top w:w="90" w:type="dxa"/>
-              <w:start w:w="90" w:type="dxa"/>
-              <w:bottom w:w="90" w:type="dxa"/>
-              <w:end w:w="90" w:type="dxa"/>
-            </w:tcMar>
-            <w:vAlign w:val="center"/>
+            <w:tcW w:type="dxa" w:w="3456"/>
           </w:tcPr>
           <w:p>
-            <w:pPr>
-              <w:spacing w:after="0" w:line="240" w:lineRule="auto" w:before="0"/>
-            </w:pPr>
             <w:r>
               <w:rPr>
-                <w:rFonts w:ascii="Times New Roman" w:hAnsi="Times New Roman" w:eastAsia="Times New Roman" w:cs="Times New Roman"/>
+                <w:rFonts w:ascii="Arial" w:hAnsi="Arial"/>
                 <w:b w:val="0"/>
-                <w:i w:val="0"/>
-                <w:color w:val="000000"/>
-                <w:sz w:val="16"/>
+                <w:sz w:val="17"/>
               </w:rPr>
               <w:t>Correct refusal</w:t>
             </w:r>
@@ -1856,26 +1079,14 @@
         </w:tc>
         <w:tc>
           <w:tcPr>
-            <w:tcW w:type="dxa" w:w="2700"/>
-            <w:tcMar>
-              <w:top w:w="90" w:type="dxa"/>
-              <w:start w:w="90" w:type="dxa"/>
-              <w:bottom w:w="90" w:type="dxa"/>
-              <w:end w:w="90" w:type="dxa"/>
-            </w:tcMar>
-            <w:vAlign w:val="center"/>
+            <w:tcW w:type="dxa" w:w="3456"/>
           </w:tcPr>
           <w:p>
-            <w:pPr>
-              <w:spacing w:after="0" w:line="240" w:lineRule="auto" w:before="0"/>
-            </w:pPr>
             <w:r>
               <w:rPr>
-                <w:rFonts w:ascii="Times New Roman" w:hAnsi="Times New Roman" w:eastAsia="Times New Roman" w:cs="Times New Roman"/>
+                <w:rFonts w:ascii="Arial" w:hAnsi="Arial"/>
                 <w:b w:val="0"/>
-                <w:i w:val="0"/>
-                <w:color w:val="000000"/>
-                <w:sz w:val="16"/>
+                <w:sz w:val="17"/>
               </w:rPr>
               <w:t>What is the current MedDRA version required today?</w:t>
             </w:r>
@@ -1883,26 +1094,14 @@
         </w:tc>
         <w:tc>
           <w:tcPr>
-            <w:tcW w:type="dxa" w:w="2700"/>
-            <w:tcMar>
-              <w:top w:w="90" w:type="dxa"/>
-              <w:start w:w="90" w:type="dxa"/>
-              <w:bottom w:w="90" w:type="dxa"/>
-              <w:end w:w="90" w:type="dxa"/>
-            </w:tcMar>
-            <w:vAlign w:val="center"/>
+            <w:tcW w:type="dxa" w:w="3456"/>
           </w:tcPr>
           <w:p>
-            <w:pPr>
-              <w:spacing w:after="0" w:line="240" w:lineRule="auto" w:before="0"/>
-            </w:pPr>
             <w:r>
               <w:rPr>
-                <w:rFonts w:ascii="Times New Roman" w:hAnsi="Times New Roman" w:eastAsia="Times New Roman" w:cs="Times New Roman"/>
+                <w:rFonts w:ascii="Arial" w:hAnsi="Arial"/>
                 <w:b w:val="0"/>
-                <w:i w:val="0"/>
-                <w:color w:val="000000"/>
-                <w:sz w:val="16"/>
+                <w:sz w:val="17"/>
               </w:rPr>
               <w:t>Refused because the indexed documents mention MedDRA but not the current required version.</w:t>
             </w:r>
@@ -1910,26 +1109,14 @@
         </w:tc>
         <w:tc>
           <w:tcPr>
-            <w:tcW w:type="dxa" w:w="2160"/>
-            <w:tcMar>
-              <w:top w:w="90" w:type="dxa"/>
-              <w:start w:w="90" w:type="dxa"/>
-              <w:bottom w:w="90" w:type="dxa"/>
-              <w:end w:w="90" w:type="dxa"/>
-            </w:tcMar>
-            <w:vAlign w:val="center"/>
+            <w:tcW w:type="dxa" w:w="3456"/>
           </w:tcPr>
           <w:p>
-            <w:pPr>
-              <w:spacing w:after="0" w:line="240" w:lineRule="auto" w:before="0"/>
-            </w:pPr>
             <w:r>
               <w:rPr>
-                <w:rFonts w:ascii="Times New Roman" w:hAnsi="Times New Roman" w:eastAsia="Times New Roman" w:cs="Times New Roman"/>
+                <w:rFonts w:ascii="Arial" w:hAnsi="Arial"/>
                 <w:b w:val="0"/>
-                <w:i w:val="0"/>
-                <w:color w:val="000000"/>
-                <w:sz w:val="16"/>
+                <w:sz w:val="17"/>
               </w:rPr>
               <w:t>Appropriate refusal for current operational information.</w:t>
             </w:r>
@@ -1942,26 +1129,14 @@
         </w:trPr>
         <w:tc>
           <w:tcPr>
-            <w:tcW w:type="dxa" w:w="1800"/>
-            <w:tcMar>
-              <w:top w:w="90" w:type="dxa"/>
-              <w:start w:w="90" w:type="dxa"/>
-              <w:bottom w:w="90" w:type="dxa"/>
-              <w:end w:w="90" w:type="dxa"/>
-            </w:tcMar>
-            <w:vAlign w:val="center"/>
+            <w:tcW w:type="dxa" w:w="3456"/>
           </w:tcPr>
           <w:p>
-            <w:pPr>
-              <w:spacing w:after="0" w:line="240" w:lineRule="auto" w:before="0"/>
-            </w:pPr>
             <w:r>
               <w:rPr>
-                <w:rFonts w:ascii="Times New Roman" w:hAnsi="Times New Roman" w:eastAsia="Times New Roman" w:cs="Times New Roman"/>
+                <w:rFonts w:ascii="Arial" w:hAnsi="Arial"/>
                 <w:b w:val="0"/>
-                <w:i w:val="0"/>
-                <w:color w:val="000000"/>
-                <w:sz w:val="16"/>
+                <w:sz w:val="17"/>
               </w:rPr>
               <w:t>Correct refusal</w:t>
             </w:r>
@@ -1969,26 +1144,14 @@
         </w:tc>
         <w:tc>
           <w:tcPr>
-            <w:tcW w:type="dxa" w:w="2700"/>
-            <w:tcMar>
-              <w:top w:w="90" w:type="dxa"/>
-              <w:start w:w="90" w:type="dxa"/>
-              <w:bottom w:w="90" w:type="dxa"/>
-              <w:end w:w="90" w:type="dxa"/>
-            </w:tcMar>
-            <w:vAlign w:val="center"/>
+            <w:tcW w:type="dxa" w:w="3456"/>
           </w:tcPr>
           <w:p>
-            <w:pPr>
-              <w:spacing w:after="0" w:line="240" w:lineRule="auto" w:before="0"/>
-            </w:pPr>
             <w:r>
               <w:rPr>
-                <w:rFonts w:ascii="Times New Roman" w:hAnsi="Times New Roman" w:eastAsia="Times New Roman" w:cs="Times New Roman"/>
+                <w:rFonts w:ascii="Arial" w:hAnsi="Arial"/>
                 <w:b w:val="0"/>
-                <w:i w:val="0"/>
-                <w:color w:val="000000"/>
-                <w:sz w:val="16"/>
+                <w:sz w:val="17"/>
               </w:rPr>
               <w:t>What is the current phone number for Anvisa support for the adverse-event notification system?</w:t>
             </w:r>
@@ -1996,26 +1159,14 @@
         </w:tc>
         <w:tc>
           <w:tcPr>
-            <w:tcW w:type="dxa" w:w="2700"/>
-            <w:tcMar>
-              <w:top w:w="90" w:type="dxa"/>
-              <w:start w:w="90" w:type="dxa"/>
-              <w:bottom w:w="90" w:type="dxa"/>
-              <w:end w:w="90" w:type="dxa"/>
-            </w:tcMar>
-            <w:vAlign w:val="center"/>
+            <w:tcW w:type="dxa" w:w="3456"/>
           </w:tcPr>
           <w:p>
-            <w:pPr>
-              <w:spacing w:after="0" w:line="240" w:lineRule="auto" w:before="0"/>
-            </w:pPr>
             <w:r>
               <w:rPr>
-                <w:rFonts w:ascii="Times New Roman" w:hAnsi="Times New Roman" w:eastAsia="Times New Roman" w:cs="Times New Roman"/>
+                <w:rFonts w:ascii="Arial" w:hAnsi="Arial"/>
                 <w:b w:val="0"/>
-                <w:i w:val="0"/>
-                <w:color w:val="000000"/>
-                <w:sz w:val="16"/>
+                <w:sz w:val="17"/>
               </w:rPr>
               <w:t>Refused because the corpus does not contain current support contact information.</w:t>
             </w:r>
@@ -2023,26 +1174,14 @@
         </w:tc>
         <w:tc>
           <w:tcPr>
-            <w:tcW w:type="dxa" w:w="2160"/>
-            <w:tcMar>
-              <w:top w:w="90" w:type="dxa"/>
-              <w:start w:w="90" w:type="dxa"/>
-              <w:bottom w:w="90" w:type="dxa"/>
-              <w:end w:w="90" w:type="dxa"/>
-            </w:tcMar>
-            <w:vAlign w:val="center"/>
+            <w:tcW w:type="dxa" w:w="3456"/>
           </w:tcPr>
           <w:p>
-            <w:pPr>
-              <w:spacing w:after="0" w:line="240" w:lineRule="auto" w:before="0"/>
-            </w:pPr>
             <w:r>
               <w:rPr>
-                <w:rFonts w:ascii="Times New Roman" w:hAnsi="Times New Roman" w:eastAsia="Times New Roman" w:cs="Times New Roman"/>
+                <w:rFonts w:ascii="Arial" w:hAnsi="Arial"/>
                 <w:b w:val="0"/>
-                <w:i w:val="0"/>
-                <w:color w:val="000000"/>
-                <w:sz w:val="16"/>
+                <w:sz w:val="17"/>
               </w:rPr>
               <w:t>Appropriate evidence boundary.</w:t>
             </w:r>
@@ -2055,26 +1194,14 @@
         </w:trPr>
         <w:tc>
           <w:tcPr>
-            <w:tcW w:type="dxa" w:w="1800"/>
-            <w:tcMar>
-              <w:top w:w="90" w:type="dxa"/>
-              <w:start w:w="90" w:type="dxa"/>
-              <w:bottom w:w="90" w:type="dxa"/>
-              <w:end w:w="90" w:type="dxa"/>
-            </w:tcMar>
-            <w:vAlign w:val="center"/>
+            <w:tcW w:type="dxa" w:w="3456"/>
           </w:tcPr>
           <w:p>
-            <w:pPr>
-              <w:spacing w:after="0" w:line="240" w:lineRule="auto" w:before="0"/>
-            </w:pPr>
             <w:r>
               <w:rPr>
-                <w:rFonts w:ascii="Times New Roman" w:hAnsi="Times New Roman" w:eastAsia="Times New Roman" w:cs="Times New Roman"/>
+                <w:rFonts w:ascii="Arial" w:hAnsi="Arial"/>
                 <w:b w:val="0"/>
-                <w:i w:val="0"/>
-                <w:color w:val="000000"/>
-                <w:sz w:val="16"/>
+                <w:sz w:val="17"/>
               </w:rPr>
               <w:t>Incomplete answer</w:t>
             </w:r>
@@ -2082,26 +1209,14 @@
         </w:tc>
         <w:tc>
           <w:tcPr>
-            <w:tcW w:type="dxa" w:w="2700"/>
-            <w:tcMar>
-              <w:top w:w="90" w:type="dxa"/>
-              <w:start w:w="90" w:type="dxa"/>
-              <w:bottom w:w="90" w:type="dxa"/>
-              <w:end w:w="90" w:type="dxa"/>
-            </w:tcMar>
-            <w:vAlign w:val="center"/>
+            <w:tcW w:type="dxa" w:w="3456"/>
           </w:tcPr>
           <w:p>
-            <w:pPr>
-              <w:spacing w:after="0" w:line="240" w:lineRule="auto" w:before="0"/>
-            </w:pPr>
             <w:r>
               <w:rPr>
-                <w:rFonts w:ascii="Times New Roman" w:hAnsi="Times New Roman" w:eastAsia="Times New Roman" w:cs="Times New Roman"/>
+                <w:rFonts w:ascii="Arial" w:hAnsi="Arial"/>
                 <w:b w:val="0"/>
-                <w:i w:val="0"/>
-                <w:color w:val="000000"/>
-                <w:sz w:val="16"/>
+                <w:sz w:val="17"/>
               </w:rPr>
               <w:t>What information must appear for non-printed instructions for use?</w:t>
             </w:r>
@@ -2109,26 +1224,14 @@
         </w:tc>
         <w:tc>
           <w:tcPr>
-            <w:tcW w:type="dxa" w:w="2700"/>
-            <w:tcMar>
-              <w:top w:w="90" w:type="dxa"/>
-              <w:start w:w="90" w:type="dxa"/>
-              <w:bottom w:w="90" w:type="dxa"/>
-              <w:end w:w="90" w:type="dxa"/>
-            </w:tcMar>
-            <w:vAlign w:val="center"/>
+            <w:tcW w:type="dxa" w:w="3456"/>
           </w:tcPr>
           <w:p>
-            <w:pPr>
-              <w:spacing w:after="0" w:line="240" w:lineRule="auto" w:before="0"/>
-            </w:pPr>
             <w:r>
               <w:rPr>
-                <w:rFonts w:ascii="Times New Roman" w:hAnsi="Times New Roman" w:eastAsia="Times New Roman" w:cs="Times New Roman"/>
+                <w:rFonts w:ascii="Arial" w:hAnsi="Arial"/>
                 <w:b w:val="0"/>
-                <w:i w:val="0"/>
-                <w:color w:val="000000"/>
-                <w:sz w:val="16"/>
+                <w:sz w:val="17"/>
               </w:rPr>
               <w:t>Retrieved RDC 751/2022, Art. 51 but omitted that instructions must remain available while the product is on the market.</w:t>
             </w:r>
@@ -2136,26 +1239,14 @@
         </w:tc>
         <w:tc>
           <w:tcPr>
-            <w:tcW w:type="dxa" w:w="2160"/>
-            <w:tcMar>
-              <w:top w:w="90" w:type="dxa"/>
-              <w:start w:w="90" w:type="dxa"/>
-              <w:bottom w:w="90" w:type="dxa"/>
-              <w:end w:w="90" w:type="dxa"/>
-            </w:tcMar>
-            <w:vAlign w:val="center"/>
+            <w:tcW w:type="dxa" w:w="3456"/>
           </w:tcPr>
           <w:p>
-            <w:pPr>
-              <w:spacing w:after="0" w:line="240" w:lineRule="auto" w:before="0"/>
-            </w:pPr>
             <w:r>
               <w:rPr>
-                <w:rFonts w:ascii="Times New Roman" w:hAnsi="Times New Roman" w:eastAsia="Times New Roman" w:cs="Times New Roman"/>
+                <w:rFonts w:ascii="Arial" w:hAnsi="Arial"/>
                 <w:b w:val="0"/>
-                <w:i w:val="0"/>
-                <w:color w:val="000000"/>
-                <w:sz w:val="16"/>
+                <w:sz w:val="17"/>
               </w:rPr>
               <w:t>Correct article, incomplete answer.</w:t>
             </w:r>
@@ -2168,26 +1259,14 @@
         </w:trPr>
         <w:tc>
           <w:tcPr>
-            <w:tcW w:type="dxa" w:w="1800"/>
-            <w:tcMar>
-              <w:top w:w="90" w:type="dxa"/>
-              <w:start w:w="90" w:type="dxa"/>
-              <w:bottom w:w="90" w:type="dxa"/>
-              <w:end w:w="90" w:type="dxa"/>
-            </w:tcMar>
-            <w:vAlign w:val="center"/>
+            <w:tcW w:type="dxa" w:w="3456"/>
           </w:tcPr>
           <w:p>
-            <w:pPr>
-              <w:spacing w:after="0" w:line="240" w:lineRule="auto" w:before="0"/>
-            </w:pPr>
             <w:r>
               <w:rPr>
-                <w:rFonts w:ascii="Times New Roman" w:hAnsi="Times New Roman" w:eastAsia="Times New Roman" w:cs="Times New Roman"/>
+                <w:rFonts w:ascii="Arial" w:hAnsi="Arial"/>
                 <w:b w:val="0"/>
-                <w:i w:val="0"/>
-                <w:color w:val="000000"/>
-                <w:sz w:val="16"/>
+                <w:sz w:val="17"/>
               </w:rPr>
               <w:t>Incomplete answer</w:t>
             </w:r>
@@ -2195,26 +1274,14 @@
         </w:tc>
         <w:tc>
           <w:tcPr>
-            <w:tcW w:type="dxa" w:w="2700"/>
-            <w:tcMar>
-              <w:top w:w="90" w:type="dxa"/>
-              <w:start w:w="90" w:type="dxa"/>
-              <w:bottom w:w="90" w:type="dxa"/>
-              <w:end w:w="90" w:type="dxa"/>
-            </w:tcMar>
-            <w:vAlign w:val="center"/>
+            <w:tcW w:type="dxa" w:w="3456"/>
           </w:tcPr>
           <w:p>
-            <w:pPr>
-              <w:spacing w:after="0" w:line="240" w:lineRule="auto" w:before="0"/>
-            </w:pPr>
             <w:r>
               <w:rPr>
-                <w:rFonts w:ascii="Times New Roman" w:hAnsi="Times New Roman" w:eastAsia="Times New Roman" w:cs="Times New Roman"/>
+                <w:rFonts w:ascii="Arial" w:hAnsi="Arial"/>
                 <w:b w:val="0"/>
-                <w:i w:val="0"/>
-                <w:color w:val="000000"/>
-                <w:sz w:val="16"/>
+                <w:sz w:val="17"/>
               </w:rPr>
               <w:t>Can a foreign-manufactured biological product be registered without registration in the manufacturing country?</w:t>
             </w:r>
@@ -2222,26 +1289,14 @@
         </w:tc>
         <w:tc>
           <w:tcPr>
-            <w:tcW w:type="dxa" w:w="2700"/>
-            <w:tcMar>
-              <w:top w:w="90" w:type="dxa"/>
-              <w:start w:w="90" w:type="dxa"/>
-              <w:bottom w:w="90" w:type="dxa"/>
-              <w:end w:w="90" w:type="dxa"/>
-            </w:tcMar>
-            <w:vAlign w:val="center"/>
+            <w:tcW w:type="dxa" w:w="3456"/>
           </w:tcPr>
           <w:p>
-            <w:pPr>
-              <w:spacing w:after="0" w:line="240" w:lineRule="auto" w:before="0"/>
-            </w:pPr>
             <w:r>
               <w:rPr>
-                <w:rFonts w:ascii="Times New Roman" w:hAnsi="Times New Roman" w:eastAsia="Times New Roman" w:cs="Times New Roman"/>
+                <w:rFonts w:ascii="Arial" w:hAnsi="Arial"/>
                 <w:b w:val="0"/>
-                <w:i w:val="0"/>
-                <w:color w:val="000000"/>
-                <w:sz w:val="16"/>
+                <w:sz w:val="17"/>
               </w:rPr>
               <w:t>Gave the exception but did not clearly state the general rule.</w:t>
             </w:r>
@@ -2249,26 +1304,14 @@
         </w:tc>
         <w:tc>
           <w:tcPr>
-            <w:tcW w:type="dxa" w:w="2160"/>
-            <w:tcMar>
-              <w:top w:w="90" w:type="dxa"/>
-              <w:start w:w="90" w:type="dxa"/>
-              <w:bottom w:w="90" w:type="dxa"/>
-              <w:end w:w="90" w:type="dxa"/>
-            </w:tcMar>
-            <w:vAlign w:val="center"/>
+            <w:tcW w:type="dxa" w:w="3456"/>
           </w:tcPr>
           <w:p>
-            <w:pPr>
-              <w:spacing w:after="0" w:line="240" w:lineRule="auto" w:before="0"/>
-            </w:pPr>
             <w:r>
               <w:rPr>
-                <w:rFonts w:ascii="Times New Roman" w:hAnsi="Times New Roman" w:eastAsia="Times New Roman" w:cs="Times New Roman"/>
+                <w:rFonts w:ascii="Arial" w:hAnsi="Arial"/>
                 <w:b w:val="0"/>
-                <w:i w:val="0"/>
-                <w:color w:val="000000"/>
-                <w:sz w:val="16"/>
+                <w:sz w:val="17"/>
               </w:rPr>
               <w:t>Risk of treating an exception as the whole rule.</w:t>
             </w:r>
@@ -2281,26 +1324,14 @@
         </w:trPr>
         <w:tc>
           <w:tcPr>
-            <w:tcW w:type="dxa" w:w="1800"/>
-            <w:tcMar>
-              <w:top w:w="90" w:type="dxa"/>
-              <w:start w:w="90" w:type="dxa"/>
-              <w:bottom w:w="90" w:type="dxa"/>
-              <w:end w:w="90" w:type="dxa"/>
-            </w:tcMar>
-            <w:vAlign w:val="center"/>
+            <w:tcW w:type="dxa" w:w="3456"/>
           </w:tcPr>
           <w:p>
-            <w:pPr>
-              <w:spacing w:after="0" w:line="240" w:lineRule="auto" w:before="0"/>
-            </w:pPr>
             <w:r>
               <w:rPr>
-                <w:rFonts w:ascii="Times New Roman" w:hAnsi="Times New Roman" w:eastAsia="Times New Roman" w:cs="Times New Roman"/>
+                <w:rFonts w:ascii="Arial" w:hAnsi="Arial"/>
                 <w:b w:val="0"/>
-                <w:i w:val="0"/>
-                <w:color w:val="000000"/>
-                <w:sz w:val="16"/>
+                <w:sz w:val="17"/>
               </w:rPr>
               <w:t>False refusal</w:t>
             </w:r>
@@ -2308,26 +1339,14 @@
         </w:tc>
         <w:tc>
           <w:tcPr>
-            <w:tcW w:type="dxa" w:w="2700"/>
-            <w:tcMar>
-              <w:top w:w="90" w:type="dxa"/>
-              <w:start w:w="90" w:type="dxa"/>
-              <w:bottom w:w="90" w:type="dxa"/>
-              <w:end w:w="90" w:type="dxa"/>
-            </w:tcMar>
-            <w:vAlign w:val="center"/>
+            <w:tcW w:type="dxa" w:w="3456"/>
           </w:tcPr>
           <w:p>
-            <w:pPr>
-              <w:spacing w:after="0" w:line="240" w:lineRule="auto" w:before="0"/>
-            </w:pPr>
             <w:r>
               <w:rPr>
-                <w:rFonts w:ascii="Times New Roman" w:hAnsi="Times New Roman" w:eastAsia="Times New Roman" w:cs="Times New Roman"/>
+                <w:rFonts w:ascii="Arial" w:hAnsi="Arial"/>
                 <w:b w:val="0"/>
-                <w:i w:val="0"/>
-                <w:color w:val="000000"/>
-                <w:sz w:val="16"/>
+                <w:sz w:val="17"/>
               </w:rPr>
               <w:t>Under RDC 945/2024, until when must DSURs be sent to Anvisa and what is the annual reference date?</w:t>
             </w:r>
@@ -2335,26 +1354,14 @@
         </w:tc>
         <w:tc>
           <w:tcPr>
-            <w:tcW w:type="dxa" w:w="2700"/>
-            <w:tcMar>
-              <w:top w:w="90" w:type="dxa"/>
-              <w:start w:w="90" w:type="dxa"/>
-              <w:bottom w:w="90" w:type="dxa"/>
-              <w:end w:w="90" w:type="dxa"/>
-            </w:tcMar>
-            <w:vAlign w:val="center"/>
+            <w:tcW w:type="dxa" w:w="3456"/>
           </w:tcPr>
           <w:p>
-            <w:pPr>
-              <w:spacing w:after="0" w:line="240" w:lineRule="auto" w:before="0"/>
-            </w:pPr>
             <w:r>
               <w:rPr>
-                <w:rFonts w:ascii="Times New Roman" w:hAnsi="Times New Roman" w:eastAsia="Times New Roman" w:cs="Times New Roman"/>
+                <w:rFonts w:ascii="Arial" w:hAnsi="Arial"/>
                 <w:b w:val="0"/>
-                <w:i w:val="0"/>
-                <w:color w:val="000000"/>
-                <w:sz w:val="16"/>
+                <w:sz w:val="17"/>
               </w:rPr>
               <w:t>Refused in one English prospective-test row although the corpus contained the answer.</w:t>
             </w:r>
@@ -2362,26 +1369,14 @@
         </w:tc>
         <w:tc>
           <w:tcPr>
-            <w:tcW w:type="dxa" w:w="2160"/>
-            <w:tcMar>
-              <w:top w:w="90" w:type="dxa"/>
-              <w:start w:w="90" w:type="dxa"/>
-              <w:bottom w:w="90" w:type="dxa"/>
-              <w:end w:w="90" w:type="dxa"/>
-            </w:tcMar>
-            <w:vAlign w:val="center"/>
+            <w:tcW w:type="dxa" w:w="3456"/>
           </w:tcPr>
           <w:p>
-            <w:pPr>
-              <w:spacing w:after="0" w:line="240" w:lineRule="auto" w:before="0"/>
-            </w:pPr>
             <w:r>
               <w:rPr>
-                <w:rFonts w:ascii="Times New Roman" w:hAnsi="Times New Roman" w:eastAsia="Times New Roman" w:cs="Times New Roman"/>
+                <w:rFonts w:ascii="Arial" w:hAnsi="Arial"/>
                 <w:b w:val="0"/>
-                <w:i w:val="0"/>
-                <w:color w:val="000000"/>
-                <w:sz w:val="16"/>
+                <w:sz w:val="17"/>
               </w:rPr>
               <w:t>Retrieval or answer threshold failure.</w:t>
             </w:r>
@@ -2394,26 +1389,14 @@
         </w:trPr>
         <w:tc>
           <w:tcPr>
-            <w:tcW w:type="dxa" w:w="1800"/>
-            <w:tcMar>
-              <w:top w:w="90" w:type="dxa"/>
-              <w:start w:w="90" w:type="dxa"/>
-              <w:bottom w:w="90" w:type="dxa"/>
-              <w:end w:w="90" w:type="dxa"/>
-            </w:tcMar>
-            <w:vAlign w:val="center"/>
+            <w:tcW w:type="dxa" w:w="3456"/>
           </w:tcPr>
           <w:p>
-            <w:pPr>
-              <w:spacing w:after="0" w:line="240" w:lineRule="auto" w:before="0"/>
-            </w:pPr>
             <w:r>
               <w:rPr>
-                <w:rFonts w:ascii="Times New Roman" w:hAnsi="Times New Roman" w:eastAsia="Times New Roman" w:cs="Times New Roman"/>
+                <w:rFonts w:ascii="Arial" w:hAnsi="Arial"/>
                 <w:b w:val="0"/>
-                <w:i w:val="0"/>
-                <w:color w:val="000000"/>
-                <w:sz w:val="16"/>
+                <w:sz w:val="17"/>
               </w:rPr>
               <w:t>Refusal failure before calibration</w:t>
             </w:r>
@@ -2421,26 +1404,14 @@
         </w:tc>
         <w:tc>
           <w:tcPr>
-            <w:tcW w:type="dxa" w:w="2700"/>
-            <w:tcMar>
-              <w:top w:w="90" w:type="dxa"/>
-              <w:start w:w="90" w:type="dxa"/>
-              <w:bottom w:w="90" w:type="dxa"/>
-              <w:end w:w="90" w:type="dxa"/>
-            </w:tcMar>
-            <w:vAlign w:val="center"/>
+            <w:tcW w:type="dxa" w:w="3456"/>
           </w:tcPr>
           <w:p>
-            <w:pPr>
-              <w:spacing w:after="0" w:line="240" w:lineRule="auto" w:before="0"/>
-            </w:pPr>
             <w:r>
               <w:rPr>
-                <w:rFonts w:ascii="Times New Roman" w:hAnsi="Times New Roman" w:eastAsia="Times New Roman" w:cs="Times New Roman"/>
+                <w:rFonts w:ascii="Arial" w:hAnsi="Arial"/>
                 <w:b w:val="0"/>
-                <w:i w:val="0"/>
-                <w:color w:val="000000"/>
-                <w:sz w:val="16"/>
+                <w:sz w:val="17"/>
               </w:rPr>
               <w:t>What is the current electronic form model for notifying SUSARs to Anvisa?</w:t>
             </w:r>
@@ -2448,26 +1419,14 @@
         </w:tc>
         <w:tc>
           <w:tcPr>
-            <w:tcW w:type="dxa" w:w="2700"/>
-            <w:tcMar>
-              <w:top w:w="90" w:type="dxa"/>
-              <w:start w:w="90" w:type="dxa"/>
-              <w:bottom w:w="90" w:type="dxa"/>
-              <w:end w:w="90" w:type="dxa"/>
-            </w:tcMar>
-            <w:vAlign w:val="center"/>
+            <w:tcW w:type="dxa" w:w="3456"/>
           </w:tcPr>
           <w:p>
-            <w:pPr>
-              <w:spacing w:after="0" w:line="240" w:lineRule="auto" w:before="0"/>
-            </w:pPr>
             <w:r>
               <w:rPr>
-                <w:rFonts w:ascii="Times New Roman" w:hAnsi="Times New Roman" w:eastAsia="Times New Roman" w:cs="Times New Roman"/>
+                <w:rFonts w:ascii="Arial" w:hAnsi="Arial"/>
                 <w:b w:val="0"/>
-                <w:i w:val="0"/>
-                <w:color w:val="000000"/>
-                <w:sz w:val="16"/>
+                <w:sz w:val="17"/>
               </w:rPr>
               <w:t>Earlier AI-authored prospective testing sometimes answered with the general electronic-notification requirement.</w:t>
             </w:r>
@@ -2475,26 +1434,14 @@
         </w:tc>
         <w:tc>
           <w:tcPr>
-            <w:tcW w:type="dxa" w:w="2160"/>
-            <w:tcMar>
-              <w:top w:w="90" w:type="dxa"/>
-              <w:start w:w="90" w:type="dxa"/>
-              <w:bottom w:w="90" w:type="dxa"/>
-              <w:end w:w="90" w:type="dxa"/>
-            </w:tcMar>
-            <w:vAlign w:val="center"/>
+            <w:tcW w:type="dxa" w:w="3456"/>
           </w:tcPr>
           <w:p>
-            <w:pPr>
-              <w:spacing w:after="0" w:line="240" w:lineRule="auto" w:before="0"/>
-            </w:pPr>
             <w:r>
               <w:rPr>
-                <w:rFonts w:ascii="Times New Roman" w:hAnsi="Times New Roman" w:eastAsia="Times New Roman" w:cs="Times New Roman"/>
+                <w:rFonts w:ascii="Arial" w:hAnsi="Arial"/>
                 <w:b w:val="0"/>
-                <w:i w:val="0"/>
-                <w:color w:val="000000"/>
-                <w:sz w:val="16"/>
+                <w:sz w:val="17"/>
               </w:rPr>
               <w:t>Related context was mistaken for sufficient evidence.</w:t>
             </w:r>
@@ -2506,58 +1453,37 @@
     <w:p>
       <w:pPr>
         <w:pStyle w:val="Heading2"/>
-        <w:spacing w:before="280" w:after="120"/>
       </w:pPr>
       <w:r>
-        <w:rPr>
-          <w:rFonts w:ascii="Times New Roman" w:hAnsi="Times New Roman" w:eastAsia="Times New Roman" w:cs="Times New Roman"/>
-          <w:b/>
-          <w:i w:val="0"/>
-          <w:color w:val="000000"/>
-          <w:sz w:val="24"/>
-        </w:rPr>
         <w:t>Supplementary Table S3. Evaluation-stage summary</w:t>
       </w:r>
     </w:p>
     <w:tbl>
       <w:tblPr>
         <w:tblStyle w:val="TableGrid"/>
-        <w:tblW w:type="dxa" w:w="9360"/>
+        <w:tblW w:type="auto" w:w="0"/>
         <w:tblLook w:firstColumn="1" w:firstRow="1" w:lastColumn="0" w:lastRow="0" w:noHBand="0" w:noVBand="1" w:val="04A0"/>
-        <w:jc w:val="center"/>
-        <w:tblLayout w:type="autofit"/>
       </w:tblPr>
       <w:tblGrid>
-        <w:gridCol w:w="3120"/>
-        <w:gridCol w:w="3120"/>
-        <w:gridCol w:w="3120"/>
+        <w:gridCol w:w="4608"/>
+        <w:gridCol w:w="4608"/>
+        <w:gridCol w:w="4608"/>
       </w:tblGrid>
       <w:tr>
         <w:trPr>
           <w:cantSplit/>
+          <w:tblHeader w:val="true"/>
         </w:trPr>
         <w:tc>
           <w:tcPr>
-            <w:tcW w:type="dxa" w:w="2700"/>
-            <w:tcMar>
-              <w:top w:w="90" w:type="dxa"/>
-              <w:start w:w="90" w:type="dxa"/>
-              <w:bottom w:w="90" w:type="dxa"/>
-              <w:end w:w="90" w:type="dxa"/>
-            </w:tcMar>
-            <w:vAlign w:val="center"/>
+            <w:tcW w:type="dxa" w:w="4608"/>
           </w:tcPr>
           <w:p>
-            <w:pPr>
-              <w:spacing w:after="0" w:line="240" w:lineRule="auto" w:before="0"/>
-            </w:pPr>
             <w:r>
               <w:rPr>
-                <w:rFonts w:ascii="Times New Roman" w:hAnsi="Times New Roman" w:eastAsia="Times New Roman" w:cs="Times New Roman"/>
+                <w:rFonts w:ascii="Arial" w:hAnsi="Arial"/>
                 <w:b/>
-                <w:i w:val="0"/>
-                <w:color w:val="000000"/>
-                <w:sz w:val="16"/>
+                <w:sz w:val="17"/>
               </w:rPr>
               <w:t>Stage</w:t>
             </w:r>
@@ -2565,26 +1491,14 @@
         </w:tc>
         <w:tc>
           <w:tcPr>
-            <w:tcW w:type="dxa" w:w="2700"/>
-            <w:tcMar>
-              <w:top w:w="90" w:type="dxa"/>
-              <w:start w:w="90" w:type="dxa"/>
-              <w:bottom w:w="90" w:type="dxa"/>
-              <w:end w:w="90" w:type="dxa"/>
-            </w:tcMar>
-            <w:vAlign w:val="center"/>
+            <w:tcW w:type="dxa" w:w="4608"/>
           </w:tcPr>
           <w:p>
-            <w:pPr>
-              <w:spacing w:after="0" w:line="240" w:lineRule="auto" w:before="0"/>
-            </w:pPr>
             <w:r>
               <w:rPr>
-                <w:rFonts w:ascii="Times New Roman" w:hAnsi="Times New Roman" w:eastAsia="Times New Roman" w:cs="Times New Roman"/>
+                <w:rFonts w:ascii="Arial" w:hAnsi="Arial"/>
                 <w:b/>
-                <w:i w:val="0"/>
-                <w:color w:val="000000"/>
-                <w:sz w:val="16"/>
+                <w:sz w:val="17"/>
               </w:rPr>
               <w:t>Main finding</w:t>
             </w:r>
@@ -2592,26 +1506,14 @@
         </w:tc>
         <w:tc>
           <w:tcPr>
-            <w:tcW w:type="dxa" w:w="3960"/>
-            <w:tcMar>
-              <w:top w:w="90" w:type="dxa"/>
-              <w:start w:w="90" w:type="dxa"/>
-              <w:bottom w:w="90" w:type="dxa"/>
-              <w:end w:w="90" w:type="dxa"/>
-            </w:tcMar>
-            <w:vAlign w:val="center"/>
+            <w:tcW w:type="dxa" w:w="4608"/>
           </w:tcPr>
           <w:p>
-            <w:pPr>
-              <w:spacing w:after="0" w:line="240" w:lineRule="auto" w:before="0"/>
-            </w:pPr>
             <w:r>
               <w:rPr>
-                <w:rFonts w:ascii="Times New Roman" w:hAnsi="Times New Roman" w:eastAsia="Times New Roman" w:cs="Times New Roman"/>
+                <w:rFonts w:ascii="Arial" w:hAnsi="Arial"/>
                 <w:b/>
-                <w:i w:val="0"/>
-                <w:color w:val="000000"/>
-                <w:sz w:val="16"/>
+                <w:sz w:val="17"/>
               </w:rPr>
               <w:t>Use in interpretation</w:t>
             </w:r>
@@ -2624,26 +1526,14 @@
         </w:trPr>
         <w:tc>
           <w:tcPr>
-            <w:tcW w:type="dxa" w:w="2700"/>
-            <w:tcMar>
-              <w:top w:w="90" w:type="dxa"/>
-              <w:start w:w="90" w:type="dxa"/>
-              <w:bottom w:w="90" w:type="dxa"/>
-              <w:end w:w="90" w:type="dxa"/>
-            </w:tcMar>
-            <w:vAlign w:val="center"/>
+            <w:tcW w:type="dxa" w:w="4608"/>
           </w:tcPr>
           <w:p>
-            <w:pPr>
-              <w:spacing w:after="0" w:line="240" w:lineRule="auto" w:before="0"/>
-            </w:pPr>
             <w:r>
               <w:rPr>
-                <w:rFonts w:ascii="Times New Roman" w:hAnsi="Times New Roman" w:eastAsia="Times New Roman" w:cs="Times New Roman"/>
+                <w:rFonts w:ascii="Arial" w:hAnsi="Arial"/>
                 <w:b w:val="0"/>
-                <w:i w:val="0"/>
-                <w:color w:val="000000"/>
-                <w:sz w:val="16"/>
+                <w:sz w:val="17"/>
               </w:rPr>
               <w:t>Initial held-out evaluation</w:t>
             </w:r>
@@ -2651,26 +1541,14 @@
         </w:tc>
         <w:tc>
           <w:tcPr>
-            <w:tcW w:type="dxa" w:w="2700"/>
-            <w:tcMar>
-              <w:top w:w="90" w:type="dxa"/>
-              <w:start w:w="90" w:type="dxa"/>
-              <w:bottom w:w="90" w:type="dxa"/>
-              <w:end w:w="90" w:type="dxa"/>
-            </w:tcMar>
-            <w:vAlign w:val="center"/>
+            <w:tcW w:type="dxa" w:w="4608"/>
           </w:tcPr>
           <w:p>
-            <w:pPr>
-              <w:spacing w:after="0" w:line="240" w:lineRule="auto" w:before="0"/>
-            </w:pPr>
             <w:r>
               <w:rPr>
-                <w:rFonts w:ascii="Times New Roman" w:hAnsi="Times New Roman" w:eastAsia="Times New Roman" w:cs="Times New Roman"/>
+                <w:rFonts w:ascii="Arial" w:hAnsi="Arial"/>
                 <w:b w:val="0"/>
-                <w:i w:val="0"/>
-                <w:color w:val="000000"/>
-                <w:sz w:val="16"/>
+                <w:sz w:val="17"/>
               </w:rPr>
               <w:t>English completeness was the weak point; some answers omitted list items, conditions, or exceptions.</w:t>
             </w:r>
@@ -2678,26 +1556,14 @@
         </w:tc>
         <w:tc>
           <w:tcPr>
-            <w:tcW w:type="dxa" w:w="3960"/>
-            <w:tcMar>
-              <w:top w:w="90" w:type="dxa"/>
-              <w:start w:w="90" w:type="dxa"/>
-              <w:bottom w:w="90" w:type="dxa"/>
-              <w:end w:w="90" w:type="dxa"/>
-            </w:tcMar>
-            <w:vAlign w:val="center"/>
+            <w:tcW w:type="dxa" w:w="4608"/>
           </w:tcPr>
           <w:p>
-            <w:pPr>
-              <w:spacing w:after="0" w:line="240" w:lineRule="auto" w:before="0"/>
-            </w:pPr>
             <w:r>
               <w:rPr>
-                <w:rFonts w:ascii="Times New Roman" w:hAnsi="Times New Roman" w:eastAsia="Times New Roman" w:cs="Times New Roman"/>
+                <w:rFonts w:ascii="Arial" w:hAnsi="Arial"/>
                 <w:b w:val="0"/>
-                <w:i w:val="0"/>
-                <w:color w:val="000000"/>
-                <w:sz w:val="16"/>
+                <w:sz w:val="17"/>
               </w:rPr>
               <w:t>Development diagnosis.</w:t>
             </w:r>
@@ -2710,26 +1576,14 @@
         </w:trPr>
         <w:tc>
           <w:tcPr>
-            <w:tcW w:type="dxa" w:w="2700"/>
-            <w:tcMar>
-              <w:top w:w="90" w:type="dxa"/>
-              <w:start w:w="90" w:type="dxa"/>
-              <w:bottom w:w="90" w:type="dxa"/>
-              <w:end w:w="90" w:type="dxa"/>
-            </w:tcMar>
-            <w:vAlign w:val="center"/>
+            <w:tcW w:type="dxa" w:w="4608"/>
           </w:tcPr>
           <w:p>
-            <w:pPr>
-              <w:spacing w:after="0" w:line="240" w:lineRule="auto" w:before="0"/>
-            </w:pPr>
             <w:r>
               <w:rPr>
-                <w:rFonts w:ascii="Times New Roman" w:hAnsi="Times New Roman" w:eastAsia="Times New Roman" w:cs="Times New Roman"/>
+                <w:rFonts w:ascii="Arial" w:hAnsi="Arial"/>
                 <w:b w:val="0"/>
-                <w:i w:val="0"/>
-                <w:color w:val="000000"/>
-                <w:sz w:val="16"/>
+                <w:sz w:val="17"/>
               </w:rPr>
               <w:t>Post-repair internal evaluation</w:t>
             </w:r>
@@ -2737,26 +1591,14 @@
         </w:tc>
         <w:tc>
           <w:tcPr>
-            <w:tcW w:type="dxa" w:w="2700"/>
-            <w:tcMar>
-              <w:top w:w="90" w:type="dxa"/>
-              <w:start w:w="90" w:type="dxa"/>
-              <w:bottom w:w="90" w:type="dxa"/>
-              <w:end w:w="90" w:type="dxa"/>
-            </w:tcMar>
-            <w:vAlign w:val="center"/>
+            <w:tcW w:type="dxa" w:w="4608"/>
           </w:tcPr>
           <w:p>
-            <w:pPr>
-              <w:spacing w:after="0" w:line="240" w:lineRule="auto" w:before="0"/>
-            </w:pPr>
             <w:r>
               <w:rPr>
-                <w:rFonts w:ascii="Times New Roman" w:hAnsi="Times New Roman" w:eastAsia="Times New Roman" w:cs="Times New Roman"/>
+                <w:rFonts w:ascii="Arial" w:hAnsi="Arial"/>
                 <w:b w:val="0"/>
-                <w:i w:val="0"/>
-                <w:color w:val="000000"/>
-                <w:sz w:val="16"/>
+                <w:sz w:val="17"/>
               </w:rPr>
               <w:t>High internal scores showed that the repaired system passed the curated benchmark.</w:t>
             </w:r>
@@ -2764,26 +1606,14 @@
         </w:tc>
         <w:tc>
           <w:tcPr>
-            <w:tcW w:type="dxa" w:w="3960"/>
-            <w:tcMar>
-              <w:top w:w="90" w:type="dxa"/>
-              <w:start w:w="90" w:type="dxa"/>
-              <w:bottom w:w="90" w:type="dxa"/>
-              <w:end w:w="90" w:type="dxa"/>
-            </w:tcMar>
-            <w:vAlign w:val="center"/>
+            <w:tcW w:type="dxa" w:w="4608"/>
           </w:tcPr>
           <w:p>
-            <w:pPr>
-              <w:spacing w:after="0" w:line="240" w:lineRule="auto" w:before="0"/>
-            </w:pPr>
             <w:r>
               <w:rPr>
-                <w:rFonts w:ascii="Times New Roman" w:hAnsi="Times New Roman" w:eastAsia="Times New Roman" w:cs="Times New Roman"/>
+                <w:rFonts w:ascii="Arial" w:hAnsi="Arial"/>
                 <w:b w:val="0"/>
-                <w:i w:val="0"/>
-                <w:color w:val="000000"/>
-                <w:sz w:val="16"/>
+                <w:sz w:val="17"/>
               </w:rPr>
               <w:t>Internal technical check, not independent validation.</w:t>
             </w:r>
@@ -2796,26 +1626,14 @@
         </w:trPr>
         <w:tc>
           <w:tcPr>
-            <w:tcW w:type="dxa" w:w="2700"/>
-            <w:tcMar>
-              <w:top w:w="90" w:type="dxa"/>
-              <w:start w:w="90" w:type="dxa"/>
-              <w:bottom w:w="90" w:type="dxa"/>
-              <w:end w:w="90" w:type="dxa"/>
-            </w:tcMar>
-            <w:vAlign w:val="center"/>
+            <w:tcW w:type="dxa" w:w="4608"/>
           </w:tcPr>
           <w:p>
-            <w:pPr>
-              <w:spacing w:after="0" w:line="240" w:lineRule="auto" w:before="0"/>
-            </w:pPr>
             <w:r>
               <w:rPr>
-                <w:rFonts w:ascii="Times New Roman" w:hAnsi="Times New Roman" w:eastAsia="Times New Roman" w:cs="Times New Roman"/>
+                <w:rFonts w:ascii="Arial" w:hAnsi="Arial"/>
                 <w:b w:val="0"/>
-                <w:i w:val="0"/>
-                <w:color w:val="000000"/>
-                <w:sz w:val="16"/>
+                <w:sz w:val="17"/>
               </w:rPr>
               <w:t>AI-authored prospective stress test</w:t>
             </w:r>
@@ -2823,26 +1641,14 @@
         </w:tc>
         <w:tc>
           <w:tcPr>
-            <w:tcW w:type="dxa" w:w="2700"/>
-            <w:tcMar>
-              <w:top w:w="90" w:type="dxa"/>
-              <w:start w:w="90" w:type="dxa"/>
-              <w:bottom w:w="90" w:type="dxa"/>
-              <w:end w:w="90" w:type="dxa"/>
-            </w:tcMar>
-            <w:vAlign w:val="center"/>
+            <w:tcW w:type="dxa" w:w="4608"/>
           </w:tcPr>
           <w:p>
-            <w:pPr>
-              <w:spacing w:after="0" w:line="240" w:lineRule="auto" w:before="0"/>
-            </w:pPr>
             <w:r>
               <w:rPr>
-                <w:rFonts w:ascii="Times New Roman" w:hAnsi="Times New Roman" w:eastAsia="Times New Roman" w:cs="Times New Roman"/>
+                <w:rFonts w:ascii="Arial" w:hAnsi="Arial"/>
                 <w:b w:val="0"/>
-                <w:i w:val="0"/>
-                <w:color w:val="000000"/>
-                <w:sz w:val="16"/>
+                <w:sz w:val="17"/>
               </w:rPr>
               <w:t>Answerable questions were mostly supported, but refusal behavior was weak.</w:t>
             </w:r>
@@ -2850,26 +1656,14 @@
         </w:tc>
         <w:tc>
           <w:tcPr>
-            <w:tcW w:type="dxa" w:w="3960"/>
-            <w:tcMar>
-              <w:top w:w="90" w:type="dxa"/>
-              <w:start w:w="90" w:type="dxa"/>
-              <w:bottom w:w="90" w:type="dxa"/>
-              <w:end w:w="90" w:type="dxa"/>
-            </w:tcMar>
-            <w:vAlign w:val="center"/>
+            <w:tcW w:type="dxa" w:w="4608"/>
           </w:tcPr>
           <w:p>
-            <w:pPr>
-              <w:spacing w:after="0" w:line="240" w:lineRule="auto" w:before="0"/>
-            </w:pPr>
             <w:r>
               <w:rPr>
-                <w:rFonts w:ascii="Times New Roman" w:hAnsi="Times New Roman" w:eastAsia="Times New Roman" w:cs="Times New Roman"/>
+                <w:rFonts w:ascii="Arial" w:hAnsi="Arial"/>
                 <w:b w:val="0"/>
-                <w:i w:val="0"/>
-                <w:color w:val="000000"/>
-                <w:sz w:val="16"/>
+                <w:sz w:val="17"/>
               </w:rPr>
               <w:t>Diagnostic prospective evidence that changed the project focus.</w:t>
             </w:r>
@@ -2882,26 +1676,14 @@
         </w:trPr>
         <w:tc>
           <w:tcPr>
-            <w:tcW w:type="dxa" w:w="2700"/>
-            <w:tcMar>
-              <w:top w:w="90" w:type="dxa"/>
-              <w:start w:w="90" w:type="dxa"/>
-              <w:bottom w:w="90" w:type="dxa"/>
-              <w:end w:w="90" w:type="dxa"/>
-            </w:tcMar>
-            <w:vAlign w:val="center"/>
+            <w:tcW w:type="dxa" w:w="4608"/>
           </w:tcPr>
           <w:p>
-            <w:pPr>
-              <w:spacing w:after="0" w:line="240" w:lineRule="auto" w:before="0"/>
-            </w:pPr>
             <w:r>
               <w:rPr>
-                <w:rFonts w:ascii="Times New Roman" w:hAnsi="Times New Roman" w:eastAsia="Times New Roman" w:cs="Times New Roman"/>
+                <w:rFonts w:ascii="Arial" w:hAnsi="Arial"/>
                 <w:b w:val="0"/>
-                <w:i w:val="0"/>
-                <w:color w:val="000000"/>
-                <w:sz w:val="16"/>
+                <w:sz w:val="17"/>
               </w:rPr>
               <w:t>Refusal-focused AI-authored test</w:t>
             </w:r>
@@ -2909,26 +1691,14 @@
         </w:tc>
         <w:tc>
           <w:tcPr>
-            <w:tcW w:type="dxa" w:w="2700"/>
-            <w:tcMar>
-              <w:top w:w="90" w:type="dxa"/>
-              <w:start w:w="90" w:type="dxa"/>
-              <w:bottom w:w="90" w:type="dxa"/>
-              <w:end w:w="90" w:type="dxa"/>
-            </w:tcMar>
-            <w:vAlign w:val="center"/>
+            <w:tcW w:type="dxa" w:w="4608"/>
           </w:tcPr>
           <w:p>
-            <w:pPr>
-              <w:spacing w:after="0" w:line="240" w:lineRule="auto" w:before="0"/>
-            </w:pPr>
             <w:r>
               <w:rPr>
-                <w:rFonts w:ascii="Times New Roman" w:hAnsi="Times New Roman" w:eastAsia="Times New Roman" w:cs="Times New Roman"/>
+                <w:rFonts w:ascii="Arial" w:hAnsi="Arial"/>
                 <w:b w:val="0"/>
-                <w:i w:val="0"/>
-                <w:color w:val="000000"/>
-                <w:sz w:val="16"/>
+                <w:sz w:val="17"/>
               </w:rPr>
               <w:t>Refusal improved after separate calibration, with no over-refusal on answerable controls.</w:t>
             </w:r>
@@ -2936,26 +1706,14 @@
         </w:tc>
         <w:tc>
           <w:tcPr>
-            <w:tcW w:type="dxa" w:w="3960"/>
-            <w:tcMar>
-              <w:top w:w="90" w:type="dxa"/>
-              <w:start w:w="90" w:type="dxa"/>
-              <w:bottom w:w="90" w:type="dxa"/>
-              <w:end w:w="90" w:type="dxa"/>
-            </w:tcMar>
-            <w:vAlign w:val="center"/>
+            <w:tcW w:type="dxa" w:w="4608"/>
           </w:tcPr>
           <w:p>
-            <w:pPr>
-              <w:spacing w:after="0" w:line="240" w:lineRule="auto" w:before="0"/>
-            </w:pPr>
             <w:r>
               <w:rPr>
-                <w:rFonts w:ascii="Times New Roman" w:hAnsi="Times New Roman" w:eastAsia="Times New Roman" w:cs="Times New Roman"/>
+                <w:rFonts w:ascii="Arial" w:hAnsi="Arial"/>
                 <w:b w:val="0"/>
-                <w:i w:val="0"/>
-                <w:color w:val="000000"/>
-                <w:sz w:val="16"/>
+                <w:sz w:val="17"/>
               </w:rPr>
               <w:t>Focused AI-authored check of refusal calibration.</w:t>
             </w:r>
@@ -2967,58 +1725,37 @@
     <w:p>
       <w:pPr>
         <w:pStyle w:val="Heading2"/>
-        <w:spacing w:before="280" w:after="120"/>
       </w:pPr>
       <w:r>
-        <w:rPr>
-          <w:rFonts w:ascii="Times New Roman" w:hAnsi="Times New Roman" w:eastAsia="Times New Roman" w:cs="Times New Roman"/>
-          <w:b/>
-          <w:i w:val="0"/>
-          <w:color w:val="000000"/>
-          <w:sz w:val="24"/>
-        </w:rPr>
         <w:t>Supplementary Table S4. Main-table disposition after revision</w:t>
       </w:r>
     </w:p>
     <w:tbl>
       <w:tblPr>
         <w:tblStyle w:val="TableGrid"/>
-        <w:tblW w:type="dxa" w:w="9360"/>
+        <w:tblW w:type="auto" w:w="0"/>
         <w:tblLook w:firstColumn="1" w:firstRow="1" w:lastColumn="0" w:lastRow="0" w:noHBand="0" w:noVBand="1" w:val="04A0"/>
-        <w:jc w:val="center"/>
-        <w:tblLayout w:type="autofit"/>
       </w:tblPr>
       <w:tblGrid>
-        <w:gridCol w:w="3120"/>
-        <w:gridCol w:w="3120"/>
-        <w:gridCol w:w="3120"/>
+        <w:gridCol w:w="4608"/>
+        <w:gridCol w:w="4608"/>
+        <w:gridCol w:w="4608"/>
       </w:tblGrid>
       <w:tr>
         <w:trPr>
           <w:cantSplit/>
+          <w:tblHeader w:val="true"/>
         </w:trPr>
         <w:tc>
           <w:tcPr>
-            <w:tcW w:type="dxa" w:w="2700"/>
-            <w:tcMar>
-              <w:top w:w="90" w:type="dxa"/>
-              <w:start w:w="90" w:type="dxa"/>
-              <w:bottom w:w="90" w:type="dxa"/>
-              <w:end w:w="90" w:type="dxa"/>
-            </w:tcMar>
-            <w:vAlign w:val="center"/>
+            <w:tcW w:type="dxa" w:w="4608"/>
           </w:tcPr>
           <w:p>
-            <w:pPr>
-              <w:spacing w:after="0" w:line="240" w:lineRule="auto" w:before="0"/>
-            </w:pPr>
             <w:r>
               <w:rPr>
-                <w:rFonts w:ascii="Times New Roman" w:hAnsi="Times New Roman" w:eastAsia="Times New Roman" w:cs="Times New Roman"/>
+                <w:rFonts w:ascii="Arial" w:hAnsi="Arial"/>
                 <w:b/>
-                <w:i w:val="0"/>
-                <w:color w:val="000000"/>
-                <w:sz w:val="16"/>
+                <w:sz w:val="17"/>
               </w:rPr>
               <w:t>Original table</w:t>
             </w:r>
@@ -3026,26 +1763,14 @@
         </w:tc>
         <w:tc>
           <w:tcPr>
-            <w:tcW w:type="dxa" w:w="2700"/>
-            <w:tcMar>
-              <w:top w:w="90" w:type="dxa"/>
-              <w:start w:w="90" w:type="dxa"/>
-              <w:bottom w:w="90" w:type="dxa"/>
-              <w:end w:w="90" w:type="dxa"/>
-            </w:tcMar>
-            <w:vAlign w:val="center"/>
+            <w:tcW w:type="dxa" w:w="4608"/>
           </w:tcPr>
           <w:p>
-            <w:pPr>
-              <w:spacing w:after="0" w:line="240" w:lineRule="auto" w:before="0"/>
-            </w:pPr>
             <w:r>
               <w:rPr>
-                <w:rFonts w:ascii="Times New Roman" w:hAnsi="Times New Roman" w:eastAsia="Times New Roman" w:cs="Times New Roman"/>
+                <w:rFonts w:ascii="Arial" w:hAnsi="Arial"/>
                 <w:b/>
-                <w:i w:val="0"/>
-                <w:color w:val="000000"/>
-                <w:sz w:val="16"/>
+                <w:sz w:val="17"/>
               </w:rPr>
               <w:t>Revision decision</w:t>
             </w:r>
@@ -3053,26 +1778,14 @@
         </w:tc>
         <w:tc>
           <w:tcPr>
-            <w:tcW w:type="dxa" w:w="3960"/>
-            <w:tcMar>
-              <w:top w:w="90" w:type="dxa"/>
-              <w:start w:w="90" w:type="dxa"/>
-              <w:bottom w:w="90" w:type="dxa"/>
-              <w:end w:w="90" w:type="dxa"/>
-            </w:tcMar>
-            <w:vAlign w:val="center"/>
+            <w:tcW w:type="dxa" w:w="4608"/>
           </w:tcPr>
           <w:p>
-            <w:pPr>
-              <w:spacing w:after="0" w:line="240" w:lineRule="auto" w:before="0"/>
-            </w:pPr>
             <w:r>
               <w:rPr>
-                <w:rFonts w:ascii="Times New Roman" w:hAnsi="Times New Roman" w:eastAsia="Times New Roman" w:cs="Times New Roman"/>
+                <w:rFonts w:ascii="Arial" w:hAnsi="Arial"/>
                 <w:b/>
-                <w:i w:val="0"/>
-                <w:color w:val="000000"/>
-                <w:sz w:val="16"/>
+                <w:sz w:val="17"/>
               </w:rPr>
               <w:t>Reason</w:t>
             </w:r>
@@ -3085,26 +1798,14 @@
         </w:trPr>
         <w:tc>
           <w:tcPr>
-            <w:tcW w:type="dxa" w:w="2700"/>
-            <w:tcMar>
-              <w:top w:w="90" w:type="dxa"/>
-              <w:start w:w="90" w:type="dxa"/>
-              <w:bottom w:w="90" w:type="dxa"/>
-              <w:end w:w="90" w:type="dxa"/>
-            </w:tcMar>
-            <w:vAlign w:val="center"/>
+            <w:tcW w:type="dxa" w:w="4608"/>
           </w:tcPr>
           <w:p>
-            <w:pPr>
-              <w:spacing w:after="0" w:line="240" w:lineRule="auto" w:before="0"/>
-            </w:pPr>
             <w:r>
               <w:rPr>
-                <w:rFonts w:ascii="Times New Roman" w:hAnsi="Times New Roman" w:eastAsia="Times New Roman" w:cs="Times New Roman"/>
+                <w:rFonts w:ascii="Arial" w:hAnsi="Arial"/>
                 <w:b w:val="0"/>
-                <w:i w:val="0"/>
-                <w:color w:val="000000"/>
-                <w:sz w:val="16"/>
+                <w:sz w:val="17"/>
               </w:rPr>
               <w:t>Table 1. Regulatory domains represented in the corpus</w:t>
             </w:r>
@@ -3112,26 +1813,14 @@
         </w:tc>
         <w:tc>
           <w:tcPr>
-            <w:tcW w:type="dxa" w:w="2700"/>
-            <w:tcMar>
-              <w:top w:w="90" w:type="dxa"/>
-              <w:start w:w="90" w:type="dxa"/>
-              <w:bottom w:w="90" w:type="dxa"/>
-              <w:end w:w="90" w:type="dxa"/>
-            </w:tcMar>
-            <w:vAlign w:val="center"/>
+            <w:tcW w:type="dxa" w:w="4608"/>
           </w:tcPr>
           <w:p>
-            <w:pPr>
-              <w:spacing w:after="0" w:line="240" w:lineRule="auto" w:before="0"/>
-            </w:pPr>
             <w:r>
               <w:rPr>
-                <w:rFonts w:ascii="Times New Roman" w:hAnsi="Times New Roman" w:eastAsia="Times New Roman" w:cs="Times New Roman"/>
+                <w:rFonts w:ascii="Arial" w:hAnsi="Arial"/>
                 <w:b w:val="0"/>
-                <w:i w:val="0"/>
-                <w:color w:val="000000"/>
-                <w:sz w:val="16"/>
+                <w:sz w:val="17"/>
               </w:rPr>
               <w:t>Replaced with a shorter corpus-and-use-case table.</w:t>
             </w:r>
@@ -3139,26 +1828,14 @@
         </w:tc>
         <w:tc>
           <w:tcPr>
-            <w:tcW w:type="dxa" w:w="3960"/>
-            <w:tcMar>
-              <w:top w:w="90" w:type="dxa"/>
-              <w:start w:w="90" w:type="dxa"/>
-              <w:bottom w:w="90" w:type="dxa"/>
-              <w:end w:w="90" w:type="dxa"/>
-            </w:tcMar>
-            <w:vAlign w:val="center"/>
+            <w:tcW w:type="dxa" w:w="4608"/>
           </w:tcPr>
           <w:p>
-            <w:pPr>
-              <w:spacing w:after="0" w:line="240" w:lineRule="auto" w:before="0"/>
-            </w:pPr>
             <w:r>
               <w:rPr>
-                <w:rFonts w:ascii="Times New Roman" w:hAnsi="Times New Roman" w:eastAsia="Times New Roman" w:cs="Times New Roman"/>
+                <w:rFonts w:ascii="Arial" w:hAnsi="Arial"/>
                 <w:b w:val="0"/>
-                <w:i w:val="0"/>
-                <w:color w:val="000000"/>
-                <w:sz w:val="16"/>
+                <w:sz w:val="17"/>
               </w:rPr>
               <w:t>Reduces page splitting and overlaps less with Figure 2.</w:t>
             </w:r>
@@ -3171,26 +1848,14 @@
         </w:trPr>
         <w:tc>
           <w:tcPr>
-            <w:tcW w:type="dxa" w:w="2700"/>
-            <w:tcMar>
-              <w:top w:w="90" w:type="dxa"/>
-              <w:start w:w="90" w:type="dxa"/>
-              <w:bottom w:w="90" w:type="dxa"/>
-              <w:end w:w="90" w:type="dxa"/>
-            </w:tcMar>
-            <w:vAlign w:val="center"/>
+            <w:tcW w:type="dxa" w:w="4608"/>
           </w:tcPr>
           <w:p>
-            <w:pPr>
-              <w:spacing w:after="0" w:line="240" w:lineRule="auto" w:before="0"/>
-            </w:pPr>
             <w:r>
               <w:rPr>
-                <w:rFonts w:ascii="Times New Roman" w:hAnsi="Times New Roman" w:eastAsia="Times New Roman" w:cs="Times New Roman"/>
+                <w:rFonts w:ascii="Arial" w:hAnsi="Arial"/>
                 <w:b w:val="0"/>
-                <w:i w:val="0"/>
-                <w:color w:val="000000"/>
-                <w:sz w:val="16"/>
+                <w:sz w:val="17"/>
               </w:rPr>
               <w:t>Table 2. Question categories and corrective actions</w:t>
             </w:r>
@@ -3198,26 +1863,14 @@
         </w:tc>
         <w:tc>
           <w:tcPr>
-            <w:tcW w:type="dxa" w:w="2700"/>
-            <w:tcMar>
-              <w:top w:w="90" w:type="dxa"/>
-              <w:start w:w="90" w:type="dxa"/>
-              <w:bottom w:w="90" w:type="dxa"/>
-              <w:end w:w="90" w:type="dxa"/>
-            </w:tcMar>
-            <w:vAlign w:val="center"/>
+            <w:tcW w:type="dxa" w:w="4608"/>
           </w:tcPr>
           <w:p>
-            <w:pPr>
-              <w:spacing w:after="0" w:line="240" w:lineRule="auto" w:before="0"/>
-            </w:pPr>
             <w:r>
               <w:rPr>
-                <w:rFonts w:ascii="Times New Roman" w:hAnsi="Times New Roman" w:eastAsia="Times New Roman" w:cs="Times New Roman"/>
+                <w:rFonts w:ascii="Arial" w:hAnsi="Arial"/>
                 <w:b w:val="0"/>
-                <w:i w:val="0"/>
-                <w:color w:val="000000"/>
-                <w:sz w:val="16"/>
+                <w:sz w:val="17"/>
               </w:rPr>
               <w:t>Condensed in the main text and expanded as Supplementary Table S1.</w:t>
             </w:r>
@@ -3225,26 +1878,14 @@
         </w:tc>
         <w:tc>
           <w:tcPr>
-            <w:tcW w:type="dxa" w:w="3960"/>
-            <w:tcMar>
-              <w:top w:w="90" w:type="dxa"/>
-              <w:start w:w="90" w:type="dxa"/>
-              <w:bottom w:w="90" w:type="dxa"/>
-              <w:end w:w="90" w:type="dxa"/>
-            </w:tcMar>
-            <w:vAlign w:val="center"/>
+            <w:tcW w:type="dxa" w:w="4608"/>
           </w:tcPr>
           <w:p>
-            <w:pPr>
-              <w:spacing w:after="0" w:line="240" w:lineRule="auto" w:before="0"/>
-            </w:pPr>
             <w:r>
               <w:rPr>
-                <w:rFonts w:ascii="Times New Roman" w:hAnsi="Times New Roman" w:eastAsia="Times New Roman" w:cs="Times New Roman"/>
+                <w:rFonts w:ascii="Arial" w:hAnsi="Arial"/>
                 <w:b w:val="0"/>
-                <w:i w:val="0"/>
-                <w:color w:val="000000"/>
-                <w:sz w:val="16"/>
+                <w:sz w:val="17"/>
               </w:rPr>
               <w:t>Full version was too dense for the main manuscript.</w:t>
             </w:r>
@@ -3257,26 +1898,14 @@
         </w:trPr>
         <w:tc>
           <w:tcPr>
-            <w:tcW w:type="dxa" w:w="2700"/>
-            <w:tcMar>
-              <w:top w:w="90" w:type="dxa"/>
-              <w:start w:w="90" w:type="dxa"/>
-              <w:bottom w:w="90" w:type="dxa"/>
-              <w:end w:w="90" w:type="dxa"/>
-            </w:tcMar>
-            <w:vAlign w:val="center"/>
+            <w:tcW w:type="dxa" w:w="4608"/>
           </w:tcPr>
           <w:p>
-            <w:pPr>
-              <w:spacing w:after="0" w:line="240" w:lineRule="auto" w:before="0"/>
-            </w:pPr>
             <w:r>
               <w:rPr>
-                <w:rFonts w:ascii="Times New Roman" w:hAnsi="Times New Roman" w:eastAsia="Times New Roman" w:cs="Times New Roman"/>
+                <w:rFonts w:ascii="Arial" w:hAnsi="Arial"/>
                 <w:b w:val="0"/>
-                <w:i w:val="0"/>
-                <w:color w:val="000000"/>
-                <w:sz w:val="16"/>
+                <w:sz w:val="17"/>
               </w:rPr>
               <w:t>Table 3. Representative examples</w:t>
             </w:r>
@@ -3284,26 +1913,14 @@
         </w:tc>
         <w:tc>
           <w:tcPr>
-            <w:tcW w:type="dxa" w:w="2700"/>
-            <w:tcMar>
-              <w:top w:w="90" w:type="dxa"/>
-              <w:start w:w="90" w:type="dxa"/>
-              <w:bottom w:w="90" w:type="dxa"/>
-              <w:end w:w="90" w:type="dxa"/>
-            </w:tcMar>
-            <w:vAlign w:val="center"/>
+            <w:tcW w:type="dxa" w:w="4608"/>
           </w:tcPr>
           <w:p>
-            <w:pPr>
-              <w:spacing w:after="0" w:line="240" w:lineRule="auto" w:before="0"/>
-            </w:pPr>
             <w:r>
               <w:rPr>
-                <w:rFonts w:ascii="Times New Roman" w:hAnsi="Times New Roman" w:eastAsia="Times New Roman" w:cs="Times New Roman"/>
+                <w:rFonts w:ascii="Arial" w:hAnsi="Arial"/>
                 <w:b w:val="0"/>
-                <w:i w:val="0"/>
-                <w:color w:val="000000"/>
-                <w:sz w:val="16"/>
+                <w:sz w:val="17"/>
               </w:rPr>
               <w:t>Condensed in the main text and expanded as Supplementary Table S2.</w:t>
             </w:r>
@@ -3311,26 +1928,14 @@
         </w:tc>
         <w:tc>
           <w:tcPr>
-            <w:tcW w:type="dxa" w:w="3960"/>
-            <w:tcMar>
-              <w:top w:w="90" w:type="dxa"/>
-              <w:start w:w="90" w:type="dxa"/>
-              <w:bottom w:w="90" w:type="dxa"/>
-              <w:end w:w="90" w:type="dxa"/>
-            </w:tcMar>
-            <w:vAlign w:val="center"/>
+            <w:tcW w:type="dxa" w:w="4608"/>
           </w:tcPr>
           <w:p>
-            <w:pPr>
-              <w:spacing w:after="0" w:line="240" w:lineRule="auto" w:before="0"/>
-            </w:pPr>
             <w:r>
               <w:rPr>
-                <w:rFonts w:ascii="Times New Roman" w:hAnsi="Times New Roman" w:eastAsia="Times New Roman" w:cs="Times New Roman"/>
+                <w:rFonts w:ascii="Arial" w:hAnsi="Arial"/>
                 <w:b w:val="0"/>
-                <w:i w:val="0"/>
-                <w:color w:val="000000"/>
-                <w:sz w:val="16"/>
+                <w:sz w:val="17"/>
               </w:rPr>
               <w:t>Keeps the story visible while moving audit-level detail to the supplement.</w:t>
             </w:r>
@@ -3343,26 +1948,14 @@
         </w:trPr>
         <w:tc>
           <w:tcPr>
-            <w:tcW w:type="dxa" w:w="2700"/>
-            <w:tcMar>
-              <w:top w:w="90" w:type="dxa"/>
-              <w:start w:w="90" w:type="dxa"/>
-              <w:bottom w:w="90" w:type="dxa"/>
-              <w:end w:w="90" w:type="dxa"/>
-            </w:tcMar>
-            <w:vAlign w:val="center"/>
+            <w:tcW w:type="dxa" w:w="4608"/>
           </w:tcPr>
           <w:p>
-            <w:pPr>
-              <w:spacing w:after="0" w:line="240" w:lineRule="auto" w:before="0"/>
-            </w:pPr>
             <w:r>
               <w:rPr>
-                <w:rFonts w:ascii="Times New Roman" w:hAnsi="Times New Roman" w:eastAsia="Times New Roman" w:cs="Times New Roman"/>
+                <w:rFonts w:ascii="Arial" w:hAnsi="Arial"/>
                 <w:b w:val="0"/>
-                <w:i w:val="0"/>
-                <w:color w:val="000000"/>
-                <w:sz w:val="16"/>
+                <w:sz w:val="17"/>
               </w:rPr>
               <w:t>Table 4. Summary of evaluation stages</w:t>
             </w:r>
@@ -3370,26 +1963,14 @@
         </w:tc>
         <w:tc>
           <w:tcPr>
-            <w:tcW w:type="dxa" w:w="2700"/>
-            <w:tcMar>
-              <w:top w:w="90" w:type="dxa"/>
-              <w:start w:w="90" w:type="dxa"/>
-              <w:bottom w:w="90" w:type="dxa"/>
-              <w:end w:w="90" w:type="dxa"/>
-            </w:tcMar>
-            <w:vAlign w:val="center"/>
+            <w:tcW w:type="dxa" w:w="4608"/>
           </w:tcPr>
           <w:p>
-            <w:pPr>
-              <w:spacing w:after="0" w:line="240" w:lineRule="auto" w:before="0"/>
-            </w:pPr>
             <w:r>
               <w:rPr>
-                <w:rFonts w:ascii="Times New Roman" w:hAnsi="Times New Roman" w:eastAsia="Times New Roman" w:cs="Times New Roman"/>
+                <w:rFonts w:ascii="Arial" w:hAnsi="Arial"/>
                 <w:b w:val="0"/>
-                <w:i w:val="0"/>
-                <w:color w:val="000000"/>
-                <w:sz w:val="16"/>
+                <w:sz w:val="17"/>
               </w:rPr>
               <w:t>Removed from the main text and moved to Supplementary Table S3.</w:t>
             </w:r>
@@ -3397,26 +1978,14 @@
         </w:tc>
         <w:tc>
           <w:tcPr>
-            <w:tcW w:type="dxa" w:w="3960"/>
-            <w:tcMar>
-              <w:top w:w="90" w:type="dxa"/>
-              <w:start w:w="90" w:type="dxa"/>
-              <w:bottom w:w="90" w:type="dxa"/>
-              <w:end w:w="90" w:type="dxa"/>
-            </w:tcMar>
-            <w:vAlign w:val="center"/>
+            <w:tcW w:type="dxa" w:w="4608"/>
           </w:tcPr>
           <w:p>
-            <w:pPr>
-              <w:spacing w:after="0" w:line="240" w:lineRule="auto" w:before="0"/>
-            </w:pPr>
             <w:r>
               <w:rPr>
-                <w:rFonts w:ascii="Times New Roman" w:hAnsi="Times New Roman" w:eastAsia="Times New Roman" w:cs="Times New Roman"/>
+                <w:rFonts w:ascii="Arial" w:hAnsi="Arial"/>
                 <w:b w:val="0"/>
-                <w:i w:val="0"/>
-                <w:color w:val="000000"/>
-                <w:sz w:val="16"/>
+                <w:sz w:val="17"/>
               </w:rPr>
               <w:t>Redundant with Figure 3A and Figure 3B.</w:t>
             </w:r>
@@ -3427,15 +1996,9 @@
     <w:p/>
     <w:p>
       <w:pPr>
-        <w:pStyle w:val="Heading1"/>
+        <w:pStyle w:val="Heading2"/>
       </w:pPr>
       <w:r>
-        <w:rPr>
-          <w:rFonts w:ascii="Times New Roman" w:hAnsi="Times New Roman" w:eastAsia="Times New Roman"/>
-          <w:b/>
-          <w:color w:val="000000"/>
-          <w:sz w:val="24"/>
-        </w:rPr>
         <w:t>Supplementary Table S5. Decision trace from course notebooks to final ANVISA RAG</w:t>
       </w:r>
     </w:p>
@@ -3443,41 +2006,30 @@
       <w:tblPr>
         <w:tblStyle w:val="TableGrid"/>
         <w:tblW w:type="auto" w:w="0"/>
-        <w:jc w:val="center"/>
-        <w:tblLayout w:type="autofit"/>
         <w:tblLook w:firstColumn="1" w:firstRow="1" w:lastColumn="0" w:lastRow="0" w:noHBand="0" w:noVBand="1" w:val="04A0"/>
       </w:tblPr>
       <w:tblGrid>
-        <w:gridCol w:w="2340"/>
-        <w:gridCol w:w="2340"/>
-        <w:gridCol w:w="2340"/>
-        <w:gridCol w:w="2340"/>
+        <w:gridCol w:w="2765"/>
+        <w:gridCol w:w="2765"/>
+        <w:gridCol w:w="2765"/>
+        <w:gridCol w:w="2765"/>
+        <w:gridCol w:w="2765"/>
       </w:tblGrid>
       <w:tr>
         <w:trPr>
           <w:cantSplit/>
+          <w:tblHeader w:val="true"/>
         </w:trPr>
         <w:tc>
           <w:tcPr>
-            <w:tcW w:type="dxa" w:w="2340"/>
-            <w:vAlign w:val="center"/>
-            <w:tcMar>
-              <w:top w:w="90" w:type="dxa"/>
-              <w:start w:w="90" w:type="dxa"/>
-              <w:bottom w:w="90" w:type="dxa"/>
-              <w:end w:w="90" w:type="dxa"/>
-            </w:tcMar>
+            <w:tcW w:type="dxa" w:w="2765"/>
           </w:tcPr>
           <w:p>
-            <w:pPr>
-              <w:spacing w:before="0" w:after="0" w:line="240" w:lineRule="auto"/>
-            </w:pPr>
             <w:r>
               <w:rPr>
-                <w:rFonts w:ascii="Times New Roman" w:hAnsi="Times New Roman" w:eastAsia="Times New Roman"/>
+                <w:rFonts w:ascii="Arial" w:hAnsi="Arial"/>
                 <w:b/>
-                <w:color w:val="000000"/>
-                <w:sz w:val="16"/>
+                <w:sz w:val="17"/>
               </w:rPr>
               <w:t>Stage</w:t>
             </w:r>
@@ -3485,25 +2037,14 @@
         </w:tc>
         <w:tc>
           <w:tcPr>
-            <w:tcW w:type="dxa" w:w="2340"/>
-            <w:vAlign w:val="center"/>
-            <w:tcMar>
-              <w:top w:w="90" w:type="dxa"/>
-              <w:start w:w="90" w:type="dxa"/>
-              <w:bottom w:w="90" w:type="dxa"/>
-              <w:end w:w="90" w:type="dxa"/>
-            </w:tcMar>
+            <w:tcW w:type="dxa" w:w="2765"/>
           </w:tcPr>
           <w:p>
-            <w:pPr>
-              <w:spacing w:before="0" w:after="0" w:line="240" w:lineRule="auto"/>
-            </w:pPr>
             <w:r>
               <w:rPr>
-                <w:rFonts w:ascii="Times New Roman" w:hAnsi="Times New Roman" w:eastAsia="Times New Roman"/>
+                <w:rFonts w:ascii="Arial" w:hAnsi="Arial"/>
                 <w:b/>
-                <w:color w:val="000000"/>
-                <w:sz w:val="16"/>
+                <w:sz w:val="17"/>
               </w:rPr>
               <w:t>Local evidence</w:t>
             </w:r>
@@ -3511,25 +2052,14 @@
         </w:tc>
         <w:tc>
           <w:tcPr>
-            <w:tcW w:type="dxa" w:w="2340"/>
-            <w:vAlign w:val="center"/>
-            <w:tcMar>
-              <w:top w:w="90" w:type="dxa"/>
-              <w:start w:w="90" w:type="dxa"/>
-              <w:bottom w:w="90" w:type="dxa"/>
-              <w:end w:w="90" w:type="dxa"/>
-            </w:tcMar>
+            <w:tcW w:type="dxa" w:w="2765"/>
           </w:tcPr>
           <w:p>
-            <w:pPr>
-              <w:spacing w:before="0" w:after="0" w:line="240" w:lineRule="auto"/>
-            </w:pPr>
             <w:r>
               <w:rPr>
-                <w:rFonts w:ascii="Times New Roman" w:hAnsi="Times New Roman" w:eastAsia="Times New Roman"/>
+                <w:rFonts w:ascii="Arial" w:hAnsi="Arial"/>
                 <w:b/>
-                <w:color w:val="000000"/>
-                <w:sz w:val="16"/>
+                <w:sz w:val="17"/>
               </w:rPr>
               <w:t>Main decision</w:t>
             </w:r>
@@ -3537,25 +2067,29 @@
         </w:tc>
         <w:tc>
           <w:tcPr>
-            <w:tcW w:type="dxa" w:w="2340"/>
-            <w:vAlign w:val="center"/>
-            <w:tcMar>
-              <w:top w:w="90" w:type="dxa"/>
-              <w:start w:w="90" w:type="dxa"/>
-              <w:bottom w:w="90" w:type="dxa"/>
-              <w:end w:w="90" w:type="dxa"/>
-            </w:tcMar>
+            <w:tcW w:type="dxa" w:w="2765"/>
           </w:tcPr>
           <w:p>
-            <w:pPr>
-              <w:spacing w:before="0" w:after="0" w:line="240" w:lineRule="auto"/>
-            </w:pPr>
             <w:r>
               <w:rPr>
-                <w:rFonts w:ascii="Times New Roman" w:hAnsi="Times New Roman" w:eastAsia="Times New Roman"/>
+                <w:rFonts w:ascii="Arial" w:hAnsi="Arial"/>
                 <w:b/>
-                <w:color w:val="000000"/>
-                <w:sz w:val="16"/>
+                <w:sz w:val="17"/>
+              </w:rPr>
+              <w:t>Reason</w:t>
+            </w:r>
+          </w:p>
+        </w:tc>
+        <w:tc>
+          <w:tcPr>
+            <w:tcW w:type="dxa" w:w="2765"/>
+          </w:tcPr>
+          <w:p>
+            <w:r>
+              <w:rPr>
+                <w:rFonts w:ascii="Arial" w:hAnsi="Arial"/>
+                <w:b/>
+                <w:sz w:val="17"/>
               </w:rPr>
               <w:t>Effect on final system</w:t>
             </w:r>
@@ -3568,101 +2102,76 @@
         </w:trPr>
         <w:tc>
           <w:tcPr>
-            <w:tcW w:type="dxa" w:w="2340"/>
-            <w:vAlign w:val="center"/>
-            <w:tcMar>
-              <w:top w:w="90" w:type="dxa"/>
-              <w:start w:w="90" w:type="dxa"/>
-              <w:bottom w:w="90" w:type="dxa"/>
-              <w:end w:w="90" w:type="dxa"/>
-            </w:tcMar>
+            <w:tcW w:type="dxa" w:w="2765"/>
           </w:tcPr>
           <w:p>
-            <w:pPr>
-              <w:spacing w:before="0" w:after="0" w:line="240" w:lineRule="auto"/>
-            </w:pPr>
             <w:r>
               <w:rPr>
-                <w:rFonts w:ascii="Times New Roman" w:hAnsi="Times New Roman" w:eastAsia="Times New Roman"/>
-                <w:color w:val="000000"/>
-                <w:sz w:val="16"/>
+                <w:rFonts w:ascii="Arial" w:hAnsi="Arial"/>
+                <w:b w:val="0"/>
+                <w:sz w:val="17"/>
               </w:rPr>
-              <w:t>Course notebook 1</w:t>
+              <w:t>Course notebook 1: local LLM</w:t>
             </w:r>
           </w:p>
         </w:tc>
         <w:tc>
           <w:tcPr>
-            <w:tcW w:type="dxa" w:w="2340"/>
-            <w:vAlign w:val="center"/>
-            <w:tcMar>
-              <w:top w:w="90" w:type="dxa"/>
-              <w:start w:w="90" w:type="dxa"/>
-              <w:bottom w:w="90" w:type="dxa"/>
-              <w:end w:w="90" w:type="dxa"/>
-            </w:tcMar>
+            <w:tcW w:type="dxa" w:w="2765"/>
           </w:tcPr>
           <w:p>
-            <w:pPr>
-              <w:spacing w:before="0" w:after="0" w:line="240" w:lineRule="auto"/>
-            </w:pPr>
             <w:r>
               <w:rPr>
-                <w:rFonts w:ascii="Times New Roman" w:hAnsi="Times New Roman" w:eastAsia="Times New Roman"/>
-                <w:color w:val="000000"/>
-                <w:sz w:val="16"/>
+                <w:rFonts w:ascii="Arial" w:hAnsi="Arial"/>
+                <w:b w:val="0"/>
+                <w:sz w:val="17"/>
               </w:rPr>
-              <w:t>Downloads/1_LLM.ipynb; notebooks/1_LLM.ipynb</w:t>
+              <w:t>Course notebook file and repository copy `notebooks/1_LLM.ipynb`</w:t>
             </w:r>
           </w:p>
         </w:tc>
         <w:tc>
           <w:tcPr>
-            <w:tcW w:type="dxa" w:w="2340"/>
-            <w:vAlign w:val="center"/>
-            <w:tcMar>
-              <w:top w:w="90" w:type="dxa"/>
-              <w:start w:w="90" w:type="dxa"/>
-              <w:bottom w:w="90" w:type="dxa"/>
-              <w:end w:w="90" w:type="dxa"/>
-            </w:tcMar>
+            <w:tcW w:type="dxa" w:w="2765"/>
           </w:tcPr>
           <w:p>
-            <w:pPr>
-              <w:spacing w:before="0" w:after="0" w:line="240" w:lineRule="auto"/>
-            </w:pPr>
             <w:r>
               <w:rPr>
-                <w:rFonts w:ascii="Times New Roman" w:hAnsi="Times New Roman" w:eastAsia="Times New Roman"/>
-                <w:color w:val="000000"/>
-                <w:sz w:val="16"/>
+                <w:rFonts w:ascii="Arial" w:hAnsi="Arial"/>
+                <w:b w:val="0"/>
+                <w:sz w:val="17"/>
               </w:rPr>
-              <w:t>Use Python project scaffold with environment, config, model loader, engine, and main loop.</w:t>
+              <w:t>Start from a Python project pattern with environment.yml, .env, src/config.py, src/model_loader.py, src/engine.py, and main.py.</w:t>
             </w:r>
           </w:p>
         </w:tc>
         <w:tc>
           <w:tcPr>
-            <w:tcW w:type="dxa" w:w="2340"/>
-            <w:vAlign w:val="center"/>
-            <w:tcMar>
-              <w:top w:w="90" w:type="dxa"/>
-              <w:start w:w="90" w:type="dxa"/>
-              <w:bottom w:w="90" w:type="dxa"/>
-              <w:end w:w="90" w:type="dxa"/>
-            </w:tcMar>
+            <w:tcW w:type="dxa" w:w="2765"/>
           </w:tcPr>
           <w:p>
-            <w:pPr>
-              <w:spacing w:before="0" w:after="0" w:line="240" w:lineRule="auto"/>
-            </w:pPr>
             <w:r>
               <w:rPr>
-                <w:rFonts w:ascii="Times New Roman" w:hAnsi="Times New Roman" w:eastAsia="Times New Roman"/>
-                <w:color w:val="000000"/>
-                <w:sz w:val="16"/>
+                <w:rFonts w:ascii="Arial" w:hAnsi="Arial"/>
+                <w:b w:val="0"/>
+                <w:sz w:val="17"/>
               </w:rPr>
-              <w:t>Final repository kept separated configuration, model loading, engine, and app modules.</w:t>
+              <w:t>The course notebook provided a simple, reproducible local LLM scaffold.</w:t>
+            </w:r>
+          </w:p>
+        </w:tc>
+        <w:tc>
+          <w:tcPr>
+            <w:tcW w:type="dxa" w:w="2765"/>
+          </w:tcPr>
+          <w:p>
+            <w:r>
+              <w:rPr>
+                <w:rFonts w:ascii="Arial" w:hAnsi="Arial"/>
+                <w:b w:val="0"/>
+                <w:sz w:val="17"/>
+              </w:rPr>
+              <w:t>The final project kept the separated configuration, model-loading, engine, and app structure.</w:t>
             </w:r>
           </w:p>
         </w:tc>
@@ -3673,101 +2182,76 @@
         </w:trPr>
         <w:tc>
           <w:tcPr>
-            <w:tcW w:type="dxa" w:w="2340"/>
-            <w:vAlign w:val="center"/>
-            <w:tcMar>
-              <w:top w:w="90" w:type="dxa"/>
-              <w:start w:w="90" w:type="dxa"/>
-              <w:bottom w:w="90" w:type="dxa"/>
-              <w:end w:w="90" w:type="dxa"/>
-            </w:tcMar>
+            <w:tcW w:type="dxa" w:w="2765"/>
           </w:tcPr>
           <w:p>
-            <w:pPr>
-              <w:spacing w:before="0" w:after="0" w:line="240" w:lineRule="auto"/>
-            </w:pPr>
             <w:r>
               <w:rPr>
-                <w:rFonts w:ascii="Times New Roman" w:hAnsi="Times New Roman" w:eastAsia="Times New Roman"/>
-                <w:color w:val="000000"/>
-                <w:sz w:val="16"/>
+                <w:rFonts w:ascii="Arial" w:hAnsi="Arial"/>
+                <w:b w:val="0"/>
+                <w:sz w:val="17"/>
               </w:rPr>
-              <w:t>Course notebook 2</w:t>
+              <w:t>Course notebook 2: chatbot</w:t>
             </w:r>
           </w:p>
         </w:tc>
         <w:tc>
           <w:tcPr>
-            <w:tcW w:type="dxa" w:w="2340"/>
-            <w:vAlign w:val="center"/>
-            <w:tcMar>
-              <w:top w:w="90" w:type="dxa"/>
-              <w:start w:w="90" w:type="dxa"/>
-              <w:bottom w:w="90" w:type="dxa"/>
-              <w:end w:w="90" w:type="dxa"/>
-            </w:tcMar>
+            <w:tcW w:type="dxa" w:w="2765"/>
           </w:tcPr>
           <w:p>
-            <w:pPr>
-              <w:spacing w:before="0" w:after="0" w:line="240" w:lineRule="auto"/>
-            </w:pPr>
             <w:r>
               <w:rPr>
-                <w:rFonts w:ascii="Times New Roman" w:hAnsi="Times New Roman" w:eastAsia="Times New Roman"/>
-                <w:color w:val="000000"/>
-                <w:sz w:val="16"/>
+                <w:rFonts w:ascii="Arial" w:hAnsi="Arial"/>
+                <w:b w:val="0"/>
+                <w:sz w:val="17"/>
               </w:rPr>
-              <w:t>Downloads/2_chatbot.ipynb; notebooks/2_chatbot.ipynb</w:t>
+              <w:t>Course notebook file and repository copy `notebooks/2_chatbot.ipynb`</w:t>
             </w:r>
           </w:p>
         </w:tc>
         <w:tc>
           <w:tcPr>
-            <w:tcW w:type="dxa" w:w="2340"/>
-            <w:vAlign w:val="center"/>
-            <w:tcMar>
-              <w:top w:w="90" w:type="dxa"/>
-              <w:start w:w="90" w:type="dxa"/>
-              <w:bottom w:w="90" w:type="dxa"/>
-              <w:end w:w="90" w:type="dxa"/>
-            </w:tcMar>
+            <w:tcW w:type="dxa" w:w="2765"/>
           </w:tcPr>
           <w:p>
-            <w:pPr>
-              <w:spacing w:before="0" w:after="0" w:line="240" w:lineRule="auto"/>
-            </w:pPr>
             <w:r>
               <w:rPr>
-                <w:rFonts w:ascii="Times New Roman" w:hAnsi="Times New Roman" w:eastAsia="Times New Roman"/>
-                <w:color w:val="000000"/>
-                <w:sz w:val="16"/>
+                <w:rFonts w:ascii="Arial" w:hAnsi="Arial"/>
+                <w:b w:val="0"/>
+                <w:sz w:val="17"/>
               </w:rPr>
-              <w:t>Add chatbot behavior and system prompt.</w:t>
+              <w:t>Add a chat interface and system prompt rather than a one-shot completion loop.</w:t>
             </w:r>
           </w:p>
         </w:tc>
         <w:tc>
           <w:tcPr>
-            <w:tcW w:type="dxa" w:w="2340"/>
-            <w:vAlign w:val="center"/>
-            <w:tcMar>
-              <w:top w:w="90" w:type="dxa"/>
-              <w:start w:w="90" w:type="dxa"/>
-              <w:bottom w:w="90" w:type="dxa"/>
-              <w:end w:w="90" w:type="dxa"/>
-            </w:tcMar>
+            <w:tcW w:type="dxa" w:w="2765"/>
           </w:tcPr>
           <w:p>
-            <w:pPr>
-              <w:spacing w:before="0" w:after="0" w:line="240" w:lineRule="auto"/>
-            </w:pPr>
             <w:r>
               <w:rPr>
-                <w:rFonts w:ascii="Times New Roman" w:hAnsi="Times New Roman" w:eastAsia="Times New Roman"/>
-                <w:color w:val="000000"/>
-                <w:sz w:val="16"/>
+                <w:rFonts w:ascii="Arial" w:hAnsi="Arial"/>
+                <w:b w:val="0"/>
+                <w:sz w:val="17"/>
               </w:rPr>
-              <w:t>Final app kept an interactive question-answer interface.</w:t>
+              <w:t>The target use case was question answering by regulatory users.</w:t>
+            </w:r>
+          </w:p>
+        </w:tc>
+        <w:tc>
+          <w:tcPr>
+            <w:tcW w:type="dxa" w:w="2765"/>
+          </w:tcPr>
+          <w:p>
+            <w:r>
+              <w:rPr>
+                <w:rFonts w:ascii="Arial" w:hAnsi="Arial"/>
+                <w:b w:val="0"/>
+                <w:sz w:val="17"/>
+              </w:rPr>
+              <w:t>The final app kept an interactive Streamlit question-answer interface, although the final evaluation used scripted runs.</w:t>
             </w:r>
           </w:p>
         </w:tc>
@@ -3778,101 +2262,76 @@
         </w:trPr>
         <w:tc>
           <w:tcPr>
-            <w:tcW w:type="dxa" w:w="2340"/>
-            <w:vAlign w:val="center"/>
-            <w:tcMar>
-              <w:top w:w="90" w:type="dxa"/>
-              <w:start w:w="90" w:type="dxa"/>
-              <w:bottom w:w="90" w:type="dxa"/>
-              <w:end w:w="90" w:type="dxa"/>
-            </w:tcMar>
+            <w:tcW w:type="dxa" w:w="2765"/>
           </w:tcPr>
           <w:p>
-            <w:pPr>
-              <w:spacing w:before="0" w:after="0" w:line="240" w:lineRule="auto"/>
-            </w:pPr>
             <w:r>
               <w:rPr>
-                <w:rFonts w:ascii="Times New Roman" w:hAnsi="Times New Roman" w:eastAsia="Times New Roman"/>
-                <w:color w:val="000000"/>
-                <w:sz w:val="16"/>
+                <w:rFonts w:ascii="Arial" w:hAnsi="Arial"/>
+                <w:b w:val="0"/>
+                <w:sz w:val="17"/>
               </w:rPr>
-              <w:t>Course notebook 3</w:t>
+              <w:t>Course notebook 3: generic RAG</w:t>
             </w:r>
           </w:p>
         </w:tc>
         <w:tc>
           <w:tcPr>
-            <w:tcW w:type="dxa" w:w="2340"/>
-            <w:vAlign w:val="center"/>
-            <w:tcMar>
-              <w:top w:w="90" w:type="dxa"/>
-              <w:start w:w="90" w:type="dxa"/>
-              <w:bottom w:w="90" w:type="dxa"/>
-              <w:end w:w="90" w:type="dxa"/>
-            </w:tcMar>
+            <w:tcW w:type="dxa" w:w="2765"/>
           </w:tcPr>
           <w:p>
-            <w:pPr>
-              <w:spacing w:before="0" w:after="0" w:line="240" w:lineRule="auto"/>
-            </w:pPr>
             <w:r>
               <w:rPr>
-                <w:rFonts w:ascii="Times New Roman" w:hAnsi="Times New Roman" w:eastAsia="Times New Roman"/>
-                <w:color w:val="000000"/>
-                <w:sz w:val="16"/>
+                <w:rFonts w:ascii="Arial" w:hAnsi="Arial"/>
+                <w:b w:val="0"/>
+                <w:sz w:val="17"/>
               </w:rPr>
-              <w:t>Downloads/3_rag.ipynb; notebooks/3_rag.ipynb</w:t>
+              <w:t>Course notebook file and repository copy `notebooks/3_rag.ipynb`</w:t>
             </w:r>
           </w:p>
         </w:tc>
         <w:tc>
           <w:tcPr>
-            <w:tcW w:type="dxa" w:w="2340"/>
-            <w:vAlign w:val="center"/>
-            <w:tcMar>
-              <w:top w:w="90" w:type="dxa"/>
-              <w:start w:w="90" w:type="dxa"/>
-              <w:bottom w:w="90" w:type="dxa"/>
-              <w:end w:w="90" w:type="dxa"/>
-            </w:tcMar>
+            <w:tcW w:type="dxa" w:w="2765"/>
           </w:tcPr>
           <w:p>
-            <w:pPr>
-              <w:spacing w:before="0" w:after="0" w:line="240" w:lineRule="auto"/>
-            </w:pPr>
             <w:r>
               <w:rPr>
-                <w:rFonts w:ascii="Times New Roman" w:hAnsi="Times New Roman" w:eastAsia="Times New Roman"/>
-                <w:color w:val="000000"/>
-                <w:sz w:val="16"/>
+                <w:rFonts w:ascii="Arial" w:hAnsi="Arial"/>
+                <w:b w:val="0"/>
+                <w:sz w:val="17"/>
               </w:rPr>
-              <w:t>Adapt simple RAG from generic text to selected ANVISA documents.</w:t>
+              <w:t>Replace the demonstration corpus with selected ANVISA text files.</w:t>
             </w:r>
           </w:p>
         </w:tc>
         <w:tc>
           <w:tcPr>
-            <w:tcW w:type="dxa" w:w="2340"/>
-            <w:vAlign w:val="center"/>
-            <w:tcMar>
-              <w:top w:w="90" w:type="dxa"/>
-              <w:start w:w="90" w:type="dxa"/>
-              <w:bottom w:w="90" w:type="dxa"/>
-              <w:end w:w="90" w:type="dxa"/>
-            </w:tcMar>
+            <w:tcW w:type="dxa" w:w="2765"/>
           </w:tcPr>
           <w:p>
-            <w:pPr>
-              <w:spacing w:before="0" w:after="0" w:line="240" w:lineRule="auto"/>
-            </w:pPr>
             <w:r>
               <w:rPr>
-                <w:rFonts w:ascii="Times New Roman" w:hAnsi="Times New Roman" w:eastAsia="Times New Roman"/>
-                <w:color w:val="000000"/>
-                <w:sz w:val="16"/>
+                <w:rFonts w:ascii="Arial" w:hAnsi="Arial"/>
+                <w:b w:val="0"/>
+                <w:sz w:val="17"/>
               </w:rPr>
-              <w:t>The corpus became closed and regulatory rather than generic.</w:t>
+              <w:t>The project idea was to adapt the teaching RAG workflow from a generic text example to regulatory documents.</w:t>
+            </w:r>
+          </w:p>
+        </w:tc>
+        <w:tc>
+          <w:tcPr>
+            <w:tcW w:type="dxa" w:w="2765"/>
+          </w:tcPr>
+          <w:p>
+            <w:r>
+              <w:rPr>
+                <w:rFonts w:ascii="Arial" w:hAnsi="Arial"/>
+                <w:b w:val="0"/>
+                <w:sz w:val="17"/>
+              </w:rPr>
+              <w:t>The data folder became a closed ANVISA corpus rather than an open web or general-document system.</w:t>
             </w:r>
           </w:p>
         </w:tc>
@@ -3883,24 +2342,14 @@
         </w:trPr>
         <w:tc>
           <w:tcPr>
-            <w:tcW w:type="dxa" w:w="2340"/>
-            <w:vAlign w:val="center"/>
-            <w:tcMar>
-              <w:top w:w="90" w:type="dxa"/>
-              <w:start w:w="90" w:type="dxa"/>
-              <w:bottom w:w="90" w:type="dxa"/>
-              <w:end w:w="90" w:type="dxa"/>
-            </w:tcMar>
+            <w:tcW w:type="dxa" w:w="2765"/>
           </w:tcPr>
           <w:p>
-            <w:pPr>
-              <w:spacing w:before="0" w:after="0" w:line="240" w:lineRule="auto"/>
-            </w:pPr>
             <w:r>
               <w:rPr>
-                <w:rFonts w:ascii="Times New Roman" w:hAnsi="Times New Roman" w:eastAsia="Times New Roman"/>
-                <w:color w:val="000000"/>
-                <w:sz w:val="16"/>
+                <w:rFonts w:ascii="Arial" w:hAnsi="Arial"/>
+                <w:b w:val="0"/>
+                <w:sz w:val="17"/>
               </w:rPr>
               <w:t>Borrowed Shenia source</w:t>
             </w:r>
@@ -3908,76 +2357,61 @@
         </w:tc>
         <w:tc>
           <w:tcPr>
-            <w:tcW w:type="dxa" w:w="2340"/>
-            <w:vAlign w:val="center"/>
-            <w:tcMar>
-              <w:top w:w="90" w:type="dxa"/>
-              <w:start w:w="90" w:type="dxa"/>
-              <w:bottom w:w="90" w:type="dxa"/>
-              <w:end w:w="90" w:type="dxa"/>
-            </w:tcMar>
+            <w:tcW w:type="dxa" w:w="2765"/>
           </w:tcPr>
           <w:p>
-            <w:pPr>
-              <w:spacing w:before="0" w:after="0" w:line="240" w:lineRule="auto"/>
-            </w:pPr>
             <w:r>
               <w:rPr>
-                <w:rFonts w:ascii="Times New Roman" w:hAnsi="Times New Roman" w:eastAsia="Times New Roman"/>
-                <w:color w:val="000000"/>
-                <w:sz w:val="16"/>
+                <w:rFonts w:ascii="Arial" w:hAnsi="Arial"/>
+                <w:b w:val="0"/>
+                <w:sz w:val="17"/>
               </w:rPr>
-              <w:t>src_RAG_Shenia/engine.py</w:t>
+              <w:t>src_RAG_Shenia/engine.py in the recovered project</w:t>
             </w:r>
           </w:p>
         </w:tc>
         <w:tc>
           <w:tcPr>
-            <w:tcW w:type="dxa" w:w="2340"/>
-            <w:vAlign w:val="center"/>
-            <w:tcMar>
-              <w:top w:w="90" w:type="dxa"/>
-              <w:start w:w="90" w:type="dxa"/>
-              <w:bottom w:w="90" w:type="dxa"/>
-              <w:end w:w="90" w:type="dxa"/>
-            </w:tcMar>
+            <w:tcW w:type="dxa" w:w="2765"/>
           </w:tcPr>
           <w:p>
-            <w:pPr>
-              <w:spacing w:before="0" w:after="0" w:line="240" w:lineRule="auto"/>
-            </w:pPr>
             <w:r>
               <w:rPr>
-                <w:rFonts w:ascii="Times New Roman" w:hAnsi="Times New Roman" w:eastAsia="Times New Roman"/>
-                <w:color w:val="000000"/>
-                <w:sz w:val="16"/>
+                <w:rFonts w:ascii="Arial" w:hAnsi="Arial"/>
+                <w:b w:val="0"/>
+                <w:sz w:val="17"/>
               </w:rPr>
-              <w:t>Evaluate semantic splitting, HyDE, reranking, and chat memory ideas.</w:t>
+              <w:t>Test a stronger RAG pattern using semantic splitting, HyDE, reranking, and chat memory.</w:t>
             </w:r>
           </w:p>
         </w:tc>
         <w:tc>
           <w:tcPr>
-            <w:tcW w:type="dxa" w:w="2340"/>
-            <w:vAlign w:val="center"/>
-            <w:tcMar>
-              <w:top w:w="90" w:type="dxa"/>
-              <w:start w:w="90" w:type="dxa"/>
-              <w:bottom w:w="90" w:type="dxa"/>
-              <w:end w:w="90" w:type="dxa"/>
-            </w:tcMar>
+            <w:tcW w:type="dxa" w:w="2765"/>
           </w:tcPr>
           <w:p>
-            <w:pPr>
-              <w:spacing w:before="0" w:after="0" w:line="240" w:lineRule="auto"/>
-            </w:pPr>
             <w:r>
               <w:rPr>
-                <w:rFonts w:ascii="Times New Roman" w:hAnsi="Times New Roman" w:eastAsia="Times New Roman"/>
-                <w:color w:val="000000"/>
-                <w:sz w:val="16"/>
+                <w:rFonts w:ascii="Arial" w:hAnsi="Arial"/>
+                <w:b w:val="0"/>
+                <w:sz w:val="17"/>
               </w:rPr>
-              <w:t>Reranking was retained conceptually; the final system used article-aware regulatory indexing instead.</w:t>
+              <w:t>The borrowed source worked in another project and showed useful retrieval options beyond the teacher notebook.</w:t>
+            </w:r>
+          </w:p>
+        </w:tc>
+        <w:tc>
+          <w:tcPr>
+            <w:tcW w:type="dxa" w:w="2765"/>
+          </w:tcPr>
+          <w:p>
+            <w:r>
+              <w:rPr>
+                <w:rFonts w:ascii="Arial" w:hAnsi="Arial"/>
+                <w:b w:val="0"/>
+                <w:sz w:val="17"/>
+              </w:rPr>
+              <w:t>Some ideas were retained conceptually, especially reranking, but HyDE/semantic splitting/chat memory were not the final regulatory design.</w:t>
             </w:r>
           </w:p>
         </w:tc>
@@ -3988,24 +2422,14 @@
         </w:trPr>
         <w:tc>
           <w:tcPr>
-            <w:tcW w:type="dxa" w:w="2340"/>
-            <w:vAlign w:val="center"/>
-            <w:tcMar>
-              <w:top w:w="90" w:type="dxa"/>
-              <w:start w:w="90" w:type="dxa"/>
-              <w:bottom w:w="90" w:type="dxa"/>
-              <w:end w:w="90" w:type="dxa"/>
-            </w:tcMar>
+            <w:tcW w:type="dxa" w:w="2765"/>
           </w:tcPr>
           <w:p>
-            <w:pPr>
-              <w:spacing w:before="0" w:after="0" w:line="240" w:lineRule="auto"/>
-            </w:pPr>
             <w:r>
               <w:rPr>
-                <w:rFonts w:ascii="Times New Roman" w:hAnsi="Times New Roman" w:eastAsia="Times New Roman"/>
-                <w:color w:val="000000"/>
-                <w:sz w:val="16"/>
+                <w:rFonts w:ascii="Arial" w:hAnsi="Arial"/>
+                <w:b w:val="0"/>
+                <w:sz w:val="17"/>
               </w:rPr>
               <w:t>First ANVISA implementation</w:t>
             </w:r>
@@ -4013,76 +2437,61 @@
         </w:tc>
         <w:tc>
           <w:tcPr>
-            <w:tcW w:type="dxa" w:w="2340"/>
-            <w:vAlign w:val="center"/>
-            <w:tcMar>
-              <w:top w:w="90" w:type="dxa"/>
-              <w:start w:w="90" w:type="dxa"/>
-              <w:bottom w:w="90" w:type="dxa"/>
-              <w:end w:w="90" w:type="dxa"/>
-            </w:tcMar>
+            <w:tcW w:type="dxa" w:w="2765"/>
           </w:tcPr>
           <w:p>
-            <w:pPr>
-              <w:spacing w:before="0" w:after="0" w:line="240" w:lineRule="auto"/>
-            </w:pPr>
             <w:r>
               <w:rPr>
-                <w:rFonts w:ascii="Times New Roman" w:hAnsi="Times New Roman" w:eastAsia="Times New Roman"/>
-                <w:color w:val="000000"/>
-                <w:sz w:val="16"/>
+                <w:rFonts w:ascii="Arial" w:hAnsi="Arial"/>
+                <w:b w:val="0"/>
+                <w:sz w:val="17"/>
               </w:rPr>
-              <w:t>/Users/cmontefusco/Coding_projects/Rag_project</w:t>
+              <w:t>Recovered ANVISA RAG project folder and Codex recovered copy</w:t>
             </w:r>
           </w:p>
         </w:tc>
         <w:tc>
           <w:tcPr>
-            <w:tcW w:type="dxa" w:w="2340"/>
-            <w:vAlign w:val="center"/>
-            <w:tcMar>
-              <w:top w:w="90" w:type="dxa"/>
-              <w:start w:w="90" w:type="dxa"/>
-              <w:bottom w:w="90" w:type="dxa"/>
-              <w:end w:w="90" w:type="dxa"/>
-            </w:tcMar>
+            <w:tcW w:type="dxa" w:w="2765"/>
           </w:tcPr>
           <w:p>
-            <w:pPr>
-              <w:spacing w:before="0" w:after="0" w:line="240" w:lineRule="auto"/>
-            </w:pPr>
             <w:r>
               <w:rPr>
-                <w:rFonts w:ascii="Times New Roman" w:hAnsi="Times New Roman" w:eastAsia="Times New Roman"/>
-                <w:color w:val="000000"/>
-                <w:sz w:val="16"/>
+                <w:rFonts w:ascii="Arial" w:hAnsi="Arial"/>
+                <w:b w:val="0"/>
+                <w:sz w:val="17"/>
               </w:rPr>
-              <w:t>Build ANVISA app and index ANVISA text files.</w:t>
+              <w:t>Build an ANVISA Streamlit app with LlamaIndex, local embeddings, Gemini, and indexed ANVISA text files.</w:t>
             </w:r>
           </w:p>
         </w:tc>
         <w:tc>
           <w:tcPr>
-            <w:tcW w:type="dxa" w:w="2340"/>
-            <w:vAlign w:val="center"/>
-            <w:tcMar>
-              <w:top w:w="90" w:type="dxa"/>
-              <w:start w:w="90" w:type="dxa"/>
-              <w:bottom w:w="90" w:type="dxa"/>
-              <w:end w:w="90" w:type="dxa"/>
-            </w:tcMar>
+            <w:tcW w:type="dxa" w:w="2765"/>
           </w:tcPr>
           <w:p>
-            <w:pPr>
-              <w:spacing w:before="0" w:after="0" w:line="240" w:lineRule="auto"/>
-            </w:pPr>
             <w:r>
               <w:rPr>
-                <w:rFonts w:ascii="Times New Roman" w:hAnsi="Times New Roman" w:eastAsia="Times New Roman"/>
-                <w:color w:val="000000"/>
-                <w:sz w:val="16"/>
+                <w:rFonts w:ascii="Arial" w:hAnsi="Arial"/>
+                <w:b w:val="0"/>
+                <w:sz w:val="17"/>
               </w:rPr>
-              <w:t>This recovered folder is the best local ancestor of the publication repository.</w:t>
+              <w:t>The original DSAI2 project folder was later moved; the recovered project contains the app, ANVISA data, cleaned_data, evaluation notebooks, and vector stores.</w:t>
+            </w:r>
+          </w:p>
+        </w:tc>
+        <w:tc>
+          <w:tcPr>
+            <w:tcW w:type="dxa" w:w="2765"/>
+          </w:tcPr>
+          <w:p>
+            <w:r>
+              <w:rPr>
+                <w:rFonts w:ascii="Arial" w:hAnsi="Arial"/>
+                <w:b w:val="0"/>
+                <w:sz w:val="17"/>
+              </w:rPr>
+              <w:t>This is the local ancestor of the publication repository.</w:t>
             </w:r>
           </w:p>
         </w:tc>
@@ -4093,239 +2502,76 @@
         </w:trPr>
         <w:tc>
           <w:tcPr>
-            <w:tcW w:type="dxa" w:w="2340"/>
-            <w:vAlign w:val="center"/>
-            <w:tcMar>
-              <w:top w:w="90" w:type="dxa"/>
-              <w:start w:w="90" w:type="dxa"/>
-              <w:bottom w:w="90" w:type="dxa"/>
-              <w:end w:w="90" w:type="dxa"/>
-            </w:tcMar>
+            <w:tcW w:type="dxa" w:w="2765"/>
           </w:tcPr>
           <w:p>
-            <w:pPr>
-              <w:spacing w:before="0" w:after="0" w:line="240" w:lineRule="auto"/>
-            </w:pPr>
             <w:r>
               <w:rPr>
-                <w:rFonts w:ascii="Times New Roman" w:hAnsi="Times New Roman" w:eastAsia="Times New Roman"/>
-                <w:color w:val="000000"/>
-                <w:sz w:val="16"/>
+                <w:rFonts w:ascii="Arial" w:hAnsi="Arial"/>
+                <w:b w:val="0"/>
+                <w:sz w:val="17"/>
               </w:rPr>
-              <w:t>Publication pipeline</w:t>
+              <w:t>Environment failure</w:t>
             </w:r>
           </w:p>
         </w:tc>
         <w:tc>
           <w:tcPr>
-            <w:tcW w:type="dxa" w:w="2340"/>
-            <w:vAlign w:val="center"/>
-            <w:tcMar>
-              <w:top w:w="90" w:type="dxa"/>
-              <w:start w:w="90" w:type="dxa"/>
-              <w:bottom w:w="90" w:type="dxa"/>
-              <w:end w:w="90" w:type="dxa"/>
-            </w:tcMar>
+            <w:tcW w:type="dxa" w:w="2765"/>
           </w:tcPr>
           <w:p>
-            <w:pPr>
-              <w:spacing w:before="0" w:after="0" w:line="240" w:lineRule="auto"/>
-            </w:pPr>
             <w:r>
               <w:rPr>
-                <w:rFonts w:ascii="Times New Roman" w:hAnsi="Times New Roman" w:eastAsia="Times New Roman"/>
-                <w:color w:val="000000"/>
-                <w:sz w:val="16"/>
+                <w:rFonts w:ascii="Arial" w:hAnsi="Arial"/>
+                <w:b w:val="0"/>
+                <w:sz w:val="17"/>
               </w:rPr>
-              <w:t>src/article_chunking.py; src/retrieval.py; src/prompts.py; evaluation/publication_eval.py</w:t>
+              <w:t>Early app traceback: ModuleNotFoundError for llama_index</w:t>
             </w:r>
           </w:p>
         </w:tc>
         <w:tc>
           <w:tcPr>
-            <w:tcW w:type="dxa" w:w="2340"/>
-            <w:vAlign w:val="center"/>
-            <w:tcMar>
-              <w:top w:w="90" w:type="dxa"/>
-              <w:start w:w="90" w:type="dxa"/>
-              <w:bottom w:w="90" w:type="dxa"/>
-              <w:end w:w="90" w:type="dxa"/>
-            </w:tcMar>
+            <w:tcW w:type="dxa" w:w="2765"/>
           </w:tcPr>
           <w:p>
-            <w:pPr>
-              <w:spacing w:before="0" w:after="0" w:line="240" w:lineRule="auto"/>
-            </w:pPr>
             <w:r>
               <w:rPr>
-                <w:rFonts w:ascii="Times New Roman" w:hAnsi="Times New Roman" w:eastAsia="Times New Roman"/>
-                <w:color w:val="000000"/>
-                <w:sz w:val="16"/>
+                <w:rFonts w:ascii="Arial" w:hAnsi="Arial"/>
+                <w:b w:val="0"/>
+                <w:sz w:val="17"/>
               </w:rPr>
-              <w:t>Add cleaning, article chunks, hybrid retrieval, reranking, bilingual anchors, citation/refusal rules, and AI judging.</w:t>
+              <w:t>Treat dependency setup as part of reproducibility rather than an incidental app problem.</w:t>
             </w:r>
           </w:p>
         </w:tc>
         <w:tc>
           <w:tcPr>
-            <w:tcW w:type="dxa" w:w="2340"/>
-            <w:vAlign w:val="center"/>
-            <w:tcMar>
-              <w:top w:w="90" w:type="dxa"/>
-              <w:start w:w="90" w:type="dxa"/>
-              <w:bottom w:w="90" w:type="dxa"/>
-              <w:end w:w="90" w:type="dxa"/>
-            </w:tcMar>
+            <w:tcW w:type="dxa" w:w="2765"/>
           </w:tcPr>
           <w:p>
-            <w:pPr>
-              <w:spacing w:before="0" w:after="0" w:line="240" w:lineRule="auto"/>
-            </w:pPr>
             <w:r>
               <w:rPr>
-                <w:rFonts w:ascii="Times New Roman" w:hAnsi="Times New Roman" w:eastAsia="Times New Roman"/>
-                <w:color w:val="000000"/>
-                <w:sz w:val="16"/>
+                <w:rFonts w:ascii="Arial" w:hAnsi="Arial"/>
+                <w:b w:val="0"/>
+                <w:sz w:val="17"/>
               </w:rPr>
-              <w:t>The final claim became closed-corpus traceable information access, not regulatory advice.</w:t>
-            </w:r>
-          </w:p>
-        </w:tc>
-      </w:tr>
-    </w:tbl>
-    <w:p>
-      <w:pPr>
-        <w:pStyle w:val="Heading1"/>
-      </w:pPr>
-      <w:r>
-        <w:rPr>
-          <w:rFonts w:ascii="Times New Roman" w:hAnsi="Times New Roman" w:eastAsia="Times New Roman"/>
-          <w:b/>
-          <w:color w:val="000000"/>
-          <w:sz w:val="24"/>
-        </w:rPr>
-        <w:t>Supplementary Table S6. Investigation of saturated internal metrics</w:t>
-      </w:r>
-    </w:p>
-    <w:tbl>
-      <w:tblPr>
-        <w:tblStyle w:val="TableGrid"/>
-        <w:tblW w:type="auto" w:w="0"/>
-        <w:jc w:val="center"/>
-        <w:tblLayout w:type="autofit"/>
-        <w:tblLook w:firstColumn="1" w:firstRow="1" w:lastColumn="0" w:lastRow="0" w:noHBand="0" w:noVBand="1" w:val="04A0"/>
-      </w:tblPr>
-      <w:tblGrid>
-        <w:gridCol w:w="2340"/>
-        <w:gridCol w:w="2340"/>
-        <w:gridCol w:w="2340"/>
-        <w:gridCol w:w="2340"/>
-      </w:tblGrid>
-      <w:tr>
-        <w:trPr>
-          <w:cantSplit/>
-        </w:trPr>
-        <w:tc>
-          <w:tcPr>
-            <w:tcW w:type="dxa" w:w="2340"/>
-            <w:vAlign w:val="center"/>
-            <w:tcMar>
-              <w:top w:w="90" w:type="dxa"/>
-              <w:start w:w="90" w:type="dxa"/>
-              <w:bottom w:w="90" w:type="dxa"/>
-              <w:end w:w="90" w:type="dxa"/>
-            </w:tcMar>
-          </w:tcPr>
-          <w:p>
-            <w:pPr>
-              <w:spacing w:before="0" w:after="0" w:line="240" w:lineRule="auto"/>
-            </w:pPr>
-            <w:r>
-              <w:rPr>
-                <w:rFonts w:ascii="Times New Roman" w:hAnsi="Times New Roman" w:eastAsia="Times New Roman"/>
-                <w:b/>
-                <w:color w:val="000000"/>
-                <w:sz w:val="16"/>
-              </w:rPr>
-              <w:t>Observation</w:t>
+              <w:t>The app could not run without the correct conda/Python environment and LlamaIndex packages.</w:t>
             </w:r>
           </w:p>
         </w:tc>
         <w:tc>
           <w:tcPr>
-            <w:tcW w:type="dxa" w:w="2340"/>
-            <w:vAlign w:val="center"/>
-            <w:tcMar>
-              <w:top w:w="90" w:type="dxa"/>
-              <w:start w:w="90" w:type="dxa"/>
-              <w:bottom w:w="90" w:type="dxa"/>
-              <w:end w:w="90" w:type="dxa"/>
-            </w:tcMar>
+            <w:tcW w:type="dxa" w:w="2765"/>
           </w:tcPr>
           <w:p>
-            <w:pPr>
-              <w:spacing w:before="0" w:after="0" w:line="240" w:lineRule="auto"/>
-            </w:pPr>
             <w:r>
               <w:rPr>
-                <w:rFonts w:ascii="Times New Roman" w:hAnsi="Times New Roman" w:eastAsia="Times New Roman"/>
-                <w:b/>
-                <w:color w:val="000000"/>
-                <w:sz w:val="16"/>
+                <w:rFonts w:ascii="Arial" w:hAnsi="Arial"/>
+                <w:b w:val="0"/>
+                <w:sz w:val="17"/>
               </w:rPr>
-              <w:t>Why it was suspicious</w:t>
-            </w:r>
-          </w:p>
-        </w:tc>
-        <w:tc>
-          <w:tcPr>
-            <w:tcW w:type="dxa" w:w="2340"/>
-            <w:vAlign w:val="center"/>
-            <w:tcMar>
-              <w:top w:w="90" w:type="dxa"/>
-              <w:start w:w="90" w:type="dxa"/>
-              <w:bottom w:w="90" w:type="dxa"/>
-              <w:end w:w="90" w:type="dxa"/>
-            </w:tcMar>
-          </w:tcPr>
-          <w:p>
-            <w:pPr>
-              <w:spacing w:before="0" w:after="0" w:line="240" w:lineRule="auto"/>
-            </w:pPr>
-            <w:r>
-              <w:rPr>
-                <w:rFonts w:ascii="Times New Roman" w:hAnsi="Times New Roman" w:eastAsia="Times New Roman"/>
-                <w:b/>
-                <w:color w:val="000000"/>
-                <w:sz w:val="16"/>
-              </w:rPr>
-              <w:t>Investigation</w:t>
-            </w:r>
-          </w:p>
-        </w:tc>
-        <w:tc>
-          <w:tcPr>
-            <w:tcW w:type="dxa" w:w="2340"/>
-            <w:vAlign w:val="center"/>
-            <w:tcMar>
-              <w:top w:w="90" w:type="dxa"/>
-              <w:start w:w="90" w:type="dxa"/>
-              <w:bottom w:w="90" w:type="dxa"/>
-              <w:end w:w="90" w:type="dxa"/>
-            </w:tcMar>
-          </w:tcPr>
-          <w:p>
-            <w:pPr>
-              <w:spacing w:before="0" w:after="0" w:line="240" w:lineRule="auto"/>
-            </w:pPr>
-            <w:r>
-              <w:rPr>
-                <w:rFonts w:ascii="Times New Roman" w:hAnsi="Times New Roman" w:eastAsia="Times New Roman"/>
-                <w:b/>
-                <w:color w:val="000000"/>
-                <w:sz w:val="16"/>
-              </w:rPr>
-              <w:t>Reliability interpretation</w:t>
+              <w:t>Methods now report Python version, packages, and implementation files.</w:t>
             </w:r>
           </w:p>
         </w:tc>
@@ -4336,101 +2582,76 @@
         </w:trPr>
         <w:tc>
           <w:tcPr>
-            <w:tcW w:type="dxa" w:w="2340"/>
-            <w:vAlign w:val="center"/>
-            <w:tcMar>
-              <w:top w:w="90" w:type="dxa"/>
-              <w:start w:w="90" w:type="dxa"/>
-              <w:bottom w:w="90" w:type="dxa"/>
-              <w:end w:w="90" w:type="dxa"/>
-            </w:tcMar>
+            <w:tcW w:type="dxa" w:w="2765"/>
           </w:tcPr>
           <w:p>
-            <w:pPr>
-              <w:spacing w:before="0" w:after="0" w:line="240" w:lineRule="auto"/>
-            </w:pPr>
             <w:r>
               <w:rPr>
-                <w:rFonts w:ascii="Times New Roman" w:hAnsi="Times New Roman" w:eastAsia="Times New Roman"/>
-                <w:color w:val="000000"/>
-                <w:sz w:val="16"/>
+                <w:rFonts w:ascii="Arial" w:hAnsi="Arial"/>
+                <w:b w:val="0"/>
+                <w:sz w:val="17"/>
               </w:rPr>
-              <w:t>Internal refusal correctness was 1.000.</w:t>
+              <w:t>Corpus cleaning</w:t>
             </w:r>
           </w:p>
         </w:tc>
         <w:tc>
           <w:tcPr>
-            <w:tcW w:type="dxa" w:w="2340"/>
-            <w:vAlign w:val="center"/>
-            <w:tcMar>
-              <w:top w:w="90" w:type="dxa"/>
-              <w:start w:w="90" w:type="dxa"/>
-              <w:bottom w:w="90" w:type="dxa"/>
-              <w:end w:w="90" w:type="dxa"/>
-            </w:tcMar>
+            <w:tcW w:type="dxa" w:w="2765"/>
           </w:tcPr>
           <w:p>
-            <w:pPr>
-              <w:spacing w:before="0" w:after="0" w:line="240" w:lineRule="auto"/>
-            </w:pPr>
             <w:r>
               <w:rPr>
-                <w:rFonts w:ascii="Times New Roman" w:hAnsi="Times New Roman" w:eastAsia="Times New Roman"/>
-                <w:color w:val="000000"/>
-                <w:sz w:val="16"/>
+                <w:rFonts w:ascii="Arial" w:hAnsi="Arial"/>
+                <w:b w:val="0"/>
+                <w:sz w:val="17"/>
               </w:rPr>
-              <w:t>The benchmark and repairs were produced during development.</w:t>
+              <w:t>scripts/clean_regulatory_texts.py and reports/cleaned_data_audit.csv</w:t>
             </w:r>
           </w:p>
         </w:tc>
         <w:tc>
           <w:tcPr>
-            <w:tcW w:type="dxa" w:w="2340"/>
-            <w:vAlign w:val="center"/>
-            <w:tcMar>
-              <w:top w:w="90" w:type="dxa"/>
-              <w:start w:w="90" w:type="dxa"/>
-              <w:bottom w:w="90" w:type="dxa"/>
-              <w:end w:w="90" w:type="dxa"/>
-            </w:tcMar>
+            <w:tcW w:type="dxa" w:w="2765"/>
           </w:tcPr>
           <w:p>
-            <w:pPr>
-              <w:spacing w:before="0" w:after="0" w:line="240" w:lineRule="auto"/>
-            </w:pPr>
             <w:r>
               <w:rPr>
-                <w:rFonts w:ascii="Times New Roman" w:hAnsi="Times New Roman" w:eastAsia="Times New Roman"/>
-                <w:color w:val="000000"/>
-                <w:sz w:val="16"/>
+                <w:rFonts w:ascii="Arial" w:hAnsi="Arial"/>
+                <w:b w:val="0"/>
+                <w:sz w:val="17"/>
               </w:rPr>
-              <w:t>Ran an AI-authored prospective stress test once after freezing.</w:t>
+              <w:t>Create raw-to-cleaned source processing before indexing.</w:t>
             </w:r>
           </w:p>
         </w:tc>
         <w:tc>
           <w:tcPr>
-            <w:tcW w:type="dxa" w:w="2340"/>
-            <w:vAlign w:val="center"/>
-            <w:tcMar>
-              <w:top w:w="90" w:type="dxa"/>
-              <w:start w:w="90" w:type="dxa"/>
-              <w:bottom w:w="90" w:type="dxa"/>
-              <w:end w:w="90" w:type="dxa"/>
-            </w:tcMar>
+            <w:tcW w:type="dxa" w:w="2765"/>
           </w:tcPr>
           <w:p>
-            <w:pPr>
-              <w:spacing w:before="0" w:after="0" w:line="240" w:lineRule="auto"/>
-            </w:pPr>
             <w:r>
               <w:rPr>
-                <w:rFonts w:ascii="Times New Roman" w:hAnsi="Times New Roman" w:eastAsia="Times New Roman"/>
-                <w:color w:val="000000"/>
-                <w:sz w:val="16"/>
+                <w:rFonts w:ascii="Arial" w:hAnsi="Arial"/>
+                <w:b w:val="0"/>
+                <w:sz w:val="17"/>
               </w:rPr>
-              <w:t>The internal value was not used as proof of general refusal reliability.</w:t>
+              <w:t>Regulatory text exported from web/PDF-like sources contained markup and boilerplate.</w:t>
+            </w:r>
+          </w:p>
+        </w:tc>
+        <w:tc>
+          <w:tcPr>
+            <w:tcW w:type="dxa" w:w="2765"/>
+          </w:tcPr>
+          <w:p>
+            <w:r>
+              <w:rPr>
+                <w:rFonts w:ascii="Arial" w:hAnsi="Arial"/>
+                <w:b w:val="0"/>
+                <w:sz w:val="17"/>
+              </w:rPr>
+              <w:t>The final corpus is indexed from cleaned text, with source links and checksums supplied for reproducibility.</w:t>
             </w:r>
           </w:p>
         </w:tc>
@@ -4441,101 +2662,76 @@
         </w:trPr>
         <w:tc>
           <w:tcPr>
-            <w:tcW w:type="dxa" w:w="2340"/>
-            <w:vAlign w:val="center"/>
-            <w:tcMar>
-              <w:top w:w="90" w:type="dxa"/>
-              <w:start w:w="90" w:type="dxa"/>
-              <w:bottom w:w="90" w:type="dxa"/>
-              <w:end w:w="90" w:type="dxa"/>
-            </w:tcMar>
+            <w:tcW w:type="dxa" w:w="2765"/>
           </w:tcPr>
           <w:p>
-            <w:pPr>
-              <w:spacing w:before="0" w:after="0" w:line="240" w:lineRule="auto"/>
-            </w:pPr>
             <w:r>
               <w:rPr>
-                <w:rFonts w:ascii="Times New Roman" w:hAnsi="Times New Roman" w:eastAsia="Times New Roman"/>
-                <w:color w:val="000000"/>
-                <w:sz w:val="16"/>
+                <w:rFonts w:ascii="Arial" w:hAnsi="Arial"/>
+                <w:b w:val="0"/>
+                <w:sz w:val="17"/>
               </w:rPr>
-              <w:t>Post-repair values approached 1.000.</w:t>
+              <w:t>Article-aware indexing</w:t>
             </w:r>
           </w:p>
         </w:tc>
         <w:tc>
           <w:tcPr>
-            <w:tcW w:type="dxa" w:w="2340"/>
-            <w:vAlign w:val="center"/>
-            <w:tcMar>
-              <w:top w:w="90" w:type="dxa"/>
-              <w:start w:w="90" w:type="dxa"/>
-              <w:bottom w:w="90" w:type="dxa"/>
-              <w:end w:w="90" w:type="dxa"/>
-            </w:tcMar>
+            <w:tcW w:type="dxa" w:w="2765"/>
           </w:tcPr>
           <w:p>
-            <w:pPr>
-              <w:spacing w:before="0" w:after="0" w:line="240" w:lineRule="auto"/>
-            </w:pPr>
             <w:r>
               <w:rPr>
-                <w:rFonts w:ascii="Times New Roman" w:hAnsi="Times New Roman" w:eastAsia="Times New Roman"/>
-                <w:color w:val="000000"/>
-                <w:sz w:val="16"/>
+                <w:rFonts w:ascii="Arial" w:hAnsi="Arial"/>
+                <w:b w:val="0"/>
+                <w:sz w:val="17"/>
               </w:rPr>
-              <w:t>Repair sets were not paired repeats and followed error review.</w:t>
+              <w:t>src/article_chunking.py and reports/article_chunk_audit.json</w:t>
             </w:r>
           </w:p>
         </w:tc>
         <w:tc>
           <w:tcPr>
-            <w:tcW w:type="dxa" w:w="2340"/>
-            <w:vAlign w:val="center"/>
-            <w:tcMar>
-              <w:top w:w="90" w:type="dxa"/>
-              <w:start w:w="90" w:type="dxa"/>
-              <w:bottom w:w="90" w:type="dxa"/>
-              <w:end w:w="90" w:type="dxa"/>
-            </w:tcMar>
+            <w:tcW w:type="dxa" w:w="2765"/>
           </w:tcPr>
           <w:p>
-            <w:pPr>
-              <w:spacing w:before="0" w:after="0" w:line="240" w:lineRule="auto"/>
-            </w:pPr>
             <w:r>
               <w:rPr>
-                <w:rFonts w:ascii="Times New Roman" w:hAnsi="Times New Roman" w:eastAsia="Times New Roman"/>
-                <w:color w:val="000000"/>
-                <w:sz w:val="16"/>
+                <w:rFonts w:ascii="Arial" w:hAnsi="Arial"/>
+                <w:b w:val="0"/>
+                <w:sz w:val="17"/>
               </w:rPr>
-              <w:t>Reported Figure 3A as development history.</w:t>
+              <w:t>Use one article per chunk when possible, with document and article metadata.</w:t>
             </w:r>
           </w:p>
         </w:tc>
         <w:tc>
           <w:tcPr>
-            <w:tcW w:type="dxa" w:w="2340"/>
-            <w:vAlign w:val="center"/>
-            <w:tcMar>
-              <w:top w:w="90" w:type="dxa"/>
-              <w:start w:w="90" w:type="dxa"/>
-              <w:bottom w:w="90" w:type="dxa"/>
-              <w:end w:w="90" w:type="dxa"/>
-            </w:tcMar>
+            <w:tcW w:type="dxa" w:w="2765"/>
           </w:tcPr>
           <w:p>
-            <w:pPr>
-              <w:spacing w:before="0" w:after="0" w:line="240" w:lineRule="auto"/>
-            </w:pPr>
             <w:r>
               <w:rPr>
-                <w:rFonts w:ascii="Times New Roman" w:hAnsi="Times New Roman" w:eastAsia="Times New Roman"/>
-                <w:color w:val="000000"/>
-                <w:sz w:val="16"/>
+                <w:rFonts w:ascii="Arial" w:hAnsi="Arial"/>
+                <w:b w:val="0"/>
+                <w:sz w:val="17"/>
               </w:rPr>
-              <w:t>These values show controlled repair of known failure modes.</w:t>
+              <w:t>Regulatory questions usually map to articles, not arbitrary token windows.</w:t>
+            </w:r>
+          </w:p>
+        </w:tc>
+        <w:tc>
+          <w:tcPr>
+            <w:tcW w:type="dxa" w:w="2765"/>
+          </w:tcPr>
+          <w:p>
+            <w:r>
+              <w:rPr>
+                <w:rFonts w:ascii="Arial" w:hAnsi="Arial"/>
+                <w:b w:val="0"/>
+                <w:sz w:val="17"/>
+              </w:rPr>
+              <w:t>The final index contains 382 detected articles and 481 chunks.</w:t>
             </w:r>
           </w:p>
         </w:tc>
@@ -4546,101 +2742,76 @@
         </w:trPr>
         <w:tc>
           <w:tcPr>
-            <w:tcW w:type="dxa" w:w="2340"/>
-            <w:vAlign w:val="center"/>
-            <w:tcMar>
-              <w:top w:w="90" w:type="dxa"/>
-              <w:start w:w="90" w:type="dxa"/>
-              <w:bottom w:w="90" w:type="dxa"/>
-              <w:end w:w="90" w:type="dxa"/>
-            </w:tcMar>
+            <w:tcW w:type="dxa" w:w="2765"/>
           </w:tcPr>
           <w:p>
-            <w:pPr>
-              <w:spacing w:before="0" w:after="0" w:line="240" w:lineRule="auto"/>
-            </w:pPr>
             <w:r>
               <w:rPr>
-                <w:rFonts w:ascii="Times New Roman" w:hAnsi="Times New Roman" w:eastAsia="Times New Roman"/>
-                <w:color w:val="000000"/>
-                <w:sz w:val="16"/>
+                <w:rFonts w:ascii="Arial" w:hAnsi="Arial"/>
+                <w:b w:val="0"/>
+                <w:sz w:val="17"/>
               </w:rPr>
-              <w:t>Prospective faithfulness was also 1.000.</w:t>
+              <w:t>Hybrid retrieval</w:t>
             </w:r>
           </w:p>
         </w:tc>
         <w:tc>
           <w:tcPr>
-            <w:tcW w:type="dxa" w:w="2340"/>
-            <w:vAlign w:val="center"/>
-            <w:tcMar>
-              <w:top w:w="90" w:type="dxa"/>
-              <w:start w:w="90" w:type="dxa"/>
-              <w:bottom w:w="90" w:type="dxa"/>
-              <w:end w:w="90" w:type="dxa"/>
-            </w:tcMar>
+            <w:tcW w:type="dxa" w:w="2765"/>
           </w:tcPr>
           <w:p>
-            <w:pPr>
-              <w:spacing w:before="0" w:after="0" w:line="240" w:lineRule="auto"/>
-            </w:pPr>
             <w:r>
               <w:rPr>
-                <w:rFonts w:ascii="Times New Roman" w:hAnsi="Times New Roman" w:eastAsia="Times New Roman"/>
-                <w:color w:val="000000"/>
-                <w:sz w:val="16"/>
+                <w:rFonts w:ascii="Arial" w:hAnsi="Arial"/>
+                <w:b w:val="0"/>
+                <w:sz w:val="17"/>
               </w:rPr>
-              <w:t>Faithfulness can saturate for short cited answers.</w:t>
+              <w:t>src/retrieval.py</w:t>
             </w:r>
           </w:p>
         </w:tc>
         <w:tc>
           <w:tcPr>
-            <w:tcW w:type="dxa" w:w="2340"/>
-            <w:vAlign w:val="center"/>
-            <w:tcMar>
-              <w:top w:w="90" w:type="dxa"/>
-              <w:start w:w="90" w:type="dxa"/>
-              <w:bottom w:w="90" w:type="dxa"/>
-              <w:end w:w="90" w:type="dxa"/>
-            </w:tcMar>
+            <w:tcW w:type="dxa" w:w="2765"/>
           </w:tcPr>
           <w:p>
-            <w:pPr>
-              <w:spacing w:before="0" w:after="0" w:line="240" w:lineRule="auto"/>
-            </w:pPr>
             <w:r>
               <w:rPr>
-                <w:rFonts w:ascii="Times New Roman" w:hAnsi="Times New Roman" w:eastAsia="Times New Roman"/>
-                <w:color w:val="000000"/>
-                <w:sz w:val="16"/>
+                <w:rFonts w:ascii="Arial" w:hAnsi="Arial"/>
+                <w:b w:val="0"/>
+                <w:sz w:val="17"/>
               </w:rPr>
-              <w:t>Reported completeness, citation correctness, retrieval, and examples beside faithfulness.</w:t>
+              <w:t>Combine dense retrieval and BM25, then merge candidates by reciprocal rank fusion.</w:t>
             </w:r>
           </w:p>
         </w:tc>
         <w:tc>
           <w:tcPr>
-            <w:tcW w:type="dxa" w:w="2340"/>
-            <w:vAlign w:val="center"/>
-            <w:tcMar>
-              <w:top w:w="90" w:type="dxa"/>
-              <w:start w:w="90" w:type="dxa"/>
-              <w:bottom w:w="90" w:type="dxa"/>
-              <w:end w:w="90" w:type="dxa"/>
-            </w:tcMar>
+            <w:tcW w:type="dxa" w:w="2765"/>
           </w:tcPr>
           <w:p>
-            <w:pPr>
-              <w:spacing w:before="0" w:after="0" w:line="240" w:lineRule="auto"/>
-            </w:pPr>
             <w:r>
               <w:rPr>
-                <w:rFonts w:ascii="Times New Roman" w:hAnsi="Times New Roman" w:eastAsia="Times New Roman"/>
-                <w:color w:val="000000"/>
-                <w:sz w:val="16"/>
+                <w:rFonts w:ascii="Arial" w:hAnsi="Arial"/>
+                <w:b w:val="0"/>
+                <w:sz w:val="17"/>
               </w:rPr>
-              <w:t>Faithfulness alone does not rule out incomplete answers.</w:t>
+              <w:t>Exact terms such as RDC 945/2024, DDCM, DEEC, Art. 33, and IN 338 matter in legal/regulatory text.</w:t>
+            </w:r>
+          </w:p>
+        </w:tc>
+        <w:tc>
+          <w:tcPr>
+            <w:tcW w:type="dxa" w:w="2765"/>
+          </w:tcPr>
+          <w:p>
+            <w:r>
+              <w:rPr>
+                <w:rFonts w:ascii="Arial" w:hAnsi="Arial"/>
+                <w:b w:val="0"/>
+                <w:sz w:val="17"/>
+              </w:rPr>
+              <w:t>Dense and keyword retrieval are both reported and auditable.</w:t>
             </w:r>
           </w:p>
         </w:tc>
@@ -4651,101 +2822,76 @@
         </w:trPr>
         <w:tc>
           <w:tcPr>
-            <w:tcW w:type="dxa" w:w="2340"/>
-            <w:vAlign w:val="center"/>
-            <w:tcMar>
-              <w:top w:w="90" w:type="dxa"/>
-              <w:start w:w="90" w:type="dxa"/>
-              <w:bottom w:w="90" w:type="dxa"/>
-              <w:end w:w="90" w:type="dxa"/>
-            </w:tcMar>
+            <w:tcW w:type="dxa" w:w="2765"/>
           </w:tcPr>
           <w:p>
-            <w:pPr>
-              <w:spacing w:before="0" w:after="0" w:line="240" w:lineRule="auto"/>
-            </w:pPr>
             <w:r>
               <w:rPr>
-                <w:rFonts w:ascii="Times New Roman" w:hAnsi="Times New Roman" w:eastAsia="Times New Roman"/>
-                <w:color w:val="000000"/>
-                <w:sz w:val="16"/>
+                <w:rFonts w:ascii="Arial" w:hAnsi="Arial"/>
+                <w:b w:val="0"/>
+                <w:sz w:val="17"/>
               </w:rPr>
-              <w:t>Prospective refusal correctness was 0.700.</w:t>
+              <w:t>Reranking</w:t>
             </w:r>
           </w:p>
         </w:tc>
         <w:tc>
           <w:tcPr>
-            <w:tcW w:type="dxa" w:w="2340"/>
-            <w:vAlign w:val="center"/>
-            <w:tcMar>
-              <w:top w:w="90" w:type="dxa"/>
-              <w:start w:w="90" w:type="dxa"/>
-              <w:bottom w:w="90" w:type="dxa"/>
-              <w:end w:w="90" w:type="dxa"/>
-            </w:tcMar>
+            <w:tcW w:type="dxa" w:w="2765"/>
           </w:tcPr>
           <w:p>
-            <w:pPr>
-              <w:spacing w:before="0" w:after="0" w:line="240" w:lineRule="auto"/>
-            </w:pPr>
             <w:r>
               <w:rPr>
-                <w:rFonts w:ascii="Times New Roman" w:hAnsi="Times New Roman" w:eastAsia="Times New Roman"/>
-                <w:color w:val="000000"/>
-                <w:sz w:val="16"/>
+                <w:rFonts w:ascii="Arial" w:hAnsi="Arial"/>
+                <w:b w:val="0"/>
+                <w:sz w:val="17"/>
               </w:rPr>
-              <w:t>This contradicted internal refusal correctness of 1.000.</w:t>
+              <w:t>src/retrieval.py and src/config.py</w:t>
             </w:r>
           </w:p>
         </w:tc>
         <w:tc>
           <w:tcPr>
-            <w:tcW w:type="dxa" w:w="2340"/>
-            <w:vAlign w:val="center"/>
-            <w:tcMar>
-              <w:top w:w="90" w:type="dxa"/>
-              <w:start w:w="90" w:type="dxa"/>
-              <w:bottom w:w="90" w:type="dxa"/>
-              <w:end w:w="90" w:type="dxa"/>
-            </w:tcMar>
+            <w:tcW w:type="dxa" w:w="2765"/>
           </w:tcPr>
           <w:p>
-            <w:pPr>
-              <w:spacing w:before="0" w:after="0" w:line="240" w:lineRule="auto"/>
-            </w:pPr>
             <w:r>
               <w:rPr>
-                <w:rFonts w:ascii="Times New Roman" w:hAnsi="Times New Roman" w:eastAsia="Times New Roman"/>
-                <w:color w:val="000000"/>
-                <w:sz w:val="16"/>
+                <w:rFonts w:ascii="Arial" w:hAnsi="Arial"/>
+                <w:b w:val="0"/>
+                <w:sz w:val="17"/>
               </w:rPr>
-              <w:t>Reviewed failures involving related but insufficient context.</w:t>
+              <w:t>Retrieve more candidates and rerank down to the final answer context.</w:t>
             </w:r>
           </w:p>
         </w:tc>
         <w:tc>
           <w:tcPr>
-            <w:tcW w:type="dxa" w:w="2340"/>
-            <w:vAlign w:val="center"/>
-            <w:tcMar>
-              <w:top w:w="90" w:type="dxa"/>
-              <w:start w:w="90" w:type="dxa"/>
-              <w:bottom w:w="90" w:type="dxa"/>
-              <w:end w:w="90" w:type="dxa"/>
-            </w:tcMar>
+            <w:tcW w:type="dxa" w:w="2765"/>
           </w:tcPr>
           <w:p>
-            <w:pPr>
-              <w:spacing w:before="0" w:after="0" w:line="240" w:lineRule="auto"/>
-            </w:pPr>
             <w:r>
               <w:rPr>
-                <w:rFonts w:ascii="Times New Roman" w:hAnsi="Times New Roman" w:eastAsia="Times New Roman"/>
-                <w:color w:val="000000"/>
-                <w:sz w:val="16"/>
+                <w:rFonts w:ascii="Arial" w:hAnsi="Arial"/>
+                <w:b w:val="0"/>
+                <w:sz w:val="17"/>
               </w:rPr>
-              <w:t>This was evidence that internal 1.000 metrics were too narrow.</w:t>
+              <w:t>Early retrieval could find broadly related but not exact passages.</w:t>
+            </w:r>
+          </w:p>
+        </w:tc>
+        <w:tc>
+          <w:tcPr>
+            <w:tcW w:type="dxa" w:w="2765"/>
+          </w:tcPr>
+          <w:p>
+            <w:r>
+              <w:rPr>
+                <w:rFonts w:ascii="Arial" w:hAnsi="Arial"/>
+                <w:b w:val="0"/>
+                <w:sz w:val="17"/>
+              </w:rPr>
+              <w:t>The final answer context uses top reranked passages rather than only raw vector similarity.</w:t>
             </w:r>
           </w:p>
         </w:tc>
@@ -4756,136 +2902,888 @@
         </w:trPr>
         <w:tc>
           <w:tcPr>
-            <w:tcW w:type="dxa" w:w="2340"/>
-            <w:vAlign w:val="center"/>
-            <w:tcMar>
-              <w:top w:w="90" w:type="dxa"/>
-              <w:start w:w="90" w:type="dxa"/>
-              <w:bottom w:w="90" w:type="dxa"/>
-              <w:end w:w="90" w:type="dxa"/>
-            </w:tcMar>
+            <w:tcW w:type="dxa" w:w="2765"/>
           </w:tcPr>
           <w:p>
-            <w:pPr>
-              <w:spacing w:before="0" w:after="0" w:line="240" w:lineRule="auto"/>
-            </w:pPr>
             <w:r>
               <w:rPr>
-                <w:rFonts w:ascii="Times New Roman" w:hAnsi="Times New Roman" w:eastAsia="Times New Roman"/>
-                <w:color w:val="000000"/>
-                <w:sz w:val="16"/>
+                <w:rFonts w:ascii="Arial" w:hAnsi="Arial"/>
+                <w:b w:val="0"/>
+                <w:sz w:val="17"/>
               </w:rPr>
-              <w:t>Refusal-focused test reached 0.944.</w:t>
+              <w:t>English questions over Portuguese sources</w:t>
             </w:r>
           </w:p>
         </w:tc>
         <w:tc>
           <w:tcPr>
-            <w:tcW w:type="dxa" w:w="2340"/>
-            <w:vAlign w:val="center"/>
-            <w:tcMar>
-              <w:top w:w="90" w:type="dxa"/>
-              <w:start w:w="90" w:type="dxa"/>
-              <w:bottom w:w="90" w:type="dxa"/>
-              <w:end w:w="90" w:type="dxa"/>
-            </w:tcMar>
+            <w:tcW w:type="dxa" w:w="2765"/>
           </w:tcPr>
           <w:p>
-            <w:pPr>
-              <w:spacing w:before="0" w:after="0" w:line="240" w:lineRule="auto"/>
-            </w:pPr>
             <w:r>
               <w:rPr>
-                <w:rFonts w:ascii="Times New Roman" w:hAnsi="Times New Roman" w:eastAsia="Times New Roman"/>
-                <w:color w:val="000000"/>
-                <w:sz w:val="16"/>
+                <w:rFonts w:ascii="Arial" w:hAnsi="Arial"/>
+                <w:b w:val="0"/>
+                <w:sz w:val="17"/>
               </w:rPr>
-              <w:t>A high post-calibration value can still be overread.</w:t>
+              <w:t>src/model_loader.py and evaluation/compare_rewrite_runs.py</w:t>
             </w:r>
           </w:p>
         </w:tc>
         <w:tc>
           <w:tcPr>
-            <w:tcW w:type="dxa" w:w="2340"/>
-            <w:vAlign w:val="center"/>
-            <w:tcMar>
-              <w:top w:w="90" w:type="dxa"/>
-              <w:start w:w="90" w:type="dxa"/>
-              <w:bottom w:w="90" w:type="dxa"/>
-              <w:end w:w="90" w:type="dxa"/>
-            </w:tcMar>
+            <w:tcW w:type="dxa" w:w="2765"/>
           </w:tcPr>
           <w:p>
-            <w:pPr>
-              <w:spacing w:before="0" w:after="0" w:line="240" w:lineRule="auto"/>
-            </w:pPr>
             <w:r>
               <w:rPr>
-                <w:rFonts w:ascii="Times New Roman" w:hAnsi="Times New Roman" w:eastAsia="Times New Roman"/>
-                <w:color w:val="000000"/>
-                <w:sz w:val="16"/>
+                <w:rFonts w:ascii="Arial" w:hAnsi="Arial"/>
+                <w:b w:val="0"/>
+                <w:sz w:val="17"/>
               </w:rPr>
-              <w:t>Reported answerable-control completeness of 0.908.</w:t>
+              <w:t>Add conservative Portuguese retrieval anchors while preserving regulatory terms.</w:t>
             </w:r>
           </w:p>
         </w:tc>
         <w:tc>
           <w:tcPr>
-            <w:tcW w:type="dxa" w:w="2340"/>
-            <w:vAlign w:val="center"/>
-            <w:tcMar>
-              <w:top w:w="90" w:type="dxa"/>
-              <w:start w:w="90" w:type="dxa"/>
-              <w:bottom w:w="90" w:type="dxa"/>
-              <w:end w:w="90" w:type="dxa"/>
-            </w:tcMar>
+            <w:tcW w:type="dxa" w:w="2765"/>
           </w:tcPr>
           <w:p>
-            <w:pPr>
-              <w:spacing w:before="0" w:after="0" w:line="240" w:lineRule="auto"/>
-            </w:pPr>
             <w:r>
               <w:rPr>
-                <w:rFonts w:ascii="Times New Roman" w:hAnsi="Times New Roman" w:eastAsia="Times New Roman"/>
-                <w:color w:val="000000"/>
-                <w:sz w:val="16"/>
+                <w:rFonts w:ascii="Arial" w:hAnsi="Arial"/>
+                <w:b w:val="0"/>
+                <w:sz w:val="17"/>
               </w:rPr>
-              <w:t>Refusal improved, but completeness trade-offs remain.</w:t>
+              <w:t>English completeness was weak in the first held-out evaluation.</w:t>
+            </w:r>
+          </w:p>
+        </w:tc>
+        <w:tc>
+          <w:tcPr>
+            <w:tcW w:type="dxa" w:w="2765"/>
+          </w:tcPr>
+          <w:p>
+            <w:r>
+              <w:rPr>
+                <w:rFonts w:ascii="Arial" w:hAnsi="Arial"/>
+                <w:b w:val="0"/>
+                <w:sz w:val="17"/>
+              </w:rPr>
+              <w:t>Bilingual access is supported, but language-specific metrics are reported separately.</w:t>
+            </w:r>
+          </w:p>
+        </w:tc>
+      </w:tr>
+      <w:tr>
+        <w:trPr>
+          <w:cantSplit/>
+        </w:trPr>
+        <w:tc>
+          <w:tcPr>
+            <w:tcW w:type="dxa" w:w="2765"/>
+          </w:tcPr>
+          <w:p>
+            <w:r>
+              <w:rPr>
+                <w:rFonts w:ascii="Arial" w:hAnsi="Arial"/>
+                <w:b w:val="0"/>
+                <w:sz w:val="17"/>
+              </w:rPr>
+              <w:t>Answer rules</w:t>
+            </w:r>
+          </w:p>
+        </w:tc>
+        <w:tc>
+          <w:tcPr>
+            <w:tcW w:type="dxa" w:w="2765"/>
+          </w:tcPr>
+          <w:p>
+            <w:r>
+              <w:rPr>
+                <w:rFonts w:ascii="Arial" w:hAnsi="Arial"/>
+                <w:b w:val="0"/>
+                <w:sz w:val="17"/>
+              </w:rPr>
+              <w:t>src/prompts.py and evaluation/answer_quality.py</w:t>
+            </w:r>
+          </w:p>
+        </w:tc>
+        <w:tc>
+          <w:tcPr>
+            <w:tcW w:type="dxa" w:w="2765"/>
+          </w:tcPr>
+          <w:p>
+            <w:r>
+              <w:rPr>
+                <w:rFonts w:ascii="Arial" w:hAnsi="Arial"/>
+                <w:b w:val="0"/>
+                <w:sz w:val="17"/>
+              </w:rPr>
+              <w:t>Require article citations and refusal when retrieved evidence is insufficient.</w:t>
+            </w:r>
+          </w:p>
+        </w:tc>
+        <w:tc>
+          <w:tcPr>
+            <w:tcW w:type="dxa" w:w="2765"/>
+          </w:tcPr>
+          <w:p>
+            <w:r>
+              <w:rPr>
+                <w:rFonts w:ascii="Arial" w:hAnsi="Arial"/>
+                <w:b w:val="0"/>
+                <w:sz w:val="17"/>
+              </w:rPr>
+              <w:t>Correct source retrieval did not guarantee complete or safe answers.</w:t>
+            </w:r>
+          </w:p>
+        </w:tc>
+        <w:tc>
+          <w:tcPr>
+            <w:tcW w:type="dxa" w:w="2765"/>
+          </w:tcPr>
+          <w:p>
+            <w:r>
+              <w:rPr>
+                <w:rFonts w:ascii="Arial" w:hAnsi="Arial"/>
+                <w:b w:val="0"/>
+                <w:sz w:val="17"/>
+              </w:rPr>
+              <w:t>Citation correctness, completeness, and refusal correctness became primary endpoints.</w:t>
+            </w:r>
+          </w:p>
+        </w:tc>
+      </w:tr>
+      <w:tr>
+        <w:trPr>
+          <w:cantSplit/>
+        </w:trPr>
+        <w:tc>
+          <w:tcPr>
+            <w:tcW w:type="dxa" w:w="2765"/>
+          </w:tcPr>
+          <w:p>
+            <w:r>
+              <w:rPr>
+                <w:rFonts w:ascii="Arial" w:hAnsi="Arial"/>
+                <w:b w:val="0"/>
+                <w:sz w:val="17"/>
+              </w:rPr>
+              <w:t>AI-judge evaluation</w:t>
+            </w:r>
+          </w:p>
+        </w:tc>
+        <w:tc>
+          <w:tcPr>
+            <w:tcW w:type="dxa" w:w="2765"/>
+          </w:tcPr>
+          <w:p>
+            <w:r>
+              <w:rPr>
+                <w:rFonts w:ascii="Arial" w:hAnsi="Arial"/>
+                <w:b w:val="0"/>
+                <w:sz w:val="17"/>
+              </w:rPr>
+              <w:t>evaluation/publication_eval.py and Supplementary Methods</w:t>
+            </w:r>
+          </w:p>
+        </w:tc>
+        <w:tc>
+          <w:tcPr>
+            <w:tcW w:type="dxa" w:w="2765"/>
+          </w:tcPr>
+          <w:p>
+            <w:r>
+              <w:rPr>
+                <w:rFonts w:ascii="Arial" w:hAnsi="Arial"/>
+                <w:b w:val="0"/>
+                <w:sz w:val="17"/>
+              </w:rPr>
+              <w:t>Use an automated judge because two independent experts were not available.</w:t>
+            </w:r>
+          </w:p>
+        </w:tc>
+        <w:tc>
+          <w:tcPr>
+            <w:tcW w:type="dxa" w:w="2765"/>
+          </w:tcPr>
+          <w:p>
+            <w:r>
+              <w:rPr>
+                <w:rFonts w:ascii="Arial" w:hAnsi="Arial"/>
+                <w:b w:val="0"/>
+                <w:sz w:val="17"/>
+              </w:rPr>
+              <w:t>The project was performed by one researcher.</w:t>
+            </w:r>
+          </w:p>
+        </w:tc>
+        <w:tc>
+          <w:tcPr>
+            <w:tcW w:type="dxa" w:w="2765"/>
+          </w:tcPr>
+          <w:p>
+            <w:r>
+              <w:rPr>
+                <w:rFonts w:ascii="Arial" w:hAnsi="Arial"/>
+                <w:b w:val="0"/>
+                <w:sz w:val="17"/>
+              </w:rPr>
+              <w:t>The claim is limited to technical evaluation; AI judging is not presented as expert validation.</w:t>
+            </w:r>
+          </w:p>
+        </w:tc>
+      </w:tr>
+      <w:tr>
+        <w:trPr>
+          <w:cantSplit/>
+        </w:trPr>
+        <w:tc>
+          <w:tcPr>
+            <w:tcW w:type="dxa" w:w="2765"/>
+          </w:tcPr>
+          <w:p>
+            <w:r>
+              <w:rPr>
+                <w:rFonts w:ascii="Arial" w:hAnsi="Arial"/>
+                <w:b w:val="0"/>
+                <w:sz w:val="17"/>
+              </w:rPr>
+              <w:t>Stress testing after high internal scores</w:t>
+            </w:r>
+          </w:p>
+        </w:tc>
+        <w:tc>
+          <w:tcPr>
+            <w:tcW w:type="dxa" w:w="2765"/>
+          </w:tcPr>
+          <w:p>
+            <w:r>
+              <w:rPr>
+                <w:rFonts w:ascii="Arial" w:hAnsi="Arial"/>
+                <w:b w:val="0"/>
+                <w:sz w:val="17"/>
+              </w:rPr>
+              <w:t>prospective-test output files</w:t>
+            </w:r>
+          </w:p>
+        </w:tc>
+        <w:tc>
+          <w:tcPr>
+            <w:tcW w:type="dxa" w:w="2765"/>
+          </w:tcPr>
+          <w:p>
+            <w:r>
+              <w:rPr>
+                <w:rFonts w:ascii="Arial" w:hAnsi="Arial"/>
+                <w:b w:val="0"/>
+                <w:sz w:val="17"/>
+              </w:rPr>
+              <w:t>Run an AI-authored prospective stress test after internal metrics became high.</w:t>
+            </w:r>
+          </w:p>
+        </w:tc>
+        <w:tc>
+          <w:tcPr>
+            <w:tcW w:type="dxa" w:w="2765"/>
+          </w:tcPr>
+          <w:p>
+            <w:r>
+              <w:rPr>
+                <w:rFonts w:ascii="Arial" w:hAnsi="Arial"/>
+                <w:b w:val="0"/>
+                <w:sz w:val="17"/>
+              </w:rPr>
+              <w:t>Perfect-looking internal scores could reflect saturation, targeted repairs, or same-model-family judging.</w:t>
+            </w:r>
+          </w:p>
+        </w:tc>
+        <w:tc>
+          <w:tcPr>
+            <w:tcW w:type="dxa" w:w="2765"/>
+          </w:tcPr>
+          <w:p>
+            <w:r>
+              <w:rPr>
+                <w:rFonts w:ascii="Arial" w:hAnsi="Arial"/>
+                <w:b w:val="0"/>
+                <w:sz w:val="17"/>
+              </w:rPr>
+              <w:t>The stress test exposed refusal weakness and changed the project interpretation.</w:t>
+            </w:r>
+          </w:p>
+        </w:tc>
+      </w:tr>
+      <w:tr>
+        <w:trPr>
+          <w:cantSplit/>
+        </w:trPr>
+        <w:tc>
+          <w:tcPr>
+            <w:tcW w:type="dxa" w:w="2765"/>
+          </w:tcPr>
+          <w:p>
+            <w:r>
+              <w:rPr>
+                <w:rFonts w:ascii="Arial" w:hAnsi="Arial"/>
+                <w:b w:val="0"/>
+                <w:sz w:val="17"/>
+              </w:rPr>
+              <w:t>Refusal calibration</w:t>
+            </w:r>
+          </w:p>
+        </w:tc>
+        <w:tc>
+          <w:tcPr>
+            <w:tcW w:type="dxa" w:w="2765"/>
+          </w:tcPr>
+          <w:p>
+            <w:r>
+              <w:rPr>
+                <w:rFonts w:ascii="Arial" w:hAnsi="Arial"/>
+                <w:b w:val="0"/>
+                <w:sz w:val="17"/>
+              </w:rPr>
+              <w:t>refusal-development files and refusal-focused AI-authored test</w:t>
+            </w:r>
+          </w:p>
+        </w:tc>
+        <w:tc>
+          <w:tcPr>
+            <w:tcW w:type="dxa" w:w="2765"/>
+          </w:tcPr>
+          <w:p>
+            <w:r>
+              <w:rPr>
+                <w:rFonts w:ascii="Arial" w:hAnsi="Arial"/>
+                <w:b w:val="0"/>
+                <w:sz w:val="17"/>
+              </w:rPr>
+              <w:t>Repair refusal on separate development data, then test a new refusal-focused set.</w:t>
+            </w:r>
+          </w:p>
+        </w:tc>
+        <w:tc>
+          <w:tcPr>
+            <w:tcW w:type="dxa" w:w="2765"/>
+          </w:tcPr>
+          <w:p>
+            <w:r>
+              <w:rPr>
+                <w:rFonts w:ascii="Arial" w:hAnsi="Arial"/>
+                <w:b w:val="0"/>
+                <w:sz w:val="17"/>
+              </w:rPr>
+              <w:t>The first prospective test showed that nearby related text could trigger unsupported answers.</w:t>
+            </w:r>
+          </w:p>
+        </w:tc>
+        <w:tc>
+          <w:tcPr>
+            <w:tcW w:type="dxa" w:w="2765"/>
+          </w:tcPr>
+          <w:p>
+            <w:r>
+              <w:rPr>
+                <w:rFonts w:ascii="Arial" w:hAnsi="Arial"/>
+                <w:b w:val="0"/>
+                <w:sz w:val="17"/>
+              </w:rPr>
+              <w:t>Refusal correctness improved, but answerable-control completeness showed a trade-off.</w:t>
             </w:r>
           </w:p>
         </w:tc>
       </w:tr>
     </w:tbl>
+    <w:p/>
+    <w:p>
+      <w:pPr>
+        <w:pStyle w:val="Heading2"/>
+      </w:pPr>
+      <w:r>
+        <w:t>Supplementary Table S6. Investigation of saturated internal metrics</w:t>
+      </w:r>
+    </w:p>
+    <w:tbl>
+      <w:tblPr>
+        <w:tblStyle w:val="TableGrid"/>
+        <w:tblW w:type="auto" w:w="0"/>
+        <w:tblLook w:firstColumn="1" w:firstRow="1" w:lastColumn="0" w:lastRow="0" w:noHBand="0" w:noVBand="1" w:val="04A0"/>
+      </w:tblPr>
+      <w:tblGrid>
+        <w:gridCol w:w="3456"/>
+        <w:gridCol w:w="3456"/>
+        <w:gridCol w:w="3456"/>
+        <w:gridCol w:w="3456"/>
+      </w:tblGrid>
+      <w:tr>
+        <w:trPr>
+          <w:cantSplit/>
+          <w:tblHeader w:val="true"/>
+        </w:trPr>
+        <w:tc>
+          <w:tcPr>
+            <w:tcW w:type="dxa" w:w="3456"/>
+          </w:tcPr>
+          <w:p>
+            <w:r>
+              <w:rPr>
+                <w:rFonts w:ascii="Arial" w:hAnsi="Arial"/>
+                <w:b/>
+                <w:sz w:val="17"/>
+              </w:rPr>
+              <w:t>Observation</w:t>
+            </w:r>
+          </w:p>
+        </w:tc>
+        <w:tc>
+          <w:tcPr>
+            <w:tcW w:type="dxa" w:w="3456"/>
+          </w:tcPr>
+          <w:p>
+            <w:r>
+              <w:rPr>
+                <w:rFonts w:ascii="Arial" w:hAnsi="Arial"/>
+                <w:b/>
+                <w:sz w:val="17"/>
+              </w:rPr>
+              <w:t>Why it was suspicious</w:t>
+            </w:r>
+          </w:p>
+        </w:tc>
+        <w:tc>
+          <w:tcPr>
+            <w:tcW w:type="dxa" w:w="3456"/>
+          </w:tcPr>
+          <w:p>
+            <w:r>
+              <w:rPr>
+                <w:rFonts w:ascii="Arial" w:hAnsi="Arial"/>
+                <w:b/>
+                <w:sz w:val="17"/>
+              </w:rPr>
+              <w:t>Investigation performed</w:t>
+            </w:r>
+          </w:p>
+        </w:tc>
+        <w:tc>
+          <w:tcPr>
+            <w:tcW w:type="dxa" w:w="3456"/>
+          </w:tcPr>
+          <w:p>
+            <w:r>
+              <w:rPr>
+                <w:rFonts w:ascii="Arial" w:hAnsi="Arial"/>
+                <w:b/>
+                <w:sz w:val="17"/>
+              </w:rPr>
+              <w:t>Interpretation for reliability</w:t>
+            </w:r>
+          </w:p>
+        </w:tc>
+      </w:tr>
+      <w:tr>
+        <w:trPr>
+          <w:cantSplit/>
+        </w:trPr>
+        <w:tc>
+          <w:tcPr>
+            <w:tcW w:type="dxa" w:w="3456"/>
+          </w:tcPr>
+          <w:p>
+            <w:r>
+              <w:rPr>
+                <w:rFonts w:ascii="Arial" w:hAnsi="Arial"/>
+                <w:b w:val="0"/>
+                <w:sz w:val="17"/>
+              </w:rPr>
+              <w:t>Internal refusal correctness reached 1.000 on curated unanswerable rows.</w:t>
+            </w:r>
+          </w:p>
+        </w:tc>
+        <w:tc>
+          <w:tcPr>
+            <w:tcW w:type="dxa" w:w="3456"/>
+          </w:tcPr>
+          <w:p>
+            <w:r>
+              <w:rPr>
+                <w:rFonts w:ascii="Arial" w:hAnsi="Arial"/>
+                <w:b w:val="0"/>
+                <w:sz w:val="17"/>
+              </w:rPr>
+              <w:t>The rows were part of a benchmark built during the project and evaluated after targeted repair.</w:t>
+            </w:r>
+          </w:p>
+        </w:tc>
+        <w:tc>
+          <w:tcPr>
+            <w:tcW w:type="dxa" w:w="3456"/>
+          </w:tcPr>
+          <w:p>
+            <w:r>
+              <w:rPr>
+                <w:rFonts w:ascii="Arial" w:hAnsi="Arial"/>
+                <w:b w:val="0"/>
+                <w:sz w:val="17"/>
+              </w:rPr>
+              <w:t>A separate AI-authored prospective stress test was run once after the pipeline was frozen.</w:t>
+            </w:r>
+          </w:p>
+        </w:tc>
+        <w:tc>
+          <w:tcPr>
+            <w:tcW w:type="dxa" w:w="3456"/>
+          </w:tcPr>
+          <w:p>
+            <w:r>
+              <w:rPr>
+                <w:rFonts w:ascii="Arial" w:hAnsi="Arial"/>
+                <w:b w:val="0"/>
+                <w:sz w:val="17"/>
+              </w:rPr>
+              <w:t>The perfect internal value was not treated as proof of general refusal reliability.</w:t>
+            </w:r>
+          </w:p>
+        </w:tc>
+      </w:tr>
+      <w:tr>
+        <w:trPr>
+          <w:cantSplit/>
+        </w:trPr>
+        <w:tc>
+          <w:tcPr>
+            <w:tcW w:type="dxa" w:w="3456"/>
+          </w:tcPr>
+          <w:p>
+            <w:r>
+              <w:rPr>
+                <w:rFonts w:ascii="Arial" w:hAnsi="Arial"/>
+                <w:b w:val="0"/>
+                <w:sz w:val="17"/>
+              </w:rPr>
+              <w:t>Several post-repair means approached 1.000.</w:t>
+            </w:r>
+          </w:p>
+        </w:tc>
+        <w:tc>
+          <w:tcPr>
+            <w:tcW w:type="dxa" w:w="3456"/>
+          </w:tcPr>
+          <w:p>
+            <w:r>
+              <w:rPr>
+                <w:rFonts w:ascii="Arial" w:hAnsi="Arial"/>
+                <w:b w:val="0"/>
+                <w:sz w:val="17"/>
+              </w:rPr>
+              <w:t>The repair sets were not paired repeats of the same baseline set and were created after error review.</w:t>
+            </w:r>
+          </w:p>
+        </w:tc>
+        <w:tc>
+          <w:tcPr>
+            <w:tcW w:type="dxa" w:w="3456"/>
+          </w:tcPr>
+          <w:p>
+            <w:r>
+              <w:rPr>
+                <w:rFonts w:ascii="Arial" w:hAnsi="Arial"/>
+                <w:b w:val="0"/>
+                <w:sz w:val="17"/>
+              </w:rPr>
+              <w:t>Figure 3A labels these as development-stage results, not statistical before-after proof.</w:t>
+            </w:r>
+          </w:p>
+        </w:tc>
+        <w:tc>
+          <w:tcPr>
+            <w:tcW w:type="dxa" w:w="3456"/>
+          </w:tcPr>
+          <w:p>
+            <w:r>
+              <w:rPr>
+                <w:rFonts w:ascii="Arial" w:hAnsi="Arial"/>
+                <w:b w:val="0"/>
+                <w:sz w:val="17"/>
+              </w:rPr>
+              <w:t>The values document that specific failure modes were repaired under controlled conditions.</w:t>
+            </w:r>
+          </w:p>
+        </w:tc>
+      </w:tr>
+      <w:tr>
+        <w:trPr>
+          <w:cantSplit/>
+        </w:trPr>
+        <w:tc>
+          <w:tcPr>
+            <w:tcW w:type="dxa" w:w="3456"/>
+          </w:tcPr>
+          <w:p>
+            <w:r>
+              <w:rPr>
+                <w:rFonts w:ascii="Arial" w:hAnsi="Arial"/>
+                <w:b w:val="0"/>
+                <w:sz w:val="17"/>
+              </w:rPr>
+              <w:t>Prospective answerable rows still showed faithfulness of 1.000.</w:t>
+            </w:r>
+          </w:p>
+        </w:tc>
+        <w:tc>
+          <w:tcPr>
+            <w:tcW w:type="dxa" w:w="3456"/>
+          </w:tcPr>
+          <w:p>
+            <w:r>
+              <w:rPr>
+                <w:rFonts w:ascii="Arial" w:hAnsi="Arial"/>
+                <w:b w:val="0"/>
+                <w:sz w:val="17"/>
+              </w:rPr>
+              <w:t>Faithfulness can saturate when answers are short and tightly tied to retrieved articles.</w:t>
+            </w:r>
+          </w:p>
+        </w:tc>
+        <w:tc>
+          <w:tcPr>
+            <w:tcW w:type="dxa" w:w="3456"/>
+          </w:tcPr>
+          <w:p>
+            <w:r>
+              <w:rPr>
+                <w:rFonts w:ascii="Arial" w:hAnsi="Arial"/>
+                <w:b w:val="0"/>
+                <w:sz w:val="17"/>
+              </w:rPr>
+              <w:t>Completeness, citation correctness, source MRR, article Recall@5, and examples were reported beside faithfulness.</w:t>
+            </w:r>
+          </w:p>
+        </w:tc>
+        <w:tc>
+          <w:tcPr>
+            <w:tcW w:type="dxa" w:w="3456"/>
+          </w:tcPr>
+          <w:p>
+            <w:r>
+              <w:rPr>
+                <w:rFonts w:ascii="Arial" w:hAnsi="Arial"/>
+                <w:b w:val="0"/>
+                <w:sz w:val="17"/>
+              </w:rPr>
+              <w:t>Faithfulness alone is insufficient; incomplete answers remain possible even with supported claims.</w:t>
+            </w:r>
+          </w:p>
+        </w:tc>
+      </w:tr>
+      <w:tr>
+        <w:trPr>
+          <w:cantSplit/>
+        </w:trPr>
+        <w:tc>
+          <w:tcPr>
+            <w:tcW w:type="dxa" w:w="3456"/>
+          </w:tcPr>
+          <w:p>
+            <w:r>
+              <w:rPr>
+                <w:rFonts w:ascii="Arial" w:hAnsi="Arial"/>
+                <w:b w:val="0"/>
+                <w:sz w:val="17"/>
+              </w:rPr>
+              <w:t>The first prospective stress test had refusal correctness of 0.700.</w:t>
+            </w:r>
+          </w:p>
+        </w:tc>
+        <w:tc>
+          <w:tcPr>
+            <w:tcW w:type="dxa" w:w="3456"/>
+          </w:tcPr>
+          <w:p>
+            <w:r>
+              <w:rPr>
+                <w:rFonts w:ascii="Arial" w:hAnsi="Arial"/>
+                <w:b w:val="0"/>
+                <w:sz w:val="17"/>
+              </w:rPr>
+              <w:t>This contradicted the internal refusal value of 1.000.</w:t>
+            </w:r>
+          </w:p>
+        </w:tc>
+        <w:tc>
+          <w:tcPr>
+            <w:tcW w:type="dxa" w:w="3456"/>
+          </w:tcPr>
+          <w:p>
+            <w:r>
+              <w:rPr>
+                <w:rFonts w:ascii="Arial" w:hAnsi="Arial"/>
+                <w:b w:val="0"/>
+                <w:sz w:val="17"/>
+              </w:rPr>
+              <w:t>Failure review showed answers based on nearby general rules when the exact current or operational fact was absent.</w:t>
+            </w:r>
+          </w:p>
+        </w:tc>
+        <w:tc>
+          <w:tcPr>
+            <w:tcW w:type="dxa" w:w="3456"/>
+          </w:tcPr>
+          <w:p>
+            <w:r>
+              <w:rPr>
+                <w:rFonts w:ascii="Arial" w:hAnsi="Arial"/>
+                <w:b w:val="0"/>
+                <w:sz w:val="17"/>
+              </w:rPr>
+              <w:t>This was the main evidence that internal 1.000 metrics were inflated or at least too narrow.</w:t>
+            </w:r>
+          </w:p>
+        </w:tc>
+      </w:tr>
+      <w:tr>
+        <w:trPr>
+          <w:cantSplit/>
+        </w:trPr>
+        <w:tc>
+          <w:tcPr>
+            <w:tcW w:type="dxa" w:w="3456"/>
+          </w:tcPr>
+          <w:p>
+            <w:r>
+              <w:rPr>
+                <w:rFonts w:ascii="Arial" w:hAnsi="Arial"/>
+                <w:b w:val="0"/>
+                <w:sz w:val="17"/>
+              </w:rPr>
+              <w:t>The refusal-focused AI-authored test improved refusal correctness to 0.944.</w:t>
+            </w:r>
+          </w:p>
+        </w:tc>
+        <w:tc>
+          <w:tcPr>
+            <w:tcW w:type="dxa" w:w="3456"/>
+          </w:tcPr>
+          <w:p>
+            <w:r>
+              <w:rPr>
+                <w:rFonts w:ascii="Arial" w:hAnsi="Arial"/>
+                <w:b w:val="0"/>
+                <w:sz w:val="17"/>
+              </w:rPr>
+              <w:t>A high post-calibration score can also be overinterpreted.</w:t>
+            </w:r>
+          </w:p>
+        </w:tc>
+        <w:tc>
+          <w:tcPr>
+            <w:tcW w:type="dxa" w:w="3456"/>
+          </w:tcPr>
+          <w:p>
+            <w:r>
+              <w:rPr>
+                <w:rFonts w:ascii="Arial" w:hAnsi="Arial"/>
+                <w:b w:val="0"/>
+                <w:sz w:val="17"/>
+              </w:rPr>
+              <w:t>Answerable controls were included and their completeness was reported at 0.908.</w:t>
+            </w:r>
+          </w:p>
+        </w:tc>
+        <w:tc>
+          <w:tcPr>
+            <w:tcW w:type="dxa" w:w="3456"/>
+          </w:tcPr>
+          <w:p>
+            <w:r>
+              <w:rPr>
+                <w:rFonts w:ascii="Arial" w:hAnsi="Arial"/>
+                <w:b w:val="0"/>
+                <w:sz w:val="17"/>
+              </w:rPr>
+              <w:t>The final claim is bounded: refusal improved, but completeness trade-offs and closed-corpus limits remain.</w:t>
+            </w:r>
+          </w:p>
+        </w:tc>
+      </w:tr>
+      <w:tr>
+        <w:trPr>
+          <w:cantSplit/>
+        </w:trPr>
+        <w:tc>
+          <w:tcPr>
+            <w:tcW w:type="dxa" w:w="3456"/>
+          </w:tcPr>
+          <w:p>
+            <w:r>
+              <w:rPr>
+                <w:rFonts w:ascii="Arial" w:hAnsi="Arial"/>
+                <w:b w:val="0"/>
+                <w:sz w:val="17"/>
+              </w:rPr>
+              <w:t>The answer model and judge used the same model family.</w:t>
+            </w:r>
+          </w:p>
+        </w:tc>
+        <w:tc>
+          <w:tcPr>
+            <w:tcW w:type="dxa" w:w="3456"/>
+          </w:tcPr>
+          <w:p>
+            <w:r>
+              <w:rPr>
+                <w:rFonts w:ascii="Arial" w:hAnsi="Arial"/>
+                <w:b w:val="0"/>
+                <w:sz w:val="17"/>
+              </w:rPr>
+              <w:t>Same-model-family grading can overestimate quality.</w:t>
+            </w:r>
+          </w:p>
+        </w:tc>
+        <w:tc>
+          <w:tcPr>
+            <w:tcW w:type="dxa" w:w="3456"/>
+          </w:tcPr>
+          <w:p>
+            <w:r>
+              <w:rPr>
+                <w:rFonts w:ascii="Arial" w:hAnsi="Arial"/>
+                <w:b w:val="0"/>
+                <w:sz w:val="17"/>
+              </w:rPr>
+              <w:t>The manuscript reports this as a limitation and provides per-question outputs for audit.</w:t>
+            </w:r>
+          </w:p>
+        </w:tc>
+        <w:tc>
+          <w:tcPr>
+            <w:tcW w:type="dxa" w:w="3456"/>
+          </w:tcPr>
+          <w:p>
+            <w:r>
+              <w:rPr>
+                <w:rFonts w:ascii="Arial" w:hAnsi="Arial"/>
+                <w:b w:val="0"/>
+                <w:sz w:val="17"/>
+              </w:rPr>
+              <w:t>The AI judge supports reproducibility, not independent expert validation.</w:t>
+            </w:r>
+          </w:p>
+        </w:tc>
+      </w:tr>
+    </w:tbl>
+    <w:p/>
     <w:sectPr>
-      <w:headerReference w:type="default" r:id="rId9"/>
-      <w:footerReference w:type="default" r:id="rId10"/>
       <w:pgSz w:w="15840" w:h="12240" w:orient="landscape"/>
-      <w:pgMar w:top="792" w:right="792" w:bottom="792" w:left="792" w:header="720" w:footer="720" w:gutter="0"/>
+      <w:pgMar w:top="1440" w:right="1008" w:bottom="1440" w:left="1008" w:header="720" w:footer="720" w:gutter="0"/>
       <w:cols w:space="720"/>
       <w:docGrid w:linePitch="360"/>
     </w:sectPr>
   </w:body>
 </w:document>
-</file>
-
-<file path=word/footer1.xml><?xml version="1.0" encoding="utf-8"?>
-<w:ftr xmlns:m="http://schemas.openxmlformats.org/officeDocument/2006/math" xmlns:mc="http://schemas.openxmlformats.org/markup-compatibility/2006" xmlns:mo="http://schemas.microsoft.com/office/mac/office/2008/main" xmlns:mv="urn:schemas-microsoft-com:mac:vml" xmlns:o="urn:schemas-microsoft-com:office:office" xmlns:r="http://schemas.openxmlformats.org/officeDocument/2006/relationships" xmlns:v="urn:schemas-microsoft-com:vml" xmlns:w10="urn:schemas-microsoft-com:office:word" xmlns:w14="http://schemas.microsoft.com/office/word/2010/wordml" xmlns:w="http://schemas.openxmlformats.org/wordprocessingml/2006/main" xmlns:wne="http://schemas.microsoft.com/office/word/2006/wordml" xmlns:wp14="http://schemas.microsoft.com/office/word/2010/wordprocessingDrawing" xmlns:wp="http://schemas.openxmlformats.org/drawingml/2006/wordprocessingDrawing" xmlns:wpc="http://schemas.microsoft.com/office/word/2010/wordprocessingCanvas" xmlns:wpg="http://schemas.microsoft.com/office/word/2010/wordprocessingGroup" xmlns:wpi="http://schemas.microsoft.com/office/word/2010/wordprocessingInk" xmlns:wps="http://schemas.microsoft.com/office/word/2010/wordprocessingShape" mc:Ignorable="w14 wp14">
-  <w:p>
-    <w:pPr>
-      <w:pStyle w:val="Footer"/>
-    </w:pPr>
-  </w:p>
-</w:ftr>
-</file>
-
-<file path=word/header1.xml><?xml version="1.0" encoding="utf-8"?>
-<w:hdr xmlns:m="http://schemas.openxmlformats.org/officeDocument/2006/math" xmlns:mc="http://schemas.openxmlformats.org/markup-compatibility/2006" xmlns:mo="http://schemas.microsoft.com/office/mac/office/2008/main" xmlns:mv="urn:schemas-microsoft-com:mac:vml" xmlns:o="urn:schemas-microsoft-com:office:office" xmlns:r="http://schemas.openxmlformats.org/officeDocument/2006/relationships" xmlns:v="urn:schemas-microsoft-com:vml" xmlns:w10="urn:schemas-microsoft-com:office:word" xmlns:w14="http://schemas.microsoft.com/office/word/2010/wordml" xmlns:w="http://schemas.openxmlformats.org/wordprocessingml/2006/main" xmlns:wne="http://schemas.microsoft.com/office/word/2006/wordml" xmlns:wp14="http://schemas.microsoft.com/office/word/2010/wordprocessingDrawing" xmlns:wp="http://schemas.openxmlformats.org/drawingml/2006/wordprocessingDrawing" xmlns:wpc="http://schemas.microsoft.com/office/word/2010/wordprocessingCanvas" xmlns:wpg="http://schemas.microsoft.com/office/word/2010/wordprocessingGroup" xmlns:wpi="http://schemas.microsoft.com/office/word/2010/wordprocessingInk" xmlns:wps="http://schemas.microsoft.com/office/word/2010/wordprocessingShape" mc:Ignorable="w14 wp14">
-  <w:p>
-    <w:pPr>
-      <w:pStyle w:val="Header"/>
-    </w:pPr>
-  </w:p>
-</w:hdr>
 </file>
 
 <file path=word/numbering.xml><?xml version="1.0" encoding="utf-8"?>
@@ -5252,9 +4150,8 @@
     <w:qFormat/>
     <w:rsid w:val="00FC693F"/>
     <w:rPr>
-      <w:rFonts w:ascii="Times New Roman" w:hAnsi="Times New Roman" w:eastAsia="Times New Roman" w:cs="Times New Roman"/>
-      <w:color w:val="000000"/>
-      <w:sz w:val="24"/>
+      <w:rFonts w:ascii="Arial" w:hAnsi="Arial"/>
+      <w:sz w:val="22"/>
     </w:rPr>
   </w:style>
   <w:style w:type="paragraph" w:styleId="Header">
@@ -5271,11 +4168,6 @@
       </w:tabs>
       <w:spacing w:after="0" w:line="240" w:lineRule="auto"/>
     </w:pPr>
-    <w:rPr>
-      <w:rFonts w:ascii="Times New Roman" w:hAnsi="Times New Roman" w:eastAsia="Times New Roman" w:cs="Times New Roman"/>
-      <w:color w:val="000000"/>
-      <w:sz w:val="24"/>
-    </w:rPr>
   </w:style>
   <w:style w:type="character" w:customStyle="1" w:styleId="HeaderChar">
     <w:name w:val="Header Char"/>
@@ -5283,11 +4175,6 @@
     <w:link w:val="Header"/>
     <w:uiPriority w:val="99"/>
     <w:rsid w:val="00E618BF"/>
-    <w:rPr>
-      <w:rFonts w:ascii="Times New Roman" w:hAnsi="Times New Roman" w:eastAsia="Times New Roman" w:cs="Times New Roman"/>
-      <w:color w:val="000000"/>
-      <w:sz w:val="24"/>
-    </w:rPr>
   </w:style>
   <w:style w:type="paragraph" w:styleId="Footer">
     <w:name w:val="footer"/>
@@ -5303,11 +4190,6 @@
       </w:tabs>
       <w:spacing w:after="0" w:line="240" w:lineRule="auto"/>
     </w:pPr>
-    <w:rPr>
-      <w:rFonts w:ascii="Times New Roman" w:hAnsi="Times New Roman" w:eastAsia="Times New Roman" w:cs="Times New Roman"/>
-      <w:color w:val="000000"/>
-      <w:sz w:val="24"/>
-    </w:rPr>
   </w:style>
   <w:style w:type="character" w:customStyle="1" w:styleId="FooterChar">
     <w:name w:val="Footer Char"/>
@@ -5315,11 +4197,6 @@
     <w:link w:val="Footer"/>
     <w:uiPriority w:val="99"/>
     <w:rsid w:val="00E618BF"/>
-    <w:rPr>
-      <w:rFonts w:ascii="Times New Roman" w:hAnsi="Times New Roman" w:eastAsia="Times New Roman" w:cs="Times New Roman"/>
-      <w:color w:val="000000"/>
-      <w:sz w:val="24"/>
-    </w:rPr>
   </w:style>
   <w:style w:type="paragraph" w:styleId="Heading1">
     <w:name w:val="heading 1"/>
@@ -5336,11 +4213,10 @@
       <w:outlineLvl w:val="0"/>
     </w:pPr>
     <w:rPr>
-      <w:rFonts w:asciiTheme="majorHAnsi" w:eastAsiaTheme="majorEastAsia" w:hAnsiTheme="majorHAnsi" w:cstheme="majorBidi" w:ascii="Times New Roman" w:hAnsi="Times New Roman" w:eastAsia="Times New Roman" w:cs="Times New Roman"/>
-      <w:b w:val="0"/>
+      <w:rFonts w:asciiTheme="majorHAnsi" w:eastAsiaTheme="majorEastAsia" w:hAnsiTheme="majorHAnsi" w:cstheme="majorBidi" w:ascii="Arial" w:hAnsi="Arial"/>
+      <w:b/>
       <w:bCs/>
-      <w:color w:val="000000"/>
-      <w:sz w:val="24"/>
+      <w:sz w:val="28"/>
       <w:szCs w:val="28"/>
     </w:rPr>
   </w:style>
@@ -5360,11 +4236,10 @@
       <w:outlineLvl w:val="1"/>
     </w:pPr>
     <w:rPr>
-      <w:rFonts w:asciiTheme="majorHAnsi" w:eastAsiaTheme="majorEastAsia" w:hAnsiTheme="majorHAnsi" w:cstheme="majorBidi" w:ascii="Times New Roman" w:hAnsi="Times New Roman" w:eastAsia="Times New Roman" w:cs="Times New Roman"/>
-      <w:b w:val="0"/>
+      <w:rFonts w:asciiTheme="majorHAnsi" w:eastAsiaTheme="majorEastAsia" w:hAnsiTheme="majorHAnsi" w:cstheme="majorBidi" w:ascii="Arial" w:hAnsi="Arial"/>
+      <w:b/>
       <w:bCs/>
-      <w:color w:val="000000"/>
-      <w:sz w:val="24"/>
+      <w:sz w:val="26"/>
       <w:szCs w:val="26"/>
     </w:rPr>
   </w:style>
@@ -5384,11 +4259,9 @@
       <w:outlineLvl w:val="2"/>
     </w:pPr>
     <w:rPr>
-      <w:rFonts w:asciiTheme="majorHAnsi" w:eastAsiaTheme="majorEastAsia" w:hAnsiTheme="majorHAnsi" w:cstheme="majorBidi" w:ascii="Times New Roman" w:hAnsi="Times New Roman" w:eastAsia="Times New Roman" w:cs="Times New Roman"/>
-      <w:b w:val="0"/>
+      <w:rFonts w:asciiTheme="majorHAnsi" w:eastAsiaTheme="majorEastAsia" w:hAnsiTheme="majorHAnsi" w:cstheme="majorBidi" w:ascii="Arial" w:hAnsi="Arial"/>
+      <w:b/>
       <w:bCs/>
-      <w:color w:val="000000"/>
-      <w:sz w:val="24"/>
     </w:rPr>
   </w:style>
   <w:style w:type="paragraph" w:styleId="Heading4">
@@ -5408,13 +4281,12 @@
       <w:outlineLvl w:val="3"/>
     </w:pPr>
     <w:rPr>
-      <w:rFonts w:asciiTheme="majorHAnsi" w:eastAsiaTheme="majorEastAsia" w:hAnsiTheme="majorHAnsi" w:cstheme="majorBidi" w:ascii="Times New Roman" w:hAnsi="Times New Roman" w:eastAsia="Times New Roman" w:cs="Times New Roman"/>
+      <w:rFonts w:asciiTheme="majorHAnsi" w:eastAsiaTheme="majorEastAsia" w:hAnsiTheme="majorHAnsi" w:cstheme="majorBidi"/>
       <w:b/>
       <w:bCs/>
       <w:i/>
       <w:iCs/>
-      <w:color w:val="000000"/>
-      <w:sz w:val="24"/>
+      <w:color w:val="4F81BD" w:themeColor="accent1"/>
     </w:rPr>
   </w:style>
   <w:style w:type="paragraph" w:styleId="Heading5">
@@ -5434,9 +4306,8 @@
       <w:outlineLvl w:val="4"/>
     </w:pPr>
     <w:rPr>
-      <w:rFonts w:asciiTheme="majorHAnsi" w:eastAsiaTheme="majorEastAsia" w:hAnsiTheme="majorHAnsi" w:cstheme="majorBidi" w:ascii="Times New Roman" w:hAnsi="Times New Roman" w:eastAsia="Times New Roman" w:cs="Times New Roman"/>
-      <w:color w:val="000000"/>
-      <w:sz w:val="24"/>
+      <w:rFonts w:asciiTheme="majorHAnsi" w:eastAsiaTheme="majorEastAsia" w:hAnsiTheme="majorHAnsi" w:cstheme="majorBidi"/>
+      <w:color w:val="243F60" w:themeColor="accent1" w:themeShade="7F"/>
     </w:rPr>
   </w:style>
   <w:style w:type="paragraph" w:styleId="Heading6">
@@ -5456,11 +4327,10 @@
       <w:outlineLvl w:val="5"/>
     </w:pPr>
     <w:rPr>
-      <w:rFonts w:asciiTheme="majorHAnsi" w:eastAsiaTheme="majorEastAsia" w:hAnsiTheme="majorHAnsi" w:cstheme="majorBidi" w:ascii="Times New Roman" w:hAnsi="Times New Roman" w:eastAsia="Times New Roman" w:cs="Times New Roman"/>
+      <w:rFonts w:asciiTheme="majorHAnsi" w:eastAsiaTheme="majorEastAsia" w:hAnsiTheme="majorHAnsi" w:cstheme="majorBidi"/>
       <w:i/>
       <w:iCs/>
-      <w:color w:val="000000"/>
-      <w:sz w:val="24"/>
+      <w:color w:val="243F60" w:themeColor="accent1" w:themeShade="7F"/>
     </w:rPr>
   </w:style>
   <w:style w:type="paragraph" w:styleId="Heading7">
@@ -5480,11 +4350,10 @@
       <w:outlineLvl w:val="6"/>
     </w:pPr>
     <w:rPr>
-      <w:rFonts w:asciiTheme="majorHAnsi" w:eastAsiaTheme="majorEastAsia" w:hAnsiTheme="majorHAnsi" w:cstheme="majorBidi" w:ascii="Times New Roman" w:hAnsi="Times New Roman" w:eastAsia="Times New Roman" w:cs="Times New Roman"/>
+      <w:rFonts w:asciiTheme="majorHAnsi" w:eastAsiaTheme="majorEastAsia" w:hAnsiTheme="majorHAnsi" w:cstheme="majorBidi"/>
       <w:i/>
       <w:iCs/>
-      <w:color w:val="000000"/>
-      <w:sz w:val="24"/>
+      <w:color w:val="404040" w:themeColor="text1" w:themeTint="BF"/>
     </w:rPr>
   </w:style>
   <w:style w:type="paragraph" w:styleId="Heading8">
@@ -5504,9 +4373,9 @@
       <w:outlineLvl w:val="7"/>
     </w:pPr>
     <w:rPr>
-      <w:rFonts w:asciiTheme="majorHAnsi" w:eastAsiaTheme="majorEastAsia" w:hAnsiTheme="majorHAnsi" w:cstheme="majorBidi" w:ascii="Times New Roman" w:hAnsi="Times New Roman" w:eastAsia="Times New Roman" w:cs="Times New Roman"/>
-      <w:color w:val="000000"/>
-      <w:sz w:val="24"/>
+      <w:rFonts w:asciiTheme="majorHAnsi" w:eastAsiaTheme="majorEastAsia" w:hAnsiTheme="majorHAnsi" w:cstheme="majorBidi"/>
+      <w:color w:val="4F81BD" w:themeColor="accent1"/>
+      <w:sz w:val="20"/>
       <w:szCs w:val="20"/>
     </w:rPr>
   </w:style>
@@ -5527,11 +4396,11 @@
       <w:outlineLvl w:val="8"/>
     </w:pPr>
     <w:rPr>
-      <w:rFonts w:asciiTheme="majorHAnsi" w:eastAsiaTheme="majorEastAsia" w:hAnsiTheme="majorHAnsi" w:cstheme="majorBidi" w:ascii="Times New Roman" w:hAnsi="Times New Roman" w:eastAsia="Times New Roman" w:cs="Times New Roman"/>
+      <w:rFonts w:asciiTheme="majorHAnsi" w:eastAsiaTheme="majorEastAsia" w:hAnsiTheme="majorHAnsi" w:cstheme="majorBidi"/>
       <w:i/>
       <w:iCs/>
-      <w:color w:val="000000"/>
-      <w:sz w:val="24"/>
+      <w:color w:val="404040" w:themeColor="text1" w:themeTint="BF"/>
+      <w:sz w:val="20"/>
       <w:szCs w:val="20"/>
     </w:rPr>
   </w:style>
@@ -5540,11 +4409,6 @@
     <w:uiPriority w:val="1"/>
     <w:semiHidden/>
     <w:unhideWhenUsed/>
-    <w:rPr>
-      <w:rFonts w:ascii="Times New Roman" w:hAnsi="Times New Roman" w:eastAsia="Times New Roman" w:cs="Times New Roman"/>
-      <w:color w:val="000000"/>
-      <w:sz w:val="24"/>
-    </w:rPr>
   </w:style>
   <w:style w:type="table" w:default="1" w:styleId="TableNormal">
     <w:name w:val="Normal Table"/>
@@ -5575,11 +4439,6 @@
     <w:pPr>
       <w:spacing w:after="0" w:line="240" w:lineRule="auto"/>
     </w:pPr>
-    <w:rPr>
-      <w:rFonts w:ascii="Times New Roman" w:hAnsi="Times New Roman" w:eastAsia="Times New Roman" w:cs="Times New Roman"/>
-      <w:color w:val="000000"/>
-      <w:sz w:val="24"/>
-    </w:rPr>
   </w:style>
   <w:style w:type="character" w:customStyle="1" w:styleId="Heading1Char">
     <w:name w:val="Heading 1 Char"/>
@@ -5588,11 +4447,11 @@
     <w:uiPriority w:val="9"/>
     <w:rsid w:val="00FC693F"/>
     <w:rPr>
-      <w:rFonts w:asciiTheme="majorHAnsi" w:eastAsiaTheme="majorEastAsia" w:hAnsiTheme="majorHAnsi" w:cstheme="majorBidi" w:ascii="Times New Roman" w:hAnsi="Times New Roman" w:eastAsia="Times New Roman" w:cs="Times New Roman"/>
+      <w:rFonts w:asciiTheme="majorHAnsi" w:eastAsiaTheme="majorEastAsia" w:hAnsiTheme="majorHAnsi" w:cstheme="majorBidi"/>
       <w:b/>
       <w:bCs/>
-      <w:color w:val="000000"/>
-      <w:sz w:val="24"/>
+      <w:color w:val="365F91" w:themeColor="accent1" w:themeShade="BF"/>
+      <w:sz w:val="28"/>
       <w:szCs w:val="28"/>
     </w:rPr>
   </w:style>
@@ -5603,11 +4462,11 @@
     <w:uiPriority w:val="9"/>
     <w:rsid w:val="00FC693F"/>
     <w:rPr>
-      <w:rFonts w:asciiTheme="majorHAnsi" w:eastAsiaTheme="majorEastAsia" w:hAnsiTheme="majorHAnsi" w:cstheme="majorBidi" w:ascii="Times New Roman" w:hAnsi="Times New Roman" w:eastAsia="Times New Roman" w:cs="Times New Roman"/>
+      <w:rFonts w:asciiTheme="majorHAnsi" w:eastAsiaTheme="majorEastAsia" w:hAnsiTheme="majorHAnsi" w:cstheme="majorBidi"/>
       <w:b/>
       <w:bCs/>
-      <w:color w:val="000000"/>
-      <w:sz w:val="24"/>
+      <w:color w:val="4F81BD" w:themeColor="accent1"/>
+      <w:sz w:val="26"/>
       <w:szCs w:val="26"/>
     </w:rPr>
   </w:style>
@@ -5618,11 +4477,10 @@
     <w:uiPriority w:val="9"/>
     <w:rsid w:val="00FC693F"/>
     <w:rPr>
-      <w:rFonts w:asciiTheme="majorHAnsi" w:eastAsiaTheme="majorEastAsia" w:hAnsiTheme="majorHAnsi" w:cstheme="majorBidi" w:ascii="Times New Roman" w:hAnsi="Times New Roman" w:eastAsia="Times New Roman" w:cs="Times New Roman"/>
+      <w:rFonts w:asciiTheme="majorHAnsi" w:eastAsiaTheme="majorEastAsia" w:hAnsiTheme="majorHAnsi" w:cstheme="majorBidi"/>
       <w:b/>
       <w:bCs/>
-      <w:color w:val="000000"/>
-      <w:sz w:val="24"/>
+      <w:color w:val="4F81BD" w:themeColor="accent1"/>
     </w:rPr>
   </w:style>
   <w:style w:type="paragraph" w:styleId="Title">
@@ -5641,11 +4499,11 @@
       <w:contextualSpacing/>
     </w:pPr>
     <w:rPr>
-      <w:rFonts w:asciiTheme="majorHAnsi" w:eastAsiaTheme="majorEastAsia" w:hAnsiTheme="majorHAnsi" w:cstheme="majorBidi" w:ascii="Times New Roman" w:hAnsi="Times New Roman" w:eastAsia="Times New Roman" w:cs="Times New Roman"/>
-      <w:color w:val="000000"/>
+      <w:rFonts w:asciiTheme="majorHAnsi" w:eastAsiaTheme="majorEastAsia" w:hAnsiTheme="majorHAnsi" w:cstheme="majorBidi"/>
+      <w:color w:val="17365D" w:themeColor="text2" w:themeShade="BF"/>
       <w:spacing w:val="5"/>
       <w:kern w:val="28"/>
-      <w:sz w:val="24"/>
+      <w:sz w:val="52"/>
       <w:szCs w:val="52"/>
     </w:rPr>
   </w:style>
@@ -5656,11 +4514,11 @@
     <w:uiPriority w:val="10"/>
     <w:rsid w:val="00FC693F"/>
     <w:rPr>
-      <w:rFonts w:asciiTheme="majorHAnsi" w:eastAsiaTheme="majorEastAsia" w:hAnsiTheme="majorHAnsi" w:cstheme="majorBidi" w:ascii="Times New Roman" w:hAnsi="Times New Roman" w:eastAsia="Times New Roman" w:cs="Times New Roman"/>
-      <w:color w:val="000000"/>
+      <w:rFonts w:asciiTheme="majorHAnsi" w:eastAsiaTheme="majorEastAsia" w:hAnsiTheme="majorHAnsi" w:cstheme="majorBidi"/>
+      <w:color w:val="17365D" w:themeColor="text2" w:themeShade="BF"/>
       <w:spacing w:val="5"/>
       <w:kern w:val="28"/>
-      <w:sz w:val="24"/>
+      <w:sz w:val="52"/>
       <w:szCs w:val="52"/>
     </w:rPr>
   </w:style>
@@ -5678,10 +4536,10 @@
       </w:numPr>
     </w:pPr>
     <w:rPr>
-      <w:rFonts w:asciiTheme="majorHAnsi" w:eastAsiaTheme="majorEastAsia" w:hAnsiTheme="majorHAnsi" w:cstheme="majorBidi" w:ascii="Times New Roman" w:hAnsi="Times New Roman" w:eastAsia="Times New Roman" w:cs="Times New Roman"/>
+      <w:rFonts w:asciiTheme="majorHAnsi" w:eastAsiaTheme="majorEastAsia" w:hAnsiTheme="majorHAnsi" w:cstheme="majorBidi"/>
       <w:i/>
       <w:iCs/>
-      <w:color w:val="000000"/>
+      <w:color w:val="4F81BD" w:themeColor="accent1"/>
       <w:spacing w:val="15"/>
       <w:sz w:val="24"/>
       <w:szCs w:val="24"/>
@@ -5694,10 +4552,10 @@
     <w:uiPriority w:val="11"/>
     <w:rsid w:val="00FC693F"/>
     <w:rPr>
-      <w:rFonts w:asciiTheme="majorHAnsi" w:eastAsiaTheme="majorEastAsia" w:hAnsiTheme="majorHAnsi" w:cstheme="majorBidi" w:ascii="Times New Roman" w:hAnsi="Times New Roman" w:eastAsia="Times New Roman" w:cs="Times New Roman"/>
+      <w:rFonts w:asciiTheme="majorHAnsi" w:eastAsiaTheme="majorEastAsia" w:hAnsiTheme="majorHAnsi" w:cstheme="majorBidi"/>
       <w:i/>
       <w:iCs/>
-      <w:color w:val="000000"/>
+      <w:color w:val="4F81BD" w:themeColor="accent1"/>
       <w:spacing w:val="15"/>
       <w:sz w:val="24"/>
       <w:szCs w:val="24"/>
@@ -5713,11 +4571,6 @@
       <w:ind w:left="720"/>
       <w:contextualSpacing/>
     </w:pPr>
-    <w:rPr>
-      <w:rFonts w:ascii="Times New Roman" w:hAnsi="Times New Roman" w:eastAsia="Times New Roman" w:cs="Times New Roman"/>
-      <w:color w:val="000000"/>
-      <w:sz w:val="24"/>
-    </w:rPr>
   </w:style>
   <w:style w:type="paragraph" w:styleId="BodyText">
     <w:name w:val="Body Text"/>
@@ -5729,11 +4582,6 @@
     <w:pPr>
       <w:spacing w:after="120"/>
     </w:pPr>
-    <w:rPr>
-      <w:rFonts w:ascii="Times New Roman" w:hAnsi="Times New Roman" w:eastAsia="Times New Roman" w:cs="Times New Roman"/>
-      <w:color w:val="000000"/>
-      <w:sz w:val="24"/>
-    </w:rPr>
   </w:style>
   <w:style w:type="character" w:customStyle="1" w:styleId="BodyTextChar">
     <w:name w:val="Body Text Char"/>
@@ -5741,11 +4589,6 @@
     <w:link w:val="BodyText"/>
     <w:uiPriority w:val="99"/>
     <w:rsid w:val="00AA1D8D"/>
-    <w:rPr>
-      <w:rFonts w:ascii="Times New Roman" w:hAnsi="Times New Roman" w:eastAsia="Times New Roman" w:cs="Times New Roman"/>
-      <w:color w:val="000000"/>
-      <w:sz w:val="24"/>
-    </w:rPr>
   </w:style>
   <w:style w:type="paragraph" w:styleId="BodyText2">
     <w:name w:val="Body Text 2"/>
@@ -5757,11 +4600,6 @@
     <w:pPr>
       <w:spacing w:after="120" w:line="480" w:lineRule="auto"/>
     </w:pPr>
-    <w:rPr>
-      <w:rFonts w:ascii="Times New Roman" w:hAnsi="Times New Roman" w:eastAsia="Times New Roman" w:cs="Times New Roman"/>
-      <w:color w:val="000000"/>
-      <w:sz w:val="24"/>
-    </w:rPr>
   </w:style>
   <w:style w:type="character" w:customStyle="1" w:styleId="BodyText2Char">
     <w:name w:val="Body Text 2 Char"/>
@@ -5769,11 +4607,6 @@
     <w:link w:val="BodyText2"/>
     <w:uiPriority w:val="99"/>
     <w:rsid w:val="00AA1D8D"/>
-    <w:rPr>
-      <w:rFonts w:ascii="Times New Roman" w:hAnsi="Times New Roman" w:eastAsia="Times New Roman" w:cs="Times New Roman"/>
-      <w:color w:val="000000"/>
-      <w:sz w:val="24"/>
-    </w:rPr>
   </w:style>
   <w:style w:type="paragraph" w:styleId="BodyText3">
     <w:name w:val="Body Text 3"/>
@@ -5786,9 +4619,7 @@
       <w:spacing w:after="120"/>
     </w:pPr>
     <w:rPr>
-      <w:rFonts w:ascii="Times New Roman" w:hAnsi="Times New Roman" w:eastAsia="Times New Roman" w:cs="Times New Roman"/>
-      <w:color w:val="000000"/>
-      <w:sz w:val="24"/>
+      <w:sz w:val="16"/>
       <w:szCs w:val="16"/>
     </w:rPr>
   </w:style>
@@ -5799,9 +4630,7 @@
     <w:uiPriority w:val="99"/>
     <w:rsid w:val="00AA1D8D"/>
     <w:rPr>
-      <w:rFonts w:ascii="Times New Roman" w:hAnsi="Times New Roman" w:eastAsia="Times New Roman" w:cs="Times New Roman"/>
-      <w:color w:val="000000"/>
-      <w:sz w:val="24"/>
+      <w:sz w:val="16"/>
       <w:szCs w:val="16"/>
     </w:rPr>
   </w:style>
@@ -5815,11 +4644,6 @@
       <w:ind w:left="360" w:hanging="360"/>
       <w:contextualSpacing/>
     </w:pPr>
-    <w:rPr>
-      <w:rFonts w:ascii="Times New Roman" w:hAnsi="Times New Roman" w:eastAsia="Times New Roman" w:cs="Times New Roman"/>
-      <w:color w:val="000000"/>
-      <w:sz w:val="24"/>
-    </w:rPr>
   </w:style>
   <w:style w:type="paragraph" w:styleId="List2">
     <w:name w:val="List 2"/>
@@ -5831,11 +4655,6 @@
       <w:ind w:left="720" w:hanging="360"/>
       <w:contextualSpacing/>
     </w:pPr>
-    <w:rPr>
-      <w:rFonts w:ascii="Times New Roman" w:hAnsi="Times New Roman" w:eastAsia="Times New Roman" w:cs="Times New Roman"/>
-      <w:color w:val="000000"/>
-      <w:sz w:val="24"/>
-    </w:rPr>
   </w:style>
   <w:style w:type="paragraph" w:styleId="List3">
     <w:name w:val="List 3"/>
@@ -5847,11 +4666,6 @@
       <w:ind w:left="1080" w:hanging="360"/>
       <w:contextualSpacing/>
     </w:pPr>
-    <w:rPr>
-      <w:rFonts w:ascii="Times New Roman" w:hAnsi="Times New Roman" w:eastAsia="Times New Roman" w:cs="Times New Roman"/>
-      <w:color w:val="000000"/>
-      <w:sz w:val="24"/>
-    </w:rPr>
   </w:style>
   <w:style w:type="paragraph" w:styleId="ListBullet">
     <w:name w:val="List Bullet"/>
@@ -5865,11 +4679,6 @@
       </w:numPr>
       <w:contextualSpacing/>
     </w:pPr>
-    <w:rPr>
-      <w:rFonts w:ascii="Times New Roman" w:hAnsi="Times New Roman" w:eastAsia="Times New Roman" w:cs="Times New Roman"/>
-      <w:color w:val="000000"/>
-      <w:sz w:val="24"/>
-    </w:rPr>
   </w:style>
   <w:style w:type="paragraph" w:styleId="ListBullet2">
     <w:name w:val="List Bullet 2"/>
@@ -5883,11 +4692,6 @@
       </w:numPr>
       <w:contextualSpacing/>
     </w:pPr>
-    <w:rPr>
-      <w:rFonts w:ascii="Times New Roman" w:hAnsi="Times New Roman" w:eastAsia="Times New Roman" w:cs="Times New Roman"/>
-      <w:color w:val="000000"/>
-      <w:sz w:val="24"/>
-    </w:rPr>
   </w:style>
   <w:style w:type="paragraph" w:styleId="ListBullet3">
     <w:name w:val="List Bullet 3"/>
@@ -5901,11 +4705,6 @@
       </w:numPr>
       <w:contextualSpacing/>
     </w:pPr>
-    <w:rPr>
-      <w:rFonts w:ascii="Times New Roman" w:hAnsi="Times New Roman" w:eastAsia="Times New Roman" w:cs="Times New Roman"/>
-      <w:color w:val="000000"/>
-      <w:sz w:val="24"/>
-    </w:rPr>
   </w:style>
   <w:style w:type="paragraph" w:styleId="ListNumber">
     <w:name w:val="List Number"/>
@@ -5919,11 +4718,6 @@
       </w:numPr>
       <w:contextualSpacing/>
     </w:pPr>
-    <w:rPr>
-      <w:rFonts w:ascii="Times New Roman" w:hAnsi="Times New Roman" w:eastAsia="Times New Roman" w:cs="Times New Roman"/>
-      <w:color w:val="000000"/>
-      <w:sz w:val="24"/>
-    </w:rPr>
   </w:style>
   <w:style w:type="paragraph" w:styleId="ListNumber2">
     <w:name w:val="List Number 2"/>
@@ -5937,11 +4731,6 @@
       </w:numPr>
       <w:contextualSpacing/>
     </w:pPr>
-    <w:rPr>
-      <w:rFonts w:ascii="Times New Roman" w:hAnsi="Times New Roman" w:eastAsia="Times New Roman" w:cs="Times New Roman"/>
-      <w:color w:val="000000"/>
-      <w:sz w:val="24"/>
-    </w:rPr>
   </w:style>
   <w:style w:type="paragraph" w:styleId="ListNumber3">
     <w:name w:val="List Number 3"/>
@@ -5955,11 +4744,6 @@
       </w:numPr>
       <w:contextualSpacing/>
     </w:pPr>
-    <w:rPr>
-      <w:rFonts w:ascii="Times New Roman" w:hAnsi="Times New Roman" w:eastAsia="Times New Roman" w:cs="Times New Roman"/>
-      <w:color w:val="000000"/>
-      <w:sz w:val="24"/>
-    </w:rPr>
   </w:style>
   <w:style w:type="paragraph" w:styleId="ListContinue">
     <w:name w:val="List Continue"/>
@@ -5972,11 +4756,6 @@
       <w:ind w:left="360"/>
       <w:contextualSpacing/>
     </w:pPr>
-    <w:rPr>
-      <w:rFonts w:ascii="Times New Roman" w:hAnsi="Times New Roman" w:eastAsia="Times New Roman" w:cs="Times New Roman"/>
-      <w:color w:val="000000"/>
-      <w:sz w:val="24"/>
-    </w:rPr>
   </w:style>
   <w:style w:type="paragraph" w:styleId="ListContinue2">
     <w:name w:val="List Continue 2"/>
@@ -5989,11 +4768,6 @@
       <w:ind w:left="720"/>
       <w:contextualSpacing/>
     </w:pPr>
-    <w:rPr>
-      <w:rFonts w:ascii="Times New Roman" w:hAnsi="Times New Roman" w:eastAsia="Times New Roman" w:cs="Times New Roman"/>
-      <w:color w:val="000000"/>
-      <w:sz w:val="24"/>
-    </w:rPr>
   </w:style>
   <w:style w:type="paragraph" w:styleId="ListContinue3">
     <w:name w:val="List Continue 3"/>
@@ -6006,11 +4780,6 @@
       <w:ind w:left="1080"/>
       <w:contextualSpacing/>
     </w:pPr>
-    <w:rPr>
-      <w:rFonts w:ascii="Times New Roman" w:hAnsi="Times New Roman" w:eastAsia="Times New Roman" w:cs="Times New Roman"/>
-      <w:color w:val="000000"/>
-      <w:sz w:val="24"/>
-    </w:rPr>
   </w:style>
   <w:style w:type="paragraph" w:styleId="MacroText">
     <w:name w:val="macro"/>
@@ -6030,9 +4799,8 @@
       </w:tabs>
     </w:pPr>
     <w:rPr>
-      <w:rFonts w:ascii="Times New Roman" w:hAnsi="Times New Roman" w:eastAsia="Times New Roman" w:cs="Times New Roman"/>
-      <w:color w:val="000000"/>
-      <w:sz w:val="24"/>
+      <w:rFonts w:ascii="Courier" w:hAnsi="Courier"/>
+      <w:sz w:val="20"/>
       <w:szCs w:val="20"/>
     </w:rPr>
   </w:style>
@@ -6043,9 +4811,8 @@
     <w:uiPriority w:val="99"/>
     <w:rsid w:val="0029639D"/>
     <w:rPr>
-      <w:rFonts w:ascii="Times New Roman" w:hAnsi="Times New Roman" w:eastAsia="Times New Roman" w:cs="Times New Roman"/>
-      <w:color w:val="000000"/>
-      <w:sz w:val="24"/>
+      <w:rFonts w:ascii="Courier" w:hAnsi="Courier"/>
+      <w:sz w:val="20"/>
       <w:szCs w:val="20"/>
     </w:rPr>
   </w:style>
@@ -6058,11 +4825,9 @@
     <w:qFormat/>
     <w:rsid w:val="00FC693F"/>
     <w:rPr>
-      <w:rFonts w:ascii="Times New Roman" w:hAnsi="Times New Roman" w:eastAsia="Times New Roman" w:cs="Times New Roman"/>
       <w:i/>
       <w:iCs/>
-      <w:color w:val="000000"/>
-      <w:sz w:val="24"/>
+      <w:color w:val="000000" w:themeColor="text1"/>
     </w:rPr>
   </w:style>
   <w:style w:type="character" w:customStyle="1" w:styleId="QuoteChar">
@@ -6072,11 +4837,9 @@
     <w:uiPriority w:val="29"/>
     <w:rsid w:val="00FC693F"/>
     <w:rPr>
-      <w:rFonts w:ascii="Times New Roman" w:hAnsi="Times New Roman" w:eastAsia="Times New Roman" w:cs="Times New Roman"/>
       <w:i/>
       <w:iCs/>
-      <w:color w:val="000000"/>
-      <w:sz w:val="24"/>
+      <w:color w:val="000000" w:themeColor="text1"/>
     </w:rPr>
   </w:style>
   <w:style w:type="character" w:customStyle="1" w:styleId="Heading4Char">
@@ -6087,13 +4850,12 @@
     <w:semiHidden/>
     <w:rsid w:val="00FC693F"/>
     <w:rPr>
-      <w:rFonts w:asciiTheme="majorHAnsi" w:eastAsiaTheme="majorEastAsia" w:hAnsiTheme="majorHAnsi" w:cstheme="majorBidi" w:ascii="Times New Roman" w:hAnsi="Times New Roman" w:eastAsia="Times New Roman" w:cs="Times New Roman"/>
+      <w:rFonts w:asciiTheme="majorHAnsi" w:eastAsiaTheme="majorEastAsia" w:hAnsiTheme="majorHAnsi" w:cstheme="majorBidi"/>
       <w:b/>
       <w:bCs/>
       <w:i/>
       <w:iCs/>
-      <w:color w:val="000000"/>
-      <w:sz w:val="24"/>
+      <w:color w:val="4F81BD" w:themeColor="accent1"/>
     </w:rPr>
   </w:style>
   <w:style w:type="character" w:customStyle="1" w:styleId="Heading5Char">
@@ -6104,9 +4866,8 @@
     <w:semiHidden/>
     <w:rsid w:val="00FC693F"/>
     <w:rPr>
-      <w:rFonts w:asciiTheme="majorHAnsi" w:eastAsiaTheme="majorEastAsia" w:hAnsiTheme="majorHAnsi" w:cstheme="majorBidi" w:ascii="Times New Roman" w:hAnsi="Times New Roman" w:eastAsia="Times New Roman" w:cs="Times New Roman"/>
-      <w:color w:val="000000"/>
-      <w:sz w:val="24"/>
+      <w:rFonts w:asciiTheme="majorHAnsi" w:eastAsiaTheme="majorEastAsia" w:hAnsiTheme="majorHAnsi" w:cstheme="majorBidi"/>
+      <w:color w:val="243F60" w:themeColor="accent1" w:themeShade="7F"/>
     </w:rPr>
   </w:style>
   <w:style w:type="character" w:customStyle="1" w:styleId="Heading6Char">
@@ -6117,11 +4878,10 @@
     <w:semiHidden/>
     <w:rsid w:val="00FC693F"/>
     <w:rPr>
-      <w:rFonts w:asciiTheme="majorHAnsi" w:eastAsiaTheme="majorEastAsia" w:hAnsiTheme="majorHAnsi" w:cstheme="majorBidi" w:ascii="Times New Roman" w:hAnsi="Times New Roman" w:eastAsia="Times New Roman" w:cs="Times New Roman"/>
+      <w:rFonts w:asciiTheme="majorHAnsi" w:eastAsiaTheme="majorEastAsia" w:hAnsiTheme="majorHAnsi" w:cstheme="majorBidi"/>
       <w:i/>
       <w:iCs/>
-      <w:color w:val="000000"/>
-      <w:sz w:val="24"/>
+      <w:color w:val="243F60" w:themeColor="accent1" w:themeShade="7F"/>
     </w:rPr>
   </w:style>
   <w:style w:type="character" w:customStyle="1" w:styleId="Heading7Char">
@@ -6132,11 +4892,10 @@
     <w:semiHidden/>
     <w:rsid w:val="00FC693F"/>
     <w:rPr>
-      <w:rFonts w:asciiTheme="majorHAnsi" w:eastAsiaTheme="majorEastAsia" w:hAnsiTheme="majorHAnsi" w:cstheme="majorBidi" w:ascii="Times New Roman" w:hAnsi="Times New Roman" w:eastAsia="Times New Roman" w:cs="Times New Roman"/>
+      <w:rFonts w:asciiTheme="majorHAnsi" w:eastAsiaTheme="majorEastAsia" w:hAnsiTheme="majorHAnsi" w:cstheme="majorBidi"/>
       <w:i/>
       <w:iCs/>
-      <w:color w:val="000000"/>
-      <w:sz w:val="24"/>
+      <w:color w:val="404040" w:themeColor="text1" w:themeTint="BF"/>
     </w:rPr>
   </w:style>
   <w:style w:type="character" w:customStyle="1" w:styleId="Heading8Char">
@@ -6147,9 +4906,9 @@
     <w:semiHidden/>
     <w:rsid w:val="00FC693F"/>
     <w:rPr>
-      <w:rFonts w:asciiTheme="majorHAnsi" w:eastAsiaTheme="majorEastAsia" w:hAnsiTheme="majorHAnsi" w:cstheme="majorBidi" w:ascii="Times New Roman" w:hAnsi="Times New Roman" w:eastAsia="Times New Roman" w:cs="Times New Roman"/>
-      <w:color w:val="000000"/>
-      <w:sz w:val="24"/>
+      <w:rFonts w:asciiTheme="majorHAnsi" w:eastAsiaTheme="majorEastAsia" w:hAnsiTheme="majorHAnsi" w:cstheme="majorBidi"/>
+      <w:color w:val="4F81BD" w:themeColor="accent1"/>
+      <w:sz w:val="20"/>
       <w:szCs w:val="20"/>
     </w:rPr>
   </w:style>
@@ -6161,11 +4920,11 @@
     <w:semiHidden/>
     <w:rsid w:val="00FC693F"/>
     <w:rPr>
-      <w:rFonts w:asciiTheme="majorHAnsi" w:eastAsiaTheme="majorEastAsia" w:hAnsiTheme="majorHAnsi" w:cstheme="majorBidi" w:ascii="Times New Roman" w:hAnsi="Times New Roman" w:eastAsia="Times New Roman" w:cs="Times New Roman"/>
+      <w:rFonts w:asciiTheme="majorHAnsi" w:eastAsiaTheme="majorEastAsia" w:hAnsiTheme="majorHAnsi" w:cstheme="majorBidi"/>
       <w:i/>
       <w:iCs/>
-      <w:color w:val="000000"/>
-      <w:sz w:val="24"/>
+      <w:color w:val="404040" w:themeColor="text1" w:themeTint="BF"/>
+      <w:sz w:val="20"/>
       <w:szCs w:val="20"/>
     </w:rPr>
   </w:style>
@@ -6182,11 +4941,10 @@
       <w:spacing w:line="240" w:lineRule="auto"/>
     </w:pPr>
     <w:rPr>
-      <w:rFonts w:ascii="Times New Roman" w:hAnsi="Times New Roman" w:eastAsia="Times New Roman" w:cs="Times New Roman"/>
       <w:b/>
       <w:bCs/>
-      <w:color w:val="000000"/>
-      <w:sz w:val="24"/>
+      <w:color w:val="4F81BD" w:themeColor="accent1"/>
+      <w:sz w:val="18"/>
       <w:szCs w:val="18"/>
     </w:rPr>
   </w:style>
@@ -6197,11 +4955,8 @@
     <w:qFormat/>
     <w:rsid w:val="00FC693F"/>
     <w:rPr>
-      <w:rFonts w:ascii="Times New Roman" w:hAnsi="Times New Roman" w:eastAsia="Times New Roman" w:cs="Times New Roman"/>
       <w:b/>
       <w:bCs/>
-      <w:color w:val="000000"/>
-      <w:sz w:val="24"/>
     </w:rPr>
   </w:style>
   <w:style w:type="character" w:styleId="Emphasis">
@@ -6211,11 +4966,8 @@
     <w:qFormat/>
     <w:rsid w:val="00FC693F"/>
     <w:rPr>
-      <w:rFonts w:ascii="Times New Roman" w:hAnsi="Times New Roman" w:eastAsia="Times New Roman" w:cs="Times New Roman"/>
       <w:i/>
       <w:iCs/>
-      <w:color w:val="000000"/>
-      <w:sz w:val="24"/>
     </w:rPr>
   </w:style>
   <w:style w:type="paragraph" w:styleId="IntenseQuote">
@@ -6234,13 +4986,11 @@
       <w:ind w:left="936" w:right="936"/>
     </w:pPr>
     <w:rPr>
-      <w:rFonts w:ascii="Times New Roman" w:hAnsi="Times New Roman" w:eastAsia="Times New Roman" w:cs="Times New Roman"/>
       <w:b/>
       <w:bCs/>
       <w:i/>
       <w:iCs/>
-      <w:color w:val="000000"/>
-      <w:sz w:val="24"/>
+      <w:color w:val="4F81BD" w:themeColor="accent1"/>
     </w:rPr>
   </w:style>
   <w:style w:type="character" w:customStyle="1" w:styleId="IntenseQuoteChar">
@@ -6250,13 +5000,11 @@
     <w:uiPriority w:val="30"/>
     <w:rsid w:val="00FC693F"/>
     <w:rPr>
-      <w:rFonts w:ascii="Times New Roman" w:hAnsi="Times New Roman" w:eastAsia="Times New Roman" w:cs="Times New Roman"/>
       <w:b/>
       <w:bCs/>
       <w:i/>
       <w:iCs/>
-      <w:color w:val="000000"/>
-      <w:sz w:val="24"/>
+      <w:color w:val="4F81BD" w:themeColor="accent1"/>
     </w:rPr>
   </w:style>
   <w:style w:type="character" w:styleId="SubtleEmphasis">
@@ -6266,11 +5014,9 @@
     <w:qFormat/>
     <w:rsid w:val="00FC693F"/>
     <w:rPr>
-      <w:rFonts w:ascii="Times New Roman" w:hAnsi="Times New Roman" w:eastAsia="Times New Roman" w:cs="Times New Roman"/>
       <w:i/>
       <w:iCs/>
-      <w:color w:val="000000"/>
-      <w:sz w:val="24"/>
+      <w:color w:val="808080" w:themeColor="text1" w:themeTint="7F"/>
     </w:rPr>
   </w:style>
   <w:style w:type="character" w:styleId="IntenseEmphasis">
@@ -6280,13 +5026,11 @@
     <w:qFormat/>
     <w:rsid w:val="00FC693F"/>
     <w:rPr>
-      <w:rFonts w:ascii="Times New Roman" w:hAnsi="Times New Roman" w:eastAsia="Times New Roman" w:cs="Times New Roman"/>
       <w:b/>
       <w:bCs/>
       <w:i/>
       <w:iCs/>
-      <w:color w:val="000000"/>
-      <w:sz w:val="24"/>
+      <w:color w:val="4F81BD" w:themeColor="accent1"/>
     </w:rPr>
   </w:style>
   <w:style w:type="character" w:styleId="SubtleReference">
@@ -6296,10 +5040,8 @@
     <w:qFormat/>
     <w:rsid w:val="00FC693F"/>
     <w:rPr>
-      <w:rFonts w:ascii="Times New Roman" w:hAnsi="Times New Roman" w:eastAsia="Times New Roman" w:cs="Times New Roman"/>
       <w:smallCaps/>
-      <w:color w:val="000000"/>
-      <w:sz w:val="24"/>
+      <w:color w:val="C0504D" w:themeColor="accent2"/>
       <w:u w:val="single"/>
     </w:rPr>
   </w:style>
@@ -6310,13 +5052,11 @@
     <w:qFormat/>
     <w:rsid w:val="00FC693F"/>
     <w:rPr>
-      <w:rFonts w:ascii="Times New Roman" w:hAnsi="Times New Roman" w:eastAsia="Times New Roman" w:cs="Times New Roman"/>
       <w:b/>
       <w:bCs/>
       <w:smallCaps/>
-      <w:color w:val="000000"/>
+      <w:color w:val="C0504D" w:themeColor="accent2"/>
       <w:spacing w:val="5"/>
-      <w:sz w:val="24"/>
       <w:u w:val="single"/>
     </w:rPr>
   </w:style>
@@ -6327,13 +5067,10 @@
     <w:qFormat/>
     <w:rsid w:val="00FC693F"/>
     <w:rPr>
-      <w:rFonts w:ascii="Times New Roman" w:hAnsi="Times New Roman" w:eastAsia="Times New Roman" w:cs="Times New Roman"/>
       <w:b/>
       <w:bCs/>
       <w:smallCaps/>
-      <w:color w:val="000000"/>
       <w:spacing w:val="5"/>
-      <w:sz w:val="24"/>
     </w:rPr>
   </w:style>
   <w:style w:type="paragraph" w:styleId="TOCHeading">
@@ -6348,11 +5085,6 @@
     <w:pPr>
       <w:outlineLvl w:val="9"/>
     </w:pPr>
-    <w:rPr>
-      <w:rFonts w:ascii="Times New Roman" w:hAnsi="Times New Roman" w:eastAsia="Times New Roman" w:cs="Times New Roman"/>
-      <w:color w:val="000000"/>
-      <w:sz w:val="24"/>
-    </w:rPr>
   </w:style>
   <w:style w:type="table" w:styleId="TableGrid">
     <w:name w:val="Table Grid"/>

--- a/evaluation/publication_results/manuscript_package_20260719/tirs_final_submission_package_20260720/submission_upload_files_20260720/05_Supplementary_Tables_20260720.docx
+++ b/evaluation/publication_results/manuscript_package_20260719/tirs_final_submission_package_20260720/submission_upload_files_20260720/05_Supplementary_Tables_20260720.docx
@@ -5,7 +5,6 @@
     <w:p>
       <w:pPr>
         <w:pStyle w:val="Heading1"/>
-        <w:jc w:val="left"/>
       </w:pPr>
       <w:r>
         <w:t>Supplementary Tables</w:t>
@@ -13,23 +12,11 @@
     </w:p>
     <w:p>
       <w:r>
-        <w:rPr>
-          <w:rFonts w:ascii="Arial" w:hAnsi="Arial"/>
-          <w:b w:val="0"/>
-          <w:i w:val="0"/>
-          <w:sz w:val="22"/>
-        </w:rPr>
         <w:t>Title: Bilingual Retrieval-Augmented Access to ANVISA Regulatory Documents</w:t>
       </w:r>
     </w:p>
     <w:p>
       <w:r>
-        <w:rPr>
-          <w:rFonts w:ascii="Arial" w:hAnsi="Arial"/>
-          <w:b w:val="0"/>
-          <w:i w:val="0"/>
-          <w:sz w:val="22"/>
-        </w:rPr>
         <w:t>Prepared: 2026-07-20</w:t>
       </w:r>
     </w:p>
@@ -2126,7 +2113,7 @@
                 <w:b w:val="0"/>
                 <w:sz w:val="17"/>
               </w:rPr>
-              <w:t>Course notebook file and repository copy `notebooks/1_LLM.ipynb`</w:t>
+              <w:t>Course notebook file and repository copy notebooks/1_LLM.ipynb</w:t>
             </w:r>
           </w:p>
         </w:tc>
@@ -2206,7 +2193,7 @@
                 <w:b w:val="0"/>
                 <w:sz w:val="17"/>
               </w:rPr>
-              <w:t>Course notebook file and repository copy `notebooks/2_chatbot.ipynb`</w:t>
+              <w:t>Course notebook file and repository copy notebooks/2_chatbot.ipynb</w:t>
             </w:r>
           </w:p>
         </w:tc>
@@ -2286,7 +2273,7 @@
                 <w:b w:val="0"/>
                 <w:sz w:val="17"/>
               </w:rPr>
-              <w:t>Course notebook file and repository copy `notebooks/3_rag.ipynb`</w:t>
+              <w:t>Course notebook file and repository copy notebooks/3_rag.ipynb</w:t>
             </w:r>
           </w:p>
         </w:tc>
